--- a/Net SAML2 Service Provider Framework.docx
+++ b/Net SAML2 Service Provider Framework.docx
@@ -1,6 +1,6 @@
 
 <file path=word/document.xml><?xml version="1.0" encoding="utf-8"?>
-<w:document xmlns:cx="http://schemas.microsoft.com/office/drawing/2014/chartex" xmlns:cx1="http://schemas.microsoft.com/office/drawing/2015/9/8/chartex" xmlns:cx2="http://schemas.microsoft.com/office/drawing/2015/10/21/chartex" xmlns:cx3="http://schemas.microsoft.com/office/drawing/2016/5/9/chartex" xmlns:cx4="http://schemas.microsoft.com/office/drawing/2016/5/10/chartex" xmlns:cx5="http://schemas.microsoft.com/office/drawing/2016/5/11/chartex" xmlns:cx6="http://schemas.microsoft.com/office/drawing/2016/5/12/chartex" xmlns:cx7="http://schemas.microsoft.com/office/drawing/2016/5/13/chartex" xmlns:cx8="http://schemas.microsoft.com/office/drawing/2016/5/14/chartex" xmlns:mc="http://schemas.openxmlformats.org/markup-compatibility/2006" xmlns:aink="http://schemas.microsoft.com/office/drawing/2016/ink" xmlns:am3d="http://schemas.microsoft.com/office/drawing/2017/model3d" xmlns:o="urn:schemas-microsoft-com:office:office" xmlns:r="http://purl.oclc.org/ooxml/officeDocument/relationships" xmlns:m="http://purl.oclc.org/ooxml/officeDocument/math" xmlns:v="urn:schemas-microsoft-com:vml" xmlns:wp14="http://schemas.microsoft.com/office/word/2010/wordprocessingDrawing" xmlns:wp="http://purl.oclc.org/ooxml/drawingml/wordprocessingDrawing" xmlns:w10="urn:schemas-microsoft-com:office:word" xmlns:w="http://purl.oclc.org/ooxml/wordprocessingml/main" xmlns:w14="http://schemas.microsoft.com/office/word/2010/wordml" xmlns:w15="http://schemas.microsoft.com/office/word/2012/wordml" xmlns:w16cex="http://schemas.microsoft.com/office/word/2018/wordml/cex" xmlns:w16cid="http://schemas.microsoft.com/office/word/2016/wordml/cid" xmlns:w16="http://schemas.microsoft.com/office/word/2018/wordml" xmlns:w16sdtdh="http://schemas.microsoft.com/office/word/2020/wordml/sdtdatahash" xmlns:w16se="http://schemas.microsoft.com/office/word/2015/wordml/symex" xmlns:wpi="http://schemas.microsoft.com/office/word/2010/wordprocessingInk" xmlns:wne="http://schemas.microsoft.com/office/word/2006/wordml" mc:Ignorable="w14 w15 w16se w16cid w16 w16cex w16sdtdh wne wp14" w:conformance="strict">
+<w:document xmlns:cx="http://schemas.microsoft.com/office/drawing/2014/chartex" xmlns:cx1="http://schemas.microsoft.com/office/drawing/2015/9/8/chartex" xmlns:cx2="http://schemas.microsoft.com/office/drawing/2015/10/21/chartex" xmlns:cx3="http://schemas.microsoft.com/office/drawing/2016/5/9/chartex" xmlns:cx4="http://schemas.microsoft.com/office/drawing/2016/5/10/chartex" xmlns:cx5="http://schemas.microsoft.com/office/drawing/2016/5/11/chartex" xmlns:cx6="http://schemas.microsoft.com/office/drawing/2016/5/12/chartex" xmlns:cx7="http://schemas.microsoft.com/office/drawing/2016/5/13/chartex" xmlns:cx8="http://schemas.microsoft.com/office/drawing/2016/5/14/chartex" xmlns:mc="http://schemas.openxmlformats.org/markup-compatibility/2006" xmlns:m="http://purl.oclc.org/ooxml/officeDocument/math" xmlns:aink="http://schemas.microsoft.com/office/drawing/2016/ink" xmlns:am3d="http://schemas.microsoft.com/office/drawing/2017/model3d" xmlns:oel="http://schemas.microsoft.com/office/2019/extlst" xmlns:r="http://purl.oclc.org/ooxml/officeDocument/relationships" xmlns:wp14="http://schemas.microsoft.com/office/word/2010/wordprocessingDrawing" xmlns:wp="http://purl.oclc.org/ooxml/drawingml/wordprocessingDrawing" xmlns:wpi="http://schemas.microsoft.com/office/word/2010/wordprocessingInk" xmlns:o="urn:schemas-microsoft-com:office:office" xmlns:v="urn:schemas-microsoft-com:vml" xmlns:w10="urn:schemas-microsoft-com:office:word" xmlns:w="http://purl.oclc.org/ooxml/wordprocessingml/main" xmlns:w14="http://schemas.microsoft.com/office/word/2010/wordml" xmlns:w15="http://schemas.microsoft.com/office/word/2012/wordml" xmlns:w16cex="http://schemas.microsoft.com/office/word/2018/wordml/cex" xmlns:w16cid="http://schemas.microsoft.com/office/word/2016/wordml/cid" xmlns:w16="http://schemas.microsoft.com/office/word/2018/wordml" xmlns:w16sdtdh="http://schemas.microsoft.com/office/word/2020/wordml/sdtdatahash" xmlns:w16sdtfl="http://schemas.microsoft.com/office/word/2024/wordml/sdtformatlock" xmlns:w16se="http://schemas.microsoft.com/office/word/2015/wordml/symex" xmlns:w16du="http://schemas.microsoft.com/office/word/2023/wordml/word16du" xmlns:wne="http://schemas.microsoft.com/office/word/2006/wordml" mc:Ignorable="w14 w15 w16se w16cid w16 w16cex w16sdtdh w16sdtfl w16du wne wp14" w:conformance="strict">
   <w:body>
     <w:p>
       <w:pPr>
@@ -149,7 +149,7 @@
       <w:sdtContent>
         <w:p>
           <w:pPr>
-            <w:pStyle w:val="TOCHeading"/>
+            <w:pStyle w:val="Overskrift"/>
             <w:rPr>
               <w:lang w:val="en-US"/>
             </w:rPr>
@@ -163,7 +163,7 @@
         </w:p>
         <w:p>
           <w:pPr>
-            <w:pStyle w:val="TOC1"/>
+            <w:pStyle w:val="Indholdsfortegnelse1"/>
             <w:tabs>
               <w:tab w:val="start" w:pos="24pt"/>
               <w:tab w:val="end" w:leader="dot" w:pos="498.10pt"/>
@@ -264,7 +264,7 @@
         </w:p>
         <w:p>
           <w:pPr>
-            <w:pStyle w:val="TOC1"/>
+            <w:pStyle w:val="Indholdsfortegnelse1"/>
             <w:tabs>
               <w:tab w:val="start" w:pos="24pt"/>
               <w:tab w:val="end" w:leader="dot" w:pos="498.10pt"/>
@@ -354,7 +354,7 @@
         </w:p>
         <w:p>
           <w:pPr>
-            <w:pStyle w:val="TOC1"/>
+            <w:pStyle w:val="Indholdsfortegnelse1"/>
             <w:tabs>
               <w:tab w:val="start" w:pos="24pt"/>
               <w:tab w:val="end" w:leader="dot" w:pos="498.10pt"/>
@@ -446,7 +446,7 @@
         </w:p>
         <w:p>
           <w:pPr>
-            <w:pStyle w:val="TOC2"/>
+            <w:pStyle w:val="Indholdsfortegnelse2"/>
             <w:tabs>
               <w:tab w:val="start" w:pos="44pt"/>
               <w:tab w:val="end" w:leader="dot" w:pos="498.10pt"/>
@@ -538,7 +538,7 @@
         </w:p>
         <w:p>
           <w:pPr>
-            <w:pStyle w:val="TOC2"/>
+            <w:pStyle w:val="Indholdsfortegnelse2"/>
             <w:tabs>
               <w:tab w:val="start" w:pos="44pt"/>
               <w:tab w:val="end" w:leader="dot" w:pos="498.10pt"/>
@@ -630,7 +630,7 @@
         </w:p>
         <w:p>
           <w:pPr>
-            <w:pStyle w:val="TOC2"/>
+            <w:pStyle w:val="Indholdsfortegnelse2"/>
             <w:tabs>
               <w:tab w:val="start" w:pos="44pt"/>
               <w:tab w:val="end" w:leader="dot" w:pos="498.10pt"/>
@@ -722,7 +722,7 @@
         </w:p>
         <w:p>
           <w:pPr>
-            <w:pStyle w:val="TOC1"/>
+            <w:pStyle w:val="Indholdsfortegnelse1"/>
             <w:tabs>
               <w:tab w:val="start" w:pos="24pt"/>
               <w:tab w:val="end" w:leader="dot" w:pos="498.10pt"/>
@@ -821,7 +821,7 @@
         </w:p>
         <w:p>
           <w:pPr>
-            <w:pStyle w:val="TOC1"/>
+            <w:pStyle w:val="Indholdsfortegnelse1"/>
             <w:tabs>
               <w:tab w:val="start" w:pos="24pt"/>
               <w:tab w:val="end" w:leader="dot" w:pos="498.10pt"/>
@@ -913,7 +913,7 @@
         </w:p>
         <w:p>
           <w:pPr>
-            <w:pStyle w:val="TOC2"/>
+            <w:pStyle w:val="Indholdsfortegnelse2"/>
             <w:tabs>
               <w:tab w:val="start" w:pos="44pt"/>
               <w:tab w:val="end" w:leader="dot" w:pos="498.10pt"/>
@@ -1005,7 +1005,7 @@
         </w:p>
         <w:p>
           <w:pPr>
-            <w:pStyle w:val="TOC2"/>
+            <w:pStyle w:val="Indholdsfortegnelse2"/>
             <w:tabs>
               <w:tab w:val="start" w:pos="44pt"/>
               <w:tab w:val="end" w:leader="dot" w:pos="498.10pt"/>
@@ -1097,7 +1097,7 @@
         </w:p>
         <w:p>
           <w:pPr>
-            <w:pStyle w:val="TOC2"/>
+            <w:pStyle w:val="Indholdsfortegnelse2"/>
             <w:tabs>
               <w:tab w:val="start" w:pos="44pt"/>
               <w:tab w:val="end" w:leader="dot" w:pos="498.10pt"/>
@@ -1189,7 +1189,7 @@
         </w:p>
         <w:p>
           <w:pPr>
-            <w:pStyle w:val="TOC3"/>
+            <w:pStyle w:val="Indholdsfortegnelse3"/>
             <w:tabs>
               <w:tab w:val="start" w:pos="66pt"/>
               <w:tab w:val="end" w:leader="dot" w:pos="498.10pt"/>
@@ -1281,7 +1281,7 @@
         </w:p>
         <w:p>
           <w:pPr>
-            <w:pStyle w:val="TOC3"/>
+            <w:pStyle w:val="Indholdsfortegnelse3"/>
             <w:tabs>
               <w:tab w:val="start" w:pos="66pt"/>
               <w:tab w:val="end" w:leader="dot" w:pos="498.10pt"/>
@@ -1373,7 +1373,7 @@
         </w:p>
         <w:p>
           <w:pPr>
-            <w:pStyle w:val="TOC2"/>
+            <w:pStyle w:val="Indholdsfortegnelse2"/>
             <w:tabs>
               <w:tab w:val="start" w:pos="44pt"/>
               <w:tab w:val="end" w:leader="dot" w:pos="498.10pt"/>
@@ -1465,7 +1465,7 @@
         </w:p>
         <w:p>
           <w:pPr>
-            <w:pStyle w:val="TOC3"/>
+            <w:pStyle w:val="Indholdsfortegnelse3"/>
             <w:tabs>
               <w:tab w:val="start" w:pos="66pt"/>
               <w:tab w:val="end" w:leader="dot" w:pos="498.10pt"/>
@@ -1557,7 +1557,7 @@
         </w:p>
         <w:p>
           <w:pPr>
-            <w:pStyle w:val="TOC3"/>
+            <w:pStyle w:val="Indholdsfortegnelse3"/>
             <w:tabs>
               <w:tab w:val="start" w:pos="66pt"/>
               <w:tab w:val="end" w:leader="dot" w:pos="498.10pt"/>
@@ -1649,7 +1649,7 @@
         </w:p>
         <w:p>
           <w:pPr>
-            <w:pStyle w:val="TOC3"/>
+            <w:pStyle w:val="Indholdsfortegnelse3"/>
             <w:tabs>
               <w:tab w:val="start" w:pos="66pt"/>
               <w:tab w:val="end" w:leader="dot" w:pos="498.10pt"/>
@@ -1741,7 +1741,7 @@
         </w:p>
         <w:p>
           <w:pPr>
-            <w:pStyle w:val="TOC1"/>
+            <w:pStyle w:val="Indholdsfortegnelse1"/>
             <w:tabs>
               <w:tab w:val="start" w:pos="24pt"/>
               <w:tab w:val="end" w:leader="dot" w:pos="498.10pt"/>
@@ -1833,7 +1833,7 @@
         </w:p>
         <w:p>
           <w:pPr>
-            <w:pStyle w:val="TOC2"/>
+            <w:pStyle w:val="Indholdsfortegnelse2"/>
             <w:tabs>
               <w:tab w:val="start" w:pos="44pt"/>
               <w:tab w:val="end" w:leader="dot" w:pos="498.10pt"/>
@@ -1925,7 +1925,7 @@
         </w:p>
         <w:p>
           <w:pPr>
-            <w:pStyle w:val="TOC2"/>
+            <w:pStyle w:val="Indholdsfortegnelse2"/>
             <w:tabs>
               <w:tab w:val="start" w:pos="44pt"/>
               <w:tab w:val="end" w:leader="dot" w:pos="498.10pt"/>
@@ -2017,7 +2017,7 @@
         </w:p>
         <w:p>
           <w:pPr>
-            <w:pStyle w:val="TOC2"/>
+            <w:pStyle w:val="Indholdsfortegnelse2"/>
             <w:tabs>
               <w:tab w:val="start" w:pos="44pt"/>
               <w:tab w:val="end" w:leader="dot" w:pos="498.10pt"/>
@@ -2109,7 +2109,7 @@
         </w:p>
         <w:p>
           <w:pPr>
-            <w:pStyle w:val="TOC1"/>
+            <w:pStyle w:val="Indholdsfortegnelse1"/>
             <w:tabs>
               <w:tab w:val="start" w:pos="24pt"/>
               <w:tab w:val="end" w:leader="dot" w:pos="498.10pt"/>
@@ -2201,7 +2201,7 @@
         </w:p>
         <w:p>
           <w:pPr>
-            <w:pStyle w:val="TOC2"/>
+            <w:pStyle w:val="Indholdsfortegnelse2"/>
             <w:tabs>
               <w:tab w:val="start" w:pos="44pt"/>
               <w:tab w:val="end" w:leader="dot" w:pos="498.10pt"/>
@@ -2293,7 +2293,7 @@
         </w:p>
         <w:p>
           <w:pPr>
-            <w:pStyle w:val="TOC2"/>
+            <w:pStyle w:val="Indholdsfortegnelse2"/>
             <w:tabs>
               <w:tab w:val="start" w:pos="44pt"/>
               <w:tab w:val="end" w:leader="dot" w:pos="498.10pt"/>
@@ -2385,7 +2385,7 @@
         </w:p>
         <w:p>
           <w:pPr>
-            <w:pStyle w:val="TOC1"/>
+            <w:pStyle w:val="Indholdsfortegnelse1"/>
             <w:tabs>
               <w:tab w:val="start" w:pos="24pt"/>
               <w:tab w:val="end" w:leader="dot" w:pos="498.10pt"/>
@@ -2477,7 +2477,7 @@
         </w:p>
         <w:p>
           <w:pPr>
-            <w:pStyle w:val="TOC1"/>
+            <w:pStyle w:val="Indholdsfortegnelse1"/>
             <w:tabs>
               <w:tab w:val="start" w:pos="24pt"/>
               <w:tab w:val="end" w:leader="dot" w:pos="498.10pt"/>
@@ -2569,7 +2569,7 @@
         </w:p>
         <w:p>
           <w:pPr>
-            <w:pStyle w:val="TOC2"/>
+            <w:pStyle w:val="Indholdsfortegnelse2"/>
             <w:tabs>
               <w:tab w:val="start" w:pos="44pt"/>
               <w:tab w:val="end" w:leader="dot" w:pos="498.10pt"/>
@@ -2661,7 +2661,7 @@
         </w:p>
         <w:p>
           <w:pPr>
-            <w:pStyle w:val="TOC3"/>
+            <w:pStyle w:val="Indholdsfortegnelse3"/>
             <w:tabs>
               <w:tab w:val="start" w:pos="66pt"/>
               <w:tab w:val="end" w:leader="dot" w:pos="498.10pt"/>
@@ -2753,7 +2753,7 @@
         </w:p>
         <w:p>
           <w:pPr>
-            <w:pStyle w:val="TOC3"/>
+            <w:pStyle w:val="Indholdsfortegnelse3"/>
             <w:tabs>
               <w:tab w:val="start" w:pos="66pt"/>
               <w:tab w:val="end" w:leader="dot" w:pos="498.10pt"/>
@@ -2845,7 +2845,7 @@
         </w:p>
         <w:p>
           <w:pPr>
-            <w:pStyle w:val="TOC3"/>
+            <w:pStyle w:val="Indholdsfortegnelse3"/>
             <w:tabs>
               <w:tab w:val="start" w:pos="66pt"/>
               <w:tab w:val="end" w:leader="dot" w:pos="498.10pt"/>
@@ -2937,7 +2937,7 @@
         </w:p>
         <w:p>
           <w:pPr>
-            <w:pStyle w:val="TOC3"/>
+            <w:pStyle w:val="Indholdsfortegnelse3"/>
             <w:tabs>
               <w:tab w:val="start" w:pos="66pt"/>
               <w:tab w:val="end" w:leader="dot" w:pos="498.10pt"/>
@@ -3029,7 +3029,7 @@
         </w:p>
         <w:p>
           <w:pPr>
-            <w:pStyle w:val="TOC3"/>
+            <w:pStyle w:val="Indholdsfortegnelse3"/>
             <w:tabs>
               <w:tab w:val="start" w:pos="66pt"/>
               <w:tab w:val="end" w:leader="dot" w:pos="498.10pt"/>
@@ -3121,7 +3121,7 @@
         </w:p>
         <w:p>
           <w:pPr>
-            <w:pStyle w:val="TOC3"/>
+            <w:pStyle w:val="Indholdsfortegnelse3"/>
             <w:tabs>
               <w:tab w:val="end" w:leader="dot" w:pos="498.10pt"/>
             </w:tabs>
@@ -3194,7 +3194,7 @@
         </w:p>
         <w:p>
           <w:pPr>
-            <w:pStyle w:val="TOC3"/>
+            <w:pStyle w:val="Indholdsfortegnelse3"/>
             <w:tabs>
               <w:tab w:val="end" w:leader="dot" w:pos="498.10pt"/>
             </w:tabs>
@@ -3267,7 +3267,7 @@
         </w:p>
         <w:p>
           <w:pPr>
-            <w:pStyle w:val="TOC2"/>
+            <w:pStyle w:val="Indholdsfortegnelse2"/>
             <w:tabs>
               <w:tab w:val="start" w:pos="44pt"/>
               <w:tab w:val="end" w:leader="dot" w:pos="498.10pt"/>
@@ -3359,7 +3359,7 @@
         </w:p>
         <w:p>
           <w:pPr>
-            <w:pStyle w:val="TOC3"/>
+            <w:pStyle w:val="Indholdsfortegnelse3"/>
             <w:tabs>
               <w:tab w:val="start" w:pos="66pt"/>
               <w:tab w:val="end" w:leader="dot" w:pos="498.10pt"/>
@@ -3451,7 +3451,7 @@
         </w:p>
         <w:p>
           <w:pPr>
-            <w:pStyle w:val="TOC3"/>
+            <w:pStyle w:val="Indholdsfortegnelse3"/>
             <w:tabs>
               <w:tab w:val="start" w:pos="66pt"/>
               <w:tab w:val="end" w:leader="dot" w:pos="498.10pt"/>
@@ -3543,7 +3543,7 @@
         </w:p>
         <w:p>
           <w:pPr>
-            <w:pStyle w:val="TOC3"/>
+            <w:pStyle w:val="Indholdsfortegnelse3"/>
             <w:tabs>
               <w:tab w:val="start" w:pos="66pt"/>
               <w:tab w:val="end" w:leader="dot" w:pos="498.10pt"/>
@@ -3635,7 +3635,7 @@
         </w:p>
         <w:p>
           <w:pPr>
-            <w:pStyle w:val="TOC3"/>
+            <w:pStyle w:val="Indholdsfortegnelse3"/>
             <w:tabs>
               <w:tab w:val="start" w:pos="66pt"/>
               <w:tab w:val="end" w:leader="dot" w:pos="498.10pt"/>
@@ -3727,7 +3727,7 @@
         </w:p>
         <w:p>
           <w:pPr>
-            <w:pStyle w:val="TOC3"/>
+            <w:pStyle w:val="Indholdsfortegnelse3"/>
             <w:tabs>
               <w:tab w:val="start" w:pos="66pt"/>
               <w:tab w:val="end" w:leader="dot" w:pos="498.10pt"/>
@@ -3819,7 +3819,7 @@
         </w:p>
         <w:p>
           <w:pPr>
-            <w:pStyle w:val="TOC3"/>
+            <w:pStyle w:val="Indholdsfortegnelse3"/>
             <w:tabs>
               <w:tab w:val="start" w:pos="66pt"/>
               <w:tab w:val="end" w:leader="dot" w:pos="498.10pt"/>
@@ -3911,7 +3911,7 @@
         </w:p>
         <w:p>
           <w:pPr>
-            <w:pStyle w:val="TOC3"/>
+            <w:pStyle w:val="Indholdsfortegnelse3"/>
             <w:tabs>
               <w:tab w:val="start" w:pos="66pt"/>
               <w:tab w:val="end" w:leader="dot" w:pos="498.10pt"/>
@@ -4003,7 +4003,7 @@
         </w:p>
         <w:p>
           <w:pPr>
-            <w:pStyle w:val="TOC1"/>
+            <w:pStyle w:val="Indholdsfortegnelse1"/>
             <w:tabs>
               <w:tab w:val="start" w:pos="33pt"/>
               <w:tab w:val="end" w:leader="dot" w:pos="498.10pt"/>
@@ -4095,7 +4095,7 @@
         </w:p>
         <w:p>
           <w:pPr>
-            <w:pStyle w:val="TOC2"/>
+            <w:pStyle w:val="Indholdsfortegnelse2"/>
             <w:tabs>
               <w:tab w:val="start" w:pos="55pt"/>
               <w:tab w:val="end" w:leader="dot" w:pos="498.10pt"/>
@@ -4187,7 +4187,7 @@
         </w:p>
         <w:p>
           <w:pPr>
-            <w:pStyle w:val="TOC2"/>
+            <w:pStyle w:val="Indholdsfortegnelse2"/>
             <w:tabs>
               <w:tab w:val="start" w:pos="55pt"/>
               <w:tab w:val="end" w:leader="dot" w:pos="498.10pt"/>
@@ -4279,7 +4279,7 @@
         </w:p>
         <w:p>
           <w:pPr>
-            <w:pStyle w:val="TOC2"/>
+            <w:pStyle w:val="Indholdsfortegnelse2"/>
             <w:tabs>
               <w:tab w:val="start" w:pos="55pt"/>
               <w:tab w:val="end" w:leader="dot" w:pos="498.10pt"/>
@@ -4371,7 +4371,7 @@
         </w:p>
         <w:p>
           <w:pPr>
-            <w:pStyle w:val="TOC2"/>
+            <w:pStyle w:val="Indholdsfortegnelse2"/>
             <w:tabs>
               <w:tab w:val="start" w:pos="55pt"/>
               <w:tab w:val="end" w:leader="dot" w:pos="498.10pt"/>
@@ -4463,7 +4463,7 @@
         </w:p>
         <w:p>
           <w:pPr>
-            <w:pStyle w:val="TOC2"/>
+            <w:pStyle w:val="Indholdsfortegnelse2"/>
             <w:tabs>
               <w:tab w:val="start" w:pos="55pt"/>
               <w:tab w:val="end" w:leader="dot" w:pos="498.10pt"/>
@@ -4555,7 +4555,7 @@
         </w:p>
         <w:p>
           <w:pPr>
-            <w:pStyle w:val="TOC1"/>
+            <w:pStyle w:val="Indholdsfortegnelse1"/>
             <w:tabs>
               <w:tab w:val="start" w:pos="33pt"/>
               <w:tab w:val="end" w:leader="dot" w:pos="498.10pt"/>
@@ -4647,7 +4647,7 @@
         </w:p>
         <w:p>
           <w:pPr>
-            <w:pStyle w:val="TOC1"/>
+            <w:pStyle w:val="Indholdsfortegnelse1"/>
             <w:tabs>
               <w:tab w:val="start" w:pos="33pt"/>
               <w:tab w:val="end" w:leader="dot" w:pos="498.10pt"/>
@@ -4739,7 +4739,7 @@
         </w:p>
         <w:p>
           <w:pPr>
-            <w:pStyle w:val="TOC2"/>
+            <w:pStyle w:val="Indholdsfortegnelse2"/>
             <w:tabs>
               <w:tab w:val="start" w:pos="55pt"/>
               <w:tab w:val="end" w:leader="dot" w:pos="498.10pt"/>
@@ -4831,7 +4831,7 @@
         </w:p>
         <w:p>
           <w:pPr>
-            <w:pStyle w:val="TOC1"/>
+            <w:pStyle w:val="Indholdsfortegnelse1"/>
             <w:tabs>
               <w:tab w:val="start" w:pos="33pt"/>
               <w:tab w:val="end" w:leader="dot" w:pos="498.10pt"/>
@@ -4923,7 +4923,7 @@
         </w:p>
         <w:p>
           <w:pPr>
-            <w:pStyle w:val="TOC1"/>
+            <w:pStyle w:val="Indholdsfortegnelse1"/>
             <w:tabs>
               <w:tab w:val="start" w:pos="33pt"/>
               <w:tab w:val="end" w:leader="dot" w:pos="498.10pt"/>
@@ -5015,7 +5015,7 @@
         </w:p>
         <w:p>
           <w:pPr>
-            <w:pStyle w:val="TOC1"/>
+            <w:pStyle w:val="Indholdsfortegnelse1"/>
             <w:tabs>
               <w:tab w:val="start" w:pos="33pt"/>
               <w:tab w:val="end" w:leader="dot" w:pos="498.10pt"/>
@@ -5107,7 +5107,7 @@
         </w:p>
         <w:p>
           <w:pPr>
-            <w:pStyle w:val="TOC1"/>
+            <w:pStyle w:val="Indholdsfortegnelse1"/>
             <w:tabs>
               <w:tab w:val="start" w:pos="33pt"/>
               <w:tab w:val="end" w:leader="dot" w:pos="498.10pt"/>
@@ -5241,7 +5241,7 @@
     </w:p>
     <w:p>
       <w:pPr>
-        <w:pStyle w:val="Heading1"/>
+        <w:pStyle w:val="Overskrift1"/>
         <w:rPr>
           <w:lang w:val="en-US"/>
         </w:rPr>
@@ -5292,25 +5292,14 @@
           <w:lang w:val="en-US"/>
         </w:rPr>
       </w:pPr>
-      <w:proofErr w:type="gramStart"/>
-      <w:r>
-        <w:rPr>
-          <w:rFonts w:ascii="Calibri" w:hAnsi="Calibri" w:cs="Calibri"/>
-          <w:sz w:val="22"/>
-          <w:szCs w:val="22"/>
-          <w:lang w:val="en-US"/>
-        </w:rPr>
-        <w:t>Chapter  5</w:t>
-      </w:r>
-      <w:proofErr w:type="gramEnd"/>
-      <w:r>
-        <w:rPr>
-          <w:rFonts w:ascii="Calibri" w:hAnsi="Calibri" w:cs="Calibri"/>
-          <w:sz w:val="22"/>
-          <w:szCs w:val="22"/>
-          <w:lang w:val="en-US"/>
-        </w:rPr>
-        <w:t xml:space="preserve"> provides a quick start guide for creating a functional sample application of the framework in your own environment.</w:t>
+      <w:r>
+        <w:rPr>
+          <w:rFonts w:ascii="Calibri" w:hAnsi="Calibri" w:cs="Calibri"/>
+          <w:sz w:val="22"/>
+          <w:szCs w:val="22"/>
+          <w:lang w:val="en-US"/>
+        </w:rPr>
+        <w:t>Chapter  5 provides a quick start guide for creating a functional sample application of the framework in your own environment.</w:t>
       </w:r>
     </w:p>
     <w:p>
@@ -5373,7 +5362,7 @@
     </w:p>
     <w:p>
       <w:pPr>
-        <w:pStyle w:val="Heading1"/>
+        <w:pStyle w:val="Overskrift1"/>
       </w:pPr>
       <w:bookmarkStart w:id="1" w:name="_Toc134696438"/>
       <w:r>
@@ -5392,7 +5381,7 @@
     </w:p>
     <w:tbl>
       <w:tblPr>
-        <w:tblW w:w="0pt" w:type="auto"/>
+        <w:tblW w:w="0pt" w:type="dxa"/>
         <w:tblBorders>
           <w:top w:val="single" w:sz="4" w:space="0" w:color="000000"/>
           <w:start w:val="single" w:sz="4" w:space="0" w:color="000000"/>
@@ -5570,25 +5559,14 @@
               </w:rPr>
               <w:t xml:space="preserve">Moved classes into the </w:t>
             </w:r>
-            <w:proofErr w:type="gramStart"/>
-            <w:r>
-              <w:rPr>
-                <w:rFonts w:ascii="Calibri" w:hAnsi="Calibri" w:cs="Calibri"/>
-                <w:sz w:val="22"/>
-                <w:szCs w:val="22"/>
-                <w:lang w:val="en-US"/>
-              </w:rPr>
-              <w:t>dk.nita</w:t>
-            </w:r>
-            <w:proofErr w:type="gramEnd"/>
-            <w:r>
-              <w:rPr>
-                <w:rFonts w:ascii="Calibri" w:hAnsi="Calibri" w:cs="Calibri"/>
-                <w:sz w:val="22"/>
-                <w:szCs w:val="22"/>
-                <w:lang w:val="en-US"/>
-              </w:rPr>
-              <w:t>.saml2</w:t>
+            <w:r>
+              <w:rPr>
+                <w:rFonts w:ascii="Calibri" w:hAnsi="Calibri" w:cs="Calibri"/>
+                <w:sz w:val="22"/>
+                <w:szCs w:val="22"/>
+                <w:lang w:val="en-US"/>
+              </w:rPr>
+              <w:t>dk.nita.saml2</w:t>
             </w:r>
             <w:r>
               <w:rPr>
@@ -6578,27 +6556,7 @@
                 <w:szCs w:val="22"/>
                 <w:lang w:val="en-US"/>
               </w:rPr>
-              <w:t xml:space="preserve">Added paragraph on how to Connect </w:t>
-            </w:r>
-            <w:proofErr w:type="gramStart"/>
-            <w:r>
-              <w:rPr>
-                <w:rFonts w:ascii="Calibri" w:hAnsi="Calibri" w:cs="Calibri"/>
-                <w:sz w:val="22"/>
-                <w:szCs w:val="22"/>
-                <w:lang w:val="en-US"/>
-              </w:rPr>
-              <w:t>DK.NITA</w:t>
-            </w:r>
-            <w:proofErr w:type="gramEnd"/>
-            <w:r>
-              <w:rPr>
-                <w:rFonts w:ascii="Calibri" w:hAnsi="Calibri" w:cs="Calibri"/>
-                <w:sz w:val="22"/>
-                <w:szCs w:val="22"/>
-                <w:lang w:val="en-US"/>
-              </w:rPr>
-              <w:t xml:space="preserve"> with ADFSv2.</w:t>
+              <w:t>Added paragraph on how to Connect DK.NITA with ADFSv2.</w:t>
             </w:r>
             <w:r>
               <w:rPr>
@@ -7097,7 +7055,27 @@
                 <w:szCs w:val="22"/>
                 <w:lang w:val="en-US"/>
               </w:rPr>
-              <w:t xml:space="preserve">Support for POST-binding with regard to </w:t>
+              <w:t xml:space="preserve">Support for POST-binding </w:t>
+            </w:r>
+            <w:proofErr w:type="gramStart"/>
+            <w:r>
+              <w:rPr>
+                <w:rFonts w:ascii="Calibri" w:hAnsi="Calibri" w:cs="Calibri"/>
+                <w:sz w:val="22"/>
+                <w:szCs w:val="22"/>
+                <w:lang w:val="en-US"/>
+              </w:rPr>
+              <w:t>with regard to</w:t>
+            </w:r>
+            <w:proofErr w:type="gramEnd"/>
+            <w:r>
+              <w:rPr>
+                <w:rFonts w:ascii="Calibri" w:hAnsi="Calibri" w:cs="Calibri"/>
+                <w:sz w:val="22"/>
+                <w:szCs w:val="22"/>
+                <w:lang w:val="en-US"/>
+              </w:rPr>
+              <w:t xml:space="preserve"> </w:t>
             </w:r>
             <w:proofErr w:type="gramStart"/>
             <w:r>
@@ -7278,7 +7256,6 @@
               <w:t xml:space="preserve">Better validation of the reference URI in </w:t>
             </w:r>
             <w:proofErr w:type="spellStart"/>
-            <w:proofErr w:type="gramStart"/>
             <w:r>
               <w:rPr>
                 <w:rFonts w:ascii="Calibri" w:hAnsi="Calibri" w:cs="Calibri"/>
@@ -7289,7 +7266,6 @@
               <w:t>ds:signature</w:t>
             </w:r>
             <w:proofErr w:type="spellEnd"/>
-            <w:proofErr w:type="gramEnd"/>
             <w:r>
               <w:rPr>
                 <w:rFonts w:ascii="Calibri" w:hAnsi="Calibri" w:cs="Calibri"/>
@@ -8048,27 +8024,7 @@
                 <w:szCs w:val="22"/>
                 <w:lang w:val="en-US"/>
               </w:rPr>
-              <w:t xml:space="preserve"> element so that it works with </w:t>
-            </w:r>
-            <w:proofErr w:type="gramStart"/>
-            <w:r>
-              <w:rPr>
-                <w:rFonts w:ascii="Calibri" w:hAnsi="Calibri" w:cs="Calibri"/>
-                <w:sz w:val="22"/>
-                <w:szCs w:val="22"/>
-                <w:lang w:val="en-US"/>
-              </w:rPr>
-              <w:t>the .Net</w:t>
-            </w:r>
-            <w:proofErr w:type="gramEnd"/>
-            <w:r>
-              <w:rPr>
-                <w:rFonts w:ascii="Calibri" w:hAnsi="Calibri" w:cs="Calibri"/>
-                <w:sz w:val="22"/>
-                <w:szCs w:val="22"/>
-                <w:lang w:val="en-US"/>
-              </w:rPr>
-              <w:t>4.5 runtime</w:t>
+              <w:t xml:space="preserve"> element so that it works with the .Net4.5 runtime</w:t>
             </w:r>
           </w:p>
         </w:tc>
@@ -8393,25 +8349,14 @@
                 <w:lang w:val="en-US"/>
               </w:rPr>
             </w:pPr>
-            <w:proofErr w:type="gramStart"/>
-            <w:r>
-              <w:rPr>
-                <w:rFonts w:ascii="Calibri" w:hAnsi="Calibri" w:cs="Calibri"/>
-                <w:sz w:val="22"/>
-                <w:szCs w:val="22"/>
-                <w:lang w:val="en-US"/>
-              </w:rPr>
-              <w:t>dk.nita</w:t>
-            </w:r>
-            <w:proofErr w:type="gramEnd"/>
-            <w:r>
-              <w:rPr>
-                <w:rFonts w:ascii="Calibri" w:hAnsi="Calibri" w:cs="Calibri"/>
-                <w:sz w:val="22"/>
-                <w:szCs w:val="22"/>
-                <w:lang w:val="en-US"/>
-              </w:rPr>
-              <w:t>.saml20.config.IDPEndpoints.Refresh() method is no longer public</w:t>
+            <w:r>
+              <w:rPr>
+                <w:rFonts w:ascii="Calibri" w:hAnsi="Calibri" w:cs="Calibri"/>
+                <w:sz w:val="22"/>
+                <w:szCs w:val="22"/>
+                <w:lang w:val="en-US"/>
+              </w:rPr>
+              <w:t>dk.nita.saml20.config.IDPEndpoints.Refresh() method is no longer public</w:t>
             </w:r>
           </w:p>
           <w:p>
@@ -8428,25 +8373,14 @@
                 <w:lang w:val="en-US"/>
               </w:rPr>
             </w:pPr>
-            <w:proofErr w:type="gramStart"/>
-            <w:r>
-              <w:rPr>
-                <w:rFonts w:ascii="Calibri" w:hAnsi="Calibri" w:cs="Calibri"/>
-                <w:sz w:val="22"/>
-                <w:szCs w:val="22"/>
-                <w:lang w:val="en-US"/>
-              </w:rPr>
-              <w:t>dk.nita</w:t>
-            </w:r>
-            <w:proofErr w:type="gramEnd"/>
-            <w:r>
-              <w:rPr>
-                <w:rFonts w:ascii="Calibri" w:hAnsi="Calibri" w:cs="Calibri"/>
-                <w:sz w:val="22"/>
-                <w:szCs w:val="22"/>
-                <w:lang w:val="en-US"/>
-              </w:rPr>
-              <w:t>.saml20.config.IDPEndpoints.metadataLocation changed to a property dk.nita.saml20.config.IDPEndpoints.MetadataLocation</w:t>
+            <w:r>
+              <w:rPr>
+                <w:rFonts w:ascii="Calibri" w:hAnsi="Calibri" w:cs="Calibri"/>
+                <w:sz w:val="22"/>
+                <w:szCs w:val="22"/>
+                <w:lang w:val="en-US"/>
+              </w:rPr>
+              <w:t>dk.nita.saml20.config.IDPEndpoints.metadataLocation changed to a property dk.nita.saml20.config.IDPEndpoints.MetadataLocation</w:t>
             </w:r>
           </w:p>
           <w:p>
@@ -8682,7 +8616,6 @@
               </w:rPr>
             </w:pPr>
             <w:proofErr w:type="spellStart"/>
-            <w:proofErr w:type="gramStart"/>
             <w:r>
               <w:rPr>
                 <w:rFonts w:ascii="Calibri" w:hAnsi="Calibri" w:cs="Calibri"/>
@@ -8693,7 +8626,6 @@
               <w:t>HttpContext.Current.Application</w:t>
             </w:r>
             <w:proofErr w:type="spellEnd"/>
-            <w:proofErr w:type="gramEnd"/>
             <w:r>
               <w:rPr>
                 <w:rFonts w:ascii="Calibri" w:hAnsi="Calibri" w:cs="Calibri"/>
@@ -9141,7 +9073,6 @@
               <w:t xml:space="preserve"> interface has been expanded with an extra method called </w:t>
             </w:r>
             <w:proofErr w:type="spellStart"/>
-            <w:proofErr w:type="gramStart"/>
             <w:r>
               <w:rPr>
                 <w:rFonts w:ascii="Calibri" w:hAnsi="Calibri" w:cs="Calibri"/>
@@ -9162,7 +9093,6 @@
               <w:t>(</w:t>
             </w:r>
             <w:proofErr w:type="spellStart"/>
-            <w:proofErr w:type="gramEnd"/>
             <w:r>
               <w:rPr>
                 <w:rFonts w:ascii="Calibri" w:hAnsi="Calibri" w:cs="Calibri"/>
@@ -10186,7 +10116,7 @@
                 <w:szCs w:val="22"/>
                 <w:lang w:val="en-US"/>
               </w:rPr>
-              <w:t>Nemlog-in</w:t>
+              <w:t>Nemlog</w:t>
             </w:r>
             <w:proofErr w:type="spellEnd"/>
             <w:r>
@@ -10196,7 +10126,7 @@
                 <w:szCs w:val="22"/>
                 <w:lang w:val="en-US"/>
               </w:rPr>
-              <w:t xml:space="preserve"> IDP.</w:t>
+              <w:t>-in IDP.</w:t>
             </w:r>
           </w:p>
           <w:p>
@@ -11196,7 +11126,6 @@
                 <w:lang w:val="en-US"/>
               </w:rPr>
             </w:pPr>
-            <w:proofErr w:type="spellStart"/>
             <w:r>
               <w:rPr>
                 <w:rFonts w:ascii="Calibri" w:eastAsia="Times New Roman" w:hAnsi="Calibri" w:cs="Calibri"/>
@@ -11204,17 +11133,7 @@
                 <w:szCs w:val="22"/>
                 <w:lang w:val="en-US"/>
               </w:rPr>
-              <w:t>SameSiteMode</w:t>
-            </w:r>
-            <w:proofErr w:type="spellEnd"/>
-            <w:r>
-              <w:rPr>
-                <w:rFonts w:ascii="Calibri" w:eastAsia="Times New Roman" w:hAnsi="Calibri" w:cs="Calibri"/>
-                <w:sz w:val="22"/>
-                <w:szCs w:val="22"/>
-                <w:lang w:val="en-US"/>
-              </w:rPr>
-              <w:t xml:space="preserve"> set to None for cookie</w:t>
+              <w:t>SameSiteMode set to None for cookie</w:t>
             </w:r>
           </w:p>
         </w:tc>
@@ -11383,7 +11302,7 @@
     </w:p>
     <w:p>
       <w:pPr>
-        <w:pStyle w:val="Heading1"/>
+        <w:pStyle w:val="Overskrift1"/>
         <w:rPr>
           <w:lang w:val="en-US"/>
         </w:rPr>
@@ -11422,7 +11341,7 @@
     </w:p>
     <w:p>
       <w:pPr>
-        <w:pStyle w:val="Heading2"/>
+        <w:pStyle w:val="Overskrift2"/>
         <w:rPr>
           <w:lang w:val="en-US"/>
         </w:rPr>
@@ -11514,7 +11433,7 @@
     </w:p>
     <w:p>
       <w:pPr>
-        <w:pStyle w:val="Heading2"/>
+        <w:pStyle w:val="Overskrift2"/>
         <w:rPr>
           <w:lang w:val="en-US"/>
         </w:rPr>
@@ -11667,7 +11586,7 @@
     </w:p>
     <w:p>
       <w:pPr>
-        <w:pStyle w:val="Heading2"/>
+        <w:pStyle w:val="Overskrift2"/>
         <w:rPr>
           <w:lang w:val="en-US"/>
         </w:rPr>
@@ -11786,7 +11705,7 @@
     </w:p>
     <w:p>
       <w:pPr>
-        <w:pStyle w:val="Heading1"/>
+        <w:pStyle w:val="Overskrift1"/>
         <w:rPr>
           <w:lang w:val="en-US"/>
         </w:rPr>
@@ -11833,7 +11752,7 @@
           <w:szCs w:val="22"/>
           <w:lang w:val="en-US"/>
         </w:rPr>
-        <w:t xml:space="preserve">The framework is distributed by </w:t>
+        <w:t xml:space="preserve">The framework is distributed by Digitaliseringsstyrelsen via </w:t>
       </w:r>
       <w:proofErr w:type="spellStart"/>
       <w:r>
@@ -11843,7 +11762,7 @@
           <w:szCs w:val="22"/>
           <w:lang w:val="en-US"/>
         </w:rPr>
-        <w:t>Digitaliseringsstyrelsen</w:t>
+        <w:t>Nuget</w:t>
       </w:r>
       <w:proofErr w:type="spellEnd"/>
       <w:r>
@@ -11853,47 +11772,7 @@
           <w:szCs w:val="22"/>
           <w:lang w:val="en-US"/>
         </w:rPr>
-        <w:t xml:space="preserve"> via </w:t>
-      </w:r>
-      <w:proofErr w:type="spellStart"/>
-      <w:r>
-        <w:rPr>
-          <w:rFonts w:ascii="Calibri" w:hAnsi="Calibri" w:cs="Calibri"/>
-          <w:sz w:val="22"/>
-          <w:szCs w:val="22"/>
-          <w:lang w:val="en-US"/>
-        </w:rPr>
-        <w:t>Nuget</w:t>
-      </w:r>
-      <w:proofErr w:type="spellEnd"/>
-      <w:r>
-        <w:rPr>
-          <w:rFonts w:ascii="Calibri" w:hAnsi="Calibri" w:cs="Calibri"/>
-          <w:sz w:val="22"/>
-          <w:szCs w:val="22"/>
-          <w:lang w:val="en-US"/>
-        </w:rPr>
-        <w:t>, prefixed package name “</w:t>
-      </w:r>
-      <w:proofErr w:type="gramStart"/>
-      <w:r>
-        <w:rPr>
-          <w:rFonts w:ascii="Calibri" w:hAnsi="Calibri" w:cs="Calibri"/>
-          <w:sz w:val="22"/>
-          <w:szCs w:val="22"/>
-          <w:lang w:val="en-US"/>
-        </w:rPr>
-        <w:t>dk.nita</w:t>
-      </w:r>
-      <w:proofErr w:type="gramEnd"/>
-      <w:r>
-        <w:rPr>
-          <w:rFonts w:ascii="Calibri" w:hAnsi="Calibri" w:cs="Calibri"/>
-          <w:sz w:val="22"/>
-          <w:szCs w:val="22"/>
-          <w:lang w:val="en-US"/>
-        </w:rPr>
-        <w:t>.saml20”</w:t>
+        <w:t>, prefixed package name “dk.nita.saml20”</w:t>
       </w:r>
       <w:r>
         <w:rPr>
@@ -11945,13 +11824,22 @@
             <w:szCs w:val="22"/>
             <w:lang w:val="en-US"/>
           </w:rPr>
-          <w:t>https://svn.softwareborsen.dk/oiosaml.net/</w:t>
+          <w:t>https://github.com/digst/OIOSAML.Net</w:t>
         </w:r>
       </w:hyperlink>
-    </w:p>
-    <w:p>
-      <w:pPr>
-        <w:pStyle w:val="Heading1"/>
+      <w:r>
+        <w:rPr>
+          <w:rFonts w:ascii="Calibri" w:hAnsi="Calibri" w:cs="Calibri"/>
+          <w:sz w:val="22"/>
+          <w:szCs w:val="22"/>
+          <w:lang w:val="en-US"/>
+        </w:rPr>
+        <w:t xml:space="preserve">. </w:t>
+      </w:r>
+    </w:p>
+    <w:p>
+      <w:pPr>
+        <w:pStyle w:val="Overskrift1"/>
         <w:rPr>
           <w:lang w:val="en-US"/>
         </w:rPr>
@@ -12005,7 +11893,7 @@
     </w:p>
     <w:p>
       <w:pPr>
-        <w:pStyle w:val="Heading2"/>
+        <w:pStyle w:val="Overskrift2"/>
         <w:rPr>
           <w:b w:val="0"/>
           <w:lang w:val="en-US"/>
@@ -12062,7 +11950,7 @@
     </w:p>
     <w:p>
       <w:pPr>
-        <w:pStyle w:val="ListParagraph"/>
+        <w:pStyle w:val="Listeafsnit"/>
         <w:numPr>
           <w:ilvl w:val="0"/>
           <w:numId w:val="15"/>
@@ -12089,7 +11977,7 @@
     </w:p>
     <w:p>
       <w:pPr>
-        <w:pStyle w:val="ListParagraph"/>
+        <w:pStyle w:val="Listeafsnit"/>
         <w:numPr>
           <w:ilvl w:val="0"/>
           <w:numId w:val="15"/>
@@ -12214,7 +12102,7 @@
     </w:p>
     <w:p>
       <w:pPr>
-        <w:pStyle w:val="Heading2"/>
+        <w:pStyle w:val="Overskrift2"/>
         <w:rPr>
           <w:lang w:val="en-US"/>
         </w:rPr>
@@ -12574,8 +12462,17 @@
           <w:szCs w:val="22"/>
           <w:lang w:val="en-US"/>
         </w:rPr>
+        <w:t xml:space="preserve">To illustrate the dependence on correctly configured and always valid and not revoked certificates try to change the certificate of the service provider or the identity provider after exchanging metadata. This will </w:t>
+      </w:r>
+      <w:r>
+        <w:rPr>
+          <w:rFonts w:ascii="Calibri" w:hAnsi="Calibri" w:cs="Calibri"/>
+          <w:sz w:val="22"/>
+          <w:szCs w:val="22"/>
+          <w:lang w:val="en-US"/>
+        </w:rPr>
         <w:lastRenderedPageBreak/>
-        <w:t>To illustrate the dependence on correctly configured and always valid and not revoked certificates try to change the certificate of the service provider or the identity provider after exchanging metadata. This will cause messages between the federation partners to be rejected due to invalid signatures.</w:t>
+        <w:t>cause messages between the federation partners to be rejected due to invalid signatures.</w:t>
       </w:r>
     </w:p>
     <w:p>
@@ -12607,7 +12504,7 @@
     </w:p>
     <w:p>
       <w:pPr>
-        <w:pStyle w:val="Heading2"/>
+        <w:pStyle w:val="Overskrift2"/>
         <w:rPr>
           <w:lang w:val="en-US"/>
         </w:rPr>
@@ -12770,7 +12667,7 @@
     </w:p>
     <w:p>
       <w:pPr>
-        <w:pStyle w:val="Heading3"/>
+        <w:pStyle w:val="Overskrift3"/>
       </w:pPr>
       <w:bookmarkStart w:id="11" w:name="_Toc134696448"/>
       <w:r>
@@ -12818,19 +12715,8 @@
           <w:szCs w:val="22"/>
           <w:lang w:val="en-US"/>
         </w:rPr>
-        <w:t xml:space="preserve">Create the </w:t>
-      </w:r>
-      <w:proofErr w:type="gramStart"/>
-      <w:r>
-        <w:rPr>
-          <w:rFonts w:ascii="Calibri" w:hAnsi="Calibri" w:cs="Calibri"/>
-          <w:sz w:val="22"/>
-          <w:szCs w:val="22"/>
-          <w:lang w:val="en-US"/>
-        </w:rPr>
-        <w:t>directory ”</w:t>
-      </w:r>
-      <w:proofErr w:type="gramEnd"/>
+        <w:t>Create the directory ”</w:t>
+      </w:r>
       <w:r>
         <w:rPr>
           <w:rFonts w:ascii="Courier New" w:hAnsi="Courier New" w:cs="Courier New"/>
@@ -12907,25 +12793,14 @@
         </w:rPr>
         <w:t>Copy the “</w:t>
       </w:r>
-      <w:proofErr w:type="gramStart"/>
-      <w:r>
-        <w:rPr>
-          <w:rFonts w:ascii="Courier New" w:hAnsi="Courier New" w:cs="Courier New"/>
-          <w:sz w:val="22"/>
-          <w:szCs w:val="22"/>
-          <w:lang w:val="en-US"/>
-        </w:rPr>
-        <w:t>dk.nita</w:t>
-      </w:r>
-      <w:proofErr w:type="gramEnd"/>
-      <w:r>
-        <w:rPr>
-          <w:rFonts w:ascii="Courier New" w:hAnsi="Courier New" w:cs="Courier New"/>
-          <w:sz w:val="22"/>
-          <w:szCs w:val="22"/>
-          <w:lang w:val="en-US"/>
-        </w:rPr>
-        <w:t>.saml20\</w:t>
+      <w:r>
+        <w:rPr>
+          <w:rFonts w:ascii="Courier New" w:hAnsi="Courier New" w:cs="Courier New"/>
+          <w:sz w:val="22"/>
+          <w:szCs w:val="22"/>
+          <w:lang w:val="en-US"/>
+        </w:rPr>
+        <w:t>dk.nita.saml20\</w:t>
       </w:r>
       <w:proofErr w:type="spellStart"/>
       <w:r>
@@ -13515,17 +13390,7 @@
           <w:lang w:val="en-US"/>
         </w:rPr>
         <w:br/>
-        <w:t xml:space="preserve">Add the </w:t>
-      </w:r>
-      <w:proofErr w:type="gramStart"/>
-      <w:r>
-        <w:rPr>
-          <w:rFonts w:ascii="Calibri" w:hAnsi="Calibri" w:cs="Calibri"/>
-          <w:sz w:val="22"/>
-          <w:szCs w:val="22"/>
-          <w:lang w:val="en-US"/>
-        </w:rPr>
-        <w:t>entries:</w:t>
+        <w:t>Add the entries:</w:t>
       </w:r>
       <w:r>
         <w:rPr>
@@ -13544,17 +13409,7 @@
           <w:lang w:val="en-US"/>
         </w:rPr>
         <w:tab/>
-        <w:t>demosp1.commondomain</w:t>
-      </w:r>
-      <w:proofErr w:type="gramEnd"/>
-      <w:r>
-        <w:rPr>
-          <w:rFonts w:ascii="Calibri" w:hAnsi="Calibri" w:cs="Calibri"/>
-          <w:sz w:val="22"/>
-          <w:szCs w:val="22"/>
-          <w:lang w:val="en-US"/>
-        </w:rPr>
-        <w:t>.local</w:t>
+        <w:t>demosp1.commondomain.local</w:t>
       </w:r>
       <w:r>
         <w:rPr>
@@ -13629,17 +13484,7 @@
           <w:lang w:val="en-US"/>
         </w:rPr>
         <w:br/>
-        <w:t xml:space="preserve">Add the </w:t>
-      </w:r>
-      <w:proofErr w:type="gramStart"/>
-      <w:r>
-        <w:rPr>
-          <w:rFonts w:ascii="Calibri" w:hAnsi="Calibri" w:cs="Calibri"/>
-          <w:sz w:val="22"/>
-          <w:szCs w:val="22"/>
-          <w:lang w:val="en-US"/>
-        </w:rPr>
-        <w:t>entries:</w:t>
+        <w:t>Add the entries:</w:t>
       </w:r>
       <w:r>
         <w:rPr>
@@ -13658,17 +13503,7 @@
           <w:lang w:val="en-US"/>
         </w:rPr>
         <w:tab/>
-        <w:t>demosp2.commondomain</w:t>
-      </w:r>
-      <w:proofErr w:type="gramEnd"/>
-      <w:r>
-        <w:rPr>
-          <w:rFonts w:ascii="Calibri" w:hAnsi="Calibri" w:cs="Calibri"/>
-          <w:sz w:val="22"/>
-          <w:szCs w:val="22"/>
-          <w:lang w:val="en-US"/>
-        </w:rPr>
-        <w:t xml:space="preserve">.local </w:t>
+        <w:t xml:space="preserve">demosp2.commondomain.local </w:t>
       </w:r>
       <w:r>
         <w:rPr>
@@ -13774,7 +13609,6 @@
         <w:tab/>
       </w:r>
       <w:proofErr w:type="spellStart"/>
-      <w:proofErr w:type="gramStart"/>
       <w:r>
         <w:rPr>
           <w:rFonts w:ascii="Calibri" w:hAnsi="Calibri" w:cs="Calibri"/>
@@ -13785,7 +13619,6 @@
         <w:t>commondomain.local</w:t>
       </w:r>
       <w:proofErr w:type="spellEnd"/>
-      <w:proofErr w:type="gramEnd"/>
       <w:r>
         <w:rPr>
           <w:rFonts w:ascii="Calibri" w:hAnsi="Calibri" w:cs="Calibri"/>
@@ -13902,17 +13735,7 @@
           <w:szCs w:val="22"/>
           <w:lang w:val="en-US"/>
         </w:rPr>
-        <w:t>127.0.</w:t>
-      </w:r>
-      <w:proofErr w:type="gramStart"/>
-      <w:r>
-        <w:rPr>
-          <w:rFonts w:ascii="Courier New" w:hAnsi="Courier New" w:cs="Courier New"/>
-          <w:sz w:val="22"/>
-          <w:szCs w:val="22"/>
-          <w:lang w:val="en-US"/>
-        </w:rPr>
-        <w:t>0.1</w:t>
+        <w:t>127.0.0.1</w:t>
       </w:r>
       <w:r>
         <w:rPr>
@@ -13934,7 +13757,6 @@
         <w:t>commondomain.local</w:t>
       </w:r>
       <w:proofErr w:type="spellEnd"/>
-      <w:proofErr w:type="gramEnd"/>
     </w:p>
     <w:p>
       <w:pPr>
@@ -13953,17 +13775,7 @@
           <w:szCs w:val="22"/>
           <w:lang w:val="en-US"/>
         </w:rPr>
-        <w:t>127.0.</w:t>
-      </w:r>
-      <w:proofErr w:type="gramStart"/>
-      <w:r>
-        <w:rPr>
-          <w:rFonts w:ascii="Courier New" w:hAnsi="Courier New" w:cs="Courier New"/>
-          <w:sz w:val="22"/>
-          <w:szCs w:val="22"/>
-          <w:lang w:val="en-US"/>
-        </w:rPr>
-        <w:t>0.1</w:t>
+        <w:t>127.0.0.1</w:t>
       </w:r>
       <w:r>
         <w:rPr>
@@ -13973,17 +13785,7 @@
           <w:lang w:val="en-US"/>
         </w:rPr>
         <w:tab/>
-        <w:t>demosp1.commondomain</w:t>
-      </w:r>
-      <w:proofErr w:type="gramEnd"/>
-      <w:r>
-        <w:rPr>
-          <w:rFonts w:ascii="Courier New" w:hAnsi="Courier New" w:cs="Courier New"/>
-          <w:sz w:val="22"/>
-          <w:szCs w:val="22"/>
-          <w:lang w:val="en-US"/>
-        </w:rPr>
-        <w:t>.local</w:t>
+        <w:t>demosp1.commondomain.local</w:t>
       </w:r>
     </w:p>
     <w:p>
@@ -14003,17 +13805,7 @@
           <w:szCs w:val="22"/>
           <w:lang w:val="en-US"/>
         </w:rPr>
-        <w:t>127.0.</w:t>
-      </w:r>
-      <w:proofErr w:type="gramStart"/>
-      <w:r>
-        <w:rPr>
-          <w:rFonts w:ascii="Courier New" w:hAnsi="Courier New" w:cs="Courier New"/>
-          <w:sz w:val="22"/>
-          <w:szCs w:val="22"/>
-          <w:lang w:val="en-US"/>
-        </w:rPr>
-        <w:t>0.1</w:t>
+        <w:t>127.0.0.1</w:t>
       </w:r>
       <w:r>
         <w:rPr>
@@ -14023,17 +13815,7 @@
           <w:lang w:val="en-US"/>
         </w:rPr>
         <w:tab/>
-        <w:t>demosp2.commondomain</w:t>
-      </w:r>
-      <w:proofErr w:type="gramEnd"/>
-      <w:r>
-        <w:rPr>
-          <w:rFonts w:ascii="Courier New" w:hAnsi="Courier New" w:cs="Courier New"/>
-          <w:sz w:val="22"/>
-          <w:szCs w:val="22"/>
-          <w:lang w:val="en-US"/>
-        </w:rPr>
-        <w:t>.local</w:t>
+        <w:t>demosp2.commondomain.local</w:t>
       </w:r>
     </w:p>
     <w:p>
@@ -14053,17 +13835,7 @@
           <w:szCs w:val="22"/>
           <w:lang w:val="en-US"/>
         </w:rPr>
-        <w:t>127.0.</w:t>
-      </w:r>
-      <w:proofErr w:type="gramStart"/>
-      <w:r>
-        <w:rPr>
-          <w:rFonts w:ascii="Courier New" w:hAnsi="Courier New" w:cs="Courier New"/>
-          <w:sz w:val="22"/>
-          <w:szCs w:val="22"/>
-          <w:lang w:val="en-US"/>
-        </w:rPr>
-        <w:t>0.1</w:t>
+        <w:t>127.0.0.1</w:t>
       </w:r>
       <w:r>
         <w:rPr>
@@ -14075,7 +13847,6 @@
         <w:tab/>
         <w:t>demosp1.local</w:t>
       </w:r>
-      <w:proofErr w:type="gramEnd"/>
     </w:p>
     <w:p>
       <w:pPr>
@@ -14094,17 +13865,7 @@
           <w:szCs w:val="22"/>
           <w:lang w:val="en-US"/>
         </w:rPr>
-        <w:t>127.0.</w:t>
-      </w:r>
-      <w:proofErr w:type="gramStart"/>
-      <w:r>
-        <w:rPr>
-          <w:rFonts w:ascii="Courier New" w:hAnsi="Courier New" w:cs="Courier New"/>
-          <w:sz w:val="22"/>
-          <w:szCs w:val="22"/>
-          <w:lang w:val="en-US"/>
-        </w:rPr>
-        <w:t>0.1</w:t>
+        <w:t>127.0.0.1</w:t>
       </w:r>
       <w:r>
         <w:rPr>
@@ -14116,7 +13877,6 @@
         <w:tab/>
         <w:t>demosp2.local</w:t>
       </w:r>
-      <w:proofErr w:type="gramEnd"/>
       <w:r>
         <w:rPr>
           <w:rFonts w:ascii="Calibri" w:hAnsi="Calibri" w:cs="Calibri"/>
@@ -14386,29 +14146,7 @@
           <w:szCs w:val="20"/>
           <w:lang w:val="en-US"/>
         </w:rPr>
-        <w:t>="</w:t>
-      </w:r>
-      <w:proofErr w:type="gramStart"/>
-      <w:r>
-        <w:rPr>
-          <w:rFonts w:ascii="Courier New" w:hAnsi="Courier New" w:cs="Courier New"/>
-          <w:color w:val="0000FF"/>
-          <w:sz w:val="20"/>
-          <w:szCs w:val="20"/>
-          <w:lang w:val="en-US"/>
-        </w:rPr>
-        <w:t>dk.nita</w:t>
-      </w:r>
-      <w:proofErr w:type="gramEnd"/>
-      <w:r>
-        <w:rPr>
-          <w:rFonts w:ascii="Courier New" w:hAnsi="Courier New" w:cs="Courier New"/>
-          <w:color w:val="0000FF"/>
-          <w:sz w:val="20"/>
-          <w:szCs w:val="20"/>
-          <w:lang w:val="en-US"/>
-        </w:rPr>
-        <w:t>.saml20.protocol.Saml20CDCReader"</w:t>
+        <w:t>="dk.nita.saml20.protocol.Saml20CDCReader"</w:t>
       </w:r>
       <w:r>
         <w:rPr>
@@ -14800,19 +14538,19 @@
           <w:szCs w:val="16"/>
           <w:lang w:val="en-US"/>
         </w:rPr>
-        <w:t xml:space="preserve"> metadata="C:\inetpub\cdctest\sp1\metadata\"&gt;</w:t>
-      </w:r>
-    </w:p>
-    <w:p>
-      <w:pPr>
-        <w:ind w:start="144pt"/>
+        <w:t xml:space="preserve"> metadata="C:\</w:t>
+      </w:r>
+      <w:proofErr w:type="spellStart"/>
+      <w:r>
         <w:rPr>
           <w:rFonts w:ascii="Courier New" w:hAnsi="Courier New" w:cs="Courier New"/>
           <w:sz w:val="16"/>
           <w:szCs w:val="16"/>
           <w:lang w:val="en-US"/>
         </w:rPr>
-      </w:pPr>
+        <w:t>inetpub</w:t>
+      </w:r>
+      <w:proofErr w:type="spellEnd"/>
       <w:r>
         <w:rPr>
           <w:rFonts w:ascii="Courier New" w:hAnsi="Courier New" w:cs="Courier New"/>
@@ -14820,7 +14558,7 @@
           <w:szCs w:val="16"/>
           <w:lang w:val="en-US"/>
         </w:rPr>
-        <w:t xml:space="preserve">      &lt;add id="</w:t>
+        <w:t>\</w:t>
       </w:r>
       <w:proofErr w:type="spellStart"/>
       <w:r>
@@ -14830,7 +14568,7 @@
           <w:szCs w:val="16"/>
           <w:lang w:val="en-US"/>
         </w:rPr>
-        <w:t>DemoIdPEntityId</w:t>
+        <w:t>cdctest</w:t>
       </w:r>
       <w:proofErr w:type="spellEnd"/>
       <w:r>
@@ -14840,7 +14578,7 @@
           <w:szCs w:val="16"/>
           <w:lang w:val="en-US"/>
         </w:rPr>
-        <w:t>"&gt;</w:t>
+        <w:t>\sp1\metadata\"&gt;</w:t>
       </w:r>
     </w:p>
     <w:p>
@@ -14860,7 +14598,7 @@
           <w:szCs w:val="16"/>
           <w:lang w:val="en-US"/>
         </w:rPr>
-        <w:t xml:space="preserve">        &lt;</w:t>
+        <w:t xml:space="preserve">      &lt;add id="</w:t>
       </w:r>
       <w:proofErr w:type="spellStart"/>
       <w:r>
@@ -14870,7 +14608,7 @@
           <w:szCs w:val="16"/>
           <w:lang w:val="en-US"/>
         </w:rPr>
-        <w:t>CertificateValidation</w:t>
+        <w:t>DemoIdPEntityId</w:t>
       </w:r>
       <w:proofErr w:type="spellEnd"/>
       <w:r>
@@ -14880,7 +14618,7 @@
           <w:szCs w:val="16"/>
           <w:lang w:val="en-US"/>
         </w:rPr>
-        <w:t>&gt;</w:t>
+        <w:t>"&gt;</w:t>
       </w:r>
     </w:p>
     <w:p>
@@ -14900,9 +14638,9 @@
           <w:szCs w:val="16"/>
           <w:lang w:val="en-US"/>
         </w:rPr>
-        <w:t xml:space="preserve">          &lt;add type="</w:t>
-      </w:r>
-      <w:proofErr w:type="gramStart"/>
+        <w:t xml:space="preserve">        &lt;</w:t>
+      </w:r>
+      <w:proofErr w:type="spellStart"/>
       <w:r>
         <w:rPr>
           <w:rFonts w:ascii="Courier New" w:hAnsi="Courier New" w:cs="Courier New"/>
@@ -14910,9 +14648,9 @@
           <w:szCs w:val="16"/>
           <w:lang w:val="en-US"/>
         </w:rPr>
-        <w:t>dk.nita</w:t>
-      </w:r>
-      <w:proofErr w:type="gramEnd"/>
+        <w:t>CertificateValidation</w:t>
+      </w:r>
+      <w:proofErr w:type="spellEnd"/>
       <w:r>
         <w:rPr>
           <w:rFonts w:ascii="Courier New" w:hAnsi="Courier New" w:cs="Courier New"/>
@@ -14920,7 +14658,27 @@
           <w:szCs w:val="16"/>
           <w:lang w:val="en-US"/>
         </w:rPr>
-        <w:t>.saml20.Specification.SelfIssuedCertificateSpecification, dk.nita.saml20"/&gt;</w:t>
+        <w:t>&gt;</w:t>
+      </w:r>
+    </w:p>
+    <w:p>
+      <w:pPr>
+        <w:ind w:start="144pt"/>
+        <w:rPr>
+          <w:rFonts w:ascii="Courier New" w:hAnsi="Courier New" w:cs="Courier New"/>
+          <w:sz w:val="16"/>
+          <w:szCs w:val="16"/>
+          <w:lang w:val="en-US"/>
+        </w:rPr>
+      </w:pPr>
+      <w:r>
+        <w:rPr>
+          <w:rFonts w:ascii="Courier New" w:hAnsi="Courier New" w:cs="Courier New"/>
+          <w:sz w:val="16"/>
+          <w:szCs w:val="16"/>
+          <w:lang w:val="en-US"/>
+        </w:rPr>
+        <w:t xml:space="preserve">          &lt;add type="dk.nita.saml20.Specification.SelfIssuedCertificateSpecification, dk.nita.saml20"/&gt;</w:t>
       </w:r>
     </w:p>
     <w:p>
@@ -15319,36 +15077,16 @@
           <w:szCs w:val="22"/>
           <w:lang w:val="en-US"/>
         </w:rPr>
-        <w:t>" /</w:t>
-      </w:r>
-      <w:proofErr w:type="gramStart"/>
-      <w:r>
-        <w:rPr>
-          <w:rFonts w:ascii="Courier New" w:hAnsi="Courier New" w:cs="Courier New"/>
-          <w:sz w:val="22"/>
-          <w:szCs w:val="22"/>
-          <w:lang w:val="en-US"/>
-        </w:rPr>
-        <w:t xml:space="preserve">&gt; </w:t>
-      </w:r>
-      <w:r>
-        <w:rPr>
-          <w:rFonts w:ascii="Calibri" w:hAnsi="Calibri" w:cs="Calibri"/>
-          <w:sz w:val="22"/>
-          <w:szCs w:val="22"/>
-          <w:lang w:val="en-US"/>
-        </w:rPr>
-        <w:t xml:space="preserve"> (</w:t>
-      </w:r>
-      <w:proofErr w:type="gramEnd"/>
-      <w:r>
-        <w:rPr>
-          <w:rFonts w:ascii="Calibri" w:hAnsi="Calibri" w:cs="Calibri"/>
-          <w:sz w:val="22"/>
-          <w:szCs w:val="22"/>
-          <w:lang w:val="en-US"/>
-        </w:rPr>
-        <w:t xml:space="preserve">where </w:t>
+        <w:t xml:space="preserve">" /&gt; </w:t>
+      </w:r>
+      <w:r>
+        <w:rPr>
+          <w:rFonts w:ascii="Calibri" w:hAnsi="Calibri" w:cs="Calibri"/>
+          <w:sz w:val="22"/>
+          <w:szCs w:val="22"/>
+          <w:lang w:val="en-US"/>
+        </w:rPr>
+        <w:t xml:space="preserve"> (where </w:t>
       </w:r>
       <w:r>
         <w:rPr>
@@ -15908,7 +15646,7 @@
     </w:p>
     <w:p>
       <w:pPr>
-        <w:pStyle w:val="Heading3"/>
+        <w:pStyle w:val="Overskrift3"/>
         <w:rPr>
           <w:lang w:val="en-US"/>
         </w:rPr>
@@ -16153,7 +15891,7 @@
     </w:p>
     <w:p>
       <w:pPr>
-        <w:pStyle w:val="Heading2"/>
+        <w:pStyle w:val="Overskrift2"/>
         <w:rPr>
           <w:lang w:val="en-US"/>
         </w:rPr>
@@ -16353,7 +16091,7 @@
     </w:p>
     <w:p>
       <w:pPr>
-        <w:pStyle w:val="Heading3"/>
+        <w:pStyle w:val="Overskrift3"/>
         <w:rPr>
           <w:lang w:val="en-US"/>
         </w:rPr>
@@ -16438,27 +16176,7 @@
           <w:szCs w:val="22"/>
           <w:lang w:val="en-US"/>
         </w:rPr>
-        <w:t>default</w:t>
-      </w:r>
-      <w:proofErr w:type="gramStart"/>
-      <w:r>
-        <w:rPr>
-          <w:rFonts w:ascii="Courier New" w:hAnsi="Courier New" w:cs="Courier New"/>
-          <w:sz w:val="22"/>
-          <w:szCs w:val="22"/>
-          <w:lang w:val="en-US"/>
-        </w:rPr>
-        <w:t>=”true</w:t>
-      </w:r>
-      <w:proofErr w:type="gramEnd"/>
-      <w:r>
-        <w:rPr>
-          <w:rFonts w:ascii="Courier New" w:hAnsi="Courier New" w:cs="Courier New"/>
-          <w:sz w:val="22"/>
-          <w:szCs w:val="22"/>
-          <w:lang w:val="en-US"/>
-        </w:rPr>
-        <w:t>”</w:t>
+        <w:t>default=”true”</w:t>
       </w:r>
       <w:r>
         <w:rPr>
@@ -16476,7 +16194,6 @@
           <w:szCs w:val="22"/>
           <w:lang w:val="en-US"/>
         </w:rPr>
-        <w:lastRenderedPageBreak/>
         <w:t>&lt;add…&gt;</w:t>
       </w:r>
       <w:r>
@@ -16535,7 +16252,17 @@
           <w:szCs w:val="22"/>
           <w:lang w:val="en-US"/>
         </w:rPr>
-        <w:t>" default="true"&gt;</w:t>
+        <w:t xml:space="preserve">" </w:t>
+      </w:r>
+      <w:r>
+        <w:rPr>
+          <w:rFonts w:ascii="Courier New" w:hAnsi="Courier New" w:cs="Courier New"/>
+          <w:sz w:val="22"/>
+          <w:szCs w:val="22"/>
+          <w:lang w:val="en-US"/>
+        </w:rPr>
+        <w:lastRenderedPageBreak/>
+        <w:t>default="true"&gt;</w:t>
       </w:r>
     </w:p>
     <w:p>
@@ -16642,7 +16369,7 @@
     </w:p>
     <w:p>
       <w:pPr>
-        <w:pStyle w:val="Heading3"/>
+        <w:pStyle w:val="Overskrift3"/>
         <w:rPr>
           <w:lang w:val="en-US"/>
         </w:rPr>
@@ -16758,27 +16485,7 @@
           <w:szCs w:val="22"/>
           <w:lang w:val="en-US"/>
         </w:rPr>
-        <w:t>default</w:t>
-      </w:r>
-      <w:proofErr w:type="gramStart"/>
-      <w:r>
-        <w:rPr>
-          <w:rFonts w:ascii="Courier New" w:hAnsi="Courier New" w:cs="Courier New"/>
-          <w:sz w:val="22"/>
-          <w:szCs w:val="22"/>
-          <w:lang w:val="en-US"/>
-        </w:rPr>
-        <w:t>=”true</w:t>
-      </w:r>
-      <w:proofErr w:type="gramEnd"/>
-      <w:r>
-        <w:rPr>
-          <w:rFonts w:ascii="Courier New" w:hAnsi="Courier New" w:cs="Courier New"/>
-          <w:sz w:val="22"/>
-          <w:szCs w:val="22"/>
-          <w:lang w:val="en-US"/>
-        </w:rPr>
-        <w:t>”</w:t>
+        <w:t>default=”true”</w:t>
       </w:r>
       <w:r>
         <w:rPr>
@@ -16887,7 +16594,47 @@
           <w:szCs w:val="22"/>
           <w:lang w:val="en-US"/>
         </w:rPr>
-        <w:t xml:space="preserve"> metadata="C:\inetpub\cdctest\sp1\metadata\" </w:t>
+        <w:t xml:space="preserve"> metadata="C:\</w:t>
+      </w:r>
+      <w:proofErr w:type="spellStart"/>
+      <w:r>
+        <w:rPr>
+          <w:rFonts w:ascii="Courier New" w:hAnsi="Courier New" w:cs="Courier New"/>
+          <w:sz w:val="22"/>
+          <w:szCs w:val="22"/>
+          <w:lang w:val="en-US"/>
+        </w:rPr>
+        <w:t>inetpub</w:t>
+      </w:r>
+      <w:proofErr w:type="spellEnd"/>
+      <w:r>
+        <w:rPr>
+          <w:rFonts w:ascii="Courier New" w:hAnsi="Courier New" w:cs="Courier New"/>
+          <w:sz w:val="22"/>
+          <w:szCs w:val="22"/>
+          <w:lang w:val="en-US"/>
+        </w:rPr>
+        <w:t>\</w:t>
+      </w:r>
+      <w:proofErr w:type="spellStart"/>
+      <w:r>
+        <w:rPr>
+          <w:rFonts w:ascii="Courier New" w:hAnsi="Courier New" w:cs="Courier New"/>
+          <w:sz w:val="22"/>
+          <w:szCs w:val="22"/>
+          <w:lang w:val="en-US"/>
+        </w:rPr>
+        <w:t>cdctest</w:t>
+      </w:r>
+      <w:proofErr w:type="spellEnd"/>
+      <w:r>
+        <w:rPr>
+          <w:rFonts w:ascii="Courier New" w:hAnsi="Courier New" w:cs="Courier New"/>
+          <w:sz w:val="22"/>
+          <w:szCs w:val="22"/>
+          <w:lang w:val="en-US"/>
+        </w:rPr>
+        <w:t xml:space="preserve">\sp1\metadata\" </w:t>
       </w:r>
       <w:proofErr w:type="spellStart"/>
       <w:r>
@@ -17062,7 +16809,6 @@
         <w:t xml:space="preserve"> completely defined by the web-developer. The only thing to remember is, that the link, that the user clicks, points to the URL returned by the </w:t>
       </w:r>
       <w:proofErr w:type="spellStart"/>
-      <w:proofErr w:type="gramStart"/>
       <w:r>
         <w:rPr>
           <w:rFonts w:ascii="Courier New" w:hAnsi="Courier New" w:cs="Courier New"/>
@@ -17080,17 +16826,7 @@
           <w:szCs w:val="22"/>
           <w:lang w:val="en-US"/>
         </w:rPr>
-        <w:t>(</w:t>
-      </w:r>
-      <w:proofErr w:type="gramEnd"/>
-      <w:r>
-        <w:rPr>
-          <w:rFonts w:ascii="Courier New" w:hAnsi="Courier New" w:cs="Courier New"/>
-          <w:sz w:val="22"/>
-          <w:szCs w:val="22"/>
-          <w:lang w:val="en-US"/>
-        </w:rPr>
-        <w:t>)</w:t>
+        <w:t>()</w:t>
       </w:r>
       <w:r>
         <w:rPr>
@@ -17176,7 +16912,7 @@
     </w:p>
     <w:p>
       <w:pPr>
-        <w:pStyle w:val="Heading3"/>
+        <w:pStyle w:val="Overskrift3"/>
         <w:rPr>
           <w:lang w:val="en-US"/>
         </w:rPr>
@@ -17290,27 +17026,7 @@
           <w:szCs w:val="22"/>
           <w:lang w:val="en-US"/>
         </w:rPr>
-        <w:t>default</w:t>
-      </w:r>
-      <w:proofErr w:type="gramStart"/>
-      <w:r>
-        <w:rPr>
-          <w:rFonts w:ascii="Courier New" w:hAnsi="Courier New" w:cs="Courier New"/>
-          <w:sz w:val="22"/>
-          <w:szCs w:val="22"/>
-          <w:lang w:val="en-US"/>
-        </w:rPr>
-        <w:t>=”true</w:t>
-      </w:r>
-      <w:proofErr w:type="gramEnd"/>
-      <w:r>
-        <w:rPr>
-          <w:rFonts w:ascii="Courier New" w:hAnsi="Courier New" w:cs="Courier New"/>
-          <w:sz w:val="22"/>
-          <w:szCs w:val="22"/>
-          <w:lang w:val="en-US"/>
-        </w:rPr>
-        <w:t>”</w:t>
+        <w:t>default=”true”</w:t>
       </w:r>
       <w:r>
         <w:rPr>
@@ -17627,27 +17343,7 @@
           <w:szCs w:val="22"/>
           <w:lang w:val="en-US"/>
         </w:rPr>
-        <w:t xml:space="preserve">Since we are professional developers, always remembering to clean up, dispose etc. in our code </w:t>
-      </w:r>
-      <w:proofErr w:type="gramStart"/>
-      <w:r>
-        <w:rPr>
-          <w:rFonts w:ascii="Calibri" w:hAnsi="Calibri" w:cs="Calibri"/>
-          <w:sz w:val="22"/>
-          <w:szCs w:val="22"/>
-          <w:lang w:val="en-US"/>
-        </w:rPr>
-        <w:t>(!) ,</w:t>
-      </w:r>
-      <w:proofErr w:type="gramEnd"/>
-      <w:r>
-        <w:rPr>
-          <w:rFonts w:ascii="Calibri" w:hAnsi="Calibri" w:cs="Calibri"/>
-          <w:sz w:val="22"/>
-          <w:szCs w:val="22"/>
-          <w:lang w:val="en-US"/>
-        </w:rPr>
-        <w:t xml:space="preserve"> add this line to </w:t>
+        <w:t xml:space="preserve">Since we are professional developers, always remembering to clean up, dispose etc. in our code (!) , add this line to </w:t>
       </w:r>
       <w:proofErr w:type="spellStart"/>
       <w:r>
@@ -17846,8 +17542,17 @@
           <w:szCs w:val="22"/>
           <w:lang w:val="en-US"/>
         </w:rPr>
+        <w:t xml:space="preserve">Notice that the user is not prompted, which IDP to use, since he is immediately redirected to the IDP </w:t>
+      </w:r>
+      <w:r>
+        <w:rPr>
+          <w:rFonts w:ascii="Calibri" w:hAnsi="Calibri" w:cs="Calibri"/>
+          <w:sz w:val="22"/>
+          <w:szCs w:val="22"/>
+          <w:lang w:val="en-US"/>
+        </w:rPr>
         <w:lastRenderedPageBreak/>
-        <w:t>Notice that the user is not prompted, which IDP to use, since he is immediately redirected to the IDP chosen by the event handler.</w:t>
+        <w:t>chosen by the event handler.</w:t>
       </w:r>
     </w:p>
     <w:p>
@@ -17867,7 +17572,7 @@
     </w:p>
     <w:p>
       <w:pPr>
-        <w:pStyle w:val="Heading1"/>
+        <w:pStyle w:val="Overskrift1"/>
         <w:rPr>
           <w:lang w:val="en-US"/>
         </w:rPr>
@@ -17943,7 +17648,7 @@
     </w:p>
     <w:p>
       <w:pPr>
-        <w:pStyle w:val="Heading2"/>
+        <w:pStyle w:val="Overskrift2"/>
         <w:rPr>
           <w:lang w:val="en-US"/>
         </w:rPr>
@@ -18077,27 +17782,7 @@
           <w:lang w:val="en-US"/>
         </w:rPr>
         <w:tab/>
-        <w:t xml:space="preserve">Add a reference to the Saml2 project (or, if working with a compiled version, add a reference to the </w:t>
-      </w:r>
-      <w:proofErr w:type="gramStart"/>
-      <w:r>
-        <w:rPr>
-          <w:rFonts w:ascii="Calibri" w:hAnsi="Calibri" w:cs="Calibri"/>
-          <w:sz w:val="22"/>
-          <w:szCs w:val="22"/>
-          <w:lang w:val="en-US"/>
-        </w:rPr>
-        <w:t>dk.nita</w:t>
-      </w:r>
-      <w:proofErr w:type="gramEnd"/>
-      <w:r>
-        <w:rPr>
-          <w:rFonts w:ascii="Calibri" w:hAnsi="Calibri" w:cs="Calibri"/>
-          <w:sz w:val="22"/>
-          <w:szCs w:val="22"/>
-          <w:lang w:val="en-US"/>
-        </w:rPr>
-        <w:t>.saml20 assembly, dk.nita.saml20.dll)</w:t>
+        <w:t>Add a reference to the Saml2 project (or, if working with a compiled version, add a reference to the dk.nita.saml20 assembly, dk.nita.saml20.dll)</w:t>
       </w:r>
     </w:p>
     <w:p>
@@ -18269,29 +17954,7 @@
           <w:szCs w:val="20"/>
           <w:lang w:val="en-US"/>
         </w:rPr>
-        <w:t>="</w:t>
-      </w:r>
-      <w:proofErr w:type="gramStart"/>
-      <w:r>
-        <w:rPr>
-          <w:rFonts w:ascii="Courier New" w:hAnsi="Courier New" w:cs="Courier New"/>
-          <w:color w:val="0000FF"/>
-          <w:sz w:val="20"/>
-          <w:szCs w:val="20"/>
-          <w:lang w:val="en-US"/>
-        </w:rPr>
-        <w:t>dk.nita</w:t>
-      </w:r>
-      <w:proofErr w:type="gramEnd"/>
-      <w:r>
-        <w:rPr>
-          <w:rFonts w:ascii="Courier New" w:hAnsi="Courier New" w:cs="Courier New"/>
-          <w:color w:val="0000FF"/>
-          <w:sz w:val="20"/>
-          <w:szCs w:val="20"/>
-          <w:lang w:val="en-US"/>
-        </w:rPr>
-        <w:t>.saml20.protocol.Saml20SignonHandler"</w:t>
+        <w:t>="dk.nita.saml20.protocol.Saml20SignonHandler"</w:t>
       </w:r>
       <w:r>
         <w:rPr>
@@ -18432,29 +18095,7 @@
           <w:szCs w:val="20"/>
           <w:lang w:val="en-US"/>
         </w:rPr>
-        <w:t>="</w:t>
-      </w:r>
-      <w:proofErr w:type="gramStart"/>
-      <w:r>
-        <w:rPr>
-          <w:rFonts w:ascii="Courier New" w:hAnsi="Courier New" w:cs="Courier New"/>
-          <w:color w:val="0000FF"/>
-          <w:sz w:val="20"/>
-          <w:szCs w:val="20"/>
-          <w:lang w:val="en-US"/>
-        </w:rPr>
-        <w:t>dk.nita</w:t>
-      </w:r>
-      <w:proofErr w:type="gramEnd"/>
-      <w:r>
-        <w:rPr>
-          <w:rFonts w:ascii="Courier New" w:hAnsi="Courier New" w:cs="Courier New"/>
-          <w:color w:val="0000FF"/>
-          <w:sz w:val="20"/>
-          <w:szCs w:val="20"/>
-          <w:lang w:val="en-US"/>
-        </w:rPr>
-        <w:t>.saml20.protocol.Saml20LogoutHandler"</w:t>
+        <w:t>="dk.nita.saml20.protocol.Saml20LogoutHandler"</w:t>
       </w:r>
       <w:r>
         <w:rPr>
@@ -18595,29 +18236,7 @@
           <w:szCs w:val="20"/>
           <w:lang w:val="en-US"/>
         </w:rPr>
-        <w:t>="</w:t>
-      </w:r>
-      <w:proofErr w:type="gramStart"/>
-      <w:r>
-        <w:rPr>
-          <w:rFonts w:ascii="Courier New" w:hAnsi="Courier New" w:cs="Courier New"/>
-          <w:color w:val="0000FF"/>
-          <w:sz w:val="20"/>
-          <w:szCs w:val="20"/>
-          <w:lang w:val="en-US"/>
-        </w:rPr>
-        <w:t>dk.nita</w:t>
-      </w:r>
-      <w:proofErr w:type="gramEnd"/>
-      <w:r>
-        <w:rPr>
-          <w:rFonts w:ascii="Courier New" w:hAnsi="Courier New" w:cs="Courier New"/>
-          <w:color w:val="0000FF"/>
-          <w:sz w:val="20"/>
-          <w:szCs w:val="20"/>
-          <w:lang w:val="en-US"/>
-        </w:rPr>
-        <w:t>.saml20.protocol.Saml20MetadataHandler"</w:t>
+        <w:t>="dk.nita.saml20.protocol.Saml20MetadataHandler"</w:t>
       </w:r>
       <w:r>
         <w:rPr>
@@ -18739,25 +18358,14 @@
         </w:rPr>
         <w:tab/>
       </w:r>
-      <w:proofErr w:type="gramStart"/>
-      <w:r>
-        <w:rPr>
-          <w:rFonts w:ascii="Calibri" w:hAnsi="Calibri" w:cs="Calibri"/>
-          <w:sz w:val="22"/>
-          <w:szCs w:val="22"/>
-          <w:lang w:val="en-US"/>
-        </w:rPr>
-        <w:t>In</w:t>
-      </w:r>
-      <w:proofErr w:type="gramEnd"/>
-      <w:r>
-        <w:rPr>
-          <w:rFonts w:ascii="Calibri" w:hAnsi="Calibri" w:cs="Calibri"/>
-          <w:sz w:val="22"/>
-          <w:szCs w:val="22"/>
-          <w:lang w:val="en-US"/>
-        </w:rPr>
-        <w:t xml:space="preserve"> the </w:t>
+      <w:r>
+        <w:rPr>
+          <w:rFonts w:ascii="Calibri" w:hAnsi="Calibri" w:cs="Calibri"/>
+          <w:sz w:val="22"/>
+          <w:szCs w:val="22"/>
+          <w:lang w:val="en-US"/>
+        </w:rPr>
+        <w:t xml:space="preserve">In the </w:t>
       </w:r>
       <w:proofErr w:type="spellStart"/>
       <w:r>
@@ -18908,7 +18516,6 @@
         </w:rPr>
         <w:t>"</w:t>
       </w:r>
-      <w:proofErr w:type="gramStart"/>
       <w:r>
         <w:rPr>
           <w:rFonts w:ascii="Courier New" w:hAnsi="Courier New" w:cs="Courier New"/>
@@ -18917,9 +18524,17 @@
           <w:szCs w:val="20"/>
           <w:lang w:val="en-US"/>
         </w:rPr>
-        <w:t>dk.nita</w:t>
-      </w:r>
-      <w:proofErr w:type="gramEnd"/>
+        <w:t>dk.nita.saml20.config.ConfigurationReader, dk.nita.saml20</w:t>
+      </w:r>
+      <w:r>
+        <w:rPr>
+          <w:rFonts w:ascii="Courier New" w:hAnsi="Courier New" w:cs="Courier New"/>
+          <w:sz w:val="20"/>
+          <w:szCs w:val="20"/>
+          <w:lang w:val="en-US"/>
+        </w:rPr>
+        <w:t>"</w:t>
+      </w:r>
       <w:r>
         <w:rPr>
           <w:rFonts w:ascii="Courier New" w:hAnsi="Courier New" w:cs="Courier New"/>
@@ -18928,7 +18543,69 @@
           <w:szCs w:val="20"/>
           <w:lang w:val="en-US"/>
         </w:rPr>
-        <w:t>.saml20.config.ConfigurationReader, dk.nita.saml20</w:t>
+        <w:t xml:space="preserve"> /&gt;</w:t>
+      </w:r>
+    </w:p>
+    <w:p>
+      <w:pPr>
+        <w:ind w:start="127.60pt" w:hanging="55.60pt"/>
+        <w:rPr>
+          <w:rFonts w:ascii="Courier New" w:hAnsi="Courier New" w:cs="Courier New"/>
+          <w:color w:val="0000FF"/>
+          <w:sz w:val="20"/>
+          <w:szCs w:val="20"/>
+          <w:lang w:val="en-US"/>
+        </w:rPr>
+      </w:pPr>
+      <w:r>
+        <w:rPr>
+          <w:rFonts w:ascii="Courier New" w:hAnsi="Courier New" w:cs="Courier New"/>
+          <w:color w:val="0000FF"/>
+          <w:sz w:val="20"/>
+          <w:szCs w:val="20"/>
+          <w:lang w:val="en-US"/>
+        </w:rPr>
+        <w:t>&lt;</w:t>
+      </w:r>
+      <w:r>
+        <w:rPr>
+          <w:rFonts w:ascii="Courier New" w:hAnsi="Courier New" w:cs="Courier New"/>
+          <w:color w:val="A31515"/>
+          <w:sz w:val="20"/>
+          <w:szCs w:val="20"/>
+          <w:lang w:val="en-US"/>
+        </w:rPr>
+        <w:t>section</w:t>
+      </w:r>
+      <w:r>
+        <w:rPr>
+          <w:rFonts w:ascii="Courier New" w:hAnsi="Courier New" w:cs="Courier New"/>
+          <w:color w:val="0000FF"/>
+          <w:sz w:val="20"/>
+          <w:szCs w:val="20"/>
+          <w:lang w:val="en-US"/>
+        </w:rPr>
+        <w:t xml:space="preserve"> </w:t>
+      </w:r>
+      <w:r>
+        <w:rPr>
+          <w:rFonts w:ascii="Courier New" w:hAnsi="Courier New" w:cs="Courier New"/>
+          <w:color w:val="FF0000"/>
+          <w:sz w:val="20"/>
+          <w:szCs w:val="20"/>
+          <w:lang w:val="en-US"/>
+        </w:rPr>
+        <w:t>name</w:t>
+      </w:r>
+      <w:r>
+        <w:rPr>
+          <w:rFonts w:ascii="Courier New" w:hAnsi="Courier New" w:cs="Courier New"/>
+          <w:color w:val="0000FF"/>
+          <w:sz w:val="20"/>
+          <w:szCs w:val="20"/>
+          <w:lang w:val="en-US"/>
+        </w:rPr>
+        <w:t>=</w:t>
       </w:r>
       <w:r>
         <w:rPr>
@@ -18947,12 +18624,18 @@
           <w:szCs w:val="20"/>
           <w:lang w:val="en-US"/>
         </w:rPr>
-        <w:t xml:space="preserve"> /&gt;</w:t>
-      </w:r>
-    </w:p>
-    <w:p>
-      <w:pPr>
-        <w:ind w:start="127.60pt" w:hanging="55.60pt"/>
+        <w:t>SAML20Federation</w:t>
+      </w:r>
+      <w:r>
+        <w:rPr>
+          <w:rFonts w:ascii="Courier New" w:hAnsi="Courier New" w:cs="Courier New"/>
+          <w:sz w:val="20"/>
+          <w:szCs w:val="20"/>
+          <w:lang w:val="en-US"/>
+        </w:rPr>
+        <w:t>"</w:t>
+      </w:r>
+      <w:r>
         <w:rPr>
           <w:rFonts w:ascii="Courier New" w:hAnsi="Courier New" w:cs="Courier New"/>
           <w:color w:val="0000FF"/>
@@ -18960,7 +18643,18 @@
           <w:szCs w:val="20"/>
           <w:lang w:val="en-US"/>
         </w:rPr>
-      </w:pPr>
+        <w:t xml:space="preserve"> </w:t>
+      </w:r>
+      <w:r>
+        <w:rPr>
+          <w:rFonts w:ascii="Courier New" w:hAnsi="Courier New" w:cs="Courier New"/>
+          <w:color w:val="FF0000"/>
+          <w:sz w:val="20"/>
+          <w:szCs w:val="20"/>
+          <w:lang w:val="en-US"/>
+        </w:rPr>
+        <w:t>type</w:t>
+      </w:r>
       <w:r>
         <w:rPr>
           <w:rFonts w:ascii="Courier New" w:hAnsi="Courier New" w:cs="Courier New"/>
@@ -18969,17 +18663,16 @@
           <w:szCs w:val="20"/>
           <w:lang w:val="en-US"/>
         </w:rPr>
-        <w:t>&lt;</w:t>
-      </w:r>
-      <w:r>
-        <w:rPr>
-          <w:rFonts w:ascii="Courier New" w:hAnsi="Courier New" w:cs="Courier New"/>
-          <w:color w:val="A31515"/>
-          <w:sz w:val="20"/>
-          <w:szCs w:val="20"/>
-          <w:lang w:val="en-US"/>
-        </w:rPr>
-        <w:t>section</w:t>
+        <w:t>=</w:t>
+      </w:r>
+      <w:r>
+        <w:rPr>
+          <w:rFonts w:ascii="Courier New" w:hAnsi="Courier New" w:cs="Courier New"/>
+          <w:sz w:val="20"/>
+          <w:szCs w:val="20"/>
+          <w:lang w:val="en-US"/>
+        </w:rPr>
+        <w:t>"</w:t>
       </w:r>
       <w:r>
         <w:rPr>
@@ -18989,116 +18682,7 @@
           <w:szCs w:val="20"/>
           <w:lang w:val="en-US"/>
         </w:rPr>
-        <w:t xml:space="preserve"> </w:t>
-      </w:r>
-      <w:r>
-        <w:rPr>
-          <w:rFonts w:ascii="Courier New" w:hAnsi="Courier New" w:cs="Courier New"/>
-          <w:color w:val="FF0000"/>
-          <w:sz w:val="20"/>
-          <w:szCs w:val="20"/>
-          <w:lang w:val="en-US"/>
-        </w:rPr>
-        <w:t>name</w:t>
-      </w:r>
-      <w:r>
-        <w:rPr>
-          <w:rFonts w:ascii="Courier New" w:hAnsi="Courier New" w:cs="Courier New"/>
-          <w:color w:val="0000FF"/>
-          <w:sz w:val="20"/>
-          <w:szCs w:val="20"/>
-          <w:lang w:val="en-US"/>
-        </w:rPr>
-        <w:t>=</w:t>
-      </w:r>
-      <w:r>
-        <w:rPr>
-          <w:rFonts w:ascii="Courier New" w:hAnsi="Courier New" w:cs="Courier New"/>
-          <w:sz w:val="20"/>
-          <w:szCs w:val="20"/>
-          <w:lang w:val="en-US"/>
-        </w:rPr>
-        <w:t>"</w:t>
-      </w:r>
-      <w:r>
-        <w:rPr>
-          <w:rFonts w:ascii="Courier New" w:hAnsi="Courier New" w:cs="Courier New"/>
-          <w:color w:val="0000FF"/>
-          <w:sz w:val="20"/>
-          <w:szCs w:val="20"/>
-          <w:lang w:val="en-US"/>
-        </w:rPr>
-        <w:t>SAML20Federation</w:t>
-      </w:r>
-      <w:r>
-        <w:rPr>
-          <w:rFonts w:ascii="Courier New" w:hAnsi="Courier New" w:cs="Courier New"/>
-          <w:sz w:val="20"/>
-          <w:szCs w:val="20"/>
-          <w:lang w:val="en-US"/>
-        </w:rPr>
-        <w:t>"</w:t>
-      </w:r>
-      <w:r>
-        <w:rPr>
-          <w:rFonts w:ascii="Courier New" w:hAnsi="Courier New" w:cs="Courier New"/>
-          <w:color w:val="0000FF"/>
-          <w:sz w:val="20"/>
-          <w:szCs w:val="20"/>
-          <w:lang w:val="en-US"/>
-        </w:rPr>
-        <w:t xml:space="preserve"> </w:t>
-      </w:r>
-      <w:r>
-        <w:rPr>
-          <w:rFonts w:ascii="Courier New" w:hAnsi="Courier New" w:cs="Courier New"/>
-          <w:color w:val="FF0000"/>
-          <w:sz w:val="20"/>
-          <w:szCs w:val="20"/>
-          <w:lang w:val="en-US"/>
-        </w:rPr>
-        <w:t>type</w:t>
-      </w:r>
-      <w:r>
-        <w:rPr>
-          <w:rFonts w:ascii="Courier New" w:hAnsi="Courier New" w:cs="Courier New"/>
-          <w:color w:val="0000FF"/>
-          <w:sz w:val="20"/>
-          <w:szCs w:val="20"/>
-          <w:lang w:val="en-US"/>
-        </w:rPr>
-        <w:t>=</w:t>
-      </w:r>
-      <w:r>
-        <w:rPr>
-          <w:rFonts w:ascii="Courier New" w:hAnsi="Courier New" w:cs="Courier New"/>
-          <w:sz w:val="20"/>
-          <w:szCs w:val="20"/>
-          <w:lang w:val="en-US"/>
-        </w:rPr>
-        <w:t>"</w:t>
-      </w:r>
-      <w:proofErr w:type="gramStart"/>
-      <w:r>
-        <w:rPr>
-          <w:rFonts w:ascii="Courier New" w:hAnsi="Courier New" w:cs="Courier New"/>
-          <w:color w:val="0000FF"/>
-          <w:sz w:val="20"/>
-          <w:szCs w:val="20"/>
-          <w:lang w:val="en-US"/>
-        </w:rPr>
-        <w:t>dk.nita</w:t>
-      </w:r>
-      <w:proofErr w:type="gramEnd"/>
-      <w:r>
-        <w:rPr>
-          <w:rFonts w:ascii="Courier New" w:hAnsi="Courier New" w:cs="Courier New"/>
-          <w:color w:val="0000FF"/>
-          <w:sz w:val="20"/>
-          <w:szCs w:val="20"/>
-          <w:lang w:val="en-US"/>
-        </w:rPr>
-        <w:t>.saml20.config.ConfigurationReader, dk.nita.saml20</w:t>
+        <w:t>dk.nita.saml20.config.ConfigurationReader, dk.nita.saml20</w:t>
       </w:r>
       <w:r>
         <w:rPr>
@@ -19149,25 +18733,14 @@
         </w:rPr>
         <w:tab/>
       </w:r>
-      <w:proofErr w:type="gramStart"/>
-      <w:r>
-        <w:rPr>
-          <w:rFonts w:ascii="Calibri" w:hAnsi="Calibri" w:cs="Calibri"/>
-          <w:sz w:val="22"/>
-          <w:szCs w:val="22"/>
-          <w:lang w:val="en-US"/>
-        </w:rPr>
-        <w:t>In</w:t>
-      </w:r>
-      <w:proofErr w:type="gramEnd"/>
-      <w:r>
-        <w:rPr>
-          <w:rFonts w:ascii="Calibri" w:hAnsi="Calibri" w:cs="Calibri"/>
-          <w:sz w:val="22"/>
-          <w:szCs w:val="22"/>
-          <w:lang w:val="en-US"/>
-        </w:rPr>
-        <w:t xml:space="preserve"> the </w:t>
+      <w:r>
+        <w:rPr>
+          <w:rFonts w:ascii="Calibri" w:hAnsi="Calibri" w:cs="Calibri"/>
+          <w:sz w:val="22"/>
+          <w:szCs w:val="22"/>
+          <w:lang w:val="en-US"/>
+        </w:rPr>
+        <w:t xml:space="preserve">In the </w:t>
       </w:r>
       <w:proofErr w:type="spellStart"/>
       <w:r>
@@ -19426,10 +18999,80 @@
           <w:szCs w:val="20"/>
           <w:lang w:val="en-US"/>
         </w:rPr>
+        <w:t>loginUrl</w:t>
+      </w:r>
+      <w:proofErr w:type="spellEnd"/>
+      <w:r>
+        <w:rPr>
+          <w:rFonts w:ascii="Courier New" w:hAnsi="Courier New" w:cs="Courier New"/>
+          <w:color w:val="0000FF"/>
+          <w:sz w:val="20"/>
+          <w:szCs w:val="20"/>
+          <w:lang w:val="en-US"/>
+        </w:rPr>
+        <w:t>=</w:t>
+      </w:r>
+      <w:r>
+        <w:rPr>
+          <w:rFonts w:ascii="Courier New" w:hAnsi="Courier New" w:cs="Courier New"/>
+          <w:sz w:val="20"/>
+          <w:szCs w:val="20"/>
+          <w:lang w:val="en-US"/>
+        </w:rPr>
+        <w:t>"</w:t>
+      </w:r>
+      <w:r>
+        <w:rPr>
+          <w:rFonts w:ascii="Courier New" w:hAnsi="Courier New" w:cs="Courier New"/>
+          <w:color w:val="0000FF"/>
+          <w:sz w:val="20"/>
+          <w:szCs w:val="20"/>
+          <w:lang w:val="en-US"/>
+        </w:rPr>
+        <w:t>&lt;YOUR LOGIN HANDLER AS NAMED ABOVE&gt;</w:t>
+      </w:r>
+      <w:r>
+        <w:rPr>
+          <w:rFonts w:ascii="Courier New" w:hAnsi="Courier New" w:cs="Courier New"/>
+          <w:sz w:val="20"/>
+          <w:szCs w:val="20"/>
+          <w:lang w:val="en-US"/>
+        </w:rPr>
+        <w:t>"</w:t>
+      </w:r>
+      <w:r>
+        <w:rPr>
+          <w:rFonts w:ascii="Courier New" w:hAnsi="Courier New" w:cs="Courier New"/>
+          <w:color w:val="0000FF"/>
+          <w:sz w:val="20"/>
+          <w:szCs w:val="20"/>
+          <w:lang w:val="en-US"/>
+        </w:rPr>
+        <w:t xml:space="preserve"> </w:t>
+      </w:r>
+    </w:p>
+    <w:p>
+      <w:pPr>
+        <w:ind w:start="108pt" w:firstLine="18pt"/>
+        <w:rPr>
+          <w:rFonts w:ascii="Courier New" w:hAnsi="Courier New" w:cs="Courier New"/>
+          <w:color w:val="0000FF"/>
+          <w:sz w:val="20"/>
+          <w:szCs w:val="20"/>
+          <w:lang w:val="en-US"/>
+        </w:rPr>
+      </w:pPr>
+      <w:r>
+        <w:rPr>
+          <w:rFonts w:ascii="Courier New" w:hAnsi="Courier New" w:cs="Courier New"/>
+          <w:color w:val="FF0000"/>
+          <w:sz w:val="20"/>
+          <w:szCs w:val="20"/>
+          <w:lang w:val="en-US"/>
+        </w:rPr>
         <w:lastRenderedPageBreak/>
-        <w:t>loginUrl</w:t>
-      </w:r>
-      <w:proofErr w:type="spellEnd"/>
+        <w:t>name</w:t>
+      </w:r>
       <w:r>
         <w:rPr>
           <w:rFonts w:ascii="Courier New" w:hAnsi="Courier New" w:cs="Courier New"/>
@@ -19457,7 +19100,7 @@
           <w:szCs w:val="20"/>
           <w:lang w:val="en-US"/>
         </w:rPr>
-        <w:t>&lt;YOUR LOGIN HANDLER AS NAMED ABOVE&gt;</w:t>
+        <w:t>&lt;YOUR COOKIE NAME&gt;</w:t>
       </w:r>
       <w:r>
         <w:rPr>
@@ -19476,89 +19119,7 @@
           <w:szCs w:val="20"/>
           <w:lang w:val="en-US"/>
         </w:rPr>
-        <w:t xml:space="preserve"> </w:t>
-      </w:r>
-    </w:p>
-    <w:p>
-      <w:pPr>
-        <w:ind w:start="108pt" w:firstLine="18pt"/>
-        <w:rPr>
-          <w:rFonts w:ascii="Courier New" w:hAnsi="Courier New" w:cs="Courier New"/>
-          <w:color w:val="0000FF"/>
-          <w:sz w:val="20"/>
-          <w:szCs w:val="20"/>
-          <w:lang w:val="en-US"/>
-        </w:rPr>
-      </w:pPr>
-      <w:r>
-        <w:rPr>
-          <w:rFonts w:ascii="Courier New" w:hAnsi="Courier New" w:cs="Courier New"/>
-          <w:color w:val="FF0000"/>
-          <w:sz w:val="20"/>
-          <w:szCs w:val="20"/>
-          <w:lang w:val="en-US"/>
-        </w:rPr>
-        <w:t>name</w:t>
-      </w:r>
-      <w:r>
-        <w:rPr>
-          <w:rFonts w:ascii="Courier New" w:hAnsi="Courier New" w:cs="Courier New"/>
-          <w:color w:val="0000FF"/>
-          <w:sz w:val="20"/>
-          <w:szCs w:val="20"/>
-          <w:lang w:val="en-US"/>
-        </w:rPr>
-        <w:t>=</w:t>
-      </w:r>
-      <w:r>
-        <w:rPr>
-          <w:rFonts w:ascii="Courier New" w:hAnsi="Courier New" w:cs="Courier New"/>
-          <w:sz w:val="20"/>
-          <w:szCs w:val="20"/>
-          <w:lang w:val="en-US"/>
-        </w:rPr>
-        <w:t>"</w:t>
-      </w:r>
-      <w:r>
-        <w:rPr>
-          <w:rFonts w:ascii="Courier New" w:hAnsi="Courier New" w:cs="Courier New"/>
-          <w:color w:val="0000FF"/>
-          <w:sz w:val="20"/>
-          <w:szCs w:val="20"/>
-          <w:lang w:val="en-US"/>
-        </w:rPr>
-        <w:t>&lt;YOUR COOKIE NAME&gt;</w:t>
-      </w:r>
-      <w:proofErr w:type="gramStart"/>
-      <w:r>
-        <w:rPr>
-          <w:rFonts w:ascii="Courier New" w:hAnsi="Courier New" w:cs="Courier New"/>
-          <w:sz w:val="20"/>
-          <w:szCs w:val="20"/>
-          <w:lang w:val="en-US"/>
-        </w:rPr>
-        <w:t>"</w:t>
-      </w:r>
-      <w:r>
-        <w:rPr>
-          <w:rFonts w:ascii="Courier New" w:hAnsi="Courier New" w:cs="Courier New"/>
-          <w:color w:val="0000FF"/>
-          <w:sz w:val="20"/>
-          <w:szCs w:val="20"/>
-          <w:lang w:val="en-US"/>
-        </w:rPr>
-        <w:t xml:space="preserve">  /</w:t>
-      </w:r>
-      <w:proofErr w:type="gramEnd"/>
-      <w:r>
-        <w:rPr>
-          <w:rFonts w:ascii="Courier New" w:hAnsi="Courier New" w:cs="Courier New"/>
-          <w:color w:val="0000FF"/>
-          <w:sz w:val="20"/>
-          <w:szCs w:val="20"/>
-          <w:lang w:val="en-US"/>
-        </w:rPr>
-        <w:t>&gt;</w:t>
+        <w:t xml:space="preserve">  /&gt;</w:t>
       </w:r>
     </w:p>
     <w:p>
@@ -19633,25 +19194,14 @@
         </w:rPr>
         <w:tab/>
       </w:r>
-      <w:proofErr w:type="gramStart"/>
-      <w:r>
-        <w:rPr>
-          <w:rFonts w:ascii="Calibri" w:hAnsi="Calibri" w:cs="Calibri"/>
-          <w:sz w:val="22"/>
-          <w:szCs w:val="22"/>
-          <w:lang w:val="en-US"/>
-        </w:rPr>
-        <w:t>To</w:t>
-      </w:r>
-      <w:proofErr w:type="gramEnd"/>
-      <w:r>
-        <w:rPr>
-          <w:rFonts w:ascii="Calibri" w:hAnsi="Calibri" w:cs="Calibri"/>
-          <w:sz w:val="22"/>
-          <w:szCs w:val="22"/>
-          <w:lang w:val="en-US"/>
-        </w:rPr>
-        <w:t xml:space="preserve"> describe which parts of the application are protected by forms authentication, you must use the ASP.NET location tag (see the sample for an example of this).  The reason for this is that you need unauthenticated access to not only the login.ashx handler, but also the metadata.ashx handler.</w:t>
+      <w:r>
+        <w:rPr>
+          <w:rFonts w:ascii="Calibri" w:hAnsi="Calibri" w:cs="Calibri"/>
+          <w:sz w:val="22"/>
+          <w:szCs w:val="22"/>
+          <w:lang w:val="en-US"/>
+        </w:rPr>
+        <w:t>To describe which parts of the application are protected by forms authentication, you must use the ASP.NET location tag (see the sample for an example of this).  The reason for this is that you need unauthenticated access to not only the login.ashx handler, but also the metadata.ashx handler.</w:t>
       </w:r>
     </w:p>
     <w:p>
@@ -19681,25 +19231,14 @@
         </w:rPr>
         <w:tab/>
       </w:r>
-      <w:proofErr w:type="gramStart"/>
-      <w:r>
-        <w:rPr>
-          <w:rFonts w:ascii="Calibri" w:hAnsi="Calibri" w:cs="Calibri"/>
-          <w:sz w:val="22"/>
-          <w:szCs w:val="22"/>
-          <w:lang w:val="en-US"/>
-        </w:rPr>
-        <w:t>For</w:t>
-      </w:r>
-      <w:proofErr w:type="gramEnd"/>
-      <w:r>
-        <w:rPr>
-          <w:rFonts w:ascii="Calibri" w:hAnsi="Calibri" w:cs="Calibri"/>
-          <w:sz w:val="22"/>
-          <w:szCs w:val="22"/>
-          <w:lang w:val="en-US"/>
-        </w:rPr>
-        <w:t xml:space="preserve"> fastest results, copy from the sample service provider, </w:t>
+      <w:r>
+        <w:rPr>
+          <w:rFonts w:ascii="Calibri" w:hAnsi="Calibri" w:cs="Calibri"/>
+          <w:sz w:val="22"/>
+          <w:szCs w:val="22"/>
+          <w:lang w:val="en-US"/>
+        </w:rPr>
+        <w:t xml:space="preserve">For fastest results, copy from the sample service provider, </w:t>
       </w:r>
       <w:proofErr w:type="spellStart"/>
       <w:r>
@@ -19936,25 +19475,14 @@
         </w:rPr>
         <w:tab/>
       </w:r>
-      <w:proofErr w:type="gramStart"/>
-      <w:r>
-        <w:rPr>
-          <w:rFonts w:ascii="Calibri" w:hAnsi="Calibri" w:cs="Calibri"/>
-          <w:sz w:val="22"/>
-          <w:szCs w:val="22"/>
-          <w:lang w:val="en-US"/>
-        </w:rPr>
-        <w:t>For</w:t>
-      </w:r>
-      <w:proofErr w:type="gramEnd"/>
-      <w:r>
-        <w:rPr>
-          <w:rFonts w:ascii="Calibri" w:hAnsi="Calibri" w:cs="Calibri"/>
-          <w:sz w:val="22"/>
-          <w:szCs w:val="22"/>
-          <w:lang w:val="en-US"/>
-        </w:rPr>
-        <w:t xml:space="preserve"> fastest results, copy from the sample service provider, </w:t>
+      <w:r>
+        <w:rPr>
+          <w:rFonts w:ascii="Calibri" w:hAnsi="Calibri" w:cs="Calibri"/>
+          <w:sz w:val="22"/>
+          <w:szCs w:val="22"/>
+          <w:lang w:val="en-US"/>
+        </w:rPr>
+        <w:t xml:space="preserve">For fastest results, copy from the sample service provider, </w:t>
       </w:r>
       <w:proofErr w:type="spellStart"/>
       <w:r>
@@ -20054,17 +19582,7 @@
           <w:szCs w:val="22"/>
           <w:lang w:val="en-US"/>
         </w:rPr>
-        <w:t xml:space="preserve">Id attribute must be unique and match the audience requirements of </w:t>
-      </w:r>
-      <w:proofErr w:type="gramStart"/>
-      <w:r>
-        <w:rPr>
-          <w:rFonts w:ascii="Calibri" w:hAnsi="Calibri" w:cs="Calibri"/>
-          <w:sz w:val="22"/>
-          <w:szCs w:val="22"/>
-          <w:lang w:val="en-US"/>
-        </w:rPr>
-        <w:t xml:space="preserve">the  </w:t>
+        <w:t xml:space="preserve">Id attribute must be unique and match the audience requirements of the  </w:t>
       </w:r>
       <w:r>
         <w:rPr>
@@ -20075,7 +19593,6 @@
         </w:rPr>
         <w:t>Federation</w:t>
       </w:r>
-      <w:proofErr w:type="gramEnd"/>
       <w:r>
         <w:rPr>
           <w:rFonts w:ascii="Calibri" w:hAnsi="Calibri" w:cs="Calibri"/>
@@ -20305,27 +19822,7 @@
           <w:lang w:val="en-US"/>
         </w:rPr>
         <w:tab/>
-        <w:t>Download the metadata of your application from the endpoint specified in the SAML20Federation element as described above (</w:t>
-      </w:r>
-      <w:proofErr w:type="gramStart"/>
-      <w:r>
-        <w:rPr>
-          <w:rFonts w:ascii="Calibri" w:hAnsi="Calibri" w:cs="Calibri"/>
-          <w:sz w:val="22"/>
-          <w:szCs w:val="22"/>
-          <w:lang w:val="en-US"/>
-        </w:rPr>
-        <w:t>e.g.</w:t>
-      </w:r>
-      <w:proofErr w:type="gramEnd"/>
-      <w:r>
-        <w:rPr>
-          <w:rFonts w:ascii="Calibri" w:hAnsi="Calibri" w:cs="Calibri"/>
-          <w:sz w:val="22"/>
-          <w:szCs w:val="22"/>
-          <w:lang w:val="en-US"/>
-        </w:rPr>
-        <w:t xml:space="preserve"> </w:t>
+        <w:t xml:space="preserve">Download the metadata of your application from the endpoint specified in the SAML20Federation element as described above (e.g. </w:t>
       </w:r>
       <w:hyperlink r:id="rId22" w:history="1">
         <w:r>
@@ -20452,7 +19949,7 @@
     </w:p>
     <w:p>
       <w:pPr>
-        <w:pStyle w:val="Heading2"/>
+        <w:pStyle w:val="Overskrift2"/>
         <w:rPr>
           <w:lang w:val="en-US"/>
         </w:rPr>
@@ -20646,7 +20143,7 @@
     </w:p>
     <w:p>
       <w:pPr>
-        <w:pStyle w:val="Heading2"/>
+        <w:pStyle w:val="Overskrift2"/>
         <w:rPr>
           <w:lang w:val="en-US"/>
         </w:rPr>
@@ -21115,7 +20612,7 @@
     </w:p>
     <w:p>
       <w:pPr>
-        <w:pStyle w:val="Heading1"/>
+        <w:pStyle w:val="Overskrift1"/>
         <w:rPr>
           <w:lang w:val="en-US"/>
         </w:rPr>
@@ -21167,7 +20664,7 @@
     </w:p>
     <w:p>
       <w:pPr>
-        <w:pStyle w:val="Heading2"/>
+        <w:pStyle w:val="Overskrift2"/>
         <w:rPr>
           <w:lang w:val="en-US"/>
         </w:rPr>
@@ -21226,7 +20723,7 @@
     </w:p>
     <w:p>
       <w:pPr>
-        <w:pStyle w:val="Heading2"/>
+        <w:pStyle w:val="Overskrift2"/>
         <w:rPr>
           <w:lang w:val="en-US"/>
         </w:rPr>
@@ -21728,7 +21225,6 @@
         </w:rPr>
         <w:t xml:space="preserve">    &lt;</w:t>
       </w:r>
-      <w:proofErr w:type="gramStart"/>
       <w:r>
         <w:rPr>
           <w:rFonts w:ascii="Courier New" w:hAnsi="Courier New" w:cs="Courier New"/>
@@ -21759,7 +21255,6 @@
         </w:rPr>
         <w:t>name</w:t>
       </w:r>
-      <w:proofErr w:type="gramEnd"/>
       <w:r>
         <w:rPr>
           <w:rFonts w:ascii="Courier New" w:hAnsi="Courier New" w:cs="Courier New"/>
@@ -22334,7 +21829,6 @@
         <w:t>"</w:t>
       </w:r>
       <w:proofErr w:type="spellStart"/>
-      <w:proofErr w:type="gramStart"/>
       <w:r>
         <w:rPr>
           <w:rFonts w:ascii="Courier New" w:hAnsi="Courier New" w:cs="Courier New"/>
@@ -22346,7 +21840,6 @@
         <w:t>urn:FirstName</w:t>
       </w:r>
       <w:proofErr w:type="spellEnd"/>
-      <w:proofErr w:type="gramEnd"/>
       <w:r>
         <w:rPr>
           <w:rFonts w:ascii="Courier New" w:hAnsi="Courier New" w:cs="Courier New"/>
@@ -22496,7 +21989,6 @@
         <w:t>"</w:t>
       </w:r>
       <w:proofErr w:type="spellStart"/>
-      <w:proofErr w:type="gramStart"/>
       <w:r>
         <w:rPr>
           <w:rFonts w:ascii="Courier New" w:hAnsi="Courier New" w:cs="Courier New"/>
@@ -22508,7 +22000,6 @@
         <w:t>urn:LastName</w:t>
       </w:r>
       <w:proofErr w:type="spellEnd"/>
-      <w:proofErr w:type="gramEnd"/>
       <w:r>
         <w:rPr>
           <w:rFonts w:ascii="Courier New" w:hAnsi="Courier New" w:cs="Courier New"/>
@@ -22658,7 +22149,6 @@
         <w:t>"</w:t>
       </w:r>
       <w:proofErr w:type="spellStart"/>
-      <w:proofErr w:type="gramStart"/>
       <w:r>
         <w:rPr>
           <w:rFonts w:ascii="Courier New" w:hAnsi="Courier New" w:cs="Courier New"/>
@@ -22670,7 +22160,6 @@
         <w:t>urn:Age</w:t>
       </w:r>
       <w:proofErr w:type="spellEnd"/>
-      <w:proofErr w:type="gramEnd"/>
       <w:r>
         <w:rPr>
           <w:rFonts w:ascii="Courier New" w:hAnsi="Courier New" w:cs="Courier New"/>
@@ -22819,7 +22308,6 @@
         </w:rPr>
         <w:t>"</w:t>
       </w:r>
-      <w:proofErr w:type="gramStart"/>
       <w:r>
         <w:rPr>
           <w:rFonts w:ascii="Courier New" w:hAnsi="Courier New" w:cs="Courier New"/>
@@ -22828,9 +22316,17 @@
           <w:szCs w:val="20"/>
           <w:lang w:val="en-US"/>
         </w:rPr>
-        <w:t>urn:oid</w:t>
-      </w:r>
-      <w:proofErr w:type="gramEnd"/>
+        <w:t>urn:oid:0.9.2342.19200300.100.1.3</w:t>
+      </w:r>
+      <w:r>
+        <w:rPr>
+          <w:rFonts w:ascii="Courier New" w:hAnsi="Courier New" w:cs="Courier New"/>
+          <w:sz w:val="20"/>
+          <w:szCs w:val="20"/>
+          <w:lang w:val="en-US"/>
+        </w:rPr>
+        <w:t>"</w:t>
+      </w:r>
       <w:r>
         <w:rPr>
           <w:rFonts w:ascii="Courier New" w:hAnsi="Courier New" w:cs="Courier New"/>
@@ -22839,7 +22335,27 @@
           <w:szCs w:val="20"/>
           <w:lang w:val="en-US"/>
         </w:rPr>
-        <w:t>:0.9.2342.19200300.100.1.3</w:t>
+        <w:t xml:space="preserve">  </w:t>
+      </w:r>
+      <w:r>
+        <w:rPr>
+          <w:rFonts w:ascii="Courier New" w:hAnsi="Courier New" w:cs="Courier New"/>
+          <w:color w:val="FF0000"/>
+          <w:sz w:val="20"/>
+          <w:szCs w:val="20"/>
+          <w:lang w:val="en-US"/>
+        </w:rPr>
+        <w:t>value</w:t>
+      </w:r>
+      <w:r>
+        <w:rPr>
+          <w:rFonts w:ascii="Courier New" w:hAnsi="Courier New" w:cs="Courier New"/>
+          <w:color w:val="0000FF"/>
+          <w:sz w:val="20"/>
+          <w:szCs w:val="20"/>
+          <w:lang w:val="en-US"/>
+        </w:rPr>
+        <w:t>=</w:t>
       </w:r>
       <w:r>
         <w:rPr>
@@ -22858,6 +22374,1275 @@
           <w:szCs w:val="20"/>
           <w:lang w:val="en-US"/>
         </w:rPr>
+        <w:t>lene@company.dk</w:t>
+      </w:r>
+      <w:r>
+        <w:rPr>
+          <w:rFonts w:ascii="Courier New" w:hAnsi="Courier New" w:cs="Courier New"/>
+          <w:sz w:val="20"/>
+          <w:szCs w:val="20"/>
+          <w:lang w:val="en-US"/>
+        </w:rPr>
+        <w:t>"</w:t>
+      </w:r>
+      <w:r>
+        <w:rPr>
+          <w:rFonts w:ascii="Courier New" w:hAnsi="Courier New" w:cs="Courier New"/>
+          <w:color w:val="0000FF"/>
+          <w:sz w:val="20"/>
+          <w:szCs w:val="20"/>
+          <w:lang w:val="en-US"/>
+        </w:rPr>
+        <w:t>/&gt;</w:t>
+      </w:r>
+    </w:p>
+    <w:p>
+      <w:pPr>
+        <w:widowControl/>
+        <w:rPr>
+          <w:rFonts w:ascii="Courier New" w:hAnsi="Courier New" w:cs="Courier New"/>
+          <w:color w:val="0000FF"/>
+          <w:sz w:val="20"/>
+          <w:szCs w:val="20"/>
+          <w:lang w:val="en-US"/>
+        </w:rPr>
+      </w:pPr>
+      <w:r>
+        <w:rPr>
+          <w:rFonts w:ascii="Courier New" w:hAnsi="Courier New" w:cs="Courier New"/>
+          <w:color w:val="0000FF"/>
+          <w:sz w:val="20"/>
+          <w:szCs w:val="20"/>
+          <w:lang w:val="en-US"/>
+        </w:rPr>
+        <w:t xml:space="preserve">          &lt;</w:t>
+      </w:r>
+      <w:r>
+        <w:rPr>
+          <w:rFonts w:ascii="Courier New" w:hAnsi="Courier New" w:cs="Courier New"/>
+          <w:color w:val="A31515"/>
+          <w:sz w:val="20"/>
+          <w:szCs w:val="20"/>
+          <w:lang w:val="en-US"/>
+        </w:rPr>
+        <w:t>add</w:t>
+      </w:r>
+      <w:r>
+        <w:rPr>
+          <w:rFonts w:ascii="Courier New" w:hAnsi="Courier New" w:cs="Courier New"/>
+          <w:color w:val="0000FF"/>
+          <w:sz w:val="20"/>
+          <w:szCs w:val="20"/>
+          <w:lang w:val="en-US"/>
+        </w:rPr>
+        <w:t xml:space="preserve"> </w:t>
+      </w:r>
+      <w:r>
+        <w:rPr>
+          <w:rFonts w:ascii="Courier New" w:hAnsi="Courier New" w:cs="Courier New"/>
+          <w:color w:val="FF0000"/>
+          <w:sz w:val="20"/>
+          <w:szCs w:val="20"/>
+          <w:lang w:val="en-US"/>
+        </w:rPr>
+        <w:t>name</w:t>
+      </w:r>
+      <w:r>
+        <w:rPr>
+          <w:rFonts w:ascii="Courier New" w:hAnsi="Courier New" w:cs="Courier New"/>
+          <w:color w:val="0000FF"/>
+          <w:sz w:val="20"/>
+          <w:szCs w:val="20"/>
+          <w:lang w:val="en-US"/>
+        </w:rPr>
+        <w:t>=</w:t>
+      </w:r>
+      <w:r>
+        <w:rPr>
+          <w:rFonts w:ascii="Courier New" w:hAnsi="Courier New" w:cs="Courier New"/>
+          <w:sz w:val="20"/>
+          <w:szCs w:val="20"/>
+          <w:lang w:val="en-US"/>
+        </w:rPr>
+        <w:t>"</w:t>
+      </w:r>
+      <w:proofErr w:type="spellStart"/>
+      <w:r>
+        <w:rPr>
+          <w:rFonts w:ascii="Courier New" w:hAnsi="Courier New" w:cs="Courier New"/>
+          <w:color w:val="0000FF"/>
+          <w:sz w:val="20"/>
+          <w:szCs w:val="20"/>
+          <w:lang w:val="en-US"/>
+        </w:rPr>
+        <w:t>urn:dk:company:attribute:Role</w:t>
+      </w:r>
+      <w:proofErr w:type="spellEnd"/>
+      <w:r>
+        <w:rPr>
+          <w:rFonts w:ascii="Courier New" w:hAnsi="Courier New" w:cs="Courier New"/>
+          <w:sz w:val="20"/>
+          <w:szCs w:val="20"/>
+          <w:lang w:val="en-US"/>
+        </w:rPr>
+        <w:t>"</w:t>
+      </w:r>
+      <w:r>
+        <w:rPr>
+          <w:rFonts w:ascii="Courier New" w:hAnsi="Courier New" w:cs="Courier New"/>
+          <w:color w:val="0000FF"/>
+          <w:sz w:val="20"/>
+          <w:szCs w:val="20"/>
+          <w:lang w:val="en-US"/>
+        </w:rPr>
+        <w:t xml:space="preserve">   </w:t>
+      </w:r>
+      <w:r>
+        <w:rPr>
+          <w:rFonts w:ascii="Courier New" w:hAnsi="Courier New" w:cs="Courier New"/>
+          <w:color w:val="FF0000"/>
+          <w:sz w:val="20"/>
+          <w:szCs w:val="20"/>
+          <w:lang w:val="en-US"/>
+        </w:rPr>
+        <w:t>value</w:t>
+      </w:r>
+      <w:r>
+        <w:rPr>
+          <w:rFonts w:ascii="Courier New" w:hAnsi="Courier New" w:cs="Courier New"/>
+          <w:color w:val="0000FF"/>
+          <w:sz w:val="20"/>
+          <w:szCs w:val="20"/>
+          <w:lang w:val="en-US"/>
+        </w:rPr>
+        <w:t>=</w:t>
+      </w:r>
+      <w:r>
+        <w:rPr>
+          <w:rFonts w:ascii="Courier New" w:hAnsi="Courier New" w:cs="Courier New"/>
+          <w:sz w:val="20"/>
+          <w:szCs w:val="20"/>
+          <w:lang w:val="en-US"/>
+        </w:rPr>
+        <w:t>"</w:t>
+      </w:r>
+      <w:proofErr w:type="spellStart"/>
+      <w:r>
+        <w:rPr>
+          <w:rFonts w:ascii="Courier New" w:hAnsi="Courier New" w:cs="Courier New"/>
+          <w:color w:val="0000FF"/>
+          <w:sz w:val="20"/>
+          <w:szCs w:val="20"/>
+          <w:lang w:val="en-US"/>
+        </w:rPr>
+        <w:t>Medarbejder</w:t>
+      </w:r>
+      <w:proofErr w:type="spellEnd"/>
+      <w:r>
+        <w:rPr>
+          <w:rFonts w:ascii="Courier New" w:hAnsi="Courier New" w:cs="Courier New"/>
+          <w:sz w:val="20"/>
+          <w:szCs w:val="20"/>
+          <w:lang w:val="en-US"/>
+        </w:rPr>
+        <w:t>"</w:t>
+      </w:r>
+      <w:r>
+        <w:rPr>
+          <w:rFonts w:ascii="Courier New" w:hAnsi="Courier New" w:cs="Courier New"/>
+          <w:color w:val="0000FF"/>
+          <w:sz w:val="20"/>
+          <w:szCs w:val="20"/>
+          <w:lang w:val="en-US"/>
+        </w:rPr>
+        <w:t>/&gt;</w:t>
+      </w:r>
+    </w:p>
+    <w:p>
+      <w:pPr>
+        <w:widowControl/>
+        <w:rPr>
+          <w:rFonts w:ascii="Courier New" w:hAnsi="Courier New" w:cs="Courier New"/>
+          <w:color w:val="0000FF"/>
+          <w:sz w:val="20"/>
+          <w:szCs w:val="20"/>
+          <w:lang w:val="en-US"/>
+        </w:rPr>
+      </w:pPr>
+      <w:r>
+        <w:rPr>
+          <w:rFonts w:ascii="Courier New" w:hAnsi="Courier New" w:cs="Courier New"/>
+          <w:color w:val="0000FF"/>
+          <w:sz w:val="20"/>
+          <w:szCs w:val="20"/>
+          <w:lang w:val="en-US"/>
+        </w:rPr>
+        <w:t xml:space="preserve">          &lt;</w:t>
+      </w:r>
+      <w:r>
+        <w:rPr>
+          <w:rFonts w:ascii="Courier New" w:hAnsi="Courier New" w:cs="Courier New"/>
+          <w:color w:val="A31515"/>
+          <w:sz w:val="20"/>
+          <w:szCs w:val="20"/>
+          <w:lang w:val="en-US"/>
+        </w:rPr>
+        <w:t>add</w:t>
+      </w:r>
+      <w:r>
+        <w:rPr>
+          <w:rFonts w:ascii="Courier New" w:hAnsi="Courier New" w:cs="Courier New"/>
+          <w:color w:val="0000FF"/>
+          <w:sz w:val="20"/>
+          <w:szCs w:val="20"/>
+          <w:lang w:val="en-US"/>
+        </w:rPr>
+        <w:t xml:space="preserve"> </w:t>
+      </w:r>
+      <w:r>
+        <w:rPr>
+          <w:rFonts w:ascii="Courier New" w:hAnsi="Courier New" w:cs="Courier New"/>
+          <w:color w:val="FF0000"/>
+          <w:sz w:val="20"/>
+          <w:szCs w:val="20"/>
+          <w:lang w:val="en-US"/>
+        </w:rPr>
+        <w:t>name</w:t>
+      </w:r>
+      <w:r>
+        <w:rPr>
+          <w:rFonts w:ascii="Courier New" w:hAnsi="Courier New" w:cs="Courier New"/>
+          <w:color w:val="0000FF"/>
+          <w:sz w:val="20"/>
+          <w:szCs w:val="20"/>
+          <w:lang w:val="en-US"/>
+        </w:rPr>
+        <w:t>=</w:t>
+      </w:r>
+      <w:r>
+        <w:rPr>
+          <w:rFonts w:ascii="Courier New" w:hAnsi="Courier New" w:cs="Courier New"/>
+          <w:sz w:val="20"/>
+          <w:szCs w:val="20"/>
+          <w:lang w:val="en-US"/>
+        </w:rPr>
+        <w:t>"</w:t>
+      </w:r>
+      <w:proofErr w:type="spellStart"/>
+      <w:r>
+        <w:rPr>
+          <w:rFonts w:ascii="Courier New" w:hAnsi="Courier New" w:cs="Courier New"/>
+          <w:color w:val="0000FF"/>
+          <w:sz w:val="20"/>
+          <w:szCs w:val="20"/>
+          <w:lang w:val="en-US"/>
+        </w:rPr>
+        <w:t>urn:dk:company:attribute:Role</w:t>
+      </w:r>
+      <w:proofErr w:type="spellEnd"/>
+      <w:r>
+        <w:rPr>
+          <w:rFonts w:ascii="Courier New" w:hAnsi="Courier New" w:cs="Courier New"/>
+          <w:sz w:val="20"/>
+          <w:szCs w:val="20"/>
+          <w:lang w:val="en-US"/>
+        </w:rPr>
+        <w:t>"</w:t>
+      </w:r>
+      <w:r>
+        <w:rPr>
+          <w:rFonts w:ascii="Courier New" w:hAnsi="Courier New" w:cs="Courier New"/>
+          <w:color w:val="0000FF"/>
+          <w:sz w:val="20"/>
+          <w:szCs w:val="20"/>
+          <w:lang w:val="en-US"/>
+        </w:rPr>
+        <w:t xml:space="preserve">   </w:t>
+      </w:r>
+      <w:r>
+        <w:rPr>
+          <w:rFonts w:ascii="Courier New" w:hAnsi="Courier New" w:cs="Courier New"/>
+          <w:color w:val="FF0000"/>
+          <w:sz w:val="20"/>
+          <w:szCs w:val="20"/>
+          <w:lang w:val="en-US"/>
+        </w:rPr>
+        <w:t>value</w:t>
+      </w:r>
+      <w:r>
+        <w:rPr>
+          <w:rFonts w:ascii="Courier New" w:hAnsi="Courier New" w:cs="Courier New"/>
+          <w:color w:val="0000FF"/>
+          <w:sz w:val="20"/>
+          <w:szCs w:val="20"/>
+          <w:lang w:val="en-US"/>
+        </w:rPr>
+        <w:t>=</w:t>
+      </w:r>
+      <w:r>
+        <w:rPr>
+          <w:rFonts w:ascii="Courier New" w:hAnsi="Courier New" w:cs="Courier New"/>
+          <w:sz w:val="20"/>
+          <w:szCs w:val="20"/>
+          <w:lang w:val="en-US"/>
+        </w:rPr>
+        <w:t>"</w:t>
+      </w:r>
+      <w:proofErr w:type="spellStart"/>
+      <w:r>
+        <w:rPr>
+          <w:rFonts w:ascii="Courier New" w:hAnsi="Courier New" w:cs="Courier New"/>
+          <w:color w:val="0000FF"/>
+          <w:sz w:val="20"/>
+          <w:szCs w:val="20"/>
+          <w:lang w:val="en-US"/>
+        </w:rPr>
+        <w:t>Udvikler</w:t>
+      </w:r>
+      <w:proofErr w:type="spellEnd"/>
+      <w:r>
+        <w:rPr>
+          <w:rFonts w:ascii="Courier New" w:hAnsi="Courier New" w:cs="Courier New"/>
+          <w:sz w:val="20"/>
+          <w:szCs w:val="20"/>
+          <w:lang w:val="en-US"/>
+        </w:rPr>
+        <w:t>"</w:t>
+      </w:r>
+      <w:r>
+        <w:rPr>
+          <w:rFonts w:ascii="Courier New" w:hAnsi="Courier New" w:cs="Courier New"/>
+          <w:color w:val="0000FF"/>
+          <w:sz w:val="20"/>
+          <w:szCs w:val="20"/>
+          <w:lang w:val="en-US"/>
+        </w:rPr>
+        <w:t>/&gt;</w:t>
+      </w:r>
+    </w:p>
+    <w:p>
+      <w:pPr>
+        <w:widowControl/>
+        <w:rPr>
+          <w:rFonts w:ascii="Courier New" w:hAnsi="Courier New" w:cs="Courier New"/>
+          <w:color w:val="0000FF"/>
+          <w:sz w:val="20"/>
+          <w:szCs w:val="20"/>
+          <w:lang w:val="en-US"/>
+        </w:rPr>
+      </w:pPr>
+      <w:r>
+        <w:rPr>
+          <w:rFonts w:ascii="Courier New" w:hAnsi="Courier New" w:cs="Courier New"/>
+          <w:color w:val="0000FF"/>
+          <w:sz w:val="20"/>
+          <w:szCs w:val="20"/>
+          <w:lang w:val="en-US"/>
+        </w:rPr>
+        <w:t xml:space="preserve">        &lt;/</w:t>
+      </w:r>
+      <w:r>
+        <w:rPr>
+          <w:rFonts w:ascii="Courier New" w:hAnsi="Courier New" w:cs="Courier New"/>
+          <w:color w:val="A31515"/>
+          <w:sz w:val="20"/>
+          <w:szCs w:val="20"/>
+          <w:lang w:val="en-US"/>
+        </w:rPr>
+        <w:t>attributes</w:t>
+      </w:r>
+      <w:r>
+        <w:rPr>
+          <w:rFonts w:ascii="Courier New" w:hAnsi="Courier New" w:cs="Courier New"/>
+          <w:color w:val="0000FF"/>
+          <w:sz w:val="20"/>
+          <w:szCs w:val="20"/>
+          <w:lang w:val="en-US"/>
+        </w:rPr>
+        <w:t>&gt;</w:t>
+      </w:r>
+    </w:p>
+    <w:p>
+      <w:pPr>
+        <w:widowControl/>
+        <w:rPr>
+          <w:rFonts w:ascii="Courier New" w:hAnsi="Courier New" w:cs="Courier New"/>
+          <w:color w:val="0000FF"/>
+          <w:sz w:val="20"/>
+          <w:szCs w:val="20"/>
+          <w:lang w:val="en-US"/>
+        </w:rPr>
+      </w:pPr>
+      <w:r>
+        <w:rPr>
+          <w:rFonts w:ascii="Courier New" w:hAnsi="Courier New" w:cs="Courier New"/>
+          <w:color w:val="0000FF"/>
+          <w:sz w:val="20"/>
+          <w:szCs w:val="20"/>
+          <w:lang w:val="en-US"/>
+        </w:rPr>
+        <w:t xml:space="preserve">      &lt;/</w:t>
+      </w:r>
+      <w:r>
+        <w:rPr>
+          <w:rFonts w:ascii="Courier New" w:hAnsi="Courier New" w:cs="Courier New"/>
+          <w:color w:val="A31515"/>
+          <w:sz w:val="20"/>
+          <w:szCs w:val="20"/>
+          <w:lang w:val="en-US"/>
+        </w:rPr>
+        <w:t>add</w:t>
+      </w:r>
+      <w:r>
+        <w:rPr>
+          <w:rFonts w:ascii="Courier New" w:hAnsi="Courier New" w:cs="Courier New"/>
+          <w:color w:val="0000FF"/>
+          <w:sz w:val="20"/>
+          <w:szCs w:val="20"/>
+          <w:lang w:val="en-US"/>
+        </w:rPr>
+        <w:t>&gt;</w:t>
+      </w:r>
+    </w:p>
+    <w:p>
+      <w:pPr>
+        <w:widowControl/>
+        <w:rPr>
+          <w:rFonts w:ascii="Courier New" w:hAnsi="Courier New" w:cs="Courier New"/>
+          <w:color w:val="0000FF"/>
+          <w:sz w:val="20"/>
+          <w:szCs w:val="20"/>
+          <w:lang w:val="en-US"/>
+        </w:rPr>
+      </w:pPr>
+      <w:r>
+        <w:rPr>
+          <w:rFonts w:ascii="Courier New" w:hAnsi="Courier New" w:cs="Courier New"/>
+          <w:color w:val="0000FF"/>
+          <w:sz w:val="20"/>
+          <w:szCs w:val="20"/>
+          <w:lang w:val="en-US"/>
+        </w:rPr>
+        <w:t xml:space="preserve">      &lt;</w:t>
+      </w:r>
+      <w:r>
+        <w:rPr>
+          <w:rFonts w:ascii="Courier New" w:hAnsi="Courier New" w:cs="Courier New"/>
+          <w:color w:val="A31515"/>
+          <w:sz w:val="20"/>
+          <w:szCs w:val="20"/>
+          <w:lang w:val="en-US"/>
+        </w:rPr>
+        <w:t>add</w:t>
+      </w:r>
+      <w:r>
+        <w:rPr>
+          <w:rFonts w:ascii="Courier New" w:hAnsi="Courier New" w:cs="Courier New"/>
+          <w:color w:val="0000FF"/>
+          <w:sz w:val="20"/>
+          <w:szCs w:val="20"/>
+          <w:lang w:val="en-US"/>
+        </w:rPr>
+        <w:t xml:space="preserve"> </w:t>
+      </w:r>
+      <w:proofErr w:type="spellStart"/>
+      <w:r>
+        <w:rPr>
+          <w:rFonts w:ascii="Courier New" w:hAnsi="Courier New" w:cs="Courier New"/>
+          <w:color w:val="FF0000"/>
+          <w:sz w:val="20"/>
+          <w:szCs w:val="20"/>
+          <w:lang w:val="en-US"/>
+        </w:rPr>
+        <w:t>userName</w:t>
+      </w:r>
+      <w:proofErr w:type="spellEnd"/>
+      <w:r>
+        <w:rPr>
+          <w:rFonts w:ascii="Courier New" w:hAnsi="Courier New" w:cs="Courier New"/>
+          <w:color w:val="0000FF"/>
+          <w:sz w:val="20"/>
+          <w:szCs w:val="20"/>
+          <w:lang w:val="en-US"/>
+        </w:rPr>
+        <w:t>=</w:t>
+      </w:r>
+      <w:r>
+        <w:rPr>
+          <w:rFonts w:ascii="Courier New" w:hAnsi="Courier New" w:cs="Courier New"/>
+          <w:sz w:val="20"/>
+          <w:szCs w:val="20"/>
+          <w:lang w:val="en-US"/>
+        </w:rPr>
+        <w:t>"</w:t>
+      </w:r>
+      <w:r>
+        <w:rPr>
+          <w:rFonts w:ascii="Courier New" w:hAnsi="Courier New" w:cs="Courier New"/>
+          <w:color w:val="0000FF"/>
+          <w:sz w:val="20"/>
+          <w:szCs w:val="20"/>
+          <w:lang w:val="en-US"/>
+        </w:rPr>
+        <w:t>Åge</w:t>
+      </w:r>
+      <w:r>
+        <w:rPr>
+          <w:rFonts w:ascii="Courier New" w:hAnsi="Courier New" w:cs="Courier New"/>
+          <w:sz w:val="20"/>
+          <w:szCs w:val="20"/>
+          <w:lang w:val="en-US"/>
+        </w:rPr>
+        <w:t>"</w:t>
+      </w:r>
+      <w:r>
+        <w:rPr>
+          <w:rFonts w:ascii="Courier New" w:hAnsi="Courier New" w:cs="Courier New"/>
+          <w:color w:val="0000FF"/>
+          <w:sz w:val="20"/>
+          <w:szCs w:val="20"/>
+          <w:lang w:val="en-US"/>
+        </w:rPr>
+        <w:t xml:space="preserve"> </w:t>
+      </w:r>
+      <w:r>
+        <w:rPr>
+          <w:rFonts w:ascii="Courier New" w:hAnsi="Courier New" w:cs="Courier New"/>
+          <w:color w:val="FF0000"/>
+          <w:sz w:val="20"/>
+          <w:szCs w:val="20"/>
+          <w:lang w:val="en-US"/>
+        </w:rPr>
+        <w:t>password</w:t>
+      </w:r>
+      <w:r>
+        <w:rPr>
+          <w:rFonts w:ascii="Courier New" w:hAnsi="Courier New" w:cs="Courier New"/>
+          <w:color w:val="0000FF"/>
+          <w:sz w:val="20"/>
+          <w:szCs w:val="20"/>
+          <w:lang w:val="en-US"/>
+        </w:rPr>
+        <w:t xml:space="preserve"> =</w:t>
+      </w:r>
+      <w:r>
+        <w:rPr>
+          <w:rFonts w:ascii="Courier New" w:hAnsi="Courier New" w:cs="Courier New"/>
+          <w:sz w:val="20"/>
+          <w:szCs w:val="20"/>
+          <w:lang w:val="en-US"/>
+        </w:rPr>
+        <w:t>"</w:t>
+      </w:r>
+      <w:r>
+        <w:rPr>
+          <w:rFonts w:ascii="Courier New" w:hAnsi="Courier New" w:cs="Courier New"/>
+          <w:color w:val="0000FF"/>
+          <w:sz w:val="20"/>
+          <w:szCs w:val="20"/>
+          <w:lang w:val="en-US"/>
+        </w:rPr>
+        <w:t>Test1234</w:t>
+      </w:r>
+      <w:r>
+        <w:rPr>
+          <w:rFonts w:ascii="Courier New" w:hAnsi="Courier New" w:cs="Courier New"/>
+          <w:sz w:val="20"/>
+          <w:szCs w:val="20"/>
+          <w:lang w:val="en-US"/>
+        </w:rPr>
+        <w:t>"</w:t>
+      </w:r>
+      <w:r>
+        <w:rPr>
+          <w:rFonts w:ascii="Courier New" w:hAnsi="Courier New" w:cs="Courier New"/>
+          <w:color w:val="0000FF"/>
+          <w:sz w:val="20"/>
+          <w:szCs w:val="20"/>
+          <w:lang w:val="en-US"/>
+        </w:rPr>
+        <w:t xml:space="preserve"> </w:t>
+      </w:r>
+      <w:proofErr w:type="spellStart"/>
+      <w:r>
+        <w:rPr>
+          <w:rFonts w:ascii="Courier New" w:hAnsi="Courier New" w:cs="Courier New"/>
+          <w:color w:val="FF0000"/>
+          <w:sz w:val="20"/>
+          <w:szCs w:val="20"/>
+          <w:lang w:val="en-US"/>
+        </w:rPr>
+        <w:t>ppid</w:t>
+      </w:r>
+      <w:proofErr w:type="spellEnd"/>
+      <w:r>
+        <w:rPr>
+          <w:rFonts w:ascii="Courier New" w:hAnsi="Courier New" w:cs="Courier New"/>
+          <w:color w:val="0000FF"/>
+          <w:sz w:val="20"/>
+          <w:szCs w:val="20"/>
+          <w:lang w:val="en-US"/>
+        </w:rPr>
+        <w:t>=</w:t>
+      </w:r>
+      <w:r>
+        <w:rPr>
+          <w:rFonts w:ascii="Courier New" w:hAnsi="Courier New" w:cs="Courier New"/>
+          <w:sz w:val="20"/>
+          <w:szCs w:val="20"/>
+          <w:lang w:val="en-US"/>
+        </w:rPr>
+        <w:t>"</w:t>
+      </w:r>
+      <w:r>
+        <w:rPr>
+          <w:rFonts w:ascii="Courier New" w:hAnsi="Courier New" w:cs="Courier New"/>
+          <w:color w:val="0000FF"/>
+          <w:sz w:val="20"/>
+          <w:szCs w:val="20"/>
+          <w:lang w:val="en-US"/>
+        </w:rPr>
+        <w:t>PPID-7CDE9A20-8A40-429a-A390-FFAB7DF84DF3</w:t>
+      </w:r>
+      <w:r>
+        <w:rPr>
+          <w:rFonts w:ascii="Courier New" w:hAnsi="Courier New" w:cs="Courier New"/>
+          <w:sz w:val="20"/>
+          <w:szCs w:val="20"/>
+          <w:lang w:val="en-US"/>
+        </w:rPr>
+        <w:t>"</w:t>
+      </w:r>
+      <w:r>
+        <w:rPr>
+          <w:rFonts w:ascii="Courier New" w:hAnsi="Courier New" w:cs="Courier New"/>
+          <w:color w:val="0000FF"/>
+          <w:sz w:val="20"/>
+          <w:szCs w:val="20"/>
+          <w:lang w:val="en-US"/>
+        </w:rPr>
+        <w:t>&gt;</w:t>
+      </w:r>
+    </w:p>
+    <w:p>
+      <w:pPr>
+        <w:widowControl/>
+        <w:rPr>
+          <w:rFonts w:ascii="Courier New" w:hAnsi="Courier New" w:cs="Courier New"/>
+          <w:color w:val="0000FF"/>
+          <w:sz w:val="20"/>
+          <w:szCs w:val="20"/>
+          <w:lang w:val="en-US"/>
+        </w:rPr>
+      </w:pPr>
+      <w:r>
+        <w:rPr>
+          <w:rFonts w:ascii="Courier New" w:hAnsi="Courier New" w:cs="Courier New"/>
+          <w:color w:val="0000FF"/>
+          <w:sz w:val="20"/>
+          <w:szCs w:val="20"/>
+          <w:lang w:val="en-US"/>
+        </w:rPr>
+        <w:t xml:space="preserve">        &lt;</w:t>
+      </w:r>
+      <w:r>
+        <w:rPr>
+          <w:rFonts w:ascii="Courier New" w:hAnsi="Courier New" w:cs="Courier New"/>
+          <w:color w:val="A31515"/>
+          <w:sz w:val="20"/>
+          <w:szCs w:val="20"/>
+          <w:lang w:val="en-US"/>
+        </w:rPr>
+        <w:t>attributes</w:t>
+      </w:r>
+      <w:r>
+        <w:rPr>
+          <w:rFonts w:ascii="Courier New" w:hAnsi="Courier New" w:cs="Courier New"/>
+          <w:color w:val="0000FF"/>
+          <w:sz w:val="20"/>
+          <w:szCs w:val="20"/>
+          <w:lang w:val="en-US"/>
+        </w:rPr>
+        <w:t>&gt;</w:t>
+      </w:r>
+    </w:p>
+    <w:p>
+      <w:pPr>
+        <w:widowControl/>
+        <w:rPr>
+          <w:rFonts w:ascii="Courier New" w:hAnsi="Courier New" w:cs="Courier New"/>
+          <w:color w:val="0000FF"/>
+          <w:sz w:val="20"/>
+          <w:szCs w:val="20"/>
+          <w:lang w:val="en-US"/>
+        </w:rPr>
+      </w:pPr>
+      <w:r>
+        <w:rPr>
+          <w:rFonts w:ascii="Courier New" w:hAnsi="Courier New" w:cs="Courier New"/>
+          <w:color w:val="0000FF"/>
+          <w:sz w:val="20"/>
+          <w:szCs w:val="20"/>
+          <w:lang w:val="en-US"/>
+        </w:rPr>
+        <w:t xml:space="preserve">          &lt;</w:t>
+      </w:r>
+      <w:r>
+        <w:rPr>
+          <w:rFonts w:ascii="Courier New" w:hAnsi="Courier New" w:cs="Courier New"/>
+          <w:color w:val="A31515"/>
+          <w:sz w:val="20"/>
+          <w:szCs w:val="20"/>
+          <w:lang w:val="en-US"/>
+        </w:rPr>
+        <w:t>add</w:t>
+      </w:r>
+      <w:r>
+        <w:rPr>
+          <w:rFonts w:ascii="Courier New" w:hAnsi="Courier New" w:cs="Courier New"/>
+          <w:color w:val="0000FF"/>
+          <w:sz w:val="20"/>
+          <w:szCs w:val="20"/>
+          <w:lang w:val="en-US"/>
+        </w:rPr>
+        <w:t xml:space="preserve"> </w:t>
+      </w:r>
+      <w:r>
+        <w:rPr>
+          <w:rFonts w:ascii="Courier New" w:hAnsi="Courier New" w:cs="Courier New"/>
+          <w:color w:val="FF0000"/>
+          <w:sz w:val="20"/>
+          <w:szCs w:val="20"/>
+          <w:lang w:val="en-US"/>
+        </w:rPr>
+        <w:t>name</w:t>
+      </w:r>
+      <w:r>
+        <w:rPr>
+          <w:rFonts w:ascii="Courier New" w:hAnsi="Courier New" w:cs="Courier New"/>
+          <w:color w:val="0000FF"/>
+          <w:sz w:val="20"/>
+          <w:szCs w:val="20"/>
+          <w:lang w:val="en-US"/>
+        </w:rPr>
+        <w:t>=</w:t>
+      </w:r>
+      <w:r>
+        <w:rPr>
+          <w:rFonts w:ascii="Courier New" w:hAnsi="Courier New" w:cs="Courier New"/>
+          <w:sz w:val="20"/>
+          <w:szCs w:val="20"/>
+          <w:lang w:val="en-US"/>
+        </w:rPr>
+        <w:t>"</w:t>
+      </w:r>
+      <w:proofErr w:type="spellStart"/>
+      <w:r>
+        <w:rPr>
+          <w:rFonts w:ascii="Courier New" w:hAnsi="Courier New" w:cs="Courier New"/>
+          <w:color w:val="0000FF"/>
+          <w:sz w:val="20"/>
+          <w:szCs w:val="20"/>
+          <w:lang w:val="en-US"/>
+        </w:rPr>
+        <w:t>urn:FirstName</w:t>
+      </w:r>
+      <w:proofErr w:type="spellEnd"/>
+      <w:r>
+        <w:rPr>
+          <w:rFonts w:ascii="Courier New" w:hAnsi="Courier New" w:cs="Courier New"/>
+          <w:sz w:val="20"/>
+          <w:szCs w:val="20"/>
+          <w:lang w:val="en-US"/>
+        </w:rPr>
+        <w:t>"</w:t>
+      </w:r>
+      <w:r>
+        <w:rPr>
+          <w:rFonts w:ascii="Courier New" w:hAnsi="Courier New" w:cs="Courier New"/>
+          <w:color w:val="0000FF"/>
+          <w:sz w:val="20"/>
+          <w:szCs w:val="20"/>
+          <w:lang w:val="en-US"/>
+        </w:rPr>
+        <w:t xml:space="preserve"> </w:t>
+      </w:r>
+      <w:r>
+        <w:rPr>
+          <w:rFonts w:ascii="Courier New" w:hAnsi="Courier New" w:cs="Courier New"/>
+          <w:color w:val="FF0000"/>
+          <w:sz w:val="20"/>
+          <w:szCs w:val="20"/>
+          <w:lang w:val="en-US"/>
+        </w:rPr>
+        <w:t>value</w:t>
+      </w:r>
+      <w:r>
+        <w:rPr>
+          <w:rFonts w:ascii="Courier New" w:hAnsi="Courier New" w:cs="Courier New"/>
+          <w:color w:val="0000FF"/>
+          <w:sz w:val="20"/>
+          <w:szCs w:val="20"/>
+          <w:lang w:val="en-US"/>
+        </w:rPr>
+        <w:t>=</w:t>
+      </w:r>
+      <w:r>
+        <w:rPr>
+          <w:rFonts w:ascii="Courier New" w:hAnsi="Courier New" w:cs="Courier New"/>
+          <w:sz w:val="20"/>
+          <w:szCs w:val="20"/>
+          <w:lang w:val="en-US"/>
+        </w:rPr>
+        <w:t>"</w:t>
+      </w:r>
+      <w:r>
+        <w:rPr>
+          <w:rFonts w:ascii="Courier New" w:hAnsi="Courier New" w:cs="Courier New"/>
+          <w:color w:val="0000FF"/>
+          <w:sz w:val="20"/>
+          <w:szCs w:val="20"/>
+          <w:lang w:val="en-US"/>
+        </w:rPr>
+        <w:t>Åge</w:t>
+      </w:r>
+      <w:r>
+        <w:rPr>
+          <w:rFonts w:ascii="Courier New" w:hAnsi="Courier New" w:cs="Courier New"/>
+          <w:sz w:val="20"/>
+          <w:szCs w:val="20"/>
+          <w:lang w:val="en-US"/>
+        </w:rPr>
+        <w:t>"</w:t>
+      </w:r>
+      <w:r>
+        <w:rPr>
+          <w:rFonts w:ascii="Courier New" w:hAnsi="Courier New" w:cs="Courier New"/>
+          <w:color w:val="0000FF"/>
+          <w:sz w:val="20"/>
+          <w:szCs w:val="20"/>
+          <w:lang w:val="en-US"/>
+        </w:rPr>
+        <w:t>/&gt;</w:t>
+      </w:r>
+    </w:p>
+    <w:p>
+      <w:pPr>
+        <w:widowControl/>
+        <w:rPr>
+          <w:rFonts w:ascii="Courier New" w:hAnsi="Courier New" w:cs="Courier New"/>
+          <w:color w:val="0000FF"/>
+          <w:sz w:val="20"/>
+          <w:szCs w:val="20"/>
+          <w:lang w:val="en-US"/>
+        </w:rPr>
+      </w:pPr>
+      <w:r>
+        <w:rPr>
+          <w:rFonts w:ascii="Courier New" w:hAnsi="Courier New" w:cs="Courier New"/>
+          <w:color w:val="0000FF"/>
+          <w:sz w:val="20"/>
+          <w:szCs w:val="20"/>
+          <w:lang w:val="en-US"/>
+        </w:rPr>
+        <w:t xml:space="preserve">          &lt;</w:t>
+      </w:r>
+      <w:r>
+        <w:rPr>
+          <w:rFonts w:ascii="Courier New" w:hAnsi="Courier New" w:cs="Courier New"/>
+          <w:color w:val="A31515"/>
+          <w:sz w:val="20"/>
+          <w:szCs w:val="20"/>
+          <w:lang w:val="en-US"/>
+        </w:rPr>
+        <w:t>add</w:t>
+      </w:r>
+      <w:r>
+        <w:rPr>
+          <w:rFonts w:ascii="Courier New" w:hAnsi="Courier New" w:cs="Courier New"/>
+          <w:color w:val="0000FF"/>
+          <w:sz w:val="20"/>
+          <w:szCs w:val="20"/>
+          <w:lang w:val="en-US"/>
+        </w:rPr>
+        <w:t xml:space="preserve"> </w:t>
+      </w:r>
+      <w:r>
+        <w:rPr>
+          <w:rFonts w:ascii="Courier New" w:hAnsi="Courier New" w:cs="Courier New"/>
+          <w:color w:val="FF0000"/>
+          <w:sz w:val="20"/>
+          <w:szCs w:val="20"/>
+          <w:lang w:val="en-US"/>
+        </w:rPr>
+        <w:t>name</w:t>
+      </w:r>
+      <w:r>
+        <w:rPr>
+          <w:rFonts w:ascii="Courier New" w:hAnsi="Courier New" w:cs="Courier New"/>
+          <w:color w:val="0000FF"/>
+          <w:sz w:val="20"/>
+          <w:szCs w:val="20"/>
+          <w:lang w:val="en-US"/>
+        </w:rPr>
+        <w:t>=</w:t>
+      </w:r>
+      <w:r>
+        <w:rPr>
+          <w:rFonts w:ascii="Courier New" w:hAnsi="Courier New" w:cs="Courier New"/>
+          <w:sz w:val="20"/>
+          <w:szCs w:val="20"/>
+          <w:lang w:val="en-US"/>
+        </w:rPr>
+        <w:t>"</w:t>
+      </w:r>
+      <w:proofErr w:type="spellStart"/>
+      <w:r>
+        <w:rPr>
+          <w:rFonts w:ascii="Courier New" w:hAnsi="Courier New" w:cs="Courier New"/>
+          <w:color w:val="0000FF"/>
+          <w:sz w:val="20"/>
+          <w:szCs w:val="20"/>
+          <w:lang w:val="en-US"/>
+        </w:rPr>
+        <w:t>urn:LastName</w:t>
+      </w:r>
+      <w:proofErr w:type="spellEnd"/>
+      <w:r>
+        <w:rPr>
+          <w:rFonts w:ascii="Courier New" w:hAnsi="Courier New" w:cs="Courier New"/>
+          <w:sz w:val="20"/>
+          <w:szCs w:val="20"/>
+          <w:lang w:val="en-US"/>
+        </w:rPr>
+        <w:t>"</w:t>
+      </w:r>
+      <w:r>
+        <w:rPr>
+          <w:rFonts w:ascii="Courier New" w:hAnsi="Courier New" w:cs="Courier New"/>
+          <w:color w:val="0000FF"/>
+          <w:sz w:val="20"/>
+          <w:szCs w:val="20"/>
+          <w:lang w:val="en-US"/>
+        </w:rPr>
+        <w:t xml:space="preserve"> </w:t>
+      </w:r>
+      <w:r>
+        <w:rPr>
+          <w:rFonts w:ascii="Courier New" w:hAnsi="Courier New" w:cs="Courier New"/>
+          <w:color w:val="FF0000"/>
+          <w:sz w:val="20"/>
+          <w:szCs w:val="20"/>
+          <w:lang w:val="en-US"/>
+        </w:rPr>
+        <w:t>value</w:t>
+      </w:r>
+      <w:r>
+        <w:rPr>
+          <w:rFonts w:ascii="Courier New" w:hAnsi="Courier New" w:cs="Courier New"/>
+          <w:color w:val="0000FF"/>
+          <w:sz w:val="20"/>
+          <w:szCs w:val="20"/>
+          <w:lang w:val="en-US"/>
+        </w:rPr>
+        <w:t>=</w:t>
+      </w:r>
+      <w:r>
+        <w:rPr>
+          <w:rFonts w:ascii="Courier New" w:hAnsi="Courier New" w:cs="Courier New"/>
+          <w:sz w:val="20"/>
+          <w:szCs w:val="20"/>
+          <w:lang w:val="en-US"/>
+        </w:rPr>
+        <w:t>"</w:t>
+      </w:r>
+      <w:r>
+        <w:rPr>
+          <w:rFonts w:ascii="Courier New" w:hAnsi="Courier New" w:cs="Courier New"/>
+          <w:color w:val="0000FF"/>
+          <w:sz w:val="20"/>
+          <w:szCs w:val="20"/>
+          <w:lang w:val="en-US"/>
+        </w:rPr>
+        <w:t>Børgesen</w:t>
+      </w:r>
+      <w:r>
+        <w:rPr>
+          <w:rFonts w:ascii="Courier New" w:hAnsi="Courier New" w:cs="Courier New"/>
+          <w:sz w:val="20"/>
+          <w:szCs w:val="20"/>
+          <w:lang w:val="en-US"/>
+        </w:rPr>
+        <w:t>"</w:t>
+      </w:r>
+      <w:r>
+        <w:rPr>
+          <w:rFonts w:ascii="Courier New" w:hAnsi="Courier New" w:cs="Courier New"/>
+          <w:color w:val="0000FF"/>
+          <w:sz w:val="20"/>
+          <w:szCs w:val="20"/>
+          <w:lang w:val="en-US"/>
+        </w:rPr>
+        <w:t>/&gt;</w:t>
+      </w:r>
+    </w:p>
+    <w:p>
+      <w:pPr>
+        <w:widowControl/>
+        <w:rPr>
+          <w:rFonts w:ascii="Courier New" w:hAnsi="Courier New" w:cs="Courier New"/>
+          <w:color w:val="0000FF"/>
+          <w:sz w:val="20"/>
+          <w:szCs w:val="20"/>
+          <w:lang w:val="en-US"/>
+        </w:rPr>
+      </w:pPr>
+      <w:r>
+        <w:rPr>
+          <w:rFonts w:ascii="Courier New" w:hAnsi="Courier New" w:cs="Courier New"/>
+          <w:color w:val="0000FF"/>
+          <w:sz w:val="20"/>
+          <w:szCs w:val="20"/>
+          <w:lang w:val="en-US"/>
+        </w:rPr>
+        <w:t xml:space="preserve">          &lt;</w:t>
+      </w:r>
+      <w:r>
+        <w:rPr>
+          <w:rFonts w:ascii="Courier New" w:hAnsi="Courier New" w:cs="Courier New"/>
+          <w:color w:val="A31515"/>
+          <w:sz w:val="20"/>
+          <w:szCs w:val="20"/>
+          <w:lang w:val="en-US"/>
+        </w:rPr>
+        <w:t>add</w:t>
+      </w:r>
+      <w:r>
+        <w:rPr>
+          <w:rFonts w:ascii="Courier New" w:hAnsi="Courier New" w:cs="Courier New"/>
+          <w:color w:val="0000FF"/>
+          <w:sz w:val="20"/>
+          <w:szCs w:val="20"/>
+          <w:lang w:val="en-US"/>
+        </w:rPr>
+        <w:t xml:space="preserve"> </w:t>
+      </w:r>
+      <w:r>
+        <w:rPr>
+          <w:rFonts w:ascii="Courier New" w:hAnsi="Courier New" w:cs="Courier New"/>
+          <w:color w:val="FF0000"/>
+          <w:sz w:val="20"/>
+          <w:szCs w:val="20"/>
+          <w:lang w:val="en-US"/>
+        </w:rPr>
+        <w:t>name</w:t>
+      </w:r>
+      <w:r>
+        <w:rPr>
+          <w:rFonts w:ascii="Courier New" w:hAnsi="Courier New" w:cs="Courier New"/>
+          <w:color w:val="0000FF"/>
+          <w:sz w:val="20"/>
+          <w:szCs w:val="20"/>
+          <w:lang w:val="en-US"/>
+        </w:rPr>
+        <w:t>=</w:t>
+      </w:r>
+      <w:r>
+        <w:rPr>
+          <w:rFonts w:ascii="Courier New" w:hAnsi="Courier New" w:cs="Courier New"/>
+          <w:sz w:val="20"/>
+          <w:szCs w:val="20"/>
+          <w:lang w:val="en-US"/>
+        </w:rPr>
+        <w:t>"</w:t>
+      </w:r>
+      <w:proofErr w:type="spellStart"/>
+      <w:r>
+        <w:rPr>
+          <w:rFonts w:ascii="Courier New" w:hAnsi="Courier New" w:cs="Courier New"/>
+          <w:color w:val="0000FF"/>
+          <w:sz w:val="20"/>
+          <w:szCs w:val="20"/>
+          <w:lang w:val="en-US"/>
+        </w:rPr>
+        <w:t>urn:Age</w:t>
+      </w:r>
+      <w:proofErr w:type="spellEnd"/>
+      <w:r>
+        <w:rPr>
+          <w:rFonts w:ascii="Courier New" w:hAnsi="Courier New" w:cs="Courier New"/>
+          <w:sz w:val="20"/>
+          <w:szCs w:val="20"/>
+          <w:lang w:val="en-US"/>
+        </w:rPr>
+        <w:t>"</w:t>
+      </w:r>
+      <w:r>
+        <w:rPr>
+          <w:rFonts w:ascii="Courier New" w:hAnsi="Courier New" w:cs="Courier New"/>
+          <w:color w:val="0000FF"/>
+          <w:sz w:val="20"/>
+          <w:szCs w:val="20"/>
+          <w:lang w:val="en-US"/>
+        </w:rPr>
+        <w:t xml:space="preserve"> </w:t>
+      </w:r>
+      <w:r>
+        <w:rPr>
+          <w:rFonts w:ascii="Courier New" w:hAnsi="Courier New" w:cs="Courier New"/>
+          <w:color w:val="FF0000"/>
+          <w:sz w:val="20"/>
+          <w:szCs w:val="20"/>
+          <w:lang w:val="en-US"/>
+        </w:rPr>
+        <w:t>value</w:t>
+      </w:r>
+      <w:r>
+        <w:rPr>
+          <w:rFonts w:ascii="Courier New" w:hAnsi="Courier New" w:cs="Courier New"/>
+          <w:color w:val="0000FF"/>
+          <w:sz w:val="20"/>
+          <w:szCs w:val="20"/>
+          <w:lang w:val="en-US"/>
+        </w:rPr>
+        <w:t>=</w:t>
+      </w:r>
+      <w:r>
+        <w:rPr>
+          <w:rFonts w:ascii="Courier New" w:hAnsi="Courier New" w:cs="Courier New"/>
+          <w:sz w:val="20"/>
+          <w:szCs w:val="20"/>
+          <w:lang w:val="en-US"/>
+        </w:rPr>
+        <w:t>"</w:t>
+      </w:r>
+      <w:r>
+        <w:rPr>
+          <w:rFonts w:ascii="Courier New" w:hAnsi="Courier New" w:cs="Courier New"/>
+          <w:color w:val="0000FF"/>
+          <w:sz w:val="20"/>
+          <w:szCs w:val="20"/>
+          <w:lang w:val="en-US"/>
+        </w:rPr>
+        <w:t>23</w:t>
+      </w:r>
+      <w:r>
+        <w:rPr>
+          <w:rFonts w:ascii="Courier New" w:hAnsi="Courier New" w:cs="Courier New"/>
+          <w:sz w:val="20"/>
+          <w:szCs w:val="20"/>
+          <w:lang w:val="en-US"/>
+        </w:rPr>
+        <w:t>"</w:t>
+      </w:r>
+      <w:r>
+        <w:rPr>
+          <w:rFonts w:ascii="Courier New" w:hAnsi="Courier New" w:cs="Courier New"/>
+          <w:color w:val="0000FF"/>
+          <w:sz w:val="20"/>
+          <w:szCs w:val="20"/>
+          <w:lang w:val="en-US"/>
+        </w:rPr>
+        <w:t>/&gt;</w:t>
+      </w:r>
+    </w:p>
+    <w:p>
+      <w:pPr>
+        <w:widowControl/>
+        <w:rPr>
+          <w:rFonts w:ascii="Courier New" w:hAnsi="Courier New" w:cs="Courier New"/>
+          <w:color w:val="0000FF"/>
+          <w:sz w:val="20"/>
+          <w:szCs w:val="20"/>
+          <w:lang w:val="en-US"/>
+        </w:rPr>
+      </w:pPr>
+      <w:r>
+        <w:rPr>
+          <w:rFonts w:ascii="Courier New" w:hAnsi="Courier New" w:cs="Courier New"/>
+          <w:color w:val="0000FF"/>
+          <w:sz w:val="20"/>
+          <w:szCs w:val="20"/>
+          <w:lang w:val="en-US"/>
+        </w:rPr>
+        <w:t xml:space="preserve">          &lt;</w:t>
+      </w:r>
+      <w:r>
+        <w:rPr>
+          <w:rFonts w:ascii="Courier New" w:hAnsi="Courier New" w:cs="Courier New"/>
+          <w:color w:val="A31515"/>
+          <w:sz w:val="20"/>
+          <w:szCs w:val="20"/>
+          <w:lang w:val="en-US"/>
+        </w:rPr>
+        <w:t>add</w:t>
+      </w:r>
+      <w:r>
+        <w:rPr>
+          <w:rFonts w:ascii="Courier New" w:hAnsi="Courier New" w:cs="Courier New"/>
+          <w:color w:val="0000FF"/>
+          <w:sz w:val="20"/>
+          <w:szCs w:val="20"/>
+          <w:lang w:val="en-US"/>
+        </w:rPr>
+        <w:t xml:space="preserve"> </w:t>
+      </w:r>
+      <w:r>
+        <w:rPr>
+          <w:rFonts w:ascii="Courier New" w:hAnsi="Courier New" w:cs="Courier New"/>
+          <w:color w:val="FF0000"/>
+          <w:sz w:val="20"/>
+          <w:szCs w:val="20"/>
+          <w:lang w:val="en-US"/>
+        </w:rPr>
+        <w:t>name</w:t>
+      </w:r>
+      <w:r>
+        <w:rPr>
+          <w:rFonts w:ascii="Courier New" w:hAnsi="Courier New" w:cs="Courier New"/>
+          <w:color w:val="0000FF"/>
+          <w:sz w:val="20"/>
+          <w:szCs w:val="20"/>
+          <w:lang w:val="en-US"/>
+        </w:rPr>
+        <w:t>=</w:t>
+      </w:r>
+      <w:r>
+        <w:rPr>
+          <w:rFonts w:ascii="Courier New" w:hAnsi="Courier New" w:cs="Courier New"/>
+          <w:sz w:val="20"/>
+          <w:szCs w:val="20"/>
+          <w:lang w:val="en-US"/>
+        </w:rPr>
+        <w:t>"</w:t>
+      </w:r>
+      <w:r>
+        <w:rPr>
+          <w:rFonts w:ascii="Courier New" w:hAnsi="Courier New" w:cs="Courier New"/>
+          <w:color w:val="0000FF"/>
+          <w:sz w:val="20"/>
+          <w:szCs w:val="20"/>
+          <w:lang w:val="en-US"/>
+        </w:rPr>
+        <w:t>urn:oid:0.9.2342.19200300.100.1.3</w:t>
+      </w:r>
+      <w:r>
+        <w:rPr>
+          <w:rFonts w:ascii="Courier New" w:hAnsi="Courier New" w:cs="Courier New"/>
+          <w:sz w:val="20"/>
+          <w:szCs w:val="20"/>
+          <w:lang w:val="en-US"/>
+        </w:rPr>
+        <w:t>"</w:t>
+      </w:r>
+      <w:r>
+        <w:rPr>
+          <w:rFonts w:ascii="Courier New" w:hAnsi="Courier New" w:cs="Courier New"/>
+          <w:color w:val="0000FF"/>
+          <w:sz w:val="20"/>
+          <w:szCs w:val="20"/>
+          <w:lang w:val="en-US"/>
+        </w:rPr>
         <w:t xml:space="preserve">  </w:t>
       </w:r>
       <w:r>
@@ -22897,7 +23682,7 @@
           <w:szCs w:val="20"/>
           <w:lang w:val="en-US"/>
         </w:rPr>
-        <w:t>lene@company.dk</w:t>
+        <w:t>Åge@company.dk</w:t>
       </w:r>
       <w:r>
         <w:rPr>
@@ -22998,1405 +23783,7 @@
           <w:szCs w:val="20"/>
           <w:lang w:val="en-US"/>
         </w:rPr>
-        <w:t>urn:</w:t>
-      </w:r>
-      <w:proofErr w:type="gramStart"/>
-      <w:r>
-        <w:rPr>
-          <w:rFonts w:ascii="Courier New" w:hAnsi="Courier New" w:cs="Courier New"/>
-          <w:color w:val="0000FF"/>
-          <w:sz w:val="20"/>
-          <w:szCs w:val="20"/>
-          <w:lang w:val="en-US"/>
-        </w:rPr>
-        <w:t>dk:company</w:t>
-      </w:r>
-      <w:proofErr w:type="gramEnd"/>
-      <w:r>
-        <w:rPr>
-          <w:rFonts w:ascii="Courier New" w:hAnsi="Courier New" w:cs="Courier New"/>
-          <w:color w:val="0000FF"/>
-          <w:sz w:val="20"/>
-          <w:szCs w:val="20"/>
-          <w:lang w:val="en-US"/>
-        </w:rPr>
-        <w:t>:attribute:Role</w:t>
-      </w:r>
-      <w:proofErr w:type="spellEnd"/>
-      <w:r>
-        <w:rPr>
-          <w:rFonts w:ascii="Courier New" w:hAnsi="Courier New" w:cs="Courier New"/>
-          <w:sz w:val="20"/>
-          <w:szCs w:val="20"/>
-          <w:lang w:val="en-US"/>
-        </w:rPr>
-        <w:t>"</w:t>
-      </w:r>
-      <w:r>
-        <w:rPr>
-          <w:rFonts w:ascii="Courier New" w:hAnsi="Courier New" w:cs="Courier New"/>
-          <w:color w:val="0000FF"/>
-          <w:sz w:val="20"/>
-          <w:szCs w:val="20"/>
-          <w:lang w:val="en-US"/>
-        </w:rPr>
-        <w:t xml:space="preserve">   </w:t>
-      </w:r>
-      <w:r>
-        <w:rPr>
-          <w:rFonts w:ascii="Courier New" w:hAnsi="Courier New" w:cs="Courier New"/>
-          <w:color w:val="FF0000"/>
-          <w:sz w:val="20"/>
-          <w:szCs w:val="20"/>
-          <w:lang w:val="en-US"/>
-        </w:rPr>
-        <w:t>value</w:t>
-      </w:r>
-      <w:r>
-        <w:rPr>
-          <w:rFonts w:ascii="Courier New" w:hAnsi="Courier New" w:cs="Courier New"/>
-          <w:color w:val="0000FF"/>
-          <w:sz w:val="20"/>
-          <w:szCs w:val="20"/>
-          <w:lang w:val="en-US"/>
-        </w:rPr>
-        <w:t>=</w:t>
-      </w:r>
-      <w:r>
-        <w:rPr>
-          <w:rFonts w:ascii="Courier New" w:hAnsi="Courier New" w:cs="Courier New"/>
-          <w:sz w:val="20"/>
-          <w:szCs w:val="20"/>
-          <w:lang w:val="en-US"/>
-        </w:rPr>
-        <w:t>"</w:t>
-      </w:r>
-      <w:proofErr w:type="spellStart"/>
-      <w:r>
-        <w:rPr>
-          <w:rFonts w:ascii="Courier New" w:hAnsi="Courier New" w:cs="Courier New"/>
-          <w:color w:val="0000FF"/>
-          <w:sz w:val="20"/>
-          <w:szCs w:val="20"/>
-          <w:lang w:val="en-US"/>
-        </w:rPr>
-        <w:t>Medarbejder</w:t>
-      </w:r>
-      <w:proofErr w:type="spellEnd"/>
-      <w:r>
-        <w:rPr>
-          <w:rFonts w:ascii="Courier New" w:hAnsi="Courier New" w:cs="Courier New"/>
-          <w:sz w:val="20"/>
-          <w:szCs w:val="20"/>
-          <w:lang w:val="en-US"/>
-        </w:rPr>
-        <w:t>"</w:t>
-      </w:r>
-      <w:r>
-        <w:rPr>
-          <w:rFonts w:ascii="Courier New" w:hAnsi="Courier New" w:cs="Courier New"/>
-          <w:color w:val="0000FF"/>
-          <w:sz w:val="20"/>
-          <w:szCs w:val="20"/>
-          <w:lang w:val="en-US"/>
-        </w:rPr>
-        <w:t>/&gt;</w:t>
-      </w:r>
-    </w:p>
-    <w:p>
-      <w:pPr>
-        <w:widowControl/>
-        <w:rPr>
-          <w:rFonts w:ascii="Courier New" w:hAnsi="Courier New" w:cs="Courier New"/>
-          <w:color w:val="0000FF"/>
-          <w:sz w:val="20"/>
-          <w:szCs w:val="20"/>
-          <w:lang w:val="en-US"/>
-        </w:rPr>
-      </w:pPr>
-      <w:r>
-        <w:rPr>
-          <w:rFonts w:ascii="Courier New" w:hAnsi="Courier New" w:cs="Courier New"/>
-          <w:color w:val="0000FF"/>
-          <w:sz w:val="20"/>
-          <w:szCs w:val="20"/>
-          <w:lang w:val="en-US"/>
-        </w:rPr>
-        <w:t xml:space="preserve">          &lt;</w:t>
-      </w:r>
-      <w:r>
-        <w:rPr>
-          <w:rFonts w:ascii="Courier New" w:hAnsi="Courier New" w:cs="Courier New"/>
-          <w:color w:val="A31515"/>
-          <w:sz w:val="20"/>
-          <w:szCs w:val="20"/>
-          <w:lang w:val="en-US"/>
-        </w:rPr>
-        <w:t>add</w:t>
-      </w:r>
-      <w:r>
-        <w:rPr>
-          <w:rFonts w:ascii="Courier New" w:hAnsi="Courier New" w:cs="Courier New"/>
-          <w:color w:val="0000FF"/>
-          <w:sz w:val="20"/>
-          <w:szCs w:val="20"/>
-          <w:lang w:val="en-US"/>
-        </w:rPr>
-        <w:t xml:space="preserve"> </w:t>
-      </w:r>
-      <w:r>
-        <w:rPr>
-          <w:rFonts w:ascii="Courier New" w:hAnsi="Courier New" w:cs="Courier New"/>
-          <w:color w:val="FF0000"/>
-          <w:sz w:val="20"/>
-          <w:szCs w:val="20"/>
-          <w:lang w:val="en-US"/>
-        </w:rPr>
-        <w:t>name</w:t>
-      </w:r>
-      <w:r>
-        <w:rPr>
-          <w:rFonts w:ascii="Courier New" w:hAnsi="Courier New" w:cs="Courier New"/>
-          <w:color w:val="0000FF"/>
-          <w:sz w:val="20"/>
-          <w:szCs w:val="20"/>
-          <w:lang w:val="en-US"/>
-        </w:rPr>
-        <w:t>=</w:t>
-      </w:r>
-      <w:r>
-        <w:rPr>
-          <w:rFonts w:ascii="Courier New" w:hAnsi="Courier New" w:cs="Courier New"/>
-          <w:sz w:val="20"/>
-          <w:szCs w:val="20"/>
-          <w:lang w:val="en-US"/>
-        </w:rPr>
-        <w:t>"</w:t>
-      </w:r>
-      <w:proofErr w:type="spellStart"/>
-      <w:r>
-        <w:rPr>
-          <w:rFonts w:ascii="Courier New" w:hAnsi="Courier New" w:cs="Courier New"/>
-          <w:color w:val="0000FF"/>
-          <w:sz w:val="20"/>
-          <w:szCs w:val="20"/>
-          <w:lang w:val="en-US"/>
-        </w:rPr>
-        <w:t>urn:</w:t>
-      </w:r>
-      <w:proofErr w:type="gramStart"/>
-      <w:r>
-        <w:rPr>
-          <w:rFonts w:ascii="Courier New" w:hAnsi="Courier New" w:cs="Courier New"/>
-          <w:color w:val="0000FF"/>
-          <w:sz w:val="20"/>
-          <w:szCs w:val="20"/>
-          <w:lang w:val="en-US"/>
-        </w:rPr>
-        <w:t>dk:company</w:t>
-      </w:r>
-      <w:proofErr w:type="gramEnd"/>
-      <w:r>
-        <w:rPr>
-          <w:rFonts w:ascii="Courier New" w:hAnsi="Courier New" w:cs="Courier New"/>
-          <w:color w:val="0000FF"/>
-          <w:sz w:val="20"/>
-          <w:szCs w:val="20"/>
-          <w:lang w:val="en-US"/>
-        </w:rPr>
-        <w:t>:attribute:Role</w:t>
-      </w:r>
-      <w:proofErr w:type="spellEnd"/>
-      <w:r>
-        <w:rPr>
-          <w:rFonts w:ascii="Courier New" w:hAnsi="Courier New" w:cs="Courier New"/>
-          <w:sz w:val="20"/>
-          <w:szCs w:val="20"/>
-          <w:lang w:val="en-US"/>
-        </w:rPr>
-        <w:t>"</w:t>
-      </w:r>
-      <w:r>
-        <w:rPr>
-          <w:rFonts w:ascii="Courier New" w:hAnsi="Courier New" w:cs="Courier New"/>
-          <w:color w:val="0000FF"/>
-          <w:sz w:val="20"/>
-          <w:szCs w:val="20"/>
-          <w:lang w:val="en-US"/>
-        </w:rPr>
-        <w:t xml:space="preserve">   </w:t>
-      </w:r>
-      <w:r>
-        <w:rPr>
-          <w:rFonts w:ascii="Courier New" w:hAnsi="Courier New" w:cs="Courier New"/>
-          <w:color w:val="FF0000"/>
-          <w:sz w:val="20"/>
-          <w:szCs w:val="20"/>
-          <w:lang w:val="en-US"/>
-        </w:rPr>
-        <w:t>value</w:t>
-      </w:r>
-      <w:r>
-        <w:rPr>
-          <w:rFonts w:ascii="Courier New" w:hAnsi="Courier New" w:cs="Courier New"/>
-          <w:color w:val="0000FF"/>
-          <w:sz w:val="20"/>
-          <w:szCs w:val="20"/>
-          <w:lang w:val="en-US"/>
-        </w:rPr>
-        <w:t>=</w:t>
-      </w:r>
-      <w:r>
-        <w:rPr>
-          <w:rFonts w:ascii="Courier New" w:hAnsi="Courier New" w:cs="Courier New"/>
-          <w:sz w:val="20"/>
-          <w:szCs w:val="20"/>
-          <w:lang w:val="en-US"/>
-        </w:rPr>
-        <w:t>"</w:t>
-      </w:r>
-      <w:proofErr w:type="spellStart"/>
-      <w:r>
-        <w:rPr>
-          <w:rFonts w:ascii="Courier New" w:hAnsi="Courier New" w:cs="Courier New"/>
-          <w:color w:val="0000FF"/>
-          <w:sz w:val="20"/>
-          <w:szCs w:val="20"/>
-          <w:lang w:val="en-US"/>
-        </w:rPr>
-        <w:t>Udvikler</w:t>
-      </w:r>
-      <w:proofErr w:type="spellEnd"/>
-      <w:r>
-        <w:rPr>
-          <w:rFonts w:ascii="Courier New" w:hAnsi="Courier New" w:cs="Courier New"/>
-          <w:sz w:val="20"/>
-          <w:szCs w:val="20"/>
-          <w:lang w:val="en-US"/>
-        </w:rPr>
-        <w:t>"</w:t>
-      </w:r>
-      <w:r>
-        <w:rPr>
-          <w:rFonts w:ascii="Courier New" w:hAnsi="Courier New" w:cs="Courier New"/>
-          <w:color w:val="0000FF"/>
-          <w:sz w:val="20"/>
-          <w:szCs w:val="20"/>
-          <w:lang w:val="en-US"/>
-        </w:rPr>
-        <w:t>/&gt;</w:t>
-      </w:r>
-    </w:p>
-    <w:p>
-      <w:pPr>
-        <w:widowControl/>
-        <w:rPr>
-          <w:rFonts w:ascii="Courier New" w:hAnsi="Courier New" w:cs="Courier New"/>
-          <w:color w:val="0000FF"/>
-          <w:sz w:val="20"/>
-          <w:szCs w:val="20"/>
-          <w:lang w:val="en-US"/>
-        </w:rPr>
-      </w:pPr>
-      <w:r>
-        <w:rPr>
-          <w:rFonts w:ascii="Courier New" w:hAnsi="Courier New" w:cs="Courier New"/>
-          <w:color w:val="0000FF"/>
-          <w:sz w:val="20"/>
-          <w:szCs w:val="20"/>
-          <w:lang w:val="en-US"/>
-        </w:rPr>
-        <w:t xml:space="preserve">        &lt;/</w:t>
-      </w:r>
-      <w:r>
-        <w:rPr>
-          <w:rFonts w:ascii="Courier New" w:hAnsi="Courier New" w:cs="Courier New"/>
-          <w:color w:val="A31515"/>
-          <w:sz w:val="20"/>
-          <w:szCs w:val="20"/>
-          <w:lang w:val="en-US"/>
-        </w:rPr>
-        <w:t>attributes</w:t>
-      </w:r>
-      <w:r>
-        <w:rPr>
-          <w:rFonts w:ascii="Courier New" w:hAnsi="Courier New" w:cs="Courier New"/>
-          <w:color w:val="0000FF"/>
-          <w:sz w:val="20"/>
-          <w:szCs w:val="20"/>
-          <w:lang w:val="en-US"/>
-        </w:rPr>
-        <w:t>&gt;</w:t>
-      </w:r>
-    </w:p>
-    <w:p>
-      <w:pPr>
-        <w:widowControl/>
-        <w:rPr>
-          <w:rFonts w:ascii="Courier New" w:hAnsi="Courier New" w:cs="Courier New"/>
-          <w:color w:val="0000FF"/>
-          <w:sz w:val="20"/>
-          <w:szCs w:val="20"/>
-          <w:lang w:val="en-US"/>
-        </w:rPr>
-      </w:pPr>
-      <w:r>
-        <w:rPr>
-          <w:rFonts w:ascii="Courier New" w:hAnsi="Courier New" w:cs="Courier New"/>
-          <w:color w:val="0000FF"/>
-          <w:sz w:val="20"/>
-          <w:szCs w:val="20"/>
-          <w:lang w:val="en-US"/>
-        </w:rPr>
-        <w:t xml:space="preserve">      &lt;/</w:t>
-      </w:r>
-      <w:r>
-        <w:rPr>
-          <w:rFonts w:ascii="Courier New" w:hAnsi="Courier New" w:cs="Courier New"/>
-          <w:color w:val="A31515"/>
-          <w:sz w:val="20"/>
-          <w:szCs w:val="20"/>
-          <w:lang w:val="en-US"/>
-        </w:rPr>
-        <w:t>add</w:t>
-      </w:r>
-      <w:r>
-        <w:rPr>
-          <w:rFonts w:ascii="Courier New" w:hAnsi="Courier New" w:cs="Courier New"/>
-          <w:color w:val="0000FF"/>
-          <w:sz w:val="20"/>
-          <w:szCs w:val="20"/>
-          <w:lang w:val="en-US"/>
-        </w:rPr>
-        <w:t>&gt;</w:t>
-      </w:r>
-    </w:p>
-    <w:p>
-      <w:pPr>
-        <w:widowControl/>
-        <w:rPr>
-          <w:rFonts w:ascii="Courier New" w:hAnsi="Courier New" w:cs="Courier New"/>
-          <w:color w:val="0000FF"/>
-          <w:sz w:val="20"/>
-          <w:szCs w:val="20"/>
-          <w:lang w:val="en-US"/>
-        </w:rPr>
-      </w:pPr>
-      <w:r>
-        <w:rPr>
-          <w:rFonts w:ascii="Courier New" w:hAnsi="Courier New" w:cs="Courier New"/>
-          <w:color w:val="0000FF"/>
-          <w:sz w:val="20"/>
-          <w:szCs w:val="20"/>
-          <w:lang w:val="en-US"/>
-        </w:rPr>
-        <w:t xml:space="preserve">      &lt;</w:t>
-      </w:r>
-      <w:r>
-        <w:rPr>
-          <w:rFonts w:ascii="Courier New" w:hAnsi="Courier New" w:cs="Courier New"/>
-          <w:color w:val="A31515"/>
-          <w:sz w:val="20"/>
-          <w:szCs w:val="20"/>
-          <w:lang w:val="en-US"/>
-        </w:rPr>
-        <w:t>add</w:t>
-      </w:r>
-      <w:r>
-        <w:rPr>
-          <w:rFonts w:ascii="Courier New" w:hAnsi="Courier New" w:cs="Courier New"/>
-          <w:color w:val="0000FF"/>
-          <w:sz w:val="20"/>
-          <w:szCs w:val="20"/>
-          <w:lang w:val="en-US"/>
-        </w:rPr>
-        <w:t xml:space="preserve"> </w:t>
-      </w:r>
-      <w:proofErr w:type="spellStart"/>
-      <w:r>
-        <w:rPr>
-          <w:rFonts w:ascii="Courier New" w:hAnsi="Courier New" w:cs="Courier New"/>
-          <w:color w:val="FF0000"/>
-          <w:sz w:val="20"/>
-          <w:szCs w:val="20"/>
-          <w:lang w:val="en-US"/>
-        </w:rPr>
-        <w:t>userName</w:t>
-      </w:r>
-      <w:proofErr w:type="spellEnd"/>
-      <w:r>
-        <w:rPr>
-          <w:rFonts w:ascii="Courier New" w:hAnsi="Courier New" w:cs="Courier New"/>
-          <w:color w:val="0000FF"/>
-          <w:sz w:val="20"/>
-          <w:szCs w:val="20"/>
-          <w:lang w:val="en-US"/>
-        </w:rPr>
-        <w:t>=</w:t>
-      </w:r>
-      <w:r>
-        <w:rPr>
-          <w:rFonts w:ascii="Courier New" w:hAnsi="Courier New" w:cs="Courier New"/>
-          <w:sz w:val="20"/>
-          <w:szCs w:val="20"/>
-          <w:lang w:val="en-US"/>
-        </w:rPr>
-        <w:t>"</w:t>
-      </w:r>
-      <w:proofErr w:type="spellStart"/>
-      <w:r>
-        <w:rPr>
-          <w:rFonts w:ascii="Courier New" w:hAnsi="Courier New" w:cs="Courier New"/>
-          <w:color w:val="0000FF"/>
-          <w:sz w:val="20"/>
-          <w:szCs w:val="20"/>
-          <w:lang w:val="en-US"/>
-        </w:rPr>
-        <w:t>Åge</w:t>
-      </w:r>
-      <w:proofErr w:type="spellEnd"/>
-      <w:r>
-        <w:rPr>
-          <w:rFonts w:ascii="Courier New" w:hAnsi="Courier New" w:cs="Courier New"/>
-          <w:sz w:val="20"/>
-          <w:szCs w:val="20"/>
-          <w:lang w:val="en-US"/>
-        </w:rPr>
-        <w:t>"</w:t>
-      </w:r>
-      <w:r>
-        <w:rPr>
-          <w:rFonts w:ascii="Courier New" w:hAnsi="Courier New" w:cs="Courier New"/>
-          <w:color w:val="0000FF"/>
-          <w:sz w:val="20"/>
-          <w:szCs w:val="20"/>
-          <w:lang w:val="en-US"/>
-        </w:rPr>
-        <w:t xml:space="preserve"> </w:t>
-      </w:r>
-      <w:r>
-        <w:rPr>
-          <w:rFonts w:ascii="Courier New" w:hAnsi="Courier New" w:cs="Courier New"/>
-          <w:color w:val="FF0000"/>
-          <w:sz w:val="20"/>
-          <w:szCs w:val="20"/>
-          <w:lang w:val="en-US"/>
-        </w:rPr>
-        <w:t>password</w:t>
-      </w:r>
-      <w:r>
-        <w:rPr>
-          <w:rFonts w:ascii="Courier New" w:hAnsi="Courier New" w:cs="Courier New"/>
-          <w:color w:val="0000FF"/>
-          <w:sz w:val="20"/>
-          <w:szCs w:val="20"/>
-          <w:lang w:val="en-US"/>
-        </w:rPr>
-        <w:t xml:space="preserve"> =</w:t>
-      </w:r>
-      <w:r>
-        <w:rPr>
-          <w:rFonts w:ascii="Courier New" w:hAnsi="Courier New" w:cs="Courier New"/>
-          <w:sz w:val="20"/>
-          <w:szCs w:val="20"/>
-          <w:lang w:val="en-US"/>
-        </w:rPr>
-        <w:t>"</w:t>
-      </w:r>
-      <w:r>
-        <w:rPr>
-          <w:rFonts w:ascii="Courier New" w:hAnsi="Courier New" w:cs="Courier New"/>
-          <w:color w:val="0000FF"/>
-          <w:sz w:val="20"/>
-          <w:szCs w:val="20"/>
-          <w:lang w:val="en-US"/>
-        </w:rPr>
-        <w:t>Test1234</w:t>
-      </w:r>
-      <w:r>
-        <w:rPr>
-          <w:rFonts w:ascii="Courier New" w:hAnsi="Courier New" w:cs="Courier New"/>
-          <w:sz w:val="20"/>
-          <w:szCs w:val="20"/>
-          <w:lang w:val="en-US"/>
-        </w:rPr>
-        <w:t>"</w:t>
-      </w:r>
-      <w:r>
-        <w:rPr>
-          <w:rFonts w:ascii="Courier New" w:hAnsi="Courier New" w:cs="Courier New"/>
-          <w:color w:val="0000FF"/>
-          <w:sz w:val="20"/>
-          <w:szCs w:val="20"/>
-          <w:lang w:val="en-US"/>
-        </w:rPr>
-        <w:t xml:space="preserve"> </w:t>
-      </w:r>
-      <w:proofErr w:type="spellStart"/>
-      <w:r>
-        <w:rPr>
-          <w:rFonts w:ascii="Courier New" w:hAnsi="Courier New" w:cs="Courier New"/>
-          <w:color w:val="FF0000"/>
-          <w:sz w:val="20"/>
-          <w:szCs w:val="20"/>
-          <w:lang w:val="en-US"/>
-        </w:rPr>
-        <w:t>ppid</w:t>
-      </w:r>
-      <w:proofErr w:type="spellEnd"/>
-      <w:r>
-        <w:rPr>
-          <w:rFonts w:ascii="Courier New" w:hAnsi="Courier New" w:cs="Courier New"/>
-          <w:color w:val="0000FF"/>
-          <w:sz w:val="20"/>
-          <w:szCs w:val="20"/>
-          <w:lang w:val="en-US"/>
-        </w:rPr>
-        <w:t>=</w:t>
-      </w:r>
-      <w:r>
-        <w:rPr>
-          <w:rFonts w:ascii="Courier New" w:hAnsi="Courier New" w:cs="Courier New"/>
-          <w:sz w:val="20"/>
-          <w:szCs w:val="20"/>
-          <w:lang w:val="en-US"/>
-        </w:rPr>
-        <w:t>"</w:t>
-      </w:r>
-      <w:r>
-        <w:rPr>
-          <w:rFonts w:ascii="Courier New" w:hAnsi="Courier New" w:cs="Courier New"/>
-          <w:color w:val="0000FF"/>
-          <w:sz w:val="20"/>
-          <w:szCs w:val="20"/>
-          <w:lang w:val="en-US"/>
-        </w:rPr>
-        <w:t>PPID-7CDE9A20-8A40-429a-A390-FFAB7DF84DF3</w:t>
-      </w:r>
-      <w:r>
-        <w:rPr>
-          <w:rFonts w:ascii="Courier New" w:hAnsi="Courier New" w:cs="Courier New"/>
-          <w:sz w:val="20"/>
-          <w:szCs w:val="20"/>
-          <w:lang w:val="en-US"/>
-        </w:rPr>
-        <w:t>"</w:t>
-      </w:r>
-      <w:r>
-        <w:rPr>
-          <w:rFonts w:ascii="Courier New" w:hAnsi="Courier New" w:cs="Courier New"/>
-          <w:color w:val="0000FF"/>
-          <w:sz w:val="20"/>
-          <w:szCs w:val="20"/>
-          <w:lang w:val="en-US"/>
-        </w:rPr>
-        <w:t>&gt;</w:t>
-      </w:r>
-    </w:p>
-    <w:p>
-      <w:pPr>
-        <w:widowControl/>
-        <w:rPr>
-          <w:rFonts w:ascii="Courier New" w:hAnsi="Courier New" w:cs="Courier New"/>
-          <w:color w:val="0000FF"/>
-          <w:sz w:val="20"/>
-          <w:szCs w:val="20"/>
-          <w:lang w:val="en-US"/>
-        </w:rPr>
-      </w:pPr>
-      <w:r>
-        <w:rPr>
-          <w:rFonts w:ascii="Courier New" w:hAnsi="Courier New" w:cs="Courier New"/>
-          <w:color w:val="0000FF"/>
-          <w:sz w:val="20"/>
-          <w:szCs w:val="20"/>
-          <w:lang w:val="en-US"/>
-        </w:rPr>
-        <w:t xml:space="preserve">        &lt;</w:t>
-      </w:r>
-      <w:r>
-        <w:rPr>
-          <w:rFonts w:ascii="Courier New" w:hAnsi="Courier New" w:cs="Courier New"/>
-          <w:color w:val="A31515"/>
-          <w:sz w:val="20"/>
-          <w:szCs w:val="20"/>
-          <w:lang w:val="en-US"/>
-        </w:rPr>
-        <w:t>attributes</w:t>
-      </w:r>
-      <w:r>
-        <w:rPr>
-          <w:rFonts w:ascii="Courier New" w:hAnsi="Courier New" w:cs="Courier New"/>
-          <w:color w:val="0000FF"/>
-          <w:sz w:val="20"/>
-          <w:szCs w:val="20"/>
-          <w:lang w:val="en-US"/>
-        </w:rPr>
-        <w:t>&gt;</w:t>
-      </w:r>
-    </w:p>
-    <w:p>
-      <w:pPr>
-        <w:widowControl/>
-        <w:rPr>
-          <w:rFonts w:ascii="Courier New" w:hAnsi="Courier New" w:cs="Courier New"/>
-          <w:color w:val="0000FF"/>
-          <w:sz w:val="20"/>
-          <w:szCs w:val="20"/>
-          <w:lang w:val="en-US"/>
-        </w:rPr>
-      </w:pPr>
-      <w:r>
-        <w:rPr>
-          <w:rFonts w:ascii="Courier New" w:hAnsi="Courier New" w:cs="Courier New"/>
-          <w:color w:val="0000FF"/>
-          <w:sz w:val="20"/>
-          <w:szCs w:val="20"/>
-          <w:lang w:val="en-US"/>
-        </w:rPr>
-        <w:t xml:space="preserve">          &lt;</w:t>
-      </w:r>
-      <w:r>
-        <w:rPr>
-          <w:rFonts w:ascii="Courier New" w:hAnsi="Courier New" w:cs="Courier New"/>
-          <w:color w:val="A31515"/>
-          <w:sz w:val="20"/>
-          <w:szCs w:val="20"/>
-          <w:lang w:val="en-US"/>
-        </w:rPr>
-        <w:t>add</w:t>
-      </w:r>
-      <w:r>
-        <w:rPr>
-          <w:rFonts w:ascii="Courier New" w:hAnsi="Courier New" w:cs="Courier New"/>
-          <w:color w:val="0000FF"/>
-          <w:sz w:val="20"/>
-          <w:szCs w:val="20"/>
-          <w:lang w:val="en-US"/>
-        </w:rPr>
-        <w:t xml:space="preserve"> </w:t>
-      </w:r>
-      <w:r>
-        <w:rPr>
-          <w:rFonts w:ascii="Courier New" w:hAnsi="Courier New" w:cs="Courier New"/>
-          <w:color w:val="FF0000"/>
-          <w:sz w:val="20"/>
-          <w:szCs w:val="20"/>
-          <w:lang w:val="en-US"/>
-        </w:rPr>
-        <w:t>name</w:t>
-      </w:r>
-      <w:r>
-        <w:rPr>
-          <w:rFonts w:ascii="Courier New" w:hAnsi="Courier New" w:cs="Courier New"/>
-          <w:color w:val="0000FF"/>
-          <w:sz w:val="20"/>
-          <w:szCs w:val="20"/>
-          <w:lang w:val="en-US"/>
-        </w:rPr>
-        <w:t>=</w:t>
-      </w:r>
-      <w:r>
-        <w:rPr>
-          <w:rFonts w:ascii="Courier New" w:hAnsi="Courier New" w:cs="Courier New"/>
-          <w:sz w:val="20"/>
-          <w:szCs w:val="20"/>
-          <w:lang w:val="en-US"/>
-        </w:rPr>
-        <w:t>"</w:t>
-      </w:r>
-      <w:proofErr w:type="spellStart"/>
-      <w:proofErr w:type="gramStart"/>
-      <w:r>
-        <w:rPr>
-          <w:rFonts w:ascii="Courier New" w:hAnsi="Courier New" w:cs="Courier New"/>
-          <w:color w:val="0000FF"/>
-          <w:sz w:val="20"/>
-          <w:szCs w:val="20"/>
-          <w:lang w:val="en-US"/>
-        </w:rPr>
-        <w:t>urn:FirstName</w:t>
-      </w:r>
-      <w:proofErr w:type="spellEnd"/>
-      <w:proofErr w:type="gramEnd"/>
-      <w:r>
-        <w:rPr>
-          <w:rFonts w:ascii="Courier New" w:hAnsi="Courier New" w:cs="Courier New"/>
-          <w:sz w:val="20"/>
-          <w:szCs w:val="20"/>
-          <w:lang w:val="en-US"/>
-        </w:rPr>
-        <w:t>"</w:t>
-      </w:r>
-      <w:r>
-        <w:rPr>
-          <w:rFonts w:ascii="Courier New" w:hAnsi="Courier New" w:cs="Courier New"/>
-          <w:color w:val="0000FF"/>
-          <w:sz w:val="20"/>
-          <w:szCs w:val="20"/>
-          <w:lang w:val="en-US"/>
-        </w:rPr>
-        <w:t xml:space="preserve"> </w:t>
-      </w:r>
-      <w:r>
-        <w:rPr>
-          <w:rFonts w:ascii="Courier New" w:hAnsi="Courier New" w:cs="Courier New"/>
-          <w:color w:val="FF0000"/>
-          <w:sz w:val="20"/>
-          <w:szCs w:val="20"/>
-          <w:lang w:val="en-US"/>
-        </w:rPr>
-        <w:t>value</w:t>
-      </w:r>
-      <w:r>
-        <w:rPr>
-          <w:rFonts w:ascii="Courier New" w:hAnsi="Courier New" w:cs="Courier New"/>
-          <w:color w:val="0000FF"/>
-          <w:sz w:val="20"/>
-          <w:szCs w:val="20"/>
-          <w:lang w:val="en-US"/>
-        </w:rPr>
-        <w:t>=</w:t>
-      </w:r>
-      <w:r>
-        <w:rPr>
-          <w:rFonts w:ascii="Courier New" w:hAnsi="Courier New" w:cs="Courier New"/>
-          <w:sz w:val="20"/>
-          <w:szCs w:val="20"/>
-          <w:lang w:val="en-US"/>
-        </w:rPr>
-        <w:t>"</w:t>
-      </w:r>
-      <w:proofErr w:type="spellStart"/>
-      <w:r>
-        <w:rPr>
-          <w:rFonts w:ascii="Courier New" w:hAnsi="Courier New" w:cs="Courier New"/>
-          <w:color w:val="0000FF"/>
-          <w:sz w:val="20"/>
-          <w:szCs w:val="20"/>
-          <w:lang w:val="en-US"/>
-        </w:rPr>
-        <w:t>Åge</w:t>
-      </w:r>
-      <w:proofErr w:type="spellEnd"/>
-      <w:r>
-        <w:rPr>
-          <w:rFonts w:ascii="Courier New" w:hAnsi="Courier New" w:cs="Courier New"/>
-          <w:sz w:val="20"/>
-          <w:szCs w:val="20"/>
-          <w:lang w:val="en-US"/>
-        </w:rPr>
-        <w:t>"</w:t>
-      </w:r>
-      <w:r>
-        <w:rPr>
-          <w:rFonts w:ascii="Courier New" w:hAnsi="Courier New" w:cs="Courier New"/>
-          <w:color w:val="0000FF"/>
-          <w:sz w:val="20"/>
-          <w:szCs w:val="20"/>
-          <w:lang w:val="en-US"/>
-        </w:rPr>
-        <w:t>/&gt;</w:t>
-      </w:r>
-    </w:p>
-    <w:p>
-      <w:pPr>
-        <w:widowControl/>
-        <w:rPr>
-          <w:rFonts w:ascii="Courier New" w:hAnsi="Courier New" w:cs="Courier New"/>
-          <w:color w:val="0000FF"/>
-          <w:sz w:val="20"/>
-          <w:szCs w:val="20"/>
-          <w:lang w:val="en-US"/>
-        </w:rPr>
-      </w:pPr>
-      <w:r>
-        <w:rPr>
-          <w:rFonts w:ascii="Courier New" w:hAnsi="Courier New" w:cs="Courier New"/>
-          <w:color w:val="0000FF"/>
-          <w:sz w:val="20"/>
-          <w:szCs w:val="20"/>
-          <w:lang w:val="en-US"/>
-        </w:rPr>
-        <w:t xml:space="preserve">          &lt;</w:t>
-      </w:r>
-      <w:r>
-        <w:rPr>
-          <w:rFonts w:ascii="Courier New" w:hAnsi="Courier New" w:cs="Courier New"/>
-          <w:color w:val="A31515"/>
-          <w:sz w:val="20"/>
-          <w:szCs w:val="20"/>
-          <w:lang w:val="en-US"/>
-        </w:rPr>
-        <w:t>add</w:t>
-      </w:r>
-      <w:r>
-        <w:rPr>
-          <w:rFonts w:ascii="Courier New" w:hAnsi="Courier New" w:cs="Courier New"/>
-          <w:color w:val="0000FF"/>
-          <w:sz w:val="20"/>
-          <w:szCs w:val="20"/>
-          <w:lang w:val="en-US"/>
-        </w:rPr>
-        <w:t xml:space="preserve"> </w:t>
-      </w:r>
-      <w:r>
-        <w:rPr>
-          <w:rFonts w:ascii="Courier New" w:hAnsi="Courier New" w:cs="Courier New"/>
-          <w:color w:val="FF0000"/>
-          <w:sz w:val="20"/>
-          <w:szCs w:val="20"/>
-          <w:lang w:val="en-US"/>
-        </w:rPr>
-        <w:t>name</w:t>
-      </w:r>
-      <w:r>
-        <w:rPr>
-          <w:rFonts w:ascii="Courier New" w:hAnsi="Courier New" w:cs="Courier New"/>
-          <w:color w:val="0000FF"/>
-          <w:sz w:val="20"/>
-          <w:szCs w:val="20"/>
-          <w:lang w:val="en-US"/>
-        </w:rPr>
-        <w:t>=</w:t>
-      </w:r>
-      <w:r>
-        <w:rPr>
-          <w:rFonts w:ascii="Courier New" w:hAnsi="Courier New" w:cs="Courier New"/>
-          <w:sz w:val="20"/>
-          <w:szCs w:val="20"/>
-          <w:lang w:val="en-US"/>
-        </w:rPr>
-        <w:t>"</w:t>
-      </w:r>
-      <w:proofErr w:type="spellStart"/>
-      <w:proofErr w:type="gramStart"/>
-      <w:r>
-        <w:rPr>
-          <w:rFonts w:ascii="Courier New" w:hAnsi="Courier New" w:cs="Courier New"/>
-          <w:color w:val="0000FF"/>
-          <w:sz w:val="20"/>
-          <w:szCs w:val="20"/>
-          <w:lang w:val="en-US"/>
-        </w:rPr>
-        <w:t>urn:LastName</w:t>
-      </w:r>
-      <w:proofErr w:type="spellEnd"/>
-      <w:proofErr w:type="gramEnd"/>
-      <w:r>
-        <w:rPr>
-          <w:rFonts w:ascii="Courier New" w:hAnsi="Courier New" w:cs="Courier New"/>
-          <w:sz w:val="20"/>
-          <w:szCs w:val="20"/>
-          <w:lang w:val="en-US"/>
-        </w:rPr>
-        <w:t>"</w:t>
-      </w:r>
-      <w:r>
-        <w:rPr>
-          <w:rFonts w:ascii="Courier New" w:hAnsi="Courier New" w:cs="Courier New"/>
-          <w:color w:val="0000FF"/>
-          <w:sz w:val="20"/>
-          <w:szCs w:val="20"/>
-          <w:lang w:val="en-US"/>
-        </w:rPr>
-        <w:t xml:space="preserve"> </w:t>
-      </w:r>
-      <w:r>
-        <w:rPr>
-          <w:rFonts w:ascii="Courier New" w:hAnsi="Courier New" w:cs="Courier New"/>
-          <w:color w:val="FF0000"/>
-          <w:sz w:val="20"/>
-          <w:szCs w:val="20"/>
-          <w:lang w:val="en-US"/>
-        </w:rPr>
-        <w:t>value</w:t>
-      </w:r>
-      <w:r>
-        <w:rPr>
-          <w:rFonts w:ascii="Courier New" w:hAnsi="Courier New" w:cs="Courier New"/>
-          <w:color w:val="0000FF"/>
-          <w:sz w:val="20"/>
-          <w:szCs w:val="20"/>
-          <w:lang w:val="en-US"/>
-        </w:rPr>
-        <w:t>=</w:t>
-      </w:r>
-      <w:r>
-        <w:rPr>
-          <w:rFonts w:ascii="Courier New" w:hAnsi="Courier New" w:cs="Courier New"/>
-          <w:sz w:val="20"/>
-          <w:szCs w:val="20"/>
-          <w:lang w:val="en-US"/>
-        </w:rPr>
-        <w:t>"</w:t>
-      </w:r>
-      <w:proofErr w:type="spellStart"/>
-      <w:r>
-        <w:rPr>
-          <w:rFonts w:ascii="Courier New" w:hAnsi="Courier New" w:cs="Courier New"/>
-          <w:color w:val="0000FF"/>
-          <w:sz w:val="20"/>
-          <w:szCs w:val="20"/>
-          <w:lang w:val="en-US"/>
-        </w:rPr>
-        <w:t>Børgesen</w:t>
-      </w:r>
-      <w:proofErr w:type="spellEnd"/>
-      <w:r>
-        <w:rPr>
-          <w:rFonts w:ascii="Courier New" w:hAnsi="Courier New" w:cs="Courier New"/>
-          <w:sz w:val="20"/>
-          <w:szCs w:val="20"/>
-          <w:lang w:val="en-US"/>
-        </w:rPr>
-        <w:t>"</w:t>
-      </w:r>
-      <w:r>
-        <w:rPr>
-          <w:rFonts w:ascii="Courier New" w:hAnsi="Courier New" w:cs="Courier New"/>
-          <w:color w:val="0000FF"/>
-          <w:sz w:val="20"/>
-          <w:szCs w:val="20"/>
-          <w:lang w:val="en-US"/>
-        </w:rPr>
-        <w:t>/&gt;</w:t>
-      </w:r>
-    </w:p>
-    <w:p>
-      <w:pPr>
-        <w:widowControl/>
-        <w:rPr>
-          <w:rFonts w:ascii="Courier New" w:hAnsi="Courier New" w:cs="Courier New"/>
-          <w:color w:val="0000FF"/>
-          <w:sz w:val="20"/>
-          <w:szCs w:val="20"/>
-          <w:lang w:val="en-US"/>
-        </w:rPr>
-      </w:pPr>
-      <w:r>
-        <w:rPr>
-          <w:rFonts w:ascii="Courier New" w:hAnsi="Courier New" w:cs="Courier New"/>
-          <w:color w:val="0000FF"/>
-          <w:sz w:val="20"/>
-          <w:szCs w:val="20"/>
-          <w:lang w:val="en-US"/>
-        </w:rPr>
-        <w:t xml:space="preserve">          &lt;</w:t>
-      </w:r>
-      <w:r>
-        <w:rPr>
-          <w:rFonts w:ascii="Courier New" w:hAnsi="Courier New" w:cs="Courier New"/>
-          <w:color w:val="A31515"/>
-          <w:sz w:val="20"/>
-          <w:szCs w:val="20"/>
-          <w:lang w:val="en-US"/>
-        </w:rPr>
-        <w:t>add</w:t>
-      </w:r>
-      <w:r>
-        <w:rPr>
-          <w:rFonts w:ascii="Courier New" w:hAnsi="Courier New" w:cs="Courier New"/>
-          <w:color w:val="0000FF"/>
-          <w:sz w:val="20"/>
-          <w:szCs w:val="20"/>
-          <w:lang w:val="en-US"/>
-        </w:rPr>
-        <w:t xml:space="preserve"> </w:t>
-      </w:r>
-      <w:r>
-        <w:rPr>
-          <w:rFonts w:ascii="Courier New" w:hAnsi="Courier New" w:cs="Courier New"/>
-          <w:color w:val="FF0000"/>
-          <w:sz w:val="20"/>
-          <w:szCs w:val="20"/>
-          <w:lang w:val="en-US"/>
-        </w:rPr>
-        <w:t>name</w:t>
-      </w:r>
-      <w:r>
-        <w:rPr>
-          <w:rFonts w:ascii="Courier New" w:hAnsi="Courier New" w:cs="Courier New"/>
-          <w:color w:val="0000FF"/>
-          <w:sz w:val="20"/>
-          <w:szCs w:val="20"/>
-          <w:lang w:val="en-US"/>
-        </w:rPr>
-        <w:t>=</w:t>
-      </w:r>
-      <w:r>
-        <w:rPr>
-          <w:rFonts w:ascii="Courier New" w:hAnsi="Courier New" w:cs="Courier New"/>
-          <w:sz w:val="20"/>
-          <w:szCs w:val="20"/>
-          <w:lang w:val="en-US"/>
-        </w:rPr>
-        <w:t>"</w:t>
-      </w:r>
-      <w:proofErr w:type="spellStart"/>
-      <w:proofErr w:type="gramStart"/>
-      <w:r>
-        <w:rPr>
-          <w:rFonts w:ascii="Courier New" w:hAnsi="Courier New" w:cs="Courier New"/>
-          <w:color w:val="0000FF"/>
-          <w:sz w:val="20"/>
-          <w:szCs w:val="20"/>
-          <w:lang w:val="en-US"/>
-        </w:rPr>
-        <w:t>urn:Age</w:t>
-      </w:r>
-      <w:proofErr w:type="spellEnd"/>
-      <w:proofErr w:type="gramEnd"/>
-      <w:r>
-        <w:rPr>
-          <w:rFonts w:ascii="Courier New" w:hAnsi="Courier New" w:cs="Courier New"/>
-          <w:sz w:val="20"/>
-          <w:szCs w:val="20"/>
-          <w:lang w:val="en-US"/>
-        </w:rPr>
-        <w:t>"</w:t>
-      </w:r>
-      <w:r>
-        <w:rPr>
-          <w:rFonts w:ascii="Courier New" w:hAnsi="Courier New" w:cs="Courier New"/>
-          <w:color w:val="0000FF"/>
-          <w:sz w:val="20"/>
-          <w:szCs w:val="20"/>
-          <w:lang w:val="en-US"/>
-        </w:rPr>
-        <w:t xml:space="preserve"> </w:t>
-      </w:r>
-      <w:r>
-        <w:rPr>
-          <w:rFonts w:ascii="Courier New" w:hAnsi="Courier New" w:cs="Courier New"/>
-          <w:color w:val="FF0000"/>
-          <w:sz w:val="20"/>
-          <w:szCs w:val="20"/>
-          <w:lang w:val="en-US"/>
-        </w:rPr>
-        <w:t>value</w:t>
-      </w:r>
-      <w:r>
-        <w:rPr>
-          <w:rFonts w:ascii="Courier New" w:hAnsi="Courier New" w:cs="Courier New"/>
-          <w:color w:val="0000FF"/>
-          <w:sz w:val="20"/>
-          <w:szCs w:val="20"/>
-          <w:lang w:val="en-US"/>
-        </w:rPr>
-        <w:t>=</w:t>
-      </w:r>
-      <w:r>
-        <w:rPr>
-          <w:rFonts w:ascii="Courier New" w:hAnsi="Courier New" w:cs="Courier New"/>
-          <w:sz w:val="20"/>
-          <w:szCs w:val="20"/>
-          <w:lang w:val="en-US"/>
-        </w:rPr>
-        <w:t>"</w:t>
-      </w:r>
-      <w:r>
-        <w:rPr>
-          <w:rFonts w:ascii="Courier New" w:hAnsi="Courier New" w:cs="Courier New"/>
-          <w:color w:val="0000FF"/>
-          <w:sz w:val="20"/>
-          <w:szCs w:val="20"/>
-          <w:lang w:val="en-US"/>
-        </w:rPr>
-        <w:t>23</w:t>
-      </w:r>
-      <w:r>
-        <w:rPr>
-          <w:rFonts w:ascii="Courier New" w:hAnsi="Courier New" w:cs="Courier New"/>
-          <w:sz w:val="20"/>
-          <w:szCs w:val="20"/>
-          <w:lang w:val="en-US"/>
-        </w:rPr>
-        <w:t>"</w:t>
-      </w:r>
-      <w:r>
-        <w:rPr>
-          <w:rFonts w:ascii="Courier New" w:hAnsi="Courier New" w:cs="Courier New"/>
-          <w:color w:val="0000FF"/>
-          <w:sz w:val="20"/>
-          <w:szCs w:val="20"/>
-          <w:lang w:val="en-US"/>
-        </w:rPr>
-        <w:t>/&gt;</w:t>
-      </w:r>
-    </w:p>
-    <w:p>
-      <w:pPr>
-        <w:widowControl/>
-        <w:rPr>
-          <w:rFonts w:ascii="Courier New" w:hAnsi="Courier New" w:cs="Courier New"/>
-          <w:color w:val="0000FF"/>
-          <w:sz w:val="20"/>
-          <w:szCs w:val="20"/>
-          <w:lang w:val="en-US"/>
-        </w:rPr>
-      </w:pPr>
-      <w:r>
-        <w:rPr>
-          <w:rFonts w:ascii="Courier New" w:hAnsi="Courier New" w:cs="Courier New"/>
-          <w:color w:val="0000FF"/>
-          <w:sz w:val="20"/>
-          <w:szCs w:val="20"/>
-          <w:lang w:val="en-US"/>
-        </w:rPr>
-        <w:t xml:space="preserve">          &lt;</w:t>
-      </w:r>
-      <w:r>
-        <w:rPr>
-          <w:rFonts w:ascii="Courier New" w:hAnsi="Courier New" w:cs="Courier New"/>
-          <w:color w:val="A31515"/>
-          <w:sz w:val="20"/>
-          <w:szCs w:val="20"/>
-          <w:lang w:val="en-US"/>
-        </w:rPr>
-        <w:t>add</w:t>
-      </w:r>
-      <w:r>
-        <w:rPr>
-          <w:rFonts w:ascii="Courier New" w:hAnsi="Courier New" w:cs="Courier New"/>
-          <w:color w:val="0000FF"/>
-          <w:sz w:val="20"/>
-          <w:szCs w:val="20"/>
-          <w:lang w:val="en-US"/>
-        </w:rPr>
-        <w:t xml:space="preserve"> </w:t>
-      </w:r>
-      <w:r>
-        <w:rPr>
-          <w:rFonts w:ascii="Courier New" w:hAnsi="Courier New" w:cs="Courier New"/>
-          <w:color w:val="FF0000"/>
-          <w:sz w:val="20"/>
-          <w:szCs w:val="20"/>
-          <w:lang w:val="en-US"/>
-        </w:rPr>
-        <w:t>name</w:t>
-      </w:r>
-      <w:r>
-        <w:rPr>
-          <w:rFonts w:ascii="Courier New" w:hAnsi="Courier New" w:cs="Courier New"/>
-          <w:color w:val="0000FF"/>
-          <w:sz w:val="20"/>
-          <w:szCs w:val="20"/>
-          <w:lang w:val="en-US"/>
-        </w:rPr>
-        <w:t>=</w:t>
-      </w:r>
-      <w:r>
-        <w:rPr>
-          <w:rFonts w:ascii="Courier New" w:hAnsi="Courier New" w:cs="Courier New"/>
-          <w:sz w:val="20"/>
-          <w:szCs w:val="20"/>
-          <w:lang w:val="en-US"/>
-        </w:rPr>
-        <w:t>"</w:t>
-      </w:r>
-      <w:proofErr w:type="gramStart"/>
-      <w:r>
-        <w:rPr>
-          <w:rFonts w:ascii="Courier New" w:hAnsi="Courier New" w:cs="Courier New"/>
-          <w:color w:val="0000FF"/>
-          <w:sz w:val="20"/>
-          <w:szCs w:val="20"/>
-          <w:lang w:val="en-US"/>
-        </w:rPr>
-        <w:t>urn:oid</w:t>
-      </w:r>
-      <w:proofErr w:type="gramEnd"/>
-      <w:r>
-        <w:rPr>
-          <w:rFonts w:ascii="Courier New" w:hAnsi="Courier New" w:cs="Courier New"/>
-          <w:color w:val="0000FF"/>
-          <w:sz w:val="20"/>
-          <w:szCs w:val="20"/>
-          <w:lang w:val="en-US"/>
-        </w:rPr>
-        <w:t>:0.9.2342.19200300.100.1.3</w:t>
-      </w:r>
-      <w:r>
-        <w:rPr>
-          <w:rFonts w:ascii="Courier New" w:hAnsi="Courier New" w:cs="Courier New"/>
-          <w:sz w:val="20"/>
-          <w:szCs w:val="20"/>
-          <w:lang w:val="en-US"/>
-        </w:rPr>
-        <w:t>"</w:t>
-      </w:r>
-      <w:r>
-        <w:rPr>
-          <w:rFonts w:ascii="Courier New" w:hAnsi="Courier New" w:cs="Courier New"/>
-          <w:color w:val="0000FF"/>
-          <w:sz w:val="20"/>
-          <w:szCs w:val="20"/>
-          <w:lang w:val="en-US"/>
-        </w:rPr>
-        <w:t xml:space="preserve">  </w:t>
-      </w:r>
-      <w:r>
-        <w:rPr>
-          <w:rFonts w:ascii="Courier New" w:hAnsi="Courier New" w:cs="Courier New"/>
-          <w:color w:val="FF0000"/>
-          <w:sz w:val="20"/>
-          <w:szCs w:val="20"/>
-          <w:lang w:val="en-US"/>
-        </w:rPr>
-        <w:t>value</w:t>
-      </w:r>
-      <w:r>
-        <w:rPr>
-          <w:rFonts w:ascii="Courier New" w:hAnsi="Courier New" w:cs="Courier New"/>
-          <w:color w:val="0000FF"/>
-          <w:sz w:val="20"/>
-          <w:szCs w:val="20"/>
-          <w:lang w:val="en-US"/>
-        </w:rPr>
-        <w:t>=</w:t>
-      </w:r>
-      <w:r>
-        <w:rPr>
-          <w:rFonts w:ascii="Courier New" w:hAnsi="Courier New" w:cs="Courier New"/>
-          <w:sz w:val="20"/>
-          <w:szCs w:val="20"/>
-          <w:lang w:val="en-US"/>
-        </w:rPr>
-        <w:t>"</w:t>
-      </w:r>
-      <w:r>
-        <w:rPr>
-          <w:rFonts w:ascii="Courier New" w:hAnsi="Courier New" w:cs="Courier New"/>
-          <w:color w:val="0000FF"/>
-          <w:sz w:val="20"/>
-          <w:szCs w:val="20"/>
-          <w:lang w:val="en-US"/>
-        </w:rPr>
-        <w:t>Åge@company.dk</w:t>
-      </w:r>
-      <w:r>
-        <w:rPr>
-          <w:rFonts w:ascii="Courier New" w:hAnsi="Courier New" w:cs="Courier New"/>
-          <w:sz w:val="20"/>
-          <w:szCs w:val="20"/>
-          <w:lang w:val="en-US"/>
-        </w:rPr>
-        <w:t>"</w:t>
-      </w:r>
-      <w:r>
-        <w:rPr>
-          <w:rFonts w:ascii="Courier New" w:hAnsi="Courier New" w:cs="Courier New"/>
-          <w:color w:val="0000FF"/>
-          <w:sz w:val="20"/>
-          <w:szCs w:val="20"/>
-          <w:lang w:val="en-US"/>
-        </w:rPr>
-        <w:t>/&gt;</w:t>
-      </w:r>
-    </w:p>
-    <w:p>
-      <w:pPr>
-        <w:widowControl/>
-        <w:rPr>
-          <w:rFonts w:ascii="Courier New" w:hAnsi="Courier New" w:cs="Courier New"/>
-          <w:color w:val="0000FF"/>
-          <w:sz w:val="20"/>
-          <w:szCs w:val="20"/>
-          <w:lang w:val="en-US"/>
-        </w:rPr>
-      </w:pPr>
-      <w:r>
-        <w:rPr>
-          <w:rFonts w:ascii="Courier New" w:hAnsi="Courier New" w:cs="Courier New"/>
-          <w:color w:val="0000FF"/>
-          <w:sz w:val="20"/>
-          <w:szCs w:val="20"/>
-          <w:lang w:val="en-US"/>
-        </w:rPr>
-        <w:t xml:space="preserve">          &lt;</w:t>
-      </w:r>
-      <w:r>
-        <w:rPr>
-          <w:rFonts w:ascii="Courier New" w:hAnsi="Courier New" w:cs="Courier New"/>
-          <w:color w:val="A31515"/>
-          <w:sz w:val="20"/>
-          <w:szCs w:val="20"/>
-          <w:lang w:val="en-US"/>
-        </w:rPr>
-        <w:t>add</w:t>
-      </w:r>
-      <w:r>
-        <w:rPr>
-          <w:rFonts w:ascii="Courier New" w:hAnsi="Courier New" w:cs="Courier New"/>
-          <w:color w:val="0000FF"/>
-          <w:sz w:val="20"/>
-          <w:szCs w:val="20"/>
-          <w:lang w:val="en-US"/>
-        </w:rPr>
-        <w:t xml:space="preserve"> </w:t>
-      </w:r>
-      <w:r>
-        <w:rPr>
-          <w:rFonts w:ascii="Courier New" w:hAnsi="Courier New" w:cs="Courier New"/>
-          <w:color w:val="FF0000"/>
-          <w:sz w:val="20"/>
-          <w:szCs w:val="20"/>
-          <w:lang w:val="en-US"/>
-        </w:rPr>
-        <w:t>name</w:t>
-      </w:r>
-      <w:r>
-        <w:rPr>
-          <w:rFonts w:ascii="Courier New" w:hAnsi="Courier New" w:cs="Courier New"/>
-          <w:color w:val="0000FF"/>
-          <w:sz w:val="20"/>
-          <w:szCs w:val="20"/>
-          <w:lang w:val="en-US"/>
-        </w:rPr>
-        <w:t>=</w:t>
-      </w:r>
-      <w:r>
-        <w:rPr>
-          <w:rFonts w:ascii="Courier New" w:hAnsi="Courier New" w:cs="Courier New"/>
-          <w:sz w:val="20"/>
-          <w:szCs w:val="20"/>
-          <w:lang w:val="en-US"/>
-        </w:rPr>
-        <w:t>"</w:t>
-      </w:r>
-      <w:proofErr w:type="spellStart"/>
-      <w:r>
-        <w:rPr>
-          <w:rFonts w:ascii="Courier New" w:hAnsi="Courier New" w:cs="Courier New"/>
-          <w:color w:val="0000FF"/>
-          <w:sz w:val="20"/>
-          <w:szCs w:val="20"/>
-          <w:lang w:val="en-US"/>
-        </w:rPr>
-        <w:t>urn:</w:t>
-      </w:r>
-      <w:proofErr w:type="gramStart"/>
-      <w:r>
-        <w:rPr>
-          <w:rFonts w:ascii="Courier New" w:hAnsi="Courier New" w:cs="Courier New"/>
-          <w:color w:val="0000FF"/>
-          <w:sz w:val="20"/>
-          <w:szCs w:val="20"/>
-          <w:lang w:val="en-US"/>
-        </w:rPr>
-        <w:t>dk:company</w:t>
-      </w:r>
-      <w:proofErr w:type="gramEnd"/>
-      <w:r>
-        <w:rPr>
-          <w:rFonts w:ascii="Courier New" w:hAnsi="Courier New" w:cs="Courier New"/>
-          <w:color w:val="0000FF"/>
-          <w:sz w:val="20"/>
-          <w:szCs w:val="20"/>
-          <w:lang w:val="en-US"/>
-        </w:rPr>
-        <w:t>:attribute:Role</w:t>
+        <w:t>urn:dk:company:attribute:Role</w:t>
       </w:r>
       <w:proofErr w:type="spellEnd"/>
       <w:r>
@@ -24676,7 +24063,7 @@
     </w:p>
     <w:p>
       <w:pPr>
-        <w:pStyle w:val="Heading1"/>
+        <w:pStyle w:val="Overskrift1"/>
         <w:rPr>
           <w:lang w:val="en-US"/>
         </w:rPr>
@@ -24726,27 +24113,7 @@
           <w:szCs w:val="22"/>
           <w:lang w:val="en-US"/>
         </w:rPr>
-        <w:t xml:space="preserve">The certificates supplied and installed with the sample included in this framework, work nicely when being used by the person who installed the certificates, which is the case when </w:t>
-      </w:r>
-      <w:proofErr w:type="gramStart"/>
-      <w:r>
-        <w:rPr>
-          <w:rFonts w:ascii="Calibri" w:hAnsi="Calibri" w:cs="Calibri"/>
-          <w:sz w:val="22"/>
-          <w:szCs w:val="22"/>
-          <w:lang w:val="en-US"/>
-        </w:rPr>
-        <w:t>e.g.</w:t>
-      </w:r>
-      <w:proofErr w:type="gramEnd"/>
-      <w:r>
-        <w:rPr>
-          <w:rFonts w:ascii="Calibri" w:hAnsi="Calibri" w:cs="Calibri"/>
-          <w:sz w:val="22"/>
-          <w:szCs w:val="22"/>
-          <w:lang w:val="en-US"/>
-        </w:rPr>
-        <w:t xml:space="preserve"> running the </w:t>
+        <w:t xml:space="preserve">The certificates supplied and installed with the sample included in this framework, work nicely when being used by the person who installed the certificates, which is the case when e.g. running the </w:t>
       </w:r>
       <w:proofErr w:type="spellStart"/>
       <w:r>
@@ -24841,7 +24208,7 @@
     </w:p>
     <w:p>
       <w:pPr>
-        <w:pStyle w:val="Heading1"/>
+        <w:pStyle w:val="Overskrift1"/>
         <w:rPr>
           <w:lang w:val="en-US"/>
         </w:rPr>
@@ -24899,27 +24266,7 @@
           <w:szCs w:val="22"/>
           <w:lang w:val="en-US"/>
         </w:rPr>
-        <w:t>urn:</w:t>
-      </w:r>
-      <w:proofErr w:type="gramStart"/>
-      <w:r>
-        <w:rPr>
-          <w:rFonts w:ascii="Courier New" w:hAnsi="Courier New" w:cs="Courier New"/>
-          <w:sz w:val="22"/>
-          <w:szCs w:val="22"/>
-          <w:lang w:val="en-US"/>
-        </w:rPr>
-        <w:t>dk.nita</w:t>
-      </w:r>
-      <w:proofErr w:type="gramEnd"/>
-      <w:r>
-        <w:rPr>
-          <w:rFonts w:ascii="Courier New" w:hAnsi="Courier New" w:cs="Courier New"/>
-          <w:sz w:val="22"/>
-          <w:szCs w:val="22"/>
-          <w:lang w:val="en-US"/>
-        </w:rPr>
-        <w:t>.saml20.configuration</w:t>
+        <w:t>urn:dk.nita.saml20.configuration</w:t>
       </w:r>
       <w:r>
         <w:rPr>
@@ -24933,7 +24280,7 @@
     </w:p>
     <w:p>
       <w:pPr>
-        <w:pStyle w:val="Heading2"/>
+        <w:pStyle w:val="Overskrift2"/>
         <w:rPr>
           <w:lang w:val="en-US"/>
         </w:rPr>
@@ -24994,27 +24341,7 @@
           <w:szCs w:val="22"/>
           <w:lang w:val="en-US"/>
         </w:rPr>
-        <w:t xml:space="preserve">This element contains settings that are general to federation: </w:t>
-      </w:r>
-      <w:proofErr w:type="gramStart"/>
-      <w:r>
-        <w:rPr>
-          <w:rFonts w:ascii="Calibri" w:hAnsi="Calibri" w:cs="Calibri"/>
-          <w:sz w:val="22"/>
-          <w:szCs w:val="22"/>
-          <w:lang w:val="en-US"/>
-        </w:rPr>
-        <w:t>i.e.</w:t>
-      </w:r>
-      <w:proofErr w:type="gramEnd"/>
-      <w:r>
-        <w:rPr>
-          <w:rFonts w:ascii="Calibri" w:hAnsi="Calibri" w:cs="Calibri"/>
-          <w:sz w:val="22"/>
-          <w:szCs w:val="22"/>
-          <w:lang w:val="en-US"/>
-        </w:rPr>
-        <w:t xml:space="preserve"> the certificate and identifier of the machine in the federation.</w:t>
+        <w:t>This element contains settings that are general to federation: i.e. the certificate and identifier of the machine in the federation.</w:t>
       </w:r>
     </w:p>
     <w:p>
@@ -25039,7 +24366,7 @@
     </w:p>
     <w:tbl>
       <w:tblPr>
-        <w:tblW w:w="0pt" w:type="auto"/>
+        <w:tblW w:w="0pt" w:type="dxa"/>
         <w:tblBorders>
           <w:top w:val="single" w:sz="4" w:space="0" w:color="000000"/>
           <w:start w:val="single" w:sz="4" w:space="0" w:color="000000"/>
@@ -25210,21 +24537,12 @@
               </w:rPr>
               <w:t xml:space="preserve">The fully qualified name of the class that implements the </w:t>
             </w:r>
-            <w:proofErr w:type="gramStart"/>
-            <w:r>
-              <w:rPr>
-                <w:rFonts w:ascii="Calibri" w:hAnsi="Calibri" w:cs="Calibri"/>
-                <w:lang w:val="en-US"/>
-              </w:rPr>
-              <w:t>dk.nita</w:t>
-            </w:r>
-            <w:proofErr w:type="gramEnd"/>
-            <w:r>
-              <w:rPr>
-                <w:rFonts w:ascii="Calibri" w:hAnsi="Calibri" w:cs="Calibri"/>
-                <w:lang w:val="en-US"/>
-              </w:rPr>
-              <w:t>.saml20.Session</w:t>
+            <w:r>
+              <w:rPr>
+                <w:rFonts w:ascii="Calibri" w:hAnsi="Calibri" w:cs="Calibri"/>
+                <w:lang w:val="en-US"/>
+              </w:rPr>
+              <w:t>dk.nita.saml20.Session</w:t>
             </w:r>
             <w:r>
               <w:rPr>
@@ -25269,21 +24587,12 @@
               </w:rPr>
               <w:t xml:space="preserve">If the attribute is not provided the framework will use the default implementation </w:t>
             </w:r>
-            <w:proofErr w:type="gramStart"/>
-            <w:r>
-              <w:rPr>
-                <w:rFonts w:ascii="Calibri" w:hAnsi="Calibri" w:cs="Calibri"/>
-                <w:lang w:val="en-US"/>
-              </w:rPr>
-              <w:t>dk.nita</w:t>
-            </w:r>
-            <w:proofErr w:type="gramEnd"/>
-            <w:r>
-              <w:rPr>
-                <w:rFonts w:ascii="Calibri" w:hAnsi="Calibri" w:cs="Calibri"/>
-                <w:lang w:val="en-US"/>
-              </w:rPr>
-              <w:t>.saml20.Session.InProcSessionStoreProvider</w:t>
+            <w:r>
+              <w:rPr>
+                <w:rFonts w:ascii="Calibri" w:hAnsi="Calibri" w:cs="Calibri"/>
+                <w:lang w:val="en-US"/>
+              </w:rPr>
+              <w:t>dk.nita.saml20.Session.InProcSessionStoreProvider</w:t>
             </w:r>
             <w:r>
               <w:rPr>
@@ -25298,7 +24607,7 @@
     </w:tbl>
     <w:p>
       <w:pPr>
-        <w:pStyle w:val="Heading3"/>
+        <w:pStyle w:val="Overskrift3"/>
         <w:rPr>
           <w:lang w:val="en-US"/>
         </w:rPr>
@@ -25355,7 +24664,7 @@
     </w:p>
     <w:tbl>
       <w:tblPr>
-        <w:tblW w:w="0pt" w:type="auto"/>
+        <w:tblW w:w="0pt" w:type="dxa"/>
         <w:tblBorders>
           <w:top w:val="single" w:sz="4" w:space="0" w:color="000000"/>
           <w:start w:val="single" w:sz="4" w:space="0" w:color="000000"/>
@@ -25427,7 +24736,6 @@
                 <w:szCs w:val="22"/>
                 <w:lang w:val="en-US"/>
               </w:rPr>
-              <w:lastRenderedPageBreak/>
               <w:t>X509FindType</w:t>
             </w:r>
             <w:r>
@@ -25454,6 +24762,7 @@
                 <w:szCs w:val="22"/>
                 <w:lang w:val="en-US"/>
               </w:rPr>
+              <w:lastRenderedPageBreak/>
               <w:t>A common way to locate a certificate is to search for its subject’s distinguished name or its thumbprint. The service provider will use the first certificate that matches the specified search criteria.</w:t>
             </w:r>
           </w:p>
@@ -25511,27 +24820,7 @@
                 <w:szCs w:val="22"/>
                 <w:lang w:val="en-US"/>
               </w:rPr>
-              <w:t xml:space="preserve">The value of the attribute that is used to identify the certificate, </w:t>
-            </w:r>
-            <w:proofErr w:type="gramStart"/>
-            <w:r>
-              <w:rPr>
-                <w:rFonts w:ascii="Calibri" w:hAnsi="Calibri" w:cs="Calibri"/>
-                <w:sz w:val="22"/>
-                <w:szCs w:val="22"/>
-                <w:lang w:val="en-US"/>
-              </w:rPr>
-              <w:t>e.g.</w:t>
-            </w:r>
-            <w:proofErr w:type="gramEnd"/>
-            <w:r>
-              <w:rPr>
-                <w:rFonts w:ascii="Calibri" w:hAnsi="Calibri" w:cs="Calibri"/>
-                <w:sz w:val="22"/>
-                <w:szCs w:val="22"/>
-                <w:lang w:val="en-US"/>
-              </w:rPr>
-              <w:t xml:space="preserve"> its subject or thumbprint. </w:t>
+              <w:t xml:space="preserve">The value of the attribute that is used to identify the certificate, e.g. its subject or thumbprint. </w:t>
             </w:r>
           </w:p>
         </w:tc>
@@ -25812,7 +25101,7 @@
     </w:p>
     <w:p>
       <w:pPr>
-        <w:pStyle w:val="Heading3"/>
+        <w:pStyle w:val="Overskrift3"/>
         <w:rPr>
           <w:lang w:val="en-US"/>
         </w:rPr>
@@ -25895,7 +25184,7 @@
     </w:p>
     <w:p>
       <w:pPr>
-        <w:pStyle w:val="Heading3"/>
+        <w:pStyle w:val="Overskrift3"/>
         <w:rPr>
           <w:lang w:val="en-US"/>
         </w:rPr>
@@ -25946,27 +25235,7 @@
           <w:szCs w:val="22"/>
           <w:lang w:val="en-US"/>
         </w:rPr>
-        <w:t xml:space="preserve">The &lt;Actions&gt; element defines a list of actions that take place on the service provider side when an assertion is received from the IdP. The element is optional, and when not </w:t>
-      </w:r>
-      <w:proofErr w:type="gramStart"/>
-      <w:r>
-        <w:rPr>
-          <w:rFonts w:ascii="Calibri" w:hAnsi="Calibri" w:cs="Calibri"/>
-          <w:sz w:val="22"/>
-          <w:szCs w:val="22"/>
-          <w:lang w:val="en-US"/>
-        </w:rPr>
-        <w:t>present ,</w:t>
-      </w:r>
-      <w:proofErr w:type="gramEnd"/>
-      <w:r>
-        <w:rPr>
-          <w:rFonts w:ascii="Calibri" w:hAnsi="Calibri" w:cs="Calibri"/>
-          <w:sz w:val="22"/>
-          <w:szCs w:val="22"/>
-          <w:lang w:val="en-US"/>
-        </w:rPr>
-        <w:t xml:space="preserve"> a default set of actions are performed.  Actions are performed in the sequence in which they are added. The default set of actions would look like this in the configuration file:</w:t>
+        <w:t>The &lt;Actions&gt; element defines a list of actions that take place on the service provider side when an assertion is received from the IdP. The element is optional, and when not present , a default set of actions are performed.  Actions are performed in the sequence in which they are added. The default set of actions would look like this in the configuration file:</w:t>
       </w:r>
     </w:p>
     <w:p>
@@ -26140,7 +25409,6 @@
         </w:rPr>
         <w:t>"</w:t>
       </w:r>
-      <w:proofErr w:type="gramStart"/>
       <w:r>
         <w:rPr>
           <w:rFonts w:ascii="Courier New" w:hAnsi="Courier New" w:cs="Courier New"/>
@@ -26149,9 +25417,17 @@
           <w:szCs w:val="16"/>
           <w:lang w:val="en-US"/>
         </w:rPr>
-        <w:t>dk.nita</w:t>
-      </w:r>
-      <w:proofErr w:type="gramEnd"/>
+        <w:t>dk.nita.saml20.Actions.SamlPrincipalAction, dk.nita.saml20</w:t>
+      </w:r>
+      <w:r>
+        <w:rPr>
+          <w:rFonts w:ascii="Courier New" w:hAnsi="Courier New" w:cs="Courier New"/>
+          <w:sz w:val="16"/>
+          <w:szCs w:val="16"/>
+          <w:lang w:val="en-US"/>
+        </w:rPr>
+        <w:t xml:space="preserve"> "</w:t>
+      </w:r>
       <w:r>
         <w:rPr>
           <w:rFonts w:ascii="Courier New" w:hAnsi="Courier New" w:cs="Courier New"/>
@@ -26160,18 +25436,12 @@
           <w:szCs w:val="16"/>
           <w:lang w:val="en-US"/>
         </w:rPr>
-        <w:t>.saml20.Actions.SamlPrincipalAction, dk.nita.saml20</w:t>
-      </w:r>
-      <w:r>
-        <w:rPr>
-          <w:rFonts w:ascii="Courier New" w:hAnsi="Courier New" w:cs="Courier New"/>
-          <w:sz w:val="16"/>
-          <w:szCs w:val="16"/>
-          <w:lang w:val="en-US"/>
-        </w:rPr>
-        <w:t xml:space="preserve"> "</w:t>
-      </w:r>
-      <w:r>
+        <w:t xml:space="preserve"> /&gt;</w:t>
+      </w:r>
+    </w:p>
+    <w:p>
+      <w:pPr>
+        <w:ind w:firstLine="36pt"/>
         <w:rPr>
           <w:rFonts w:ascii="Courier New" w:hAnsi="Courier New" w:cs="Courier New"/>
           <w:color w:val="0000FF"/>
@@ -26179,12 +25449,8 @@
           <w:szCs w:val="16"/>
           <w:lang w:val="en-US"/>
         </w:rPr>
-        <w:t xml:space="preserve"> /&gt;</w:t>
-      </w:r>
-    </w:p>
-    <w:p>
-      <w:pPr>
-        <w:ind w:firstLine="36pt"/>
+      </w:pPr>
+      <w:r>
         <w:rPr>
           <w:rFonts w:ascii="Courier New" w:hAnsi="Courier New" w:cs="Courier New"/>
           <w:color w:val="0000FF"/>
@@ -26192,7 +25458,18 @@
           <w:szCs w:val="16"/>
           <w:lang w:val="en-US"/>
         </w:rPr>
-      </w:pPr>
+        <w:t>&lt;</w:t>
+      </w:r>
+      <w:r>
+        <w:rPr>
+          <w:rFonts w:ascii="Courier New" w:hAnsi="Courier New" w:cs="Courier New"/>
+          <w:color w:val="A31515"/>
+          <w:sz w:val="16"/>
+          <w:szCs w:val="16"/>
+          <w:lang w:val="en-US"/>
+        </w:rPr>
+        <w:t>add</w:t>
+      </w:r>
       <w:r>
         <w:rPr>
           <w:rFonts w:ascii="Courier New" w:hAnsi="Courier New" w:cs="Courier New"/>
@@ -26201,7 +25478,145 @@
           <w:szCs w:val="16"/>
           <w:lang w:val="en-US"/>
         </w:rPr>
-        <w:t>&lt;</w:t>
+        <w:t xml:space="preserve"> </w:t>
+      </w:r>
+      <w:r>
+        <w:rPr>
+          <w:rFonts w:ascii="Courier New" w:hAnsi="Courier New" w:cs="Courier New"/>
+          <w:color w:val="FF0000"/>
+          <w:sz w:val="16"/>
+          <w:szCs w:val="16"/>
+          <w:lang w:val="en-US"/>
+        </w:rPr>
+        <w:t>name</w:t>
+      </w:r>
+      <w:r>
+        <w:rPr>
+          <w:rFonts w:ascii="Courier New" w:hAnsi="Courier New" w:cs="Courier New"/>
+          <w:color w:val="0000FF"/>
+          <w:sz w:val="16"/>
+          <w:szCs w:val="16"/>
+          <w:lang w:val="en-US"/>
+        </w:rPr>
+        <w:t>=</w:t>
+      </w:r>
+      <w:r>
+        <w:rPr>
+          <w:rFonts w:ascii="Courier New" w:hAnsi="Courier New" w:cs="Courier New"/>
+          <w:sz w:val="16"/>
+          <w:szCs w:val="16"/>
+          <w:lang w:val="en-US"/>
+        </w:rPr>
+        <w:t>"</w:t>
+      </w:r>
+      <w:r>
+        <w:rPr>
+          <w:rFonts w:ascii="Courier New" w:hAnsi="Courier New" w:cs="Courier New"/>
+          <w:color w:val="0000FF"/>
+          <w:sz w:val="16"/>
+          <w:szCs w:val="16"/>
+          <w:lang w:val="en-US"/>
+        </w:rPr>
+        <w:t>Redirect</w:t>
+      </w:r>
+      <w:r>
+        <w:rPr>
+          <w:rFonts w:ascii="Courier New" w:hAnsi="Courier New" w:cs="Courier New"/>
+          <w:sz w:val="16"/>
+          <w:szCs w:val="16"/>
+          <w:lang w:val="en-US"/>
+        </w:rPr>
+        <w:t>"</w:t>
+      </w:r>
+      <w:r>
+        <w:rPr>
+          <w:rFonts w:ascii="Courier New" w:hAnsi="Courier New" w:cs="Courier New"/>
+          <w:color w:val="0000FF"/>
+          <w:sz w:val="16"/>
+          <w:szCs w:val="16"/>
+          <w:lang w:val="en-US"/>
+        </w:rPr>
+        <w:t xml:space="preserve"> </w:t>
+      </w:r>
+      <w:r>
+        <w:rPr>
+          <w:rFonts w:ascii="Courier New" w:hAnsi="Courier New" w:cs="Courier New"/>
+          <w:color w:val="FF0000"/>
+          <w:sz w:val="16"/>
+          <w:szCs w:val="16"/>
+          <w:lang w:val="en-US"/>
+        </w:rPr>
+        <w:t>type</w:t>
+      </w:r>
+      <w:r>
+        <w:rPr>
+          <w:rFonts w:ascii="Courier New" w:hAnsi="Courier New" w:cs="Courier New"/>
+          <w:color w:val="0000FF"/>
+          <w:sz w:val="16"/>
+          <w:szCs w:val="16"/>
+          <w:lang w:val="en-US"/>
+        </w:rPr>
+        <w:t>=</w:t>
+      </w:r>
+      <w:r>
+        <w:rPr>
+          <w:rFonts w:ascii="Courier New" w:hAnsi="Courier New" w:cs="Courier New"/>
+          <w:sz w:val="16"/>
+          <w:szCs w:val="16"/>
+          <w:lang w:val="en-US"/>
+        </w:rPr>
+        <w:t>"</w:t>
+      </w:r>
+      <w:r>
+        <w:rPr>
+          <w:rFonts w:ascii="Courier New" w:hAnsi="Courier New" w:cs="Courier New"/>
+          <w:color w:val="0000FF"/>
+          <w:sz w:val="16"/>
+          <w:szCs w:val="16"/>
+          <w:lang w:val="en-US"/>
+        </w:rPr>
+        <w:t>dk.nita.saml20.Actions.RedirectAction, dk.nita.saml20</w:t>
+      </w:r>
+      <w:r>
+        <w:rPr>
+          <w:rFonts w:ascii="Courier New" w:hAnsi="Courier New" w:cs="Courier New"/>
+          <w:sz w:val="16"/>
+          <w:szCs w:val="16"/>
+          <w:lang w:val="en-US"/>
+        </w:rPr>
+        <w:t>"</w:t>
+      </w:r>
+      <w:r>
+        <w:rPr>
+          <w:rFonts w:ascii="Courier New" w:hAnsi="Courier New" w:cs="Courier New"/>
+          <w:color w:val="0000FF"/>
+          <w:sz w:val="16"/>
+          <w:szCs w:val="16"/>
+          <w:lang w:val="en-US"/>
+        </w:rPr>
+        <w:t xml:space="preserve"> /&gt;</w:t>
+      </w:r>
+    </w:p>
+    <w:p>
+      <w:pPr>
+        <w:spacing w:after="10pt" w:line="13.80pt" w:lineRule="auto"/>
+        <w:rPr>
+          <w:rFonts w:ascii="Courier New" w:hAnsi="Courier New" w:cs="Courier New"/>
+          <w:color w:val="0000FF"/>
+          <w:sz w:val="16"/>
+          <w:szCs w:val="16"/>
+          <w:lang w:val="en-US"/>
+        </w:rPr>
+      </w:pPr>
+      <w:r>
+        <w:rPr>
+          <w:rFonts w:ascii="Courier New" w:hAnsi="Courier New" w:cs="Courier New"/>
+          <w:color w:val="0000FF"/>
+          <w:sz w:val="16"/>
+          <w:szCs w:val="16"/>
+          <w:lang w:val="en-US"/>
+        </w:rPr>
+        <w:t>&lt;/</w:t>
       </w:r>
       <w:r>
         <w:rPr>
@@ -26211,7 +25626,7 @@
           <w:szCs w:val="16"/>
           <w:lang w:val="en-US"/>
         </w:rPr>
-        <w:t>add</w:t>
+        <w:t>Actions</w:t>
       </w:r>
       <w:r>
         <w:rPr>
@@ -26221,6 +25636,154 @@
           <w:szCs w:val="16"/>
           <w:lang w:val="en-US"/>
         </w:rPr>
+        <w:t>&gt;</w:t>
+      </w:r>
+    </w:p>
+    <w:p>
+      <w:pPr>
+        <w:rPr>
+          <w:rFonts w:ascii="Courier New" w:hAnsi="Courier New" w:cs="Courier New"/>
+          <w:color w:val="0000FF"/>
+          <w:sz w:val="16"/>
+          <w:szCs w:val="16"/>
+          <w:lang w:val="en-US"/>
+        </w:rPr>
+      </w:pPr>
+      <w:r>
+        <w:rPr>
+          <w:rFonts w:ascii="Calibri" w:hAnsi="Calibri" w:cs="Calibri"/>
+          <w:sz w:val="22"/>
+          <w:szCs w:val="22"/>
+          <w:lang w:val="en-US"/>
+        </w:rPr>
+        <w:t>A</w:t>
+      </w:r>
+      <w:r>
+        <w:rPr>
+          <w:rFonts w:ascii="Courier New" w:hAnsi="Courier New" w:cs="Courier New"/>
+          <w:color w:val="0000FF"/>
+          <w:sz w:val="16"/>
+          <w:szCs w:val="16"/>
+          <w:lang w:val="en-US"/>
+        </w:rPr>
+        <w:t xml:space="preserve"> &lt;</w:t>
+      </w:r>
+      <w:r>
+        <w:rPr>
+          <w:rFonts w:ascii="Courier New" w:hAnsi="Courier New" w:cs="Courier New"/>
+          <w:color w:val="A31515"/>
+          <w:sz w:val="16"/>
+          <w:szCs w:val="16"/>
+          <w:lang w:val="en-US"/>
+        </w:rPr>
+        <w:t>clear</w:t>
+      </w:r>
+      <w:r>
+        <w:rPr>
+          <w:rFonts w:ascii="Courier New" w:hAnsi="Courier New" w:cs="Courier New"/>
+          <w:color w:val="0000FF"/>
+          <w:sz w:val="16"/>
+          <w:szCs w:val="16"/>
+          <w:lang w:val="en-US"/>
+        </w:rPr>
+        <w:t xml:space="preserve">/&gt; </w:t>
+      </w:r>
+      <w:r>
+        <w:rPr>
+          <w:rFonts w:ascii="Calibri" w:hAnsi="Calibri" w:cs="Calibri"/>
+          <w:sz w:val="22"/>
+          <w:szCs w:val="22"/>
+          <w:lang w:val="en-US"/>
+        </w:rPr>
+        <w:t xml:space="preserve">tag can be used to clear the list of actions, and a </w:t>
+      </w:r>
+      <w:r>
+        <w:rPr>
+          <w:rFonts w:ascii="Courier New" w:hAnsi="Courier New" w:cs="Courier New"/>
+          <w:color w:val="0000FF"/>
+          <w:sz w:val="16"/>
+          <w:szCs w:val="16"/>
+          <w:lang w:val="en-US"/>
+        </w:rPr>
+        <w:t>&lt;</w:t>
+      </w:r>
+      <w:r>
+        <w:rPr>
+          <w:rFonts w:ascii="Courier New" w:hAnsi="Courier New" w:cs="Courier New"/>
+          <w:color w:val="A31515"/>
+          <w:sz w:val="16"/>
+          <w:szCs w:val="16"/>
+          <w:lang w:val="en-US"/>
+        </w:rPr>
+        <w:t>remove</w:t>
+      </w:r>
+      <w:r>
+        <w:rPr>
+          <w:rFonts w:ascii="Courier New" w:hAnsi="Courier New" w:cs="Courier New"/>
+          <w:color w:val="0000FF"/>
+          <w:sz w:val="16"/>
+          <w:szCs w:val="16"/>
+          <w:lang w:val="en-US"/>
+        </w:rPr>
+        <w:t>&gt;</w:t>
+      </w:r>
+      <w:r>
+        <w:rPr>
+          <w:rFonts w:ascii="Calibri" w:hAnsi="Calibri" w:cs="Calibri"/>
+          <w:sz w:val="22"/>
+          <w:szCs w:val="22"/>
+          <w:lang w:val="en-US"/>
+        </w:rPr>
+        <w:t xml:space="preserve"> tag can be used to remove a single action by name, </w:t>
+      </w:r>
+      <w:proofErr w:type="spellStart"/>
+      <w:r>
+        <w:rPr>
+          <w:rFonts w:ascii="Calibri" w:hAnsi="Calibri" w:cs="Calibri"/>
+          <w:sz w:val="22"/>
+          <w:szCs w:val="22"/>
+          <w:lang w:val="en-US"/>
+        </w:rPr>
+        <w:t>eg.</w:t>
+      </w:r>
+      <w:proofErr w:type="spellEnd"/>
+      <w:r>
+        <w:rPr>
+          <w:rFonts w:ascii="Calibri" w:hAnsi="Calibri" w:cs="Calibri"/>
+          <w:sz w:val="22"/>
+          <w:szCs w:val="22"/>
+          <w:lang w:val="en-US"/>
+        </w:rPr>
+        <w:t>:</w:t>
+      </w:r>
+      <w:r>
+        <w:rPr>
+          <w:rFonts w:ascii="Courier New" w:hAnsi="Courier New" w:cs="Courier New"/>
+          <w:color w:val="0000FF"/>
+          <w:sz w:val="16"/>
+          <w:szCs w:val="16"/>
+          <w:lang w:val="en-US"/>
+        </w:rPr>
+        <w:t xml:space="preserve"> &lt;</w:t>
+      </w:r>
+      <w:r>
+        <w:rPr>
+          <w:rFonts w:ascii="Courier New" w:hAnsi="Courier New" w:cs="Courier New"/>
+          <w:color w:val="A31515"/>
+          <w:sz w:val="16"/>
+          <w:szCs w:val="16"/>
+          <w:lang w:val="en-US"/>
+        </w:rPr>
+        <w:t>remove</w:t>
+      </w:r>
+      <w:r>
+        <w:rPr>
+          <w:rFonts w:ascii="Courier New" w:hAnsi="Courier New" w:cs="Courier New"/>
+          <w:color w:val="0000FF"/>
+          <w:sz w:val="16"/>
+          <w:szCs w:val="16"/>
+          <w:lang w:val="en-US"/>
+        </w:rPr>
         <w:t xml:space="preserve"> </w:t>
       </w:r>
       <w:r>
@@ -26252,6 +25815,7 @@
         </w:rPr>
         <w:t>"</w:t>
       </w:r>
+      <w:proofErr w:type="spellStart"/>
       <w:r>
         <w:rPr>
           <w:rFonts w:ascii="Courier New" w:hAnsi="Courier New" w:cs="Courier New"/>
@@ -26260,8 +25824,9 @@
           <w:szCs w:val="16"/>
           <w:lang w:val="en-US"/>
         </w:rPr>
-        <w:t>Redirect</w:t>
-      </w:r>
+        <w:t>SetSamlPrincipal</w:t>
+      </w:r>
+      <w:proofErr w:type="spellEnd"/>
       <w:r>
         <w:rPr>
           <w:rFonts w:ascii="Courier New" w:hAnsi="Courier New" w:cs="Courier New"/>
@@ -26279,19 +25844,11 @@
           <w:szCs w:val="16"/>
           <w:lang w:val="en-US"/>
         </w:rPr>
-        <w:t xml:space="preserve"> </w:t>
-      </w:r>
-      <w:r>
-        <w:rPr>
-          <w:rFonts w:ascii="Courier New" w:hAnsi="Courier New" w:cs="Courier New"/>
-          <w:color w:val="FF0000"/>
-          <w:sz w:val="16"/>
-          <w:szCs w:val="16"/>
-          <w:lang w:val="en-US"/>
-        </w:rPr>
-        <w:t>type</w:t>
-      </w:r>
-      <w:r>
+        <w:t xml:space="preserve">/&gt;. </w:t>
+      </w:r>
+    </w:p>
+    <w:p>
+      <w:pPr>
         <w:rPr>
           <w:rFonts w:ascii="Courier New" w:hAnsi="Courier New" w:cs="Courier New"/>
           <w:color w:val="0000FF"/>
@@ -26299,19 +25856,10 @@
           <w:szCs w:val="16"/>
           <w:lang w:val="en-US"/>
         </w:rPr>
-        <w:t>=</w:t>
-      </w:r>
-      <w:r>
-        <w:rPr>
-          <w:rFonts w:ascii="Courier New" w:hAnsi="Courier New" w:cs="Courier New"/>
-          <w:sz w:val="16"/>
-          <w:szCs w:val="16"/>
-          <w:lang w:val="en-US"/>
-        </w:rPr>
-        <w:t>"</w:t>
-      </w:r>
-      <w:proofErr w:type="gramStart"/>
-      <w:r>
+      </w:pPr>
+    </w:p>
+    <w:p>
+      <w:pPr>
         <w:rPr>
           <w:rFonts w:ascii="Courier New" w:hAnsi="Courier New" w:cs="Courier New"/>
           <w:color w:val="0000FF"/>
@@ -26319,309 +25867,6 @@
           <w:szCs w:val="16"/>
           <w:lang w:val="en-US"/>
         </w:rPr>
-        <w:t>dk.nita</w:t>
-      </w:r>
-      <w:proofErr w:type="gramEnd"/>
-      <w:r>
-        <w:rPr>
-          <w:rFonts w:ascii="Courier New" w:hAnsi="Courier New" w:cs="Courier New"/>
-          <w:color w:val="0000FF"/>
-          <w:sz w:val="16"/>
-          <w:szCs w:val="16"/>
-          <w:lang w:val="en-US"/>
-        </w:rPr>
-        <w:t>.saml20.Actions.RedirectAction, dk.nita.saml20</w:t>
-      </w:r>
-      <w:r>
-        <w:rPr>
-          <w:rFonts w:ascii="Courier New" w:hAnsi="Courier New" w:cs="Courier New"/>
-          <w:sz w:val="16"/>
-          <w:szCs w:val="16"/>
-          <w:lang w:val="en-US"/>
-        </w:rPr>
-        <w:t>"</w:t>
-      </w:r>
-      <w:r>
-        <w:rPr>
-          <w:rFonts w:ascii="Courier New" w:hAnsi="Courier New" w:cs="Courier New"/>
-          <w:color w:val="0000FF"/>
-          <w:sz w:val="16"/>
-          <w:szCs w:val="16"/>
-          <w:lang w:val="en-US"/>
-        </w:rPr>
-        <w:t xml:space="preserve"> /&gt;</w:t>
-      </w:r>
-    </w:p>
-    <w:p>
-      <w:pPr>
-        <w:spacing w:after="10pt" w:line="13.80pt" w:lineRule="auto"/>
-        <w:rPr>
-          <w:rFonts w:ascii="Courier New" w:hAnsi="Courier New" w:cs="Courier New"/>
-          <w:color w:val="0000FF"/>
-          <w:sz w:val="16"/>
-          <w:szCs w:val="16"/>
-          <w:lang w:val="en-US"/>
-        </w:rPr>
-      </w:pPr>
-      <w:r>
-        <w:rPr>
-          <w:rFonts w:ascii="Courier New" w:hAnsi="Courier New" w:cs="Courier New"/>
-          <w:color w:val="0000FF"/>
-          <w:sz w:val="16"/>
-          <w:szCs w:val="16"/>
-          <w:lang w:val="en-US"/>
-        </w:rPr>
-        <w:t>&lt;/</w:t>
-      </w:r>
-      <w:r>
-        <w:rPr>
-          <w:rFonts w:ascii="Courier New" w:hAnsi="Courier New" w:cs="Courier New"/>
-          <w:color w:val="A31515"/>
-          <w:sz w:val="16"/>
-          <w:szCs w:val="16"/>
-          <w:lang w:val="en-US"/>
-        </w:rPr>
-        <w:t>Actions</w:t>
-      </w:r>
-      <w:r>
-        <w:rPr>
-          <w:rFonts w:ascii="Courier New" w:hAnsi="Courier New" w:cs="Courier New"/>
-          <w:color w:val="0000FF"/>
-          <w:sz w:val="16"/>
-          <w:szCs w:val="16"/>
-          <w:lang w:val="en-US"/>
-        </w:rPr>
-        <w:t>&gt;</w:t>
-      </w:r>
-    </w:p>
-    <w:p>
-      <w:pPr>
-        <w:rPr>
-          <w:rFonts w:ascii="Courier New" w:hAnsi="Courier New" w:cs="Courier New"/>
-          <w:color w:val="0000FF"/>
-          <w:sz w:val="16"/>
-          <w:szCs w:val="16"/>
-          <w:lang w:val="en-US"/>
-        </w:rPr>
-      </w:pPr>
-      <w:r>
-        <w:rPr>
-          <w:rFonts w:ascii="Calibri" w:hAnsi="Calibri" w:cs="Calibri"/>
-          <w:sz w:val="22"/>
-          <w:szCs w:val="22"/>
-          <w:lang w:val="en-US"/>
-        </w:rPr>
-        <w:t>A</w:t>
-      </w:r>
-      <w:r>
-        <w:rPr>
-          <w:rFonts w:ascii="Courier New" w:hAnsi="Courier New" w:cs="Courier New"/>
-          <w:color w:val="0000FF"/>
-          <w:sz w:val="16"/>
-          <w:szCs w:val="16"/>
-          <w:lang w:val="en-US"/>
-        </w:rPr>
-        <w:t xml:space="preserve"> &lt;</w:t>
-      </w:r>
-      <w:r>
-        <w:rPr>
-          <w:rFonts w:ascii="Courier New" w:hAnsi="Courier New" w:cs="Courier New"/>
-          <w:color w:val="A31515"/>
-          <w:sz w:val="16"/>
-          <w:szCs w:val="16"/>
-          <w:lang w:val="en-US"/>
-        </w:rPr>
-        <w:t>clear</w:t>
-      </w:r>
-      <w:r>
-        <w:rPr>
-          <w:rFonts w:ascii="Courier New" w:hAnsi="Courier New" w:cs="Courier New"/>
-          <w:color w:val="0000FF"/>
-          <w:sz w:val="16"/>
-          <w:szCs w:val="16"/>
-          <w:lang w:val="en-US"/>
-        </w:rPr>
-        <w:t xml:space="preserve">/&gt; </w:t>
-      </w:r>
-      <w:r>
-        <w:rPr>
-          <w:rFonts w:ascii="Calibri" w:hAnsi="Calibri" w:cs="Calibri"/>
-          <w:sz w:val="22"/>
-          <w:szCs w:val="22"/>
-          <w:lang w:val="en-US"/>
-        </w:rPr>
-        <w:t xml:space="preserve">tag can be used to clear the list of actions, and a </w:t>
-      </w:r>
-      <w:r>
-        <w:rPr>
-          <w:rFonts w:ascii="Courier New" w:hAnsi="Courier New" w:cs="Courier New"/>
-          <w:color w:val="0000FF"/>
-          <w:sz w:val="16"/>
-          <w:szCs w:val="16"/>
-          <w:lang w:val="en-US"/>
-        </w:rPr>
-        <w:t>&lt;</w:t>
-      </w:r>
-      <w:r>
-        <w:rPr>
-          <w:rFonts w:ascii="Courier New" w:hAnsi="Courier New" w:cs="Courier New"/>
-          <w:color w:val="A31515"/>
-          <w:sz w:val="16"/>
-          <w:szCs w:val="16"/>
-          <w:lang w:val="en-US"/>
-        </w:rPr>
-        <w:t>remove</w:t>
-      </w:r>
-      <w:r>
-        <w:rPr>
-          <w:rFonts w:ascii="Courier New" w:hAnsi="Courier New" w:cs="Courier New"/>
-          <w:color w:val="0000FF"/>
-          <w:sz w:val="16"/>
-          <w:szCs w:val="16"/>
-          <w:lang w:val="en-US"/>
-        </w:rPr>
-        <w:t>&gt;</w:t>
-      </w:r>
-      <w:r>
-        <w:rPr>
-          <w:rFonts w:ascii="Calibri" w:hAnsi="Calibri" w:cs="Calibri"/>
-          <w:sz w:val="22"/>
-          <w:szCs w:val="22"/>
-          <w:lang w:val="en-US"/>
-        </w:rPr>
-        <w:t xml:space="preserve"> tag can be used to remove a single action by name, </w:t>
-      </w:r>
-      <w:proofErr w:type="spellStart"/>
-      <w:r>
-        <w:rPr>
-          <w:rFonts w:ascii="Calibri" w:hAnsi="Calibri" w:cs="Calibri"/>
-          <w:sz w:val="22"/>
-          <w:szCs w:val="22"/>
-          <w:lang w:val="en-US"/>
-        </w:rPr>
-        <w:t>eg.</w:t>
-      </w:r>
-      <w:proofErr w:type="spellEnd"/>
-      <w:r>
-        <w:rPr>
-          <w:rFonts w:ascii="Calibri" w:hAnsi="Calibri" w:cs="Calibri"/>
-          <w:sz w:val="22"/>
-          <w:szCs w:val="22"/>
-          <w:lang w:val="en-US"/>
-        </w:rPr>
-        <w:t>:</w:t>
-      </w:r>
-      <w:r>
-        <w:rPr>
-          <w:rFonts w:ascii="Courier New" w:hAnsi="Courier New" w:cs="Courier New"/>
-          <w:color w:val="0000FF"/>
-          <w:sz w:val="16"/>
-          <w:szCs w:val="16"/>
-          <w:lang w:val="en-US"/>
-        </w:rPr>
-        <w:t xml:space="preserve"> &lt;</w:t>
-      </w:r>
-      <w:r>
-        <w:rPr>
-          <w:rFonts w:ascii="Courier New" w:hAnsi="Courier New" w:cs="Courier New"/>
-          <w:color w:val="A31515"/>
-          <w:sz w:val="16"/>
-          <w:szCs w:val="16"/>
-          <w:lang w:val="en-US"/>
-        </w:rPr>
-        <w:t>remove</w:t>
-      </w:r>
-      <w:r>
-        <w:rPr>
-          <w:rFonts w:ascii="Courier New" w:hAnsi="Courier New" w:cs="Courier New"/>
-          <w:color w:val="0000FF"/>
-          <w:sz w:val="16"/>
-          <w:szCs w:val="16"/>
-          <w:lang w:val="en-US"/>
-        </w:rPr>
-        <w:t xml:space="preserve"> </w:t>
-      </w:r>
-      <w:r>
-        <w:rPr>
-          <w:rFonts w:ascii="Courier New" w:hAnsi="Courier New" w:cs="Courier New"/>
-          <w:color w:val="FF0000"/>
-          <w:sz w:val="16"/>
-          <w:szCs w:val="16"/>
-          <w:lang w:val="en-US"/>
-        </w:rPr>
-        <w:t>name</w:t>
-      </w:r>
-      <w:r>
-        <w:rPr>
-          <w:rFonts w:ascii="Courier New" w:hAnsi="Courier New" w:cs="Courier New"/>
-          <w:color w:val="0000FF"/>
-          <w:sz w:val="16"/>
-          <w:szCs w:val="16"/>
-          <w:lang w:val="en-US"/>
-        </w:rPr>
-        <w:t>=</w:t>
-      </w:r>
-      <w:r>
-        <w:rPr>
-          <w:rFonts w:ascii="Courier New" w:hAnsi="Courier New" w:cs="Courier New"/>
-          <w:sz w:val="16"/>
-          <w:szCs w:val="16"/>
-          <w:lang w:val="en-US"/>
-        </w:rPr>
-        <w:t>"</w:t>
-      </w:r>
-      <w:proofErr w:type="spellStart"/>
-      <w:r>
-        <w:rPr>
-          <w:rFonts w:ascii="Courier New" w:hAnsi="Courier New" w:cs="Courier New"/>
-          <w:color w:val="0000FF"/>
-          <w:sz w:val="16"/>
-          <w:szCs w:val="16"/>
-          <w:lang w:val="en-US"/>
-        </w:rPr>
-        <w:t>SetSamlPrincipal</w:t>
-      </w:r>
-      <w:proofErr w:type="spellEnd"/>
-      <w:r>
-        <w:rPr>
-          <w:rFonts w:ascii="Courier New" w:hAnsi="Courier New" w:cs="Courier New"/>
-          <w:sz w:val="16"/>
-          <w:szCs w:val="16"/>
-          <w:lang w:val="en-US"/>
-        </w:rPr>
-        <w:t>"</w:t>
-      </w:r>
-      <w:r>
-        <w:rPr>
-          <w:rFonts w:ascii="Courier New" w:hAnsi="Courier New" w:cs="Courier New"/>
-          <w:color w:val="0000FF"/>
-          <w:sz w:val="16"/>
-          <w:szCs w:val="16"/>
-          <w:lang w:val="en-US"/>
-        </w:rPr>
-        <w:t xml:space="preserve">/&gt;. </w:t>
-      </w:r>
-    </w:p>
-    <w:p>
-      <w:pPr>
-        <w:rPr>
-          <w:rFonts w:ascii="Courier New" w:hAnsi="Courier New" w:cs="Courier New"/>
-          <w:color w:val="0000FF"/>
-          <w:sz w:val="16"/>
-          <w:szCs w:val="16"/>
-          <w:lang w:val="en-US"/>
-        </w:rPr>
-      </w:pPr>
-    </w:p>
-    <w:p>
-      <w:pPr>
-        <w:rPr>
-          <w:rFonts w:ascii="Courier New" w:hAnsi="Courier New" w:cs="Courier New"/>
-          <w:color w:val="0000FF"/>
-          <w:sz w:val="16"/>
-          <w:szCs w:val="16"/>
-          <w:lang w:val="en-US"/>
-        </w:rPr>
       </w:pPr>
       <w:r>
         <w:rPr>
@@ -26632,25 +25877,14 @@
         </w:rPr>
         <w:t xml:space="preserve">It is possible to write your own custom actions to perform any task needed during login and logout. Your action must implement the </w:t>
       </w:r>
-      <w:proofErr w:type="gramStart"/>
-      <w:r>
-        <w:rPr>
-          <w:rFonts w:ascii="Courier New" w:hAnsi="Courier New" w:cs="Courier New"/>
-          <w:sz w:val="20"/>
-          <w:szCs w:val="20"/>
-          <w:lang w:val="en-US"/>
-        </w:rPr>
-        <w:t>dk.nita</w:t>
-      </w:r>
-      <w:proofErr w:type="gramEnd"/>
-      <w:r>
-        <w:rPr>
-          <w:rFonts w:ascii="Courier New" w:hAnsi="Courier New" w:cs="Courier New"/>
-          <w:sz w:val="20"/>
-          <w:szCs w:val="20"/>
-          <w:lang w:val="en-US"/>
-        </w:rPr>
-        <w:t>.saml20.Actions.IAction interface, and if you plan to make an action that performs a redirect you should note the following:</w:t>
+      <w:r>
+        <w:rPr>
+          <w:rFonts w:ascii="Courier New" w:hAnsi="Courier New" w:cs="Courier New"/>
+          <w:sz w:val="20"/>
+          <w:szCs w:val="20"/>
+          <w:lang w:val="en-US"/>
+        </w:rPr>
+        <w:t>dk.nita.saml20.Actions.IAction interface, and if you plan to make an action that performs a redirect you should note the following:</w:t>
       </w:r>
     </w:p>
     <w:p>
@@ -26680,27 +25914,7 @@
           <w:lang w:val="en-US"/>
         </w:rPr>
         <w:tab/>
-        <w:t xml:space="preserve">A redirect must be the last action in the </w:t>
-      </w:r>
-      <w:proofErr w:type="gramStart"/>
-      <w:r>
-        <w:rPr>
-          <w:rFonts w:ascii="Calibri" w:hAnsi="Calibri" w:cs="Calibri"/>
-          <w:sz w:val="22"/>
-          <w:szCs w:val="22"/>
-          <w:lang w:val="en-US"/>
-        </w:rPr>
-        <w:t>list, since</w:t>
-      </w:r>
-      <w:proofErr w:type="gramEnd"/>
-      <w:r>
-        <w:rPr>
-          <w:rFonts w:ascii="Calibri" w:hAnsi="Calibri" w:cs="Calibri"/>
-          <w:sz w:val="22"/>
-          <w:szCs w:val="22"/>
-          <w:lang w:val="en-US"/>
-        </w:rPr>
-        <w:t xml:space="preserve"> redirecting ends the action pipeline.</w:t>
+        <w:t>A redirect must be the last action in the list, since redirecting ends the action pipeline.</w:t>
       </w:r>
     </w:p>
     <w:p>
@@ -26880,7 +26094,7 @@
     </w:p>
     <w:p>
       <w:pPr>
-        <w:pStyle w:val="Heading3"/>
+        <w:pStyle w:val="Overskrift3"/>
         <w:rPr>
           <w:lang w:val="en-US"/>
         </w:rPr>
@@ -26972,7 +26186,27 @@
           <w:szCs w:val="22"/>
           <w:lang w:val="en-US"/>
         </w:rPr>
-        <w:t xml:space="preserve"> element has been specified. This value should be equal to or higher than the authentication session (</w:t>
+        <w:t xml:space="preserve"> element has been specified. This value should be equal to or higher than the authentication session (e.g. if forms authentication is used). Otherwise, strange </w:t>
+      </w:r>
+      <w:proofErr w:type="spellStart"/>
+      <w:r>
+        <w:rPr>
+          <w:rFonts w:ascii="Calibri" w:hAnsi="Calibri" w:cs="Calibri"/>
+          <w:sz w:val="22"/>
+          <w:szCs w:val="22"/>
+          <w:lang w:val="en-US"/>
+        </w:rPr>
+        <w:t>behaviour</w:t>
+      </w:r>
+      <w:proofErr w:type="spellEnd"/>
+      <w:r>
+        <w:rPr>
+          <w:rFonts w:ascii="Calibri" w:hAnsi="Calibri" w:cs="Calibri"/>
+          <w:sz w:val="22"/>
+          <w:szCs w:val="22"/>
+          <w:lang w:val="en-US"/>
+        </w:rPr>
+        <w:t xml:space="preserve"> can occur because the system thinks that the user is logged </w:t>
       </w:r>
       <w:proofErr w:type="gramStart"/>
       <w:r>
@@ -26982,7 +26216,7 @@
           <w:szCs w:val="22"/>
           <w:lang w:val="en-US"/>
         </w:rPr>
-        <w:t>e.g.</w:t>
+        <w:t>id</w:t>
       </w:r>
       <w:proofErr w:type="gramEnd"/>
       <w:r>
@@ -26992,52 +26226,12 @@
           <w:szCs w:val="22"/>
           <w:lang w:val="en-US"/>
         </w:rPr>
-        <w:t xml:space="preserve"> if forms authentication is used). Otherwise, strange </w:t>
-      </w:r>
-      <w:proofErr w:type="spellStart"/>
-      <w:r>
-        <w:rPr>
-          <w:rFonts w:ascii="Calibri" w:hAnsi="Calibri" w:cs="Calibri"/>
-          <w:sz w:val="22"/>
-          <w:szCs w:val="22"/>
-          <w:lang w:val="en-US"/>
-        </w:rPr>
-        <w:t>behaviour</w:t>
-      </w:r>
-      <w:proofErr w:type="spellEnd"/>
-      <w:r>
-        <w:rPr>
-          <w:rFonts w:ascii="Calibri" w:hAnsi="Calibri" w:cs="Calibri"/>
-          <w:sz w:val="22"/>
-          <w:szCs w:val="22"/>
-          <w:lang w:val="en-US"/>
-        </w:rPr>
-        <w:t xml:space="preserve"> can occur because the system thinks that the user is logged </w:t>
-      </w:r>
-      <w:proofErr w:type="gramStart"/>
-      <w:r>
-        <w:rPr>
-          <w:rFonts w:ascii="Calibri" w:hAnsi="Calibri" w:cs="Calibri"/>
-          <w:sz w:val="22"/>
-          <w:szCs w:val="22"/>
-          <w:lang w:val="en-US"/>
-        </w:rPr>
-        <w:t>id</w:t>
-      </w:r>
-      <w:proofErr w:type="gramEnd"/>
-      <w:r>
-        <w:rPr>
-          <w:rFonts w:ascii="Calibri" w:hAnsi="Calibri" w:cs="Calibri"/>
-          <w:sz w:val="22"/>
-          <w:szCs w:val="22"/>
-          <w:lang w:val="en-US"/>
-        </w:rPr>
         <w:t xml:space="preserve"> but no principal exists in the OIOSAML.net session.</w:t>
       </w:r>
     </w:p>
     <w:p>
       <w:pPr>
-        <w:pStyle w:val="Heading3"/>
+        <w:pStyle w:val="Overskrift3"/>
         <w:rPr>
           <w:lang w:val="en-US"/>
         </w:rPr>
@@ -27114,7 +26308,7 @@
     </w:p>
     <w:p>
       <w:pPr>
-        <w:pStyle w:val="Heading3"/>
+        <w:pStyle w:val="Overskrift3"/>
         <w:rPr>
           <w:lang w:val="en-US"/>
         </w:rPr>
@@ -27208,7 +26402,7 @@
     </w:p>
     <w:p>
       <w:pPr>
-        <w:pStyle w:val="Heading3"/>
+        <w:pStyle w:val="Overskrift3"/>
         <w:rPr>
           <w:lang w:val="en-US"/>
         </w:rPr>
@@ -27266,7 +26460,6 @@
           <w:rFonts w:asciiTheme="minorHAnsi" w:hAnsiTheme="minorHAnsi" w:cstheme="minorHAnsi"/>
           <w:lang w:val="en-US"/>
         </w:rPr>
-        <w:lastRenderedPageBreak/>
         <w:t>The &lt;</w:t>
       </w:r>
       <w:proofErr w:type="spellStart"/>
@@ -27325,15 +26518,15 @@
     </w:p>
     <w:p>
       <w:pPr>
-        <w:pStyle w:val="Heading5"/>
-        <w:rPr>
-          <w:lang w:val="en-US"/>
-        </w:rPr>
-      </w:pPr>
-    </w:p>
-    <w:p>
-      <w:pPr>
-        <w:pStyle w:val="Heading2"/>
+        <w:pStyle w:val="Overskrift5"/>
+        <w:rPr>
+          <w:lang w:val="en-US"/>
+        </w:rPr>
+      </w:pPr>
+    </w:p>
+    <w:p>
+      <w:pPr>
+        <w:pStyle w:val="Overskrift2"/>
         <w:rPr>
           <w:rFonts w:ascii="Courier New" w:hAnsi="Courier New" w:cs="Courier New"/>
           <w:color w:val="0000FF"/>
@@ -27421,7 +26614,7 @@
     </w:p>
     <w:p>
       <w:pPr>
-        <w:pStyle w:val="Heading3"/>
+        <w:pStyle w:val="Overskrift3"/>
         <w:rPr>
           <w:lang w:val="en-US"/>
         </w:rPr>
@@ -27627,7 +26820,7 @@
     </w:p>
     <w:p>
       <w:pPr>
-        <w:pStyle w:val="Heading3"/>
+        <w:pStyle w:val="Overskrift3"/>
         <w:rPr>
           <w:lang w:val="en-US"/>
         </w:rPr>
@@ -27684,7 +26877,7 @@
     </w:p>
     <w:tbl>
       <w:tblPr>
-        <w:tblW w:w="0pt" w:type="auto"/>
+        <w:tblW w:w="0pt" w:type="dxa"/>
         <w:tblBorders>
           <w:top w:val="single" w:sz="4" w:space="0" w:color="000000"/>
           <w:start w:val="single" w:sz="4" w:space="0" w:color="000000"/>
@@ -27870,7 +27063,7 @@
     </w:p>
     <w:tbl>
       <w:tblPr>
-        <w:tblW w:w="0pt" w:type="auto"/>
+        <w:tblW w:w="0pt" w:type="dxa"/>
         <w:tblBorders>
           <w:top w:val="single" w:sz="4" w:space="0" w:color="000000"/>
           <w:start w:val="single" w:sz="4" w:space="0" w:color="000000"/>
@@ -28341,7 +27534,7 @@
     </w:p>
     <w:tbl>
       <w:tblPr>
-        <w:tblW w:w="0pt" w:type="auto"/>
+        <w:tblW w:w="0pt" w:type="dxa"/>
         <w:tblBorders>
           <w:top w:val="single" w:sz="4" w:space="0" w:color="000000"/>
           <w:start w:val="single" w:sz="4" w:space="0" w:color="000000"/>
@@ -28598,6 +27791,7 @@
                 <w:szCs w:val="22"/>
                 <w:lang w:val="en-US"/>
               </w:rPr>
+              <w:lastRenderedPageBreak/>
               <w:t xml:space="preserve">When true all known SAML </w:t>
             </w:r>
             <w:proofErr w:type="spellStart"/>
@@ -28648,6 +27842,7 @@
                 <w:szCs w:val="22"/>
                 <w:lang w:val="en-US"/>
               </w:rPr>
+              <w:lastRenderedPageBreak/>
               <w:t>Example</w:t>
             </w:r>
           </w:p>
@@ -28852,7 +28047,6 @@
               </w:rPr>
               <w:t>"</w:t>
             </w:r>
-            <w:proofErr w:type="gramStart"/>
             <w:r>
               <w:rPr>
                 <w:rFonts w:ascii="Courier New" w:hAnsi="Courier New" w:cs="Courier New"/>
@@ -28861,9 +28055,17 @@
                 <w:szCs w:val="16"/>
                 <w:lang w:val="en-US"/>
               </w:rPr>
-              <w:t>urn:oasis</w:t>
-            </w:r>
-            <w:proofErr w:type="gramEnd"/>
+              <w:t>urn:oasis:names:tc:SAML:1.1:nameid-    format:X509SubjectName</w:t>
+            </w:r>
+            <w:r>
+              <w:rPr>
+                <w:rFonts w:ascii="Courier New" w:hAnsi="Courier New" w:cs="Courier New"/>
+                <w:sz w:val="16"/>
+                <w:szCs w:val="16"/>
+                <w:lang w:val="en-US"/>
+              </w:rPr>
+              <w:t>"</w:t>
+            </w:r>
             <w:r>
               <w:rPr>
                 <w:rFonts w:ascii="Courier New" w:hAnsi="Courier New" w:cs="Courier New"/>
@@ -28872,35 +28074,36 @@
                 <w:szCs w:val="16"/>
                 <w:lang w:val="en-US"/>
               </w:rPr>
-              <w:t>:names:tc:SAML:1.1:nameid-    format:X509SubjectName</w:t>
-            </w:r>
-            <w:r>
-              <w:rPr>
-                <w:rFonts w:ascii="Courier New" w:hAnsi="Courier New" w:cs="Courier New"/>
-                <w:sz w:val="16"/>
-                <w:szCs w:val="16"/>
-                <w:lang w:val="en-US"/>
-              </w:rPr>
-              <w:t>"</w:t>
-            </w:r>
+              <w:t>/&gt;</w:t>
+            </w:r>
+          </w:p>
+          <w:p>
+            <w:pPr>
+              <w:rPr>
+                <w:rFonts w:ascii="Calibri" w:hAnsi="Calibri" w:cs="Calibri"/>
+                <w:lang w:val="en-US"/>
+              </w:rPr>
+            </w:pPr>
             <w:r>
               <w:rPr>
                 <w:rFonts w:ascii="Courier New" w:hAnsi="Courier New" w:cs="Courier New"/>
                 <w:color w:val="0000FF"/>
                 <w:sz w:val="16"/>
                 <w:szCs w:val="16"/>
-                <w:lang w:val="en-US"/>
-              </w:rPr>
-              <w:t>/&gt;</w:t>
-            </w:r>
-          </w:p>
-          <w:p>
-            <w:pPr>
-              <w:rPr>
-                <w:rFonts w:ascii="Calibri" w:hAnsi="Calibri" w:cs="Calibri"/>
-                <w:lang w:val="en-US"/>
-              </w:rPr>
-            </w:pPr>
+              </w:rPr>
+              <w:t>&lt;/</w:t>
+            </w:r>
+            <w:proofErr w:type="spellStart"/>
+            <w:r>
+              <w:rPr>
+                <w:rFonts w:ascii="Courier New" w:hAnsi="Courier New" w:cs="Courier New"/>
+                <w:color w:val="A31515"/>
+                <w:sz w:val="16"/>
+                <w:szCs w:val="16"/>
+              </w:rPr>
+              <w:t>NameIdFormats</w:t>
+            </w:r>
+            <w:proofErr w:type="spellEnd"/>
             <w:r>
               <w:rPr>
                 <w:rFonts w:ascii="Courier New" w:hAnsi="Courier New" w:cs="Courier New"/>
@@ -28908,26 +28111,6 @@
                 <w:sz w:val="16"/>
                 <w:szCs w:val="16"/>
               </w:rPr>
-              <w:t>&lt;/</w:t>
-            </w:r>
-            <w:proofErr w:type="spellStart"/>
-            <w:r>
-              <w:rPr>
-                <w:rFonts w:ascii="Courier New" w:hAnsi="Courier New" w:cs="Courier New"/>
-                <w:color w:val="A31515"/>
-                <w:sz w:val="16"/>
-                <w:szCs w:val="16"/>
-              </w:rPr>
-              <w:t>NameIdFormats</w:t>
-            </w:r>
-            <w:proofErr w:type="spellEnd"/>
-            <w:r>
-              <w:rPr>
-                <w:rFonts w:ascii="Courier New" w:hAnsi="Courier New" w:cs="Courier New"/>
-                <w:color w:val="0000FF"/>
-                <w:sz w:val="16"/>
-                <w:szCs w:val="16"/>
-              </w:rPr>
               <w:t>&gt;</w:t>
             </w:r>
           </w:p>
@@ -29008,7 +28191,6 @@
         <w:t>&lt;</w:t>
       </w:r>
       <w:proofErr w:type="spellStart"/>
-      <w:proofErr w:type="gramStart"/>
       <w:r>
         <w:rPr>
           <w:rFonts w:ascii="Courier New" w:hAnsi="Courier New" w:cs="Courier New"/>
@@ -29020,7 +28202,6 @@
         <w:t>md:ContactPerson</w:t>
       </w:r>
       <w:proofErr w:type="spellEnd"/>
-      <w:proofErr w:type="gramEnd"/>
       <w:r>
         <w:rPr>
           <w:rFonts w:ascii="Courier New" w:hAnsi="Courier New" w:cs="Courier New"/>
@@ -29174,7 +28355,6 @@
         <w:t>&lt;</w:t>
       </w:r>
       <w:proofErr w:type="spellStart"/>
-      <w:proofErr w:type="gramStart"/>
       <w:r>
         <w:rPr>
           <w:rFonts w:ascii="Courier New" w:hAnsi="Courier New" w:cs="Courier New"/>
@@ -29186,7 +28366,6 @@
         <w:t>md:Company</w:t>
       </w:r>
       <w:proofErr w:type="spellEnd"/>
-      <w:proofErr w:type="gramEnd"/>
       <w:r>
         <w:rPr>
           <w:rFonts w:ascii="Courier New" w:hAnsi="Courier New" w:cs="Courier New"/>
@@ -29511,7 +28690,6 @@
         <w:t>&lt;</w:t>
       </w:r>
       <w:proofErr w:type="spellStart"/>
-      <w:proofErr w:type="gramStart"/>
       <w:r>
         <w:rPr>
           <w:rFonts w:ascii="Courier New" w:hAnsi="Courier New" w:cs="Courier New"/>
@@ -29523,7 +28701,6 @@
         <w:t>md:TelephoneNumber</w:t>
       </w:r>
       <w:proofErr w:type="spellEnd"/>
-      <w:proofErr w:type="gramEnd"/>
       <w:r>
         <w:rPr>
           <w:rFonts w:ascii="Courier New" w:hAnsi="Courier New" w:cs="Courier New"/>
@@ -29597,7 +28774,6 @@
         <w:t>&lt;/</w:t>
       </w:r>
       <w:proofErr w:type="spellStart"/>
-      <w:proofErr w:type="gramStart"/>
       <w:r>
         <w:rPr>
           <w:rFonts w:ascii="Courier New" w:hAnsi="Courier New" w:cs="Courier New"/>
@@ -29609,7 +28785,6 @@
         <w:t>md:ContactPerson</w:t>
       </w:r>
       <w:proofErr w:type="spellEnd"/>
-      <w:proofErr w:type="gramEnd"/>
       <w:r>
         <w:rPr>
           <w:rFonts w:ascii="Courier New" w:hAnsi="Courier New" w:cs="Courier New"/>
@@ -29642,7 +28817,6 @@
         <w:t>&lt;</w:t>
       </w:r>
       <w:proofErr w:type="spellStart"/>
-      <w:proofErr w:type="gramStart"/>
       <w:r>
         <w:rPr>
           <w:rFonts w:ascii="Courier New" w:hAnsi="Courier New" w:cs="Courier New"/>
@@ -29654,7 +28828,6 @@
         <w:t>md:Organization</w:t>
       </w:r>
       <w:proofErr w:type="spellEnd"/>
-      <w:proofErr w:type="gramEnd"/>
       <w:r>
         <w:rPr>
           <w:rFonts w:ascii="Courier New" w:hAnsi="Courier New" w:cs="Courier New"/>
@@ -29748,7 +28921,6 @@
         <w:t>&lt;</w:t>
       </w:r>
       <w:proofErr w:type="spellStart"/>
-      <w:proofErr w:type="gramStart"/>
       <w:r>
         <w:rPr>
           <w:rFonts w:ascii="Courier New" w:hAnsi="Courier New" w:cs="Courier New"/>
@@ -29760,7 +28932,6 @@
         <w:t>md:OrganizationName</w:t>
       </w:r>
       <w:proofErr w:type="spellEnd"/>
-      <w:proofErr w:type="gramEnd"/>
       <w:r>
         <w:rPr>
           <w:rFonts w:ascii="Courier New" w:hAnsi="Courier New" w:cs="Courier New"/>
@@ -29836,7 +29007,6 @@
         <w:tab/>
         <w:t>&lt;</w:t>
       </w:r>
-      <w:proofErr w:type="gramStart"/>
       <w:r>
         <w:rPr>
           <w:rFonts w:ascii="Courier New" w:hAnsi="Courier New" w:cs="Courier New"/>
@@ -29847,7 +29017,6 @@
         </w:rPr>
         <w:t>md:OrganizationDisplayName</w:t>
       </w:r>
-      <w:proofErr w:type="gramEnd"/>
       <w:r>
         <w:rPr>
           <w:rFonts w:ascii="Courier New" w:hAnsi="Courier New" w:cs="Courier New"/>
@@ -29947,18 +29116,28 @@
         </w:rPr>
         <w:t>&gt;</w:t>
       </w:r>
-      <w:hyperlink w:history="1">
-        <w:r>
-          <w:rPr>
-            <w:rFonts w:ascii="Courier New" w:hAnsi="Courier New" w:cs="Courier New"/>
-            <w:b/>
-            <w:bCs/>
-            <w:sz w:val="16"/>
-            <w:szCs w:val="16"/>
-          </w:rPr>
-          <w:t>Fejl! Linkreferencen er ugyldig.</w:t>
-        </w:r>
-      </w:hyperlink>
+      <w:r>
+        <w:fldChar w:fldCharType="begin"/>
+      </w:r>
+      <w:r>
+        <w:instrText>HYPERLINK</w:instrText>
+      </w:r>
+      <w:r>
+        <w:fldChar w:fldCharType="separate"/>
+      </w:r>
+      <w:r>
+        <w:rPr>
+          <w:rFonts w:ascii="Courier New" w:hAnsi="Courier New" w:cs="Courier New"/>
+          <w:b/>
+          <w:bCs/>
+          <w:sz w:val="16"/>
+          <w:szCs w:val="16"/>
+        </w:rPr>
+        <w:t>Fejl! Linkreferencen er ugyldig.</w:t>
+      </w:r>
+      <w:r>
+        <w:fldChar w:fldCharType="end"/>
+      </w:r>
       <w:r>
         <w:rPr>
           <w:rFonts w:ascii="Courier New" w:hAnsi="Courier New" w:cs="Courier New"/>
@@ -29991,7 +29170,6 @@
         <w:t>&lt;/</w:t>
       </w:r>
       <w:proofErr w:type="spellStart"/>
-      <w:proofErr w:type="gramStart"/>
       <w:r>
         <w:rPr>
           <w:rFonts w:ascii="Courier New" w:hAnsi="Courier New" w:cs="Courier New"/>
@@ -30003,7 +29181,6 @@
         <w:t>md:Organization</w:t>
       </w:r>
       <w:proofErr w:type="spellEnd"/>
-      <w:proofErr w:type="gramEnd"/>
       <w:r>
         <w:rPr>
           <w:rFonts w:ascii="Courier New" w:hAnsi="Courier New" w:cs="Courier New"/>
@@ -30017,7 +29194,7 @@
     </w:p>
     <w:p>
       <w:pPr>
-        <w:pStyle w:val="Heading3"/>
+        <w:pStyle w:val="Overskrift3"/>
         <w:rPr>
           <w:lang w:val="en-US"/>
         </w:rPr>
@@ -30094,7 +29271,7 @@
     </w:p>
     <w:tbl>
       <w:tblPr>
-        <w:tblW w:w="0pt" w:type="auto"/>
+        <w:tblW w:w="0pt" w:type="dxa"/>
         <w:tblBorders>
           <w:top w:val="single" w:sz="4" w:space="0" w:color="000000"/>
           <w:start w:val="single" w:sz="4" w:space="0" w:color="000000"/>
@@ -30285,27 +29462,7 @@
                 <w:szCs w:val="22"/>
                 <w:lang w:val="en-US"/>
               </w:rPr>
-              <w:t xml:space="preserve"> to a local cookie reader endpoint. The host part of this endpoint should be a sub domain to the common domain, </w:t>
-            </w:r>
-            <w:proofErr w:type="gramStart"/>
-            <w:r>
-              <w:rPr>
-                <w:rFonts w:ascii="Calibri" w:hAnsi="Calibri" w:cs="Calibri"/>
-                <w:sz w:val="22"/>
-                <w:szCs w:val="22"/>
-                <w:lang w:val="en-US"/>
-              </w:rPr>
-              <w:t>e.g.</w:t>
-            </w:r>
-            <w:proofErr w:type="gramEnd"/>
-            <w:r>
-              <w:rPr>
-                <w:rFonts w:ascii="Calibri" w:hAnsi="Calibri" w:cs="Calibri"/>
-                <w:sz w:val="22"/>
-                <w:szCs w:val="22"/>
-                <w:lang w:val="en-US"/>
-              </w:rPr>
-              <w:t xml:space="preserve"> sp.commondomain.com</w:t>
+              <w:t xml:space="preserve"> to a local cookie reader endpoint. The host part of this endpoint should be a sub domain to the common domain, e.g. sp.commondomain.com</w:t>
             </w:r>
           </w:p>
         </w:tc>
@@ -30532,7 +29689,7 @@
     </w:p>
     <w:p>
       <w:pPr>
-        <w:pStyle w:val="Heading3"/>
+        <w:pStyle w:val="Overskrift3"/>
         <w:rPr>
           <w:lang w:val="en-US"/>
         </w:rPr>
@@ -30589,7 +29746,7 @@
     </w:p>
     <w:tbl>
       <w:tblPr>
-        <w:tblW w:w="0pt" w:type="auto"/>
+        <w:tblW w:w="0pt" w:type="dxa"/>
         <w:tblBorders>
           <w:top w:val="single" w:sz="4" w:space="0" w:color="000000"/>
           <w:start w:val="single" w:sz="4" w:space="0" w:color="000000"/>
@@ -31055,7 +30212,7 @@
     </w:p>
     <w:p>
       <w:pPr>
-        <w:pStyle w:val="Heading3"/>
+        <w:pStyle w:val="Overskrift3"/>
         <w:rPr>
           <w:lang w:val="en-US"/>
         </w:rPr>
@@ -31065,6 +30222,7 @@
         <w:rPr>
           <w:lang w:val="en-US"/>
         </w:rPr>
+        <w:lastRenderedPageBreak/>
         <w:t>9.2.5</w:t>
       </w:r>
       <w:r>
@@ -31170,7 +30328,7 @@
     </w:p>
     <w:tbl>
       <w:tblPr>
-        <w:tblW w:w="0pt" w:type="auto"/>
+        <w:tblW w:w="0pt" w:type="dxa"/>
         <w:tblBorders>
           <w:top w:val="single" w:sz="4" w:space="0" w:color="000000"/>
           <w:start w:val="single" w:sz="4" w:space="0" w:color="000000"/>
@@ -31447,7 +30605,7 @@
     </w:p>
     <w:tbl>
       <w:tblPr>
-        <w:tblW w:w="0pt" w:type="auto"/>
+        <w:tblW w:w="0pt" w:type="dxa"/>
         <w:tblBorders>
           <w:top w:val="single" w:sz="4" w:space="0" w:color="000000"/>
           <w:start w:val="single" w:sz="4" w:space="0" w:color="000000"/>
@@ -32079,17 +31237,7 @@
                 <w:szCs w:val="22"/>
                 <w:lang w:val="en-US"/>
               </w:rPr>
-              <w:t xml:space="preserve">Sets the SHA algorithm used for signing SAML requests. Valid </w:t>
-            </w:r>
-            <w:r>
-              <w:rPr>
-                <w:rFonts w:ascii="Calibri" w:hAnsi="Calibri" w:cs="Calibri"/>
-                <w:sz w:val="22"/>
-                <w:szCs w:val="22"/>
-                <w:lang w:val="en-US"/>
-              </w:rPr>
-              <w:lastRenderedPageBreak/>
-              <w:t>values are SHA1, SHA256, SHA512. Defaults to SHA256.</w:t>
+              <w:t>Sets the SHA algorithm used for signing SAML requests. Valid values are SHA1, SHA256, SHA512. Defaults to SHA256.</w:t>
             </w:r>
           </w:p>
         </w:tc>
@@ -32119,7 +31267,6 @@
                 <w:szCs w:val="22"/>
                 <w:lang w:val="en-US"/>
               </w:rPr>
-              <w:lastRenderedPageBreak/>
               <w:t>Child elements</w:t>
             </w:r>
           </w:p>
@@ -32207,6 +31354,7 @@
                 <w:szCs w:val="22"/>
                 <w:lang w:val="en-US"/>
               </w:rPr>
+              <w:lastRenderedPageBreak/>
               <w:t>Description</w:t>
             </w:r>
           </w:p>
@@ -32389,19 +31537,8 @@
                 <w:szCs w:val="22"/>
                 <w:lang w:val="en-US"/>
               </w:rPr>
-              <w:t>Allowed values are</w:t>
-            </w:r>
-            <w:proofErr w:type="gramStart"/>
-            <w:r>
-              <w:rPr>
-                <w:rFonts w:ascii="Calibri" w:hAnsi="Calibri" w:cs="Calibri"/>
-                <w:sz w:val="22"/>
-                <w:szCs w:val="22"/>
-                <w:lang w:val="en-US"/>
-              </w:rPr>
-              <w:t>:  “</w:t>
-            </w:r>
-            <w:proofErr w:type="gramEnd"/>
+              <w:t>Allowed values are:  “</w:t>
+            </w:r>
             <w:r>
               <w:rPr>
                 <w:rFonts w:ascii="Courier New" w:hAnsi="Courier New" w:cs="Courier New"/>
@@ -32729,19 +31866,8 @@
                 <w:szCs w:val="22"/>
                 <w:lang w:val="en-US"/>
               </w:rPr>
-              <w:t>Allowed values are</w:t>
-            </w:r>
-            <w:proofErr w:type="gramStart"/>
-            <w:r>
-              <w:rPr>
-                <w:rFonts w:ascii="Calibri" w:hAnsi="Calibri" w:cs="Calibri"/>
-                <w:sz w:val="22"/>
-                <w:szCs w:val="22"/>
-                <w:lang w:val="en-US"/>
-              </w:rPr>
-              <w:t>:  “</w:t>
-            </w:r>
-            <w:proofErr w:type="gramEnd"/>
+              <w:t>Allowed values are:  “</w:t>
+            </w:r>
             <w:r>
               <w:rPr>
                 <w:rFonts w:ascii="Courier New" w:hAnsi="Courier New" w:cs="Courier New"/>
@@ -33292,7 +32418,7 @@
     </w:tbl>
     <w:p>
       <w:pPr>
-        <w:pStyle w:val="Heading3"/>
+        <w:pStyle w:val="Overskrift3"/>
         <w:rPr>
           <w:lang w:val="en-US"/>
         </w:rPr>
@@ -33416,27 +32542,7 @@
           <w:szCs w:val="22"/>
           <w:lang w:val="en-US"/>
         </w:rPr>
-        <w:t xml:space="preserve"> will be rejected if </w:t>
-      </w:r>
-      <w:proofErr w:type="gramStart"/>
-      <w:r>
-        <w:rPr>
-          <w:rFonts w:ascii="Calibri" w:hAnsi="Calibri" w:cs="Calibri"/>
-          <w:sz w:val="22"/>
-          <w:szCs w:val="22"/>
-          <w:lang w:val="en-US"/>
-        </w:rPr>
-        <w:t>e.g.</w:t>
-      </w:r>
-      <w:proofErr w:type="gramEnd"/>
-      <w:r>
-        <w:rPr>
-          <w:rFonts w:ascii="Calibri" w:hAnsi="Calibri" w:cs="Calibri"/>
-          <w:sz w:val="22"/>
-          <w:szCs w:val="22"/>
-          <w:lang w:val="en-US"/>
-        </w:rPr>
-        <w:t xml:space="preserve"> configuration is set to 3 and </w:t>
+        <w:t xml:space="preserve"> will be rejected if e.g. configuration is set to 3 and </w:t>
       </w:r>
       <w:r>
         <w:rPr>
@@ -33494,7 +32600,6 @@
           <w:szCs w:val="22"/>
           <w:lang w:val="en-US"/>
         </w:rPr>
-        <w:lastRenderedPageBreak/>
         <w:t>The default value is 3 if not specified in the configuration.</w:t>
       </w:r>
     </w:p>
@@ -33519,6 +32624,7 @@
           <w:szCs w:val="22"/>
           <w:lang w:val="en-US"/>
         </w:rPr>
+        <w:lastRenderedPageBreak/>
         <w:t>Example</w:t>
       </w:r>
     </w:p>
@@ -33633,7 +32739,7 @@
     </w:p>
     <w:p>
       <w:pPr>
-        <w:pStyle w:val="Heading3"/>
+        <w:pStyle w:val="Overskrift3"/>
         <w:rPr>
           <w:lang w:val="en-US"/>
         </w:rPr>
@@ -33793,8 +32899,87 @@
           <w:szCs w:val="22"/>
           <w:lang w:val="en-US"/>
         </w:rPr>
-        <w:t xml:space="preserve"> element is an extension to the OASIS SAML 2.0 protocol and is used to communicate back the URL the service wants to use after authentication in another mobile application, such as </w:t>
-      </w:r>
+        <w:t xml:space="preserve"> element is an extension to the OASIS SAML 2.0 protocol and is used to communicate back the URL the service wants to use after authentication in another mobile application, such as e.g. M</w:t>
+      </w:r>
+      <w:r>
+        <w:rPr>
+          <w:rFonts w:asciiTheme="minorHAnsi" w:hAnsiTheme="minorHAnsi" w:cstheme="minorHAnsi"/>
+          <w:sz w:val="22"/>
+          <w:szCs w:val="22"/>
+          <w:lang w:val="en-US"/>
+        </w:rPr>
+        <w:t>it</w:t>
+      </w:r>
+      <w:r>
+        <w:rPr>
+          <w:rFonts w:asciiTheme="minorHAnsi" w:hAnsiTheme="minorHAnsi" w:cstheme="minorHAnsi"/>
+          <w:sz w:val="22"/>
+          <w:szCs w:val="22"/>
+          <w:lang w:val="en-US"/>
+        </w:rPr>
+        <w:t>ID.</w:t>
+      </w:r>
+    </w:p>
+    <w:p>
+      <w:pPr>
+        <w:rPr>
+          <w:rFonts w:asciiTheme="minorHAnsi" w:hAnsiTheme="minorHAnsi" w:cstheme="minorHAnsi"/>
+          <w:sz w:val="22"/>
+          <w:szCs w:val="22"/>
+          <w:lang w:val="en-US"/>
+        </w:rPr>
+      </w:pPr>
+      <w:r>
+        <w:rPr>
+          <w:rFonts w:asciiTheme="minorHAnsi" w:hAnsiTheme="minorHAnsi" w:cstheme="minorHAnsi"/>
+          <w:sz w:val="22"/>
+          <w:szCs w:val="22"/>
+          <w:lang w:val="en-US"/>
+        </w:rPr>
+        <w:t xml:space="preserve">If the configuration does not contain a value, i.e. is NULL or the empty string, for the given platform the creation of the SAML </w:t>
+      </w:r>
+      <w:proofErr w:type="spellStart"/>
+      <w:r>
+        <w:rPr>
+          <w:rFonts w:asciiTheme="minorHAnsi" w:hAnsiTheme="minorHAnsi" w:cstheme="minorHAnsi"/>
+          <w:sz w:val="22"/>
+          <w:szCs w:val="22"/>
+          <w:lang w:val="en-US"/>
+        </w:rPr>
+        <w:t>AuthnRequest</w:t>
+      </w:r>
+      <w:proofErr w:type="spellEnd"/>
+      <w:r>
+        <w:rPr>
+          <w:rFonts w:asciiTheme="minorHAnsi" w:hAnsiTheme="minorHAnsi" w:cstheme="minorHAnsi"/>
+          <w:sz w:val="22"/>
+          <w:szCs w:val="22"/>
+          <w:lang w:val="en-US"/>
+        </w:rPr>
+        <w:t xml:space="preserve"> will fail. </w:t>
+      </w:r>
+    </w:p>
+    <w:p>
+      <w:pPr>
+        <w:spacing w:after="10pt" w:line="13.80pt" w:lineRule="auto"/>
+        <w:rPr>
+          <w:rFonts w:asciiTheme="minorHAnsi" w:hAnsiTheme="minorHAnsi" w:cstheme="minorHAnsi"/>
+          <w:sz w:val="22"/>
+          <w:szCs w:val="22"/>
+          <w:lang w:val="en-US"/>
+        </w:rPr>
+      </w:pPr>
+    </w:p>
+    <w:p>
+      <w:pPr>
+        <w:spacing w:after="10pt" w:line="13.80pt" w:lineRule="auto"/>
+        <w:rPr>
+          <w:rFonts w:asciiTheme="minorHAnsi" w:hAnsiTheme="minorHAnsi" w:cstheme="minorHAnsi"/>
+          <w:sz w:val="22"/>
+          <w:szCs w:val="22"/>
+          <w:lang w:val="en-US"/>
+        </w:rPr>
+      </w:pPr>
       <w:proofErr w:type="gramStart"/>
       <w:r>
         <w:rPr>
@@ -33803,7 +32988,7 @@
           <w:szCs w:val="22"/>
           <w:lang w:val="en-US"/>
         </w:rPr>
-        <w:t>e.g.</w:t>
+        <w:t>In order to</w:t>
       </w:r>
       <w:proofErr w:type="gramEnd"/>
       <w:r>
@@ -33813,7 +32998,7 @@
           <w:szCs w:val="22"/>
           <w:lang w:val="en-US"/>
         </w:rPr>
-        <w:t xml:space="preserve"> </w:t>
+        <w:t xml:space="preserve"> specify the desired </w:t>
       </w:r>
       <w:proofErr w:type="spellStart"/>
       <w:r>
@@ -33823,8 +33008,9 @@
           <w:szCs w:val="22"/>
           <w:lang w:val="en-US"/>
         </w:rPr>
-        <w:t>M</w:t>
-      </w:r>
+        <w:t>AppSwitch</w:t>
+      </w:r>
+      <w:proofErr w:type="spellEnd"/>
       <w:r>
         <w:rPr>
           <w:rFonts w:asciiTheme="minorHAnsi" w:hAnsiTheme="minorHAnsi" w:cstheme="minorHAnsi"/>
@@ -33832,8 +33018,9 @@
           <w:szCs w:val="22"/>
           <w:lang w:val="en-US"/>
         </w:rPr>
-        <w:t>it</w:t>
-      </w:r>
+        <w:t xml:space="preserve"> platform query string shall be provided with extra parameter named “</w:t>
+      </w:r>
+      <w:proofErr w:type="spellStart"/>
       <w:r>
         <w:rPr>
           <w:rFonts w:asciiTheme="minorHAnsi" w:hAnsiTheme="minorHAnsi" w:cstheme="minorHAnsi"/>
@@ -33841,7 +33028,7 @@
           <w:szCs w:val="22"/>
           <w:lang w:val="en-US"/>
         </w:rPr>
-        <w:t>ID</w:t>
+        <w:t>appSwitchPlatform</w:t>
       </w:r>
       <w:proofErr w:type="spellEnd"/>
       <w:r>
@@ -33851,168 +33038,7 @@
           <w:szCs w:val="22"/>
           <w:lang w:val="en-US"/>
         </w:rPr>
-        <w:t>.</w:t>
-      </w:r>
-    </w:p>
-    <w:p>
-      <w:pPr>
-        <w:rPr>
-          <w:rFonts w:asciiTheme="minorHAnsi" w:hAnsiTheme="minorHAnsi" w:cstheme="minorHAnsi"/>
-          <w:sz w:val="22"/>
-          <w:szCs w:val="22"/>
-          <w:lang w:val="en-US"/>
-        </w:rPr>
-      </w:pPr>
-      <w:r>
-        <w:rPr>
-          <w:rFonts w:asciiTheme="minorHAnsi" w:hAnsiTheme="minorHAnsi" w:cstheme="minorHAnsi"/>
-          <w:sz w:val="22"/>
-          <w:szCs w:val="22"/>
-          <w:lang w:val="en-US"/>
-        </w:rPr>
-        <w:t xml:space="preserve">If the configuration does not contain a value, </w:t>
-      </w:r>
-      <w:proofErr w:type="gramStart"/>
-      <w:r>
-        <w:rPr>
-          <w:rFonts w:asciiTheme="minorHAnsi" w:hAnsiTheme="minorHAnsi" w:cstheme="minorHAnsi"/>
-          <w:sz w:val="22"/>
-          <w:szCs w:val="22"/>
-          <w:lang w:val="en-US"/>
-        </w:rPr>
-        <w:t>i.e.</w:t>
-      </w:r>
-      <w:proofErr w:type="gramEnd"/>
-      <w:r>
-        <w:rPr>
-          <w:rFonts w:asciiTheme="minorHAnsi" w:hAnsiTheme="minorHAnsi" w:cstheme="minorHAnsi"/>
-          <w:sz w:val="22"/>
-          <w:szCs w:val="22"/>
-          <w:lang w:val="en-US"/>
-        </w:rPr>
-        <w:t xml:space="preserve"> is NULL or the empty string, for the given platform the creation of the SAML </w:t>
-      </w:r>
-      <w:proofErr w:type="spellStart"/>
-      <w:r>
-        <w:rPr>
-          <w:rFonts w:asciiTheme="minorHAnsi" w:hAnsiTheme="minorHAnsi" w:cstheme="minorHAnsi"/>
-          <w:sz w:val="22"/>
-          <w:szCs w:val="22"/>
-          <w:lang w:val="en-US"/>
-        </w:rPr>
-        <w:t>AuthnRequest</w:t>
-      </w:r>
-      <w:proofErr w:type="spellEnd"/>
-      <w:r>
-        <w:rPr>
-          <w:rFonts w:asciiTheme="minorHAnsi" w:hAnsiTheme="minorHAnsi" w:cstheme="minorHAnsi"/>
-          <w:sz w:val="22"/>
-          <w:szCs w:val="22"/>
-          <w:lang w:val="en-US"/>
-        </w:rPr>
-        <w:t xml:space="preserve"> will fail. </w:t>
-      </w:r>
-    </w:p>
-    <w:p>
-      <w:pPr>
-        <w:spacing w:after="10pt" w:line="13.80pt" w:lineRule="auto"/>
-        <w:rPr>
-          <w:rFonts w:asciiTheme="minorHAnsi" w:hAnsiTheme="minorHAnsi" w:cstheme="minorHAnsi"/>
-          <w:sz w:val="22"/>
-          <w:szCs w:val="22"/>
-          <w:lang w:val="en-US"/>
-        </w:rPr>
-      </w:pPr>
-    </w:p>
-    <w:p>
-      <w:pPr>
-        <w:spacing w:after="10pt" w:line="13.80pt" w:lineRule="auto"/>
-        <w:rPr>
-          <w:rFonts w:asciiTheme="minorHAnsi" w:hAnsiTheme="minorHAnsi" w:cstheme="minorHAnsi"/>
-          <w:sz w:val="22"/>
-          <w:szCs w:val="22"/>
-          <w:lang w:val="en-US"/>
-        </w:rPr>
-      </w:pPr>
-      <w:proofErr w:type="gramStart"/>
-      <w:r>
-        <w:rPr>
-          <w:rFonts w:asciiTheme="minorHAnsi" w:hAnsiTheme="minorHAnsi" w:cstheme="minorHAnsi"/>
-          <w:sz w:val="22"/>
-          <w:szCs w:val="22"/>
-          <w:lang w:val="en-US"/>
-        </w:rPr>
-        <w:t>In order to</w:t>
-      </w:r>
-      <w:proofErr w:type="gramEnd"/>
-      <w:r>
-        <w:rPr>
-          <w:rFonts w:asciiTheme="minorHAnsi" w:hAnsiTheme="minorHAnsi" w:cstheme="minorHAnsi"/>
-          <w:sz w:val="22"/>
-          <w:szCs w:val="22"/>
-          <w:lang w:val="en-US"/>
-        </w:rPr>
-        <w:t xml:space="preserve"> specify the desired </w:t>
-      </w:r>
-      <w:proofErr w:type="spellStart"/>
-      <w:r>
-        <w:rPr>
-          <w:rFonts w:asciiTheme="minorHAnsi" w:hAnsiTheme="minorHAnsi" w:cstheme="minorHAnsi"/>
-          <w:sz w:val="22"/>
-          <w:szCs w:val="22"/>
-          <w:lang w:val="en-US"/>
-        </w:rPr>
-        <w:t>AppSwitch</w:t>
-      </w:r>
-      <w:proofErr w:type="spellEnd"/>
-      <w:r>
-        <w:rPr>
-          <w:rFonts w:asciiTheme="minorHAnsi" w:hAnsiTheme="minorHAnsi" w:cstheme="minorHAnsi"/>
-          <w:sz w:val="22"/>
-          <w:szCs w:val="22"/>
-          <w:lang w:val="en-US"/>
-        </w:rPr>
-        <w:t xml:space="preserve"> platform query string shall be provided with extra parameter named “</w:t>
-      </w:r>
-      <w:proofErr w:type="spellStart"/>
-      <w:r>
-        <w:rPr>
-          <w:rFonts w:asciiTheme="minorHAnsi" w:hAnsiTheme="minorHAnsi" w:cstheme="minorHAnsi"/>
-          <w:sz w:val="22"/>
-          <w:szCs w:val="22"/>
-          <w:lang w:val="en-US"/>
-        </w:rPr>
-        <w:t>appSwitchPlatform</w:t>
-      </w:r>
-      <w:proofErr w:type="spellEnd"/>
-      <w:r>
-        <w:rPr>
-          <w:rFonts w:asciiTheme="minorHAnsi" w:hAnsiTheme="minorHAnsi" w:cstheme="minorHAnsi"/>
-          <w:sz w:val="22"/>
-          <w:szCs w:val="22"/>
-          <w:lang w:val="en-US"/>
-        </w:rPr>
-        <w:t xml:space="preserve">” (specified as constant in Saml20AbstractEndpointHandler.cs). The values of this parameter must be one of the following </w:t>
-      </w:r>
-      <w:proofErr w:type="gramStart"/>
-      <w:r>
-        <w:rPr>
-          <w:rFonts w:asciiTheme="minorHAnsi" w:hAnsiTheme="minorHAnsi" w:cstheme="minorHAnsi"/>
-          <w:sz w:val="22"/>
-          <w:szCs w:val="22"/>
-          <w:lang w:val="en-US"/>
-        </w:rPr>
-        <w:t>ones :</w:t>
-      </w:r>
-      <w:proofErr w:type="gramEnd"/>
-      <w:r>
-        <w:rPr>
-          <w:rFonts w:asciiTheme="minorHAnsi" w:hAnsiTheme="minorHAnsi" w:cstheme="minorHAnsi"/>
-          <w:sz w:val="22"/>
-          <w:szCs w:val="22"/>
-          <w:lang w:val="en-US"/>
-        </w:rPr>
-        <w:t xml:space="preserve"> Android or iOS (case insensitive).</w:t>
+        <w:t>” (specified as constant in Saml20AbstractEndpointHandler.cs). The values of this parameter must be one of the following ones : Android or iOS (case insensitive).</w:t>
       </w:r>
     </w:p>
     <w:p>
@@ -34397,7 +33423,7 @@
     </w:p>
     <w:p>
       <w:pPr>
-        <w:pStyle w:val="Heading1"/>
+        <w:pStyle w:val="Overskrift1"/>
         <w:rPr>
           <w:lang w:val="en-US"/>
         </w:rPr>
@@ -34427,7 +33453,7 @@
     </w:p>
     <w:p>
       <w:pPr>
-        <w:pStyle w:val="Heading2"/>
+        <w:pStyle w:val="Overskrift2"/>
         <w:rPr>
           <w:lang w:val="en-US"/>
         </w:rPr>
@@ -34517,7 +33543,6 @@
         <w:t xml:space="preserve">It extends the </w:t>
       </w:r>
       <w:proofErr w:type="spellStart"/>
-      <w:proofErr w:type="gramStart"/>
       <w:r>
         <w:rPr>
           <w:rFonts w:ascii="Courier New" w:hAnsi="Courier New" w:cs="Courier New"/>
@@ -34528,7 +33553,6 @@
         <w:t>System.Security.Principal.IIdentity</w:t>
       </w:r>
       <w:proofErr w:type="spellEnd"/>
-      <w:proofErr w:type="gramEnd"/>
       <w:r>
         <w:rPr>
           <w:rFonts w:ascii="Calibri" w:hAnsi="Calibri" w:cs="Calibri"/>
@@ -34597,7 +33621,7 @@
     </w:p>
     <w:tbl>
       <w:tblPr>
-        <w:tblW w:w="0pt" w:type="auto"/>
+        <w:tblW w:w="0pt" w:type="dxa"/>
         <w:tblBorders>
           <w:top w:val="single" w:sz="4" w:space="0" w:color="000000"/>
           <w:start w:val="single" w:sz="4" w:space="0" w:color="000000"/>
@@ -34882,27 +33906,7 @@
                 <w:szCs w:val="22"/>
                 <w:lang w:val="en-US"/>
               </w:rPr>
-              <w:t xml:space="preserve">This property holds the persistent </w:t>
-            </w:r>
-            <w:proofErr w:type="gramStart"/>
-            <w:r>
-              <w:rPr>
-                <w:rFonts w:ascii="Calibri" w:hAnsi="Calibri" w:cs="Calibri"/>
-                <w:sz w:val="22"/>
-                <w:szCs w:val="22"/>
-                <w:lang w:val="en-US"/>
-              </w:rPr>
-              <w:t>pseudonym, if</w:t>
-            </w:r>
-            <w:proofErr w:type="gramEnd"/>
-            <w:r>
-              <w:rPr>
-                <w:rFonts w:ascii="Calibri" w:hAnsi="Calibri" w:cs="Calibri"/>
-                <w:sz w:val="22"/>
-                <w:szCs w:val="22"/>
-                <w:lang w:val="en-US"/>
-              </w:rPr>
-              <w:t xml:space="preserve"> one was used when authenticating the user.</w:t>
+              <w:t>This property holds the persistent pseudonym, if one was used when authenticating the user.</w:t>
             </w:r>
           </w:p>
         </w:tc>
@@ -35352,27 +34356,7 @@
                 <w:lang w:val="en-US"/>
               </w:rPr>
               <w:br/>
-              <w:t xml:space="preserve">                      Saml20Identity.Current[“</w:t>
-            </w:r>
-            <w:proofErr w:type="gramStart"/>
-            <w:r>
-              <w:rPr>
-                <w:rFonts w:ascii="Courier New" w:hAnsi="Courier New" w:cs="Courier New"/>
-                <w:sz w:val="22"/>
-                <w:szCs w:val="22"/>
-                <w:lang w:val="en-US"/>
-              </w:rPr>
-              <w:t>urn:oid</w:t>
-            </w:r>
-            <w:proofErr w:type="gramEnd"/>
-            <w:r>
-              <w:rPr>
-                <w:rFonts w:ascii="Courier New" w:hAnsi="Courier New" w:cs="Courier New"/>
-                <w:sz w:val="22"/>
-                <w:szCs w:val="22"/>
-                <w:lang w:val="en-US"/>
-              </w:rPr>
-              <w:t>:2.5.4.5”];</w:t>
+              <w:t xml:space="preserve">                      Saml20Identity.Current[“urn:oid:2.5.4.5”];</w:t>
             </w:r>
           </w:p>
           <w:p>
@@ -35483,7 +34467,7 @@
     </w:p>
     <w:p>
       <w:pPr>
-        <w:pStyle w:val="Heading2"/>
+        <w:pStyle w:val="Overskrift2"/>
         <w:rPr>
           <w:lang w:val="en-US"/>
         </w:rPr>
@@ -35560,7 +34544,7 @@
     </w:p>
     <w:tbl>
       <w:tblPr>
-        <w:tblW w:w="0pt" w:type="auto"/>
+        <w:tblW w:w="0pt" w:type="dxa"/>
         <w:tblBorders>
           <w:top w:val="single" w:sz="4" w:space="0" w:color="000000"/>
           <w:start w:val="single" w:sz="4" w:space="0" w:color="000000"/>
@@ -35691,7 +34675,25 @@
                 <w:sz w:val="22"/>
                 <w:szCs w:val="22"/>
               </w:rPr>
-              <w:t>.saml20.protocol.Saml20SignonHandler</w:t>
+              <w:t>.</w:t>
+            </w:r>
+            <w:proofErr w:type="gramStart"/>
+            <w:r>
+              <w:rPr>
+                <w:rFonts w:ascii="Courier New" w:hAnsi="Courier New" w:cs="Courier New"/>
+                <w:sz w:val="22"/>
+                <w:szCs w:val="22"/>
+              </w:rPr>
+              <w:t>saml20.protocol.Saml</w:t>
+            </w:r>
+            <w:proofErr w:type="gramEnd"/>
+            <w:r>
+              <w:rPr>
+                <w:rFonts w:ascii="Courier New" w:hAnsi="Courier New" w:cs="Courier New"/>
+                <w:sz w:val="22"/>
+                <w:szCs w:val="22"/>
+              </w:rPr>
+              <w:t>20SignonHandler</w:t>
             </w:r>
           </w:p>
         </w:tc>
@@ -35740,7 +34742,6 @@
                 <w:lang w:val="en-US"/>
               </w:rPr>
             </w:pPr>
-            <w:proofErr w:type="gramStart"/>
             <w:r>
               <w:rPr>
                 <w:rFonts w:ascii="Courier New" w:hAnsi="Courier New" w:cs="Courier New"/>
@@ -35748,17 +34749,7 @@
                 <w:szCs w:val="22"/>
                 <w:lang w:val="en-US"/>
               </w:rPr>
-              <w:t>dk.nita</w:t>
-            </w:r>
-            <w:proofErr w:type="gramEnd"/>
-            <w:r>
-              <w:rPr>
-                <w:rFonts w:ascii="Courier New" w:hAnsi="Courier New" w:cs="Courier New"/>
-                <w:sz w:val="22"/>
-                <w:szCs w:val="22"/>
-                <w:lang w:val="en-US"/>
-              </w:rPr>
-              <w:t>.saml20.protocol.Saml20LogoutHandler</w:t>
+              <w:t>dk.nita.saml20.protocol.Saml20LogoutHandler</w:t>
             </w:r>
           </w:p>
         </w:tc>
@@ -35822,7 +34813,25 @@
                 <w:sz w:val="22"/>
                 <w:szCs w:val="22"/>
               </w:rPr>
-              <w:t>.saml20.protocol.Saml20MetadataHandler</w:t>
+              <w:t>.</w:t>
+            </w:r>
+            <w:proofErr w:type="gramStart"/>
+            <w:r>
+              <w:rPr>
+                <w:rFonts w:ascii="Courier New" w:hAnsi="Courier New" w:cs="Courier New"/>
+                <w:sz w:val="22"/>
+                <w:szCs w:val="22"/>
+              </w:rPr>
+              <w:t>saml20.protocol.Saml</w:t>
+            </w:r>
+            <w:proofErr w:type="gramEnd"/>
+            <w:r>
+              <w:rPr>
+                <w:rFonts w:ascii="Courier New" w:hAnsi="Courier New" w:cs="Courier New"/>
+                <w:sz w:val="22"/>
+                <w:szCs w:val="22"/>
+              </w:rPr>
+              <w:t>20MetadataHandler</w:t>
             </w:r>
           </w:p>
         </w:tc>
@@ -35855,27 +34864,7 @@
           <w:szCs w:val="22"/>
           <w:lang w:val="en-US"/>
         </w:rPr>
-        <w:t xml:space="preserve">A service provider installation must have all 3 handlers installed. The metadata endpoint can be removed once the service provider’s configuration is </w:t>
-      </w:r>
-      <w:proofErr w:type="gramStart"/>
-      <w:r>
-        <w:rPr>
-          <w:rFonts w:ascii="Calibri" w:hAnsi="Calibri" w:cs="Calibri"/>
-          <w:sz w:val="22"/>
-          <w:szCs w:val="22"/>
-          <w:lang w:val="en-US"/>
-        </w:rPr>
-        <w:t>finalized</w:t>
-      </w:r>
-      <w:proofErr w:type="gramEnd"/>
-      <w:r>
-        <w:rPr>
-          <w:rFonts w:ascii="Calibri" w:hAnsi="Calibri" w:cs="Calibri"/>
-          <w:sz w:val="22"/>
-          <w:szCs w:val="22"/>
-          <w:lang w:val="en-US"/>
-        </w:rPr>
-        <w:t xml:space="preserve"> and its metadata file has been downloaded.</w:t>
+        <w:t>A service provider installation must have all 3 handlers installed. The metadata endpoint can be removed once the service provider’s configuration is finalized and its metadata file has been downloaded.</w:t>
       </w:r>
     </w:p>
     <w:p>
@@ -35910,7 +34899,7 @@
     </w:p>
     <w:tbl>
       <w:tblPr>
-        <w:tblW w:w="0pt" w:type="auto"/>
+        <w:tblW w:w="0pt" w:type="dxa"/>
         <w:tblBorders>
           <w:top w:val="single" w:sz="4" w:space="0" w:color="000000"/>
           <w:start w:val="single" w:sz="4" w:space="0" w:color="000000"/>
@@ -36026,7 +35015,6 @@
                 <w:lang w:val="en-US"/>
               </w:rPr>
             </w:pPr>
-            <w:proofErr w:type="gramStart"/>
             <w:r>
               <w:rPr>
                 <w:rFonts w:ascii="Courier New" w:hAnsi="Courier New" w:cs="Courier New"/>
@@ -36034,17 +35022,7 @@
                 <w:szCs w:val="22"/>
                 <w:lang w:val="en-US"/>
               </w:rPr>
-              <w:t>dk.nita</w:t>
-            </w:r>
-            <w:proofErr w:type="gramEnd"/>
-            <w:r>
-              <w:rPr>
-                <w:rFonts w:ascii="Courier New" w:hAnsi="Courier New" w:cs="Courier New"/>
-                <w:sz w:val="22"/>
-                <w:szCs w:val="22"/>
-                <w:lang w:val="en-US"/>
-              </w:rPr>
-              <w:t>.saml20.protocol.Saml20CDCReader</w:t>
+              <w:t>dk.nita.saml20.protocol.Saml20CDCReader</w:t>
             </w:r>
           </w:p>
         </w:tc>
@@ -36093,7 +35071,6 @@
                 <w:lang w:val="en-US"/>
               </w:rPr>
             </w:pPr>
-            <w:proofErr w:type="gramStart"/>
             <w:r>
               <w:rPr>
                 <w:rFonts w:ascii="Courier New" w:hAnsi="Courier New" w:cs="Courier New"/>
@@ -36101,17 +35078,7 @@
                 <w:szCs w:val="22"/>
                 <w:lang w:val="en-US"/>
               </w:rPr>
-              <w:t>dk.nita</w:t>
-            </w:r>
-            <w:proofErr w:type="gramEnd"/>
-            <w:r>
-              <w:rPr>
-                <w:rFonts w:ascii="Courier New" w:hAnsi="Courier New" w:cs="Courier New"/>
-                <w:sz w:val="22"/>
-                <w:szCs w:val="22"/>
-                <w:lang w:val="en-US"/>
-              </w:rPr>
-              <w:t>.saml20.protocol.SAML20CDCIdPReturnPoint</w:t>
+              <w:t>dk.nita.saml20.protocol.SAML20CDCIdPReturnPoint</w:t>
             </w:r>
           </w:p>
         </w:tc>
@@ -36473,27 +35440,7 @@
           <w:szCs w:val="22"/>
           <w:lang w:val="en-US"/>
         </w:rPr>
-        <w:t xml:space="preserve"> Class="</w:t>
-      </w:r>
-      <w:proofErr w:type="gramStart"/>
-      <w:r>
-        <w:rPr>
-          <w:rFonts w:ascii="Courier New" w:hAnsi="Courier New" w:cs="Courier New"/>
-          <w:sz w:val="22"/>
-          <w:szCs w:val="22"/>
-          <w:lang w:val="en-US"/>
-        </w:rPr>
-        <w:t>dk.nita</w:t>
-      </w:r>
-      <w:proofErr w:type="gramEnd"/>
-      <w:r>
-        <w:rPr>
-          <w:rFonts w:ascii="Courier New" w:hAnsi="Courier New" w:cs="Courier New"/>
-          <w:sz w:val="22"/>
-          <w:szCs w:val="22"/>
-          <w:lang w:val="en-US"/>
-        </w:rPr>
-        <w:t>.saml20.protocol.Saml20SignonHandler" %&gt;</w:t>
+        <w:t xml:space="preserve"> Class="dk.nita.saml20.protocol.Saml20SignonHandler" %&gt;</w:t>
       </w:r>
     </w:p>
     <w:p>
@@ -36584,7 +35531,7 @@
     </w:p>
     <w:p>
       <w:pPr>
-        <w:pStyle w:val="Heading2"/>
+        <w:pStyle w:val="Overskrift2"/>
         <w:rPr>
           <w:lang w:val="en-US"/>
         </w:rPr>
@@ -36711,19 +35658,8 @@
           <w:szCs w:val="22"/>
           <w:lang w:val="en-US"/>
         </w:rPr>
-        <w:t xml:space="preserve"> Saml20AttributeQuery query = Saml20AttributeQuery.GetDefault(</w:t>
-      </w:r>
-      <w:proofErr w:type="gramStart"/>
-      <w:r>
-        <w:rPr>
-          <w:rFonts w:ascii="Courier New" w:hAnsi="Courier New" w:cs="Courier New"/>
-          <w:sz w:val="22"/>
-          <w:szCs w:val="22"/>
-          <w:lang w:val="en-US"/>
-        </w:rPr>
-        <w:t>);</w:t>
-      </w:r>
-      <w:proofErr w:type="gramEnd"/>
+        <w:t xml:space="preserve"> Saml20AttributeQuery query = Saml20AttributeQuery.GetDefault();</w:t>
+      </w:r>
     </w:p>
     <w:p>
       <w:pPr>
@@ -36744,7 +35680,6 @@
         <w:t xml:space="preserve"> </w:t>
       </w:r>
       <w:proofErr w:type="spellStart"/>
-      <w:proofErr w:type="gramStart"/>
       <w:r>
         <w:rPr>
           <w:rFonts w:ascii="Courier New" w:hAnsi="Courier New" w:cs="Courier New"/>
@@ -36755,7 +35690,6 @@
         <w:t>query.PerformQuery</w:t>
       </w:r>
       <w:proofErr w:type="spellEnd"/>
-      <w:proofErr w:type="gramEnd"/>
       <w:r>
         <w:rPr>
           <w:rFonts w:ascii="Courier New" w:hAnsi="Courier New" w:cs="Courier New"/>
@@ -36812,19 +35746,8 @@
           <w:szCs w:val="22"/>
           <w:lang w:val="en-US"/>
         </w:rPr>
-        <w:t xml:space="preserve"> Saml20AttributeQuery query = Saml20AttributeQuery.GetDefault(</w:t>
-      </w:r>
-      <w:proofErr w:type="gramStart"/>
-      <w:r>
-        <w:rPr>
-          <w:rFonts w:ascii="Courier New" w:hAnsi="Courier New" w:cs="Courier New"/>
-          <w:sz w:val="22"/>
-          <w:szCs w:val="22"/>
-          <w:lang w:val="en-US"/>
-        </w:rPr>
-        <w:t>);</w:t>
-      </w:r>
-      <w:proofErr w:type="gramEnd"/>
+        <w:t xml:space="preserve"> Saml20AttributeQuery query = Saml20AttributeQuery.GetDefault();</w:t>
+      </w:r>
     </w:p>
     <w:p>
       <w:pPr>
@@ -36845,7 +35768,6 @@
         <w:t xml:space="preserve"> </w:t>
       </w:r>
       <w:proofErr w:type="spellStart"/>
-      <w:proofErr w:type="gramStart"/>
       <w:r>
         <w:rPr>
           <w:rFonts w:ascii="Courier New" w:hAnsi="Courier New" w:cs="Courier New"/>
@@ -36856,7 +35778,6 @@
         <w:t>query.AddAttribute</w:t>
       </w:r>
       <w:proofErr w:type="spellEnd"/>
-      <w:proofErr w:type="gramEnd"/>
       <w:r>
         <w:rPr>
           <w:rFonts w:ascii="Courier New" w:hAnsi="Courier New" w:cs="Courier New"/>
@@ -36886,7 +35807,6 @@
         <w:t xml:space="preserve"> </w:t>
       </w:r>
       <w:proofErr w:type="spellStart"/>
-      <w:proofErr w:type="gramStart"/>
       <w:r>
         <w:rPr>
           <w:rFonts w:ascii="Courier New" w:hAnsi="Courier New" w:cs="Courier New"/>
@@ -36897,7 +35817,6 @@
         <w:t>query.PerformQuery</w:t>
       </w:r>
       <w:proofErr w:type="spellEnd"/>
-      <w:proofErr w:type="gramEnd"/>
       <w:r>
         <w:rPr>
           <w:rFonts w:ascii="Courier New" w:hAnsi="Courier New" w:cs="Courier New"/>
@@ -36920,7 +35839,7 @@
     </w:p>
     <w:p>
       <w:pPr>
-        <w:pStyle w:val="Heading2"/>
+        <w:pStyle w:val="Overskrift2"/>
         <w:rPr>
           <w:lang w:val="en-US"/>
         </w:rPr>
@@ -37004,7 +35923,6 @@
         <w:t xml:space="preserve">The list of available attributes can be found in the </w:t>
       </w:r>
       <w:proofErr w:type="spellStart"/>
-      <w:proofErr w:type="gramStart"/>
       <w:r>
         <w:rPr>
           <w:rFonts w:ascii="Courier New" w:hAnsi="Courier New" w:cs="Courier New"/>
@@ -37015,7 +35933,6 @@
         <w:t>IdentityProviderDemo.Logic.IDPConfig</w:t>
       </w:r>
       <w:proofErr w:type="spellEnd"/>
-      <w:proofErr w:type="gramEnd"/>
       <w:r>
         <w:rPr>
           <w:rFonts w:ascii="Calibri" w:hAnsi="Calibri" w:cs="Calibri"/>
@@ -37026,7 +35943,6 @@
         <w:t xml:space="preserve"> class. The available users and their attributes are defined in the class </w:t>
       </w:r>
       <w:proofErr w:type="spellStart"/>
-      <w:proofErr w:type="gramStart"/>
       <w:r>
         <w:rPr>
           <w:rFonts w:ascii="Courier New" w:hAnsi="Courier New" w:cs="Courier New"/>
@@ -37037,7 +35953,6 @@
         <w:t>IdentityProviderDemo.Logic.UserData</w:t>
       </w:r>
       <w:proofErr w:type="spellEnd"/>
-      <w:proofErr w:type="gramEnd"/>
       <w:r>
         <w:rPr>
           <w:rFonts w:ascii="Calibri" w:hAnsi="Calibri" w:cs="Calibri"/>
@@ -37050,7 +35965,7 @@
     </w:p>
     <w:p>
       <w:pPr>
-        <w:pStyle w:val="Heading2"/>
+        <w:pStyle w:val="Overskrift2"/>
         <w:rPr>
           <w:lang w:val="en-US"/>
         </w:rPr>
@@ -37286,7 +36201,7 @@
     </w:p>
     <w:p>
       <w:pPr>
-        <w:pStyle w:val="Heading1"/>
+        <w:pStyle w:val="Overskrift1"/>
         <w:rPr>
           <w:lang w:val="en-US"/>
         </w:rPr>
@@ -37497,27 +36412,7 @@
           <w:szCs w:val="22"/>
           <w:lang w:val="en-US"/>
         </w:rPr>
-        <w:t xml:space="preserve">Service Provider1 determines that the resource is </w:t>
-      </w:r>
-      <w:proofErr w:type="gramStart"/>
-      <w:r>
-        <w:rPr>
-          <w:rFonts w:ascii="Calibri" w:hAnsi="Calibri" w:cs="Calibri"/>
-          <w:sz w:val="22"/>
-          <w:szCs w:val="22"/>
-          <w:lang w:val="en-US"/>
-        </w:rPr>
-        <w:t>protected</w:t>
-      </w:r>
-      <w:proofErr w:type="gramEnd"/>
-      <w:r>
-        <w:rPr>
-          <w:rFonts w:ascii="Calibri" w:hAnsi="Calibri" w:cs="Calibri"/>
-          <w:sz w:val="22"/>
-          <w:szCs w:val="22"/>
-          <w:lang w:val="en-US"/>
-        </w:rPr>
-        <w:t xml:space="preserve"> and that no common domain cookie exists, since the user has no SSO session with an Identity Provider. The user is prompted to select one of the two possible Identity Providers.</w:t>
+        <w:t>Service Provider1 determines that the resource is protected and that no common domain cookie exists, since the user has no SSO session with an Identity Provider. The user is prompted to select one of the two possible Identity Providers.</w:t>
       </w:r>
     </w:p>
     <w:p>
@@ -37772,7 +36667,7 @@
     </w:p>
     <w:p>
       <w:pPr>
-        <w:pStyle w:val="Heading1"/>
+        <w:pStyle w:val="Overskrift1"/>
         <w:rPr>
           <w:lang w:val="en-US"/>
         </w:rPr>
@@ -37806,7 +36701,7 @@
     </w:p>
     <w:p>
       <w:pPr>
-        <w:pStyle w:val="Heading2"/>
+        <w:pStyle w:val="Overskrift2"/>
         <w:rPr>
           <w:lang w:val="en-US"/>
         </w:rPr>
@@ -37909,7 +36804,6 @@
         <w:t>&lt;</w:t>
       </w:r>
       <w:proofErr w:type="spellStart"/>
-      <w:proofErr w:type="gramStart"/>
       <w:r>
         <w:rPr>
           <w:rFonts w:ascii="Courier New" w:hAnsi="Courier New" w:cs="Courier New"/>
@@ -37921,7 +36815,6 @@
         <w:t>system.diagnostics</w:t>
       </w:r>
       <w:proofErr w:type="spellEnd"/>
-      <w:proofErr w:type="gramEnd"/>
       <w:r>
         <w:rPr>
           <w:rFonts w:ascii="Courier New" w:hAnsi="Courier New" w:cs="Courier New"/>
@@ -38207,7 +37100,6 @@
         </w:rPr>
         <w:t>"</w:t>
       </w:r>
-      <w:proofErr w:type="gramStart"/>
       <w:r>
         <w:rPr>
           <w:rFonts w:ascii="Courier New" w:hAnsi="Courier New" w:cs="Courier New"/>
@@ -38216,18 +37108,7 @@
           <w:szCs w:val="20"/>
           <w:lang w:val="en-US"/>
         </w:rPr>
-        <w:t>dk.nita</w:t>
-      </w:r>
-      <w:proofErr w:type="gramEnd"/>
-      <w:r>
-        <w:rPr>
-          <w:rFonts w:ascii="Courier New" w:hAnsi="Courier New" w:cs="Courier New"/>
-          <w:color w:val="0000FF"/>
-          <w:sz w:val="20"/>
-          <w:szCs w:val="20"/>
-          <w:lang w:val="en-US"/>
-        </w:rPr>
-        <w:t>.saml20</w:t>
+        <w:t>dk.nita.saml20</w:t>
       </w:r>
       <w:r>
         <w:rPr>
@@ -38910,7 +37791,6 @@
         <w:t>"</w:t>
       </w:r>
       <w:proofErr w:type="spellStart"/>
-      <w:proofErr w:type="gramStart"/>
       <w:r>
         <w:rPr>
           <w:rFonts w:ascii="Courier New" w:hAnsi="Courier New" w:cs="Courier New"/>
@@ -38922,7 +37802,6 @@
         <w:t>System.Diagnostics.XmlWriterTraceListener</w:t>
       </w:r>
       <w:proofErr w:type="spellEnd"/>
-      <w:proofErr w:type="gramEnd"/>
       <w:r>
         <w:rPr>
           <w:rFonts w:ascii="Courier New" w:hAnsi="Courier New" w:cs="Courier New"/>
@@ -39080,150 +37959,148 @@
         <w:t>&lt;/</w:t>
       </w:r>
       <w:proofErr w:type="spellStart"/>
+      <w:r>
+        <w:rPr>
+          <w:rFonts w:ascii="Courier New" w:hAnsi="Courier New" w:cs="Courier New"/>
+          <w:color w:val="A31515"/>
+          <w:sz w:val="20"/>
+          <w:szCs w:val="20"/>
+          <w:lang w:val="en-US"/>
+        </w:rPr>
+        <w:t>system.diagnostics</w:t>
+      </w:r>
+      <w:proofErr w:type="spellEnd"/>
+      <w:r>
+        <w:rPr>
+          <w:rFonts w:ascii="Courier New" w:hAnsi="Courier New" w:cs="Courier New"/>
+          <w:color w:val="0000FF"/>
+          <w:sz w:val="20"/>
+          <w:szCs w:val="20"/>
+          <w:lang w:val="en-US"/>
+        </w:rPr>
+        <w:t>&gt;</w:t>
+      </w:r>
+    </w:p>
+    <w:p>
+      <w:pPr>
+        <w:spacing w:after="10pt" w:line="13.80pt" w:lineRule="auto"/>
+        <w:rPr>
+          <w:rFonts w:ascii="Courier New" w:hAnsi="Courier New" w:cs="Courier New"/>
+          <w:color w:val="0000FF"/>
+          <w:sz w:val="20"/>
+          <w:szCs w:val="20"/>
+          <w:lang w:val="en-US"/>
+        </w:rPr>
+      </w:pPr>
+    </w:p>
+    <w:p>
+      <w:pPr>
+        <w:rPr>
+          <w:rFonts w:ascii="Calibri" w:hAnsi="Calibri" w:cs="Calibri"/>
+          <w:sz w:val="22"/>
+          <w:szCs w:val="22"/>
+          <w:lang w:val="en-US"/>
+        </w:rPr>
+      </w:pPr>
+      <w:r>
+        <w:rPr>
+          <w:rFonts w:ascii="Calibri" w:hAnsi="Calibri" w:cs="Calibri"/>
+          <w:sz w:val="22"/>
+          <w:szCs w:val="22"/>
+          <w:lang w:val="en-US"/>
+        </w:rPr>
+        <w:t xml:space="preserve">Please note that the debug information will be written to the file specified in the </w:t>
+      </w:r>
+      <w:proofErr w:type="spellStart"/>
+      <w:r>
+        <w:rPr>
+          <w:rFonts w:ascii="Courier New" w:hAnsi="Courier New" w:cs="Courier New"/>
+          <w:color w:val="FF0000"/>
+          <w:sz w:val="20"/>
+          <w:szCs w:val="20"/>
+          <w:lang w:val="en-US"/>
+        </w:rPr>
+        <w:t>initializeData</w:t>
+      </w:r>
+      <w:proofErr w:type="spellEnd"/>
+      <w:r>
+        <w:rPr>
+          <w:rFonts w:ascii="Calibri" w:hAnsi="Calibri" w:cs="Calibri"/>
+          <w:sz w:val="22"/>
+          <w:szCs w:val="22"/>
+          <w:lang w:val="en-US"/>
+        </w:rPr>
+        <w:t xml:space="preserve"> attribute and that the directory (in this case </w:t>
+      </w:r>
+      <w:r>
+        <w:rPr>
+          <w:rFonts w:ascii="Courier New" w:hAnsi="Courier New" w:cs="Courier New"/>
+          <w:color w:val="0000FF"/>
+          <w:sz w:val="20"/>
+          <w:szCs w:val="20"/>
+          <w:lang w:val="en-US"/>
+        </w:rPr>
+        <w:t>c:\logs</w:t>
+      </w:r>
+      <w:r>
+        <w:rPr>
+          <w:rFonts w:ascii="Calibri" w:hAnsi="Calibri" w:cs="Calibri"/>
+          <w:sz w:val="22"/>
+          <w:szCs w:val="22"/>
+          <w:lang w:val="en-US"/>
+        </w:rPr>
+        <w:t>) must exist.</w:t>
+      </w:r>
+    </w:p>
+    <w:p>
+      <w:pPr>
+        <w:rPr>
+          <w:rFonts w:ascii="Calibri" w:hAnsi="Calibri" w:cs="Calibri"/>
+          <w:sz w:val="22"/>
+          <w:szCs w:val="22"/>
+          <w:lang w:val="en-US"/>
+        </w:rPr>
+      </w:pPr>
+      <w:r>
+        <w:rPr>
+          <w:rFonts w:ascii="Calibri" w:hAnsi="Calibri" w:cs="Calibri"/>
+          <w:sz w:val="22"/>
+          <w:szCs w:val="22"/>
+          <w:lang w:val="en-US"/>
+        </w:rPr>
+        <w:t xml:space="preserve">If you need further information to be </w:t>
+      </w:r>
       <w:proofErr w:type="gramStart"/>
       <w:r>
         <w:rPr>
-          <w:rFonts w:ascii="Courier New" w:hAnsi="Courier New" w:cs="Courier New"/>
-          <w:color w:val="A31515"/>
-          <w:sz w:val="20"/>
-          <w:szCs w:val="20"/>
-          <w:lang w:val="en-US"/>
-        </w:rPr>
-        <w:t>system.diagnostics</w:t>
+          <w:rFonts w:ascii="Calibri" w:hAnsi="Calibri" w:cs="Calibri"/>
+          <w:sz w:val="22"/>
+          <w:szCs w:val="22"/>
+          <w:lang w:val="en-US"/>
+        </w:rPr>
+        <w:t>traced</w:t>
+      </w:r>
+      <w:proofErr w:type="gramEnd"/>
+      <w:r>
+        <w:rPr>
+          <w:rFonts w:ascii="Calibri" w:hAnsi="Calibri" w:cs="Calibri"/>
+          <w:sz w:val="22"/>
+          <w:szCs w:val="22"/>
+          <w:lang w:val="en-US"/>
+        </w:rPr>
+        <w:t xml:space="preserve"> you can change </w:t>
+      </w:r>
+      <w:proofErr w:type="spellStart"/>
+      <w:r>
+        <w:rPr>
+          <w:rFonts w:ascii="Calibri" w:hAnsi="Calibri" w:cs="Calibri"/>
+          <w:sz w:val="22"/>
+          <w:szCs w:val="22"/>
+          <w:lang w:val="en-US"/>
+        </w:rPr>
+        <w:t>switchValue</w:t>
       </w:r>
       <w:proofErr w:type="spellEnd"/>
-      <w:proofErr w:type="gramEnd"/>
-      <w:r>
-        <w:rPr>
-          <w:rFonts w:ascii="Courier New" w:hAnsi="Courier New" w:cs="Courier New"/>
-          <w:color w:val="0000FF"/>
-          <w:sz w:val="20"/>
-          <w:szCs w:val="20"/>
-          <w:lang w:val="en-US"/>
-        </w:rPr>
-        <w:t>&gt;</w:t>
-      </w:r>
-    </w:p>
-    <w:p>
-      <w:pPr>
-        <w:spacing w:after="10pt" w:line="13.80pt" w:lineRule="auto"/>
-        <w:rPr>
-          <w:rFonts w:ascii="Courier New" w:hAnsi="Courier New" w:cs="Courier New"/>
-          <w:color w:val="0000FF"/>
-          <w:sz w:val="20"/>
-          <w:szCs w:val="20"/>
-          <w:lang w:val="en-US"/>
-        </w:rPr>
-      </w:pPr>
-    </w:p>
-    <w:p>
-      <w:pPr>
-        <w:rPr>
-          <w:rFonts w:ascii="Calibri" w:hAnsi="Calibri" w:cs="Calibri"/>
-          <w:sz w:val="22"/>
-          <w:szCs w:val="22"/>
-          <w:lang w:val="en-US"/>
-        </w:rPr>
-      </w:pPr>
-      <w:r>
-        <w:rPr>
-          <w:rFonts w:ascii="Calibri" w:hAnsi="Calibri" w:cs="Calibri"/>
-          <w:sz w:val="22"/>
-          <w:szCs w:val="22"/>
-          <w:lang w:val="en-US"/>
-        </w:rPr>
-        <w:t xml:space="preserve">Please note that the debug information will be written to the file specified in the </w:t>
-      </w:r>
-      <w:proofErr w:type="spellStart"/>
-      <w:r>
-        <w:rPr>
-          <w:rFonts w:ascii="Courier New" w:hAnsi="Courier New" w:cs="Courier New"/>
-          <w:color w:val="FF0000"/>
-          <w:sz w:val="20"/>
-          <w:szCs w:val="20"/>
-          <w:lang w:val="en-US"/>
-        </w:rPr>
-        <w:t>initializeData</w:t>
-      </w:r>
-      <w:proofErr w:type="spellEnd"/>
-      <w:r>
-        <w:rPr>
-          <w:rFonts w:ascii="Calibri" w:hAnsi="Calibri" w:cs="Calibri"/>
-          <w:sz w:val="22"/>
-          <w:szCs w:val="22"/>
-          <w:lang w:val="en-US"/>
-        </w:rPr>
-        <w:t xml:space="preserve"> attribute and that the directory (in this case </w:t>
-      </w:r>
-      <w:r>
-        <w:rPr>
-          <w:rFonts w:ascii="Courier New" w:hAnsi="Courier New" w:cs="Courier New"/>
-          <w:color w:val="0000FF"/>
-          <w:sz w:val="20"/>
-          <w:szCs w:val="20"/>
-          <w:lang w:val="en-US"/>
-        </w:rPr>
-        <w:t>c:\logs</w:t>
-      </w:r>
-      <w:r>
-        <w:rPr>
-          <w:rFonts w:ascii="Calibri" w:hAnsi="Calibri" w:cs="Calibri"/>
-          <w:sz w:val="22"/>
-          <w:szCs w:val="22"/>
-          <w:lang w:val="en-US"/>
-        </w:rPr>
-        <w:t>) must exist.</w:t>
-      </w:r>
-    </w:p>
-    <w:p>
-      <w:pPr>
-        <w:rPr>
-          <w:rFonts w:ascii="Calibri" w:hAnsi="Calibri" w:cs="Calibri"/>
-          <w:sz w:val="22"/>
-          <w:szCs w:val="22"/>
-          <w:lang w:val="en-US"/>
-        </w:rPr>
-      </w:pPr>
-      <w:r>
-        <w:rPr>
-          <w:rFonts w:ascii="Calibri" w:hAnsi="Calibri" w:cs="Calibri"/>
-          <w:sz w:val="22"/>
-          <w:szCs w:val="22"/>
-          <w:lang w:val="en-US"/>
-        </w:rPr>
-        <w:t xml:space="preserve">If you need further information to be </w:t>
-      </w:r>
-      <w:proofErr w:type="gramStart"/>
-      <w:r>
-        <w:rPr>
-          <w:rFonts w:ascii="Calibri" w:hAnsi="Calibri" w:cs="Calibri"/>
-          <w:sz w:val="22"/>
-          <w:szCs w:val="22"/>
-          <w:lang w:val="en-US"/>
-        </w:rPr>
-        <w:t>traced</w:t>
-      </w:r>
-      <w:proofErr w:type="gramEnd"/>
-      <w:r>
-        <w:rPr>
-          <w:rFonts w:ascii="Calibri" w:hAnsi="Calibri" w:cs="Calibri"/>
-          <w:sz w:val="22"/>
-          <w:szCs w:val="22"/>
-          <w:lang w:val="en-US"/>
-        </w:rPr>
-        <w:t xml:space="preserve"> you can change </w:t>
-      </w:r>
-      <w:proofErr w:type="spellStart"/>
-      <w:r>
-        <w:rPr>
-          <w:rFonts w:ascii="Calibri" w:hAnsi="Calibri" w:cs="Calibri"/>
-          <w:sz w:val="22"/>
-          <w:szCs w:val="22"/>
-          <w:lang w:val="en-US"/>
-        </w:rPr>
-        <w:t>switchValue</w:t>
-      </w:r>
-      <w:proofErr w:type="spellEnd"/>
       <w:r>
         <w:rPr>
           <w:rFonts w:ascii="Calibri" w:hAnsi="Calibri" w:cs="Calibri"/>
@@ -39256,7 +38133,7 @@
     </w:p>
     <w:p>
       <w:pPr>
-        <w:pStyle w:val="Heading1"/>
+        <w:pStyle w:val="Overskrift1"/>
         <w:rPr>
           <w:lang w:val="en-US"/>
         </w:rPr>
@@ -39304,23 +38181,7 @@
           <w:rFonts w:cs="Cambria"/>
           <w:lang w:val="en-US"/>
         </w:rPr>
-        <w:t xml:space="preserve">The </w:t>
-      </w:r>
-      <w:proofErr w:type="gramStart"/>
-      <w:r>
-        <w:rPr>
-          <w:rFonts w:cs="Cambria"/>
-          <w:lang w:val="en-US"/>
-        </w:rPr>
-        <w:t>dk.nita</w:t>
-      </w:r>
-      <w:proofErr w:type="gramEnd"/>
-      <w:r>
-        <w:rPr>
-          <w:rFonts w:cs="Cambria"/>
-          <w:lang w:val="en-US"/>
-        </w:rPr>
-        <w:t xml:space="preserve">.saml20.Logging.AuditLogging class is responsible for audit logging events in the framework. The class uses the configured implementation of the </w:t>
+        <w:t xml:space="preserve">The dk.nita.saml20.Logging.AuditLogging class is responsible for audit logging events in the framework. The class uses the configured implementation of the </w:t>
       </w:r>
       <w:proofErr w:type="spellStart"/>
       <w:r>
@@ -39660,27 +38521,7 @@
           <w:lang w:val="en-US"/>
         </w:rPr>
         <w:tab/>
-        <w:t>&lt;section name="log4net" type="</w:t>
-      </w:r>
-      <w:proofErr w:type="gramStart"/>
-      <w:r>
-        <w:rPr>
-          <w:rFonts w:ascii="Courier New" w:hAnsi="Courier New" w:cs="Courier New"/>
-          <w:sz w:val="16"/>
-          <w:szCs w:val="16"/>
-          <w:lang w:val="en-US"/>
-        </w:rPr>
-        <w:t>log4net.Config.Log</w:t>
-      </w:r>
-      <w:proofErr w:type="gramEnd"/>
-      <w:r>
-        <w:rPr>
-          <w:rFonts w:ascii="Courier New" w:hAnsi="Courier New" w:cs="Courier New"/>
-          <w:sz w:val="16"/>
-          <w:szCs w:val="16"/>
-          <w:lang w:val="en-US"/>
-        </w:rPr>
-        <w:t>4NetConfigurationSectionHandler,Log4net"/&gt;</w:t>
+        <w:t>&lt;section name="log4net" type="log4net.Config.Log4NetConfigurationSectionHandler,Log4net"/&gt;</w:t>
       </w:r>
     </w:p>
     <w:p>
@@ -40032,27 +38873,7 @@
           <w:szCs w:val="16"/>
           <w:lang w:val="en-US"/>
         </w:rPr>
-        <w:t>" type="</w:t>
-      </w:r>
-      <w:proofErr w:type="gramStart"/>
-      <w:r>
-        <w:rPr>
-          <w:rFonts w:ascii="Courier New" w:hAnsi="Courier New" w:cs="Courier New"/>
-          <w:sz w:val="16"/>
-          <w:szCs w:val="16"/>
-          <w:lang w:val="en-US"/>
-        </w:rPr>
-        <w:t>log4net.Appender.RollingFileAppender</w:t>
-      </w:r>
-      <w:proofErr w:type="gramEnd"/>
-      <w:r>
-        <w:rPr>
-          <w:rFonts w:ascii="Courier New" w:hAnsi="Courier New" w:cs="Courier New"/>
-          <w:sz w:val="16"/>
-          <w:szCs w:val="16"/>
-          <w:lang w:val="en-US"/>
-        </w:rPr>
-        <w:t>" &gt;</w:t>
+        <w:t>" type="log4net.Appender.RollingFileAppender" &gt;</w:t>
       </w:r>
     </w:p>
     <w:p>
@@ -40362,27 +39183,7 @@
           <w:szCs w:val="16"/>
           <w:lang w:val="en-US"/>
         </w:rPr>
-        <w:t xml:space="preserve">                  &lt;layout type="</w:t>
-      </w:r>
-      <w:proofErr w:type="gramStart"/>
-      <w:r>
-        <w:rPr>
-          <w:rFonts w:ascii="Courier New" w:hAnsi="Courier New" w:cs="Courier New"/>
-          <w:sz w:val="16"/>
-          <w:szCs w:val="16"/>
-          <w:lang w:val="en-US"/>
-        </w:rPr>
-        <w:t>log4net.Layout.PatternLayout</w:t>
-      </w:r>
-      <w:proofErr w:type="gramEnd"/>
-      <w:r>
-        <w:rPr>
-          <w:rFonts w:ascii="Courier New" w:hAnsi="Courier New" w:cs="Courier New"/>
-          <w:sz w:val="16"/>
-          <w:szCs w:val="16"/>
-          <w:lang w:val="en-US"/>
-        </w:rPr>
-        <w:t>"&gt;</w:t>
+        <w:t xml:space="preserve">                  &lt;layout type="log4net.Layout.PatternLayout"&gt;</w:t>
       </w:r>
     </w:p>
     <w:p>
@@ -40432,20 +39233,9 @@
           <w:szCs w:val="16"/>
           <w:lang w:val="en-US"/>
         </w:rPr>
-        <w:t>" value="%-5p%</w:t>
-      </w:r>
-      <w:proofErr w:type="gramStart"/>
-      <w:r>
-        <w:rPr>
-          <w:rFonts w:ascii="Courier New" w:hAnsi="Courier New" w:cs="Courier New"/>
-          <w:sz w:val="16"/>
-          <w:szCs w:val="16"/>
-          <w:lang w:val="en-US"/>
-        </w:rPr>
-        <w:t>d{</w:t>
+        <w:t>" value="%-5p%d{</w:t>
       </w:r>
       <w:proofErr w:type="spellStart"/>
-      <w:proofErr w:type="gramEnd"/>
       <w:r>
         <w:rPr>
           <w:rFonts w:ascii="Courier New" w:hAnsi="Courier New" w:cs="Courier New"/>
@@ -40695,27 +39485,7 @@
           <w:szCs w:val="16"/>
           <w:lang w:val="en-US"/>
         </w:rPr>
-        <w:t>="urn:</w:t>
-      </w:r>
-      <w:proofErr w:type="gramStart"/>
-      <w:r>
-        <w:rPr>
-          <w:rFonts w:ascii="Courier New" w:hAnsi="Courier New" w:cs="Courier New"/>
-          <w:sz w:val="16"/>
-          <w:szCs w:val="16"/>
-          <w:lang w:val="en-US"/>
-        </w:rPr>
-        <w:t>dk.nita</w:t>
-      </w:r>
-      <w:proofErr w:type="gramEnd"/>
-      <w:r>
-        <w:rPr>
-          <w:rFonts w:ascii="Courier New" w:hAnsi="Courier New" w:cs="Courier New"/>
-          <w:sz w:val="16"/>
-          <w:szCs w:val="16"/>
-          <w:lang w:val="en-US"/>
-        </w:rPr>
-        <w:t xml:space="preserve">.saml20.configuration" </w:t>
+        <w:t xml:space="preserve">="urn:dk.nita.saml20.configuration" </w:t>
       </w:r>
       <w:proofErr w:type="spellStart"/>
       <w:r>
@@ -40753,7 +39523,7 @@
     </w:p>
     <w:p>
       <w:pPr>
-        <w:pStyle w:val="Heading1"/>
+        <w:pStyle w:val="Overskrift1"/>
         <w:rPr>
           <w:lang w:val="en-US"/>
         </w:rPr>
@@ -40832,13 +39602,29 @@
           <w:rFonts w:cs="Cambria"/>
           <w:lang w:val="en-US"/>
         </w:rPr>
-        <w:t xml:space="preserve"> session handling has been made in order to support random access to all active sessions. This is not supported by the ASP.NET session state. Random access is needed when receiving SOAP Logout requests which through a back channel must be </w:t>
-      </w:r>
+        <w:t xml:space="preserve"> session handling has been made </w:t>
+      </w:r>
+      <w:proofErr w:type="gramStart"/>
       <w:r>
         <w:rPr>
           <w:rFonts w:cs="Cambria"/>
           <w:lang w:val="en-US"/>
         </w:rPr>
+        <w:t>in order to</w:t>
+      </w:r>
+      <w:proofErr w:type="gramEnd"/>
+      <w:r>
+        <w:rPr>
+          <w:rFonts w:cs="Cambria"/>
+          <w:lang w:val="en-US"/>
+        </w:rPr>
+        <w:t xml:space="preserve"> support random access to all active sessions. This is not supported by the ASP.NET session state. Random access is needed when receiving SOAP Logout requests which through a back channel must be </w:t>
+      </w:r>
+      <w:r>
+        <w:rPr>
+          <w:rFonts w:cs="Cambria"/>
+          <w:lang w:val="en-US"/>
+        </w:rPr>
         <w:t xml:space="preserve">able to log arbitrary user out. </w:t>
       </w:r>
     </w:p>
@@ -40864,32 +39650,123 @@
         </w:rPr>
         <w:t xml:space="preserve">A session store provider must implement the interface </w:t>
       </w:r>
-      <w:proofErr w:type="gramStart"/>
       <w:r>
         <w:rPr>
           <w:rFonts w:cs="Cambria"/>
           <w:b/>
           <w:lang w:val="en-US"/>
         </w:rPr>
-        <w:t>dk.nita</w:t>
-      </w:r>
-      <w:proofErr w:type="gramEnd"/>
+        <w:t xml:space="preserve">dk.nita.saml20.Session. </w:t>
+      </w:r>
+      <w:proofErr w:type="spellStart"/>
       <w:r>
         <w:rPr>
           <w:rFonts w:cs="Cambria"/>
           <w:b/>
           <w:lang w:val="en-US"/>
         </w:rPr>
-        <w:t xml:space="preserve">.saml20.Session. </w:t>
+        <w:t>ISessionStoreProvider</w:t>
+      </w:r>
+      <w:proofErr w:type="spellEnd"/>
+      <w:r>
+        <w:rPr>
+          <w:rFonts w:cs="Cambria"/>
+          <w:lang w:val="en-US"/>
+        </w:rPr>
+        <w:t xml:space="preserve">. </w:t>
+      </w:r>
+      <w:r>
+        <w:rPr>
+          <w:rFonts w:cs="Cambria"/>
+          <w:lang w:val="en-US"/>
+        </w:rPr>
+        <w:t xml:space="preserve">The primary use case for implementing your own session store is ensuring it works in a distributed fashion across more than one webserver. If the website is running on a single machine, the default provider </w:t>
       </w:r>
       <w:proofErr w:type="spellStart"/>
       <w:r>
+        <w:rPr>
+          <w:rFonts w:cs="Cambria"/>
+          <w:lang w:val="en-US"/>
+        </w:rPr>
+        <w:t>InProcSessionStoreProvider</w:t>
+      </w:r>
+      <w:proofErr w:type="spellEnd"/>
+      <w:r>
+        <w:rPr>
+          <w:rFonts w:cs="Cambria"/>
+          <w:lang w:val="en-US"/>
+        </w:rPr>
+        <w:t xml:space="preserve"> should be sufficient.</w:t>
+      </w:r>
+    </w:p>
+    <w:p>
+      <w:pPr>
+        <w:rPr>
+          <w:rFonts w:cs="Cambria"/>
+          <w:lang w:val="en-US"/>
+        </w:rPr>
+      </w:pPr>
+    </w:p>
+    <w:p>
+      <w:pPr>
+        <w:rPr>
+          <w:rFonts w:cs="Cambria"/>
+          <w:lang w:val="en-US"/>
+        </w:rPr>
+      </w:pPr>
+      <w:r>
+        <w:rPr>
+          <w:rFonts w:cs="Cambria"/>
+          <w:lang w:val="en-US"/>
+        </w:rPr>
+        <w:t xml:space="preserve">15.1 </w:t>
+      </w:r>
+      <w:proofErr w:type="spellStart"/>
+      <w:r>
+        <w:rPr>
+          <w:rFonts w:cs="Cambria"/>
+          <w:lang w:val="en-US"/>
+        </w:rPr>
+        <w:t>Sql</w:t>
+      </w:r>
+      <w:proofErr w:type="spellEnd"/>
+      <w:r>
+        <w:rPr>
+          <w:rFonts w:cs="Cambria"/>
+          <w:lang w:val="en-US"/>
+        </w:rPr>
+        <w:t xml:space="preserve"> Server session store provider</w:t>
+      </w:r>
+    </w:p>
+    <w:p>
+      <w:pPr>
         <w:rPr>
           <w:rFonts w:cs="Cambria"/>
           <w:b/>
           <w:lang w:val="en-US"/>
         </w:rPr>
-        <w:t>ISessionStoreProvider</w:t>
+      </w:pPr>
+      <w:r>
+        <w:rPr>
+          <w:rFonts w:cs="Cambria"/>
+          <w:lang w:val="en-US"/>
+        </w:rPr>
+        <w:t xml:space="preserve">A provider </w:t>
+      </w:r>
+      <w:r>
+        <w:rPr>
+          <w:rFonts w:cs="Cambria"/>
+          <w:lang w:val="en-US"/>
+        </w:rPr>
+        <w:t xml:space="preserve">using </w:t>
+      </w:r>
+      <w:proofErr w:type="spellStart"/>
+      <w:r>
+        <w:rPr>
+          <w:rFonts w:cs="Cambria"/>
+          <w:lang w:val="en-US"/>
+        </w:rPr>
+        <w:t>Sql</w:t>
       </w:r>
       <w:proofErr w:type="spellEnd"/>
       <w:r>
@@ -40897,14 +39774,21 @@
           <w:rFonts w:cs="Cambria"/>
           <w:lang w:val="en-US"/>
         </w:rPr>
-        <w:t xml:space="preserve">. </w:t>
+        <w:t xml:space="preserve"> Server </w:t>
       </w:r>
       <w:r>
         <w:rPr>
           <w:rFonts w:cs="Cambria"/>
           <w:lang w:val="en-US"/>
         </w:rPr>
-        <w:t xml:space="preserve">The primary use case for implementing your own session store is ensuring it works in a distributed fashion across more than one webserver. If the website is running on a single machine, the default provider </w:t>
+        <w:t xml:space="preserve">as backing store </w:t>
+      </w:r>
+      <w:r>
+        <w:rPr>
+          <w:rFonts w:cs="Cambria"/>
+          <w:lang w:val="en-US"/>
+        </w:rPr>
+        <w:t xml:space="preserve">is available via </w:t>
       </w:r>
       <w:proofErr w:type="spellStart"/>
       <w:r>
@@ -40912,7 +39796,7 @@
           <w:rFonts w:cs="Cambria"/>
           <w:lang w:val="en-US"/>
         </w:rPr>
-        <w:t>InProcSessionStoreProvider</w:t>
+        <w:t>Nuget</w:t>
       </w:r>
       <w:proofErr w:type="spellEnd"/>
       <w:r>
@@ -40920,30 +39804,30 @@
           <w:rFonts w:cs="Cambria"/>
           <w:lang w:val="en-US"/>
         </w:rPr>
-        <w:t xml:space="preserve"> should be sufficient.</w:t>
-      </w:r>
-    </w:p>
-    <w:p>
-      <w:pPr>
+        <w:t>.</w:t>
+      </w:r>
+      <w:r>
         <w:rPr>
           <w:rFonts w:cs="Cambria"/>
           <w:lang w:val="en-US"/>
         </w:rPr>
-      </w:pPr>
-    </w:p>
-    <w:p>
-      <w:pPr>
+        <w:t xml:space="preserve"> This will cover typical scenarios where a </w:t>
+      </w:r>
+      <w:proofErr w:type="spellStart"/>
+      <w:r>
         <w:rPr>
           <w:rFonts w:cs="Cambria"/>
           <w:lang w:val="en-US"/>
         </w:rPr>
-      </w:pPr>
+        <w:t>Sql</w:t>
+      </w:r>
+      <w:proofErr w:type="spellEnd"/>
       <w:r>
         <w:rPr>
           <w:rFonts w:cs="Cambria"/>
           <w:lang w:val="en-US"/>
         </w:rPr>
-        <w:t xml:space="preserve">15.1 </w:t>
+        <w:t xml:space="preserve"> Server is available for storage. It has </w:t>
       </w:r>
       <w:proofErr w:type="spellStart"/>
       <w:r>
@@ -40951,7 +39835,7 @@
           <w:rFonts w:cs="Cambria"/>
           <w:lang w:val="en-US"/>
         </w:rPr>
-        <w:t>Sql</w:t>
+        <w:t>builtin</w:t>
       </w:r>
       <w:proofErr w:type="spellEnd"/>
       <w:r>
@@ -40959,120 +39843,12 @@
           <w:rFonts w:cs="Cambria"/>
           <w:lang w:val="en-US"/>
         </w:rPr>
-        <w:t xml:space="preserve"> Server session store provider</w:t>
-      </w:r>
-    </w:p>
-    <w:p>
-      <w:pPr>
-        <w:rPr>
-          <w:rFonts w:cs="Cambria"/>
-          <w:b/>
-          <w:lang w:val="en-US"/>
-        </w:rPr>
-      </w:pPr>
-      <w:r>
-        <w:rPr>
-          <w:rFonts w:cs="Cambria"/>
-          <w:lang w:val="en-US"/>
-        </w:rPr>
-        <w:t xml:space="preserve">A provider </w:t>
-      </w:r>
-      <w:r>
-        <w:rPr>
-          <w:rFonts w:cs="Cambria"/>
-          <w:lang w:val="en-US"/>
-        </w:rPr>
-        <w:t xml:space="preserve">using </w:t>
-      </w:r>
-      <w:proofErr w:type="spellStart"/>
-      <w:r>
-        <w:rPr>
-          <w:rFonts w:cs="Cambria"/>
-          <w:lang w:val="en-US"/>
-        </w:rPr>
-        <w:t>Sql</w:t>
-      </w:r>
-      <w:proofErr w:type="spellEnd"/>
-      <w:r>
-        <w:rPr>
-          <w:rFonts w:cs="Cambria"/>
-          <w:lang w:val="en-US"/>
-        </w:rPr>
-        <w:t xml:space="preserve"> Server </w:t>
-      </w:r>
-      <w:r>
-        <w:rPr>
-          <w:rFonts w:cs="Cambria"/>
-          <w:lang w:val="en-US"/>
-        </w:rPr>
-        <w:t xml:space="preserve">as backing store </w:t>
-      </w:r>
-      <w:r>
-        <w:rPr>
-          <w:rFonts w:cs="Cambria"/>
-          <w:lang w:val="en-US"/>
-        </w:rPr>
-        <w:t xml:space="preserve">is available via </w:t>
-      </w:r>
-      <w:proofErr w:type="spellStart"/>
-      <w:r>
-        <w:rPr>
-          <w:rFonts w:cs="Cambria"/>
-          <w:lang w:val="en-US"/>
-        </w:rPr>
-        <w:t>Nuget</w:t>
-      </w:r>
-      <w:proofErr w:type="spellEnd"/>
-      <w:r>
-        <w:rPr>
-          <w:rFonts w:cs="Cambria"/>
-          <w:lang w:val="en-US"/>
-        </w:rPr>
-        <w:t>.</w:t>
-      </w:r>
-      <w:r>
-        <w:rPr>
-          <w:rFonts w:cs="Cambria"/>
-          <w:lang w:val="en-US"/>
-        </w:rPr>
-        <w:t xml:space="preserve"> This will cover typical scenarios where a </w:t>
-      </w:r>
-      <w:proofErr w:type="spellStart"/>
-      <w:r>
-        <w:rPr>
-          <w:rFonts w:cs="Cambria"/>
-          <w:lang w:val="en-US"/>
-        </w:rPr>
-        <w:t>Sql</w:t>
-      </w:r>
-      <w:proofErr w:type="spellEnd"/>
-      <w:r>
-        <w:rPr>
-          <w:rFonts w:cs="Cambria"/>
-          <w:lang w:val="en-US"/>
-        </w:rPr>
-        <w:t xml:space="preserve"> Server is available for storage. It has </w:t>
-      </w:r>
-      <w:proofErr w:type="spellStart"/>
-      <w:r>
-        <w:rPr>
-          <w:rFonts w:cs="Cambria"/>
-          <w:lang w:val="en-US"/>
-        </w:rPr>
-        <w:t>builtin</w:t>
-      </w:r>
-      <w:proofErr w:type="spellEnd"/>
-      <w:r>
-        <w:rPr>
-          <w:rFonts w:cs="Cambria"/>
-          <w:lang w:val="en-US"/>
-        </w:rPr>
         <w:t xml:space="preserve"> routines for refreshing session and deleting expired sessions.</w:t>
       </w:r>
     </w:p>
     <w:p>
       <w:pPr>
-        <w:pStyle w:val="Heading1"/>
+        <w:pStyle w:val="Overskrift1"/>
         <w:rPr>
           <w:lang w:val="en-US"/>
         </w:rPr>
@@ -41116,7 +39892,6 @@
         <w:t xml:space="preserve">The following shows how to setup </w:t>
       </w:r>
       <w:proofErr w:type="spellStart"/>
-      <w:proofErr w:type="gramStart"/>
       <w:r>
         <w:rPr>
           <w:rFonts w:cs="Cambria"/>
@@ -41125,7 +39900,6 @@
         <w:t>dk.nita</w:t>
       </w:r>
       <w:proofErr w:type="spellEnd"/>
-      <w:proofErr w:type="gramEnd"/>
       <w:r>
         <w:rPr>
           <w:rFonts w:cs="Cambria"/>
@@ -41213,23 +39987,7 @@
           <w:rFonts w:cs="Cambria"/>
           <w:lang w:val="en-US"/>
         </w:rPr>
-        <w:t xml:space="preserve">Enable SSL on IIS (Preferably use “real” certificate, </w:t>
-      </w:r>
-      <w:proofErr w:type="gramStart"/>
-      <w:r>
-        <w:rPr>
-          <w:rFonts w:cs="Cambria"/>
-          <w:lang w:val="en-US"/>
-        </w:rPr>
-        <w:t>i.e.</w:t>
-      </w:r>
-      <w:proofErr w:type="gramEnd"/>
-      <w:r>
-        <w:rPr>
-          <w:rFonts w:cs="Cambria"/>
-          <w:lang w:val="en-US"/>
-        </w:rPr>
-        <w:t xml:space="preserve"> not </w:t>
+        <w:t xml:space="preserve">Enable SSL on IIS (Preferably use “real” certificate, i.e. not </w:t>
       </w:r>
       <w:proofErr w:type="spellStart"/>
       <w:r>
@@ -41430,6 +40188,7 @@
           <w:rFonts w:cs="Cambria"/>
           <w:lang w:val="en-US"/>
         </w:rPr>
+        <w:lastRenderedPageBreak/>
         <w:t xml:space="preserve">If you want to have automatic metadata exchange and monitoring the </w:t>
       </w:r>
       <w:proofErr w:type="spellStart"/>
@@ -41446,31 +40205,7 @@
           <w:rFonts w:cs="Cambria"/>
           <w:lang w:val="en-US"/>
         </w:rPr>
-        <w:t xml:space="preserve"> SSL </w:t>
-      </w:r>
-      <w:r>
-        <w:rPr>
-          <w:rFonts w:cs="Cambria"/>
-          <w:lang w:val="en-US"/>
-        </w:rPr>
-        <w:lastRenderedPageBreak/>
-        <w:t>certificate on the SP must be valid and trusted (</w:t>
-      </w:r>
-      <w:proofErr w:type="gramStart"/>
-      <w:r>
-        <w:rPr>
-          <w:rFonts w:cs="Cambria"/>
-          <w:lang w:val="en-US"/>
-        </w:rPr>
-        <w:t>I.e.</w:t>
-      </w:r>
-      <w:proofErr w:type="gramEnd"/>
-      <w:r>
-        <w:rPr>
-          <w:rFonts w:cs="Cambria"/>
-          <w:lang w:val="en-US"/>
-        </w:rPr>
-        <w:t xml:space="preserve"> no need to accept a “broken” certificate)</w:t>
+        <w:t xml:space="preserve"> SSL certificate on the SP must be valid and trusted (I.e. no need to accept a “broken” certificate)</w:t>
       </w:r>
     </w:p>
     <w:p>
@@ -41647,23 +40382,7 @@
           <w:lang w:val="en-US"/>
         </w:rPr>
         <w:tab/>
-        <w:t xml:space="preserve">Go to the service provider machine and download the ADFS metadata and put them in the appropriate directory, </w:t>
-      </w:r>
-      <w:proofErr w:type="gramStart"/>
-      <w:r>
-        <w:rPr>
-          <w:rFonts w:cs="Cambria"/>
-          <w:lang w:val="en-US"/>
-        </w:rPr>
-        <w:t>e.g.</w:t>
-      </w:r>
-      <w:proofErr w:type="gramEnd"/>
-      <w:r>
-        <w:rPr>
-          <w:rFonts w:cs="Cambria"/>
-          <w:lang w:val="en-US"/>
-        </w:rPr>
-        <w:t xml:space="preserve"> “c:\metadata”</w:t>
+        <w:t>Go to the service provider machine and download the ADFS metadata and put them in the appropriate directory, e.g. “c:\metadata”</w:t>
       </w:r>
     </w:p>
     <w:p>
@@ -41731,23 +40450,7 @@
           <w:rFonts w:cs="Cambria"/>
           <w:lang w:val="en-US"/>
         </w:rPr>
-        <w:t>: …status: Responder. Message</w:t>
-      </w:r>
-      <w:proofErr w:type="gramStart"/>
-      <w:r>
-        <w:rPr>
-          <w:rFonts w:cs="Cambria"/>
-          <w:lang w:val="en-US"/>
-        </w:rPr>
-        <w:t>: .</w:t>
-      </w:r>
-      <w:proofErr w:type="gramEnd"/>
-      <w:r>
-        <w:rPr>
-          <w:rFonts w:cs="Cambria"/>
-          <w:lang w:val="en-US"/>
-        </w:rPr>
-        <w:t>” it may be a problem with the expected hashing algorithm on ADFS:</w:t>
+        <w:t>: …status: Responder. Message: .” it may be a problem with the expected hashing algorithm on ADFS:</w:t>
       </w:r>
     </w:p>
     <w:p>
@@ -41795,23 +40498,7 @@
           <w:rFonts w:cs="Cambria"/>
           <w:lang w:val="en-US"/>
         </w:rPr>
-        <w:t xml:space="preserve">If a problem with SHA-1 vs. SHA-256 is indicated, go to </w:t>
-      </w:r>
-      <w:proofErr w:type="gramStart"/>
-      <w:r>
-        <w:rPr>
-          <w:rFonts w:cs="Cambria"/>
-          <w:lang w:val="en-US"/>
-        </w:rPr>
-        <w:t>ADF</w:t>
-      </w:r>
-      <w:proofErr w:type="gramEnd"/>
-      <w:r>
-        <w:rPr>
-          <w:rFonts w:cs="Cambria"/>
-          <w:lang w:val="en-US"/>
-        </w:rPr>
-        <w:t xml:space="preserve"> and bring up the properties of the relying party (Demo SP).</w:t>
+        <w:t>If a problem with SHA-1 vs. SHA-256 is indicated, go to ADF and bring up the properties of the relying party (Demo SP).</w:t>
       </w:r>
     </w:p>
     <w:p>
@@ -41859,31 +40546,8 @@
           <w:rFonts w:cs="Cambria"/>
           <w:lang w:val="en-US"/>
         </w:rPr>
-        <w:t xml:space="preserve">The provided demo certificates cannot be used in this scenario. Use real issued certificates </w:t>
-      </w:r>
-      <w:r>
-        <w:rPr>
-          <w:rFonts w:cs="Cambria"/>
-          <w:lang w:val="en-US"/>
-        </w:rPr>
         <w:lastRenderedPageBreak/>
-        <w:t>from a trusted party (</w:t>
-      </w:r>
-      <w:proofErr w:type="gramStart"/>
-      <w:r>
-        <w:rPr>
-          <w:rFonts w:cs="Cambria"/>
-          <w:lang w:val="en-US"/>
-        </w:rPr>
-        <w:t>e.g.</w:t>
-      </w:r>
-      <w:proofErr w:type="gramEnd"/>
-      <w:r>
-        <w:rPr>
-          <w:rFonts w:cs="Cambria"/>
-          <w:lang w:val="en-US"/>
-        </w:rPr>
-        <w:t xml:space="preserve"> and internal CA).</w:t>
+        <w:t>The provided demo certificates cannot be used in this scenario. Use real issued certificates from a trusted party (e.g. and internal CA).</w:t>
       </w:r>
     </w:p>
     <w:p>
@@ -41905,7 +40569,7 @@
     </w:p>
     <w:p>
       <w:pPr>
-        <w:pStyle w:val="Heading1"/>
+        <w:pStyle w:val="Overskrift1"/>
         <w:rPr>
           <w:lang w:val="en-US"/>
         </w:rPr>
@@ -41948,7 +40612,7 @@
     </w:p>
     <w:tbl>
       <w:tblPr>
-        <w:tblW w:w="0pt" w:type="auto"/>
+        <w:tblW w:w="0pt" w:type="dxa"/>
         <w:tblLayout w:type="fixed"/>
         <w:tblLook w:firstRow="0" w:lastRow="0" w:firstColumn="0" w:lastColumn="0" w:noHBand="0" w:noVBand="0"/>
       </w:tblPr>
@@ -42301,7 +40965,7 @@
 </file>
 
 <file path=word/endnotes.xml><?xml version="1.0" encoding="utf-8"?>
-<w:endnotes xmlns:cx="http://schemas.microsoft.com/office/drawing/2014/chartex" xmlns:cx1="http://schemas.microsoft.com/office/drawing/2015/9/8/chartex" xmlns:cx2="http://schemas.microsoft.com/office/drawing/2015/10/21/chartex" xmlns:cx3="http://schemas.microsoft.com/office/drawing/2016/5/9/chartex" xmlns:cx4="http://schemas.microsoft.com/office/drawing/2016/5/10/chartex" xmlns:cx5="http://schemas.microsoft.com/office/drawing/2016/5/11/chartex" xmlns:cx6="http://schemas.microsoft.com/office/drawing/2016/5/12/chartex" xmlns:cx7="http://schemas.microsoft.com/office/drawing/2016/5/13/chartex" xmlns:cx8="http://schemas.microsoft.com/office/drawing/2016/5/14/chartex" xmlns:mc="http://schemas.openxmlformats.org/markup-compatibility/2006" xmlns:aink="http://schemas.microsoft.com/office/drawing/2016/ink" xmlns:am3d="http://schemas.microsoft.com/office/drawing/2017/model3d" xmlns:o="urn:schemas-microsoft-com:office:office" xmlns:r="http://purl.oclc.org/ooxml/officeDocument/relationships" xmlns:m="http://purl.oclc.org/ooxml/officeDocument/math" xmlns:v="urn:schemas-microsoft-com:vml" xmlns:wp14="http://schemas.microsoft.com/office/word/2010/wordprocessingDrawing" xmlns:wp="http://purl.oclc.org/ooxml/drawingml/wordprocessingDrawing" xmlns:w10="urn:schemas-microsoft-com:office:word" xmlns:w="http://purl.oclc.org/ooxml/wordprocessingml/main" xmlns:w14="http://schemas.microsoft.com/office/word/2010/wordml" xmlns:w15="http://schemas.microsoft.com/office/word/2012/wordml" xmlns:w16cex="http://schemas.microsoft.com/office/word/2018/wordml/cex" xmlns:w16cid="http://schemas.microsoft.com/office/word/2016/wordml/cid" xmlns:w16="http://schemas.microsoft.com/office/word/2018/wordml" xmlns:w16sdtdh="http://schemas.microsoft.com/office/word/2020/wordml/sdtdatahash" xmlns:w16se="http://schemas.microsoft.com/office/word/2015/wordml/symex" xmlns:wpi="http://schemas.microsoft.com/office/word/2010/wordprocessingInk" xmlns:wne="http://schemas.microsoft.com/office/word/2006/wordml" mc:Ignorable="w14 w15 w16se w16cid w16 w16cex w16sdtdh wne wp14">
+<w:endnotes xmlns:cx="http://schemas.microsoft.com/office/drawing/2014/chartex" xmlns:cx1="http://schemas.microsoft.com/office/drawing/2015/9/8/chartex" xmlns:cx2="http://schemas.microsoft.com/office/drawing/2015/10/21/chartex" xmlns:cx3="http://schemas.microsoft.com/office/drawing/2016/5/9/chartex" xmlns:cx4="http://schemas.microsoft.com/office/drawing/2016/5/10/chartex" xmlns:cx5="http://schemas.microsoft.com/office/drawing/2016/5/11/chartex" xmlns:cx6="http://schemas.microsoft.com/office/drawing/2016/5/12/chartex" xmlns:cx7="http://schemas.microsoft.com/office/drawing/2016/5/13/chartex" xmlns:cx8="http://schemas.microsoft.com/office/drawing/2016/5/14/chartex" xmlns:mc="http://schemas.openxmlformats.org/markup-compatibility/2006" xmlns:m="http://purl.oclc.org/ooxml/officeDocument/math" xmlns:aink="http://schemas.microsoft.com/office/drawing/2016/ink" xmlns:am3d="http://schemas.microsoft.com/office/drawing/2017/model3d" xmlns:oel="http://schemas.microsoft.com/office/2019/extlst" xmlns:r="http://purl.oclc.org/ooxml/officeDocument/relationships" xmlns:wp14="http://schemas.microsoft.com/office/word/2010/wordprocessingDrawing" xmlns:wp="http://purl.oclc.org/ooxml/drawingml/wordprocessingDrawing" xmlns:wpi="http://schemas.microsoft.com/office/word/2010/wordprocessingInk" xmlns:o="urn:schemas-microsoft-com:office:office" xmlns:v="urn:schemas-microsoft-com:vml" xmlns:w10="urn:schemas-microsoft-com:office:word" xmlns:w="http://purl.oclc.org/ooxml/wordprocessingml/main" xmlns:w14="http://schemas.microsoft.com/office/word/2010/wordml" xmlns:w15="http://schemas.microsoft.com/office/word/2012/wordml" xmlns:w16cex="http://schemas.microsoft.com/office/word/2018/wordml/cex" xmlns:w16cid="http://schemas.microsoft.com/office/word/2016/wordml/cid" xmlns:w16="http://schemas.microsoft.com/office/word/2018/wordml" xmlns:w16sdtdh="http://schemas.microsoft.com/office/word/2020/wordml/sdtdatahash" xmlns:w16sdtfl="http://schemas.microsoft.com/office/word/2024/wordml/sdtformatlock" xmlns:w16se="http://schemas.microsoft.com/office/word/2015/wordml/symex" xmlns:w16du="http://schemas.microsoft.com/office/word/2023/wordml/word16du" xmlns:wne="http://schemas.microsoft.com/office/word/2006/wordml" mc:Ignorable="w14 w15 w16se w16cid w16 w16cex w16sdtdh w16sdtfl w16du wne wp14">
   <w:endnote w:type="separator" w:id="-1">
     <w:p>
       <w:r>
@@ -42320,7 +40984,7 @@
 </file>
 
 <file path=word/footnotes.xml><?xml version="1.0" encoding="utf-8"?>
-<w:footnotes xmlns:cx="http://schemas.microsoft.com/office/drawing/2014/chartex" xmlns:cx1="http://schemas.microsoft.com/office/drawing/2015/9/8/chartex" xmlns:cx2="http://schemas.microsoft.com/office/drawing/2015/10/21/chartex" xmlns:cx3="http://schemas.microsoft.com/office/drawing/2016/5/9/chartex" xmlns:cx4="http://schemas.microsoft.com/office/drawing/2016/5/10/chartex" xmlns:cx5="http://schemas.microsoft.com/office/drawing/2016/5/11/chartex" xmlns:cx6="http://schemas.microsoft.com/office/drawing/2016/5/12/chartex" xmlns:cx7="http://schemas.microsoft.com/office/drawing/2016/5/13/chartex" xmlns:cx8="http://schemas.microsoft.com/office/drawing/2016/5/14/chartex" xmlns:mc="http://schemas.openxmlformats.org/markup-compatibility/2006" xmlns:aink="http://schemas.microsoft.com/office/drawing/2016/ink" xmlns:am3d="http://schemas.microsoft.com/office/drawing/2017/model3d" xmlns:o="urn:schemas-microsoft-com:office:office" xmlns:r="http://purl.oclc.org/ooxml/officeDocument/relationships" xmlns:m="http://purl.oclc.org/ooxml/officeDocument/math" xmlns:v="urn:schemas-microsoft-com:vml" xmlns:wp14="http://schemas.microsoft.com/office/word/2010/wordprocessingDrawing" xmlns:wp="http://purl.oclc.org/ooxml/drawingml/wordprocessingDrawing" xmlns:w10="urn:schemas-microsoft-com:office:word" xmlns:w="http://purl.oclc.org/ooxml/wordprocessingml/main" xmlns:w14="http://schemas.microsoft.com/office/word/2010/wordml" xmlns:w15="http://schemas.microsoft.com/office/word/2012/wordml" xmlns:w16cex="http://schemas.microsoft.com/office/word/2018/wordml/cex" xmlns:w16cid="http://schemas.microsoft.com/office/word/2016/wordml/cid" xmlns:w16="http://schemas.microsoft.com/office/word/2018/wordml" xmlns:w16sdtdh="http://schemas.microsoft.com/office/word/2020/wordml/sdtdatahash" xmlns:w16se="http://schemas.microsoft.com/office/word/2015/wordml/symex" xmlns:wpi="http://schemas.microsoft.com/office/word/2010/wordprocessingInk" xmlns:wne="http://schemas.microsoft.com/office/word/2006/wordml" mc:Ignorable="w14 w15 w16se w16cid w16 w16cex w16sdtdh wne wp14">
+<w:footnotes xmlns:cx="http://schemas.microsoft.com/office/drawing/2014/chartex" xmlns:cx1="http://schemas.microsoft.com/office/drawing/2015/9/8/chartex" xmlns:cx2="http://schemas.microsoft.com/office/drawing/2015/10/21/chartex" xmlns:cx3="http://schemas.microsoft.com/office/drawing/2016/5/9/chartex" xmlns:cx4="http://schemas.microsoft.com/office/drawing/2016/5/10/chartex" xmlns:cx5="http://schemas.microsoft.com/office/drawing/2016/5/11/chartex" xmlns:cx6="http://schemas.microsoft.com/office/drawing/2016/5/12/chartex" xmlns:cx7="http://schemas.microsoft.com/office/drawing/2016/5/13/chartex" xmlns:cx8="http://schemas.microsoft.com/office/drawing/2016/5/14/chartex" xmlns:mc="http://schemas.openxmlformats.org/markup-compatibility/2006" xmlns:m="http://purl.oclc.org/ooxml/officeDocument/math" xmlns:aink="http://schemas.microsoft.com/office/drawing/2016/ink" xmlns:am3d="http://schemas.microsoft.com/office/drawing/2017/model3d" xmlns:oel="http://schemas.microsoft.com/office/2019/extlst" xmlns:r="http://purl.oclc.org/ooxml/officeDocument/relationships" xmlns:wp14="http://schemas.microsoft.com/office/word/2010/wordprocessingDrawing" xmlns:wp="http://purl.oclc.org/ooxml/drawingml/wordprocessingDrawing" xmlns:wpi="http://schemas.microsoft.com/office/word/2010/wordprocessingInk" xmlns:o="urn:schemas-microsoft-com:office:office" xmlns:v="urn:schemas-microsoft-com:vml" xmlns:w10="urn:schemas-microsoft-com:office:word" xmlns:w="http://purl.oclc.org/ooxml/wordprocessingml/main" xmlns:w14="http://schemas.microsoft.com/office/word/2010/wordml" xmlns:w15="http://schemas.microsoft.com/office/word/2012/wordml" xmlns:w16cex="http://schemas.microsoft.com/office/word/2018/wordml/cex" xmlns:w16cid="http://schemas.microsoft.com/office/word/2016/wordml/cid" xmlns:w16="http://schemas.microsoft.com/office/word/2018/wordml" xmlns:w16sdtdh="http://schemas.microsoft.com/office/word/2020/wordml/sdtdatahash" xmlns:w16sdtfl="http://schemas.microsoft.com/office/word/2024/wordml/sdtformatlock" xmlns:w16se="http://schemas.microsoft.com/office/word/2015/wordml/symex" xmlns:w16du="http://schemas.microsoft.com/office/word/2023/wordml/word16du" xmlns:wne="http://schemas.microsoft.com/office/word/2006/wordml" mc:Ignorable="w14 w15 w16se w16cid w16 w16cex w16sdtdh w16sdtfl w16du wne wp14">
   <w:footnote w:type="separator" w:id="-1">
     <w:p>
       <w:r>
@@ -42339,7 +41003,7 @@
 </file>
 
 <file path=word/numbering.xml><?xml version="1.0" encoding="utf-8"?>
-<w:numbering xmlns:cx="http://schemas.microsoft.com/office/drawing/2014/chartex" xmlns:cx1="http://schemas.microsoft.com/office/drawing/2015/9/8/chartex" xmlns:cx2="http://schemas.microsoft.com/office/drawing/2015/10/21/chartex" xmlns:cx3="http://schemas.microsoft.com/office/drawing/2016/5/9/chartex" xmlns:cx4="http://schemas.microsoft.com/office/drawing/2016/5/10/chartex" xmlns:cx5="http://schemas.microsoft.com/office/drawing/2016/5/11/chartex" xmlns:cx6="http://schemas.microsoft.com/office/drawing/2016/5/12/chartex" xmlns:cx7="http://schemas.microsoft.com/office/drawing/2016/5/13/chartex" xmlns:cx8="http://schemas.microsoft.com/office/drawing/2016/5/14/chartex" xmlns:mc="http://schemas.openxmlformats.org/markup-compatibility/2006" xmlns:aink="http://schemas.microsoft.com/office/drawing/2016/ink" xmlns:am3d="http://schemas.microsoft.com/office/drawing/2017/model3d" xmlns:o="urn:schemas-microsoft-com:office:office" xmlns:r="http://purl.oclc.org/ooxml/officeDocument/relationships" xmlns:m="http://purl.oclc.org/ooxml/officeDocument/math" xmlns:v="urn:schemas-microsoft-com:vml" xmlns:wp14="http://schemas.microsoft.com/office/word/2010/wordprocessingDrawing" xmlns:wp="http://purl.oclc.org/ooxml/drawingml/wordprocessingDrawing" xmlns:w10="urn:schemas-microsoft-com:office:word" xmlns:w="http://purl.oclc.org/ooxml/wordprocessingml/main" xmlns:w14="http://schemas.microsoft.com/office/word/2010/wordml" xmlns:w15="http://schemas.microsoft.com/office/word/2012/wordml" xmlns:w16cex="http://schemas.microsoft.com/office/word/2018/wordml/cex" xmlns:w16cid="http://schemas.microsoft.com/office/word/2016/wordml/cid" xmlns:w16="http://schemas.microsoft.com/office/word/2018/wordml" xmlns:w16sdtdh="http://schemas.microsoft.com/office/word/2020/wordml/sdtdatahash" xmlns:w16se="http://schemas.microsoft.com/office/word/2015/wordml/symex" xmlns:wpi="http://schemas.microsoft.com/office/word/2010/wordprocessingInk" xmlns:wne="http://schemas.microsoft.com/office/word/2006/wordml" mc:Ignorable="w14 w15 w16se w16cid w16 w16cex w16sdtdh wne wp14">
+<w:numbering xmlns:cx="http://schemas.microsoft.com/office/drawing/2014/chartex" xmlns:cx1="http://schemas.microsoft.com/office/drawing/2015/9/8/chartex" xmlns:cx2="http://schemas.microsoft.com/office/drawing/2015/10/21/chartex" xmlns:cx3="http://schemas.microsoft.com/office/drawing/2016/5/9/chartex" xmlns:cx4="http://schemas.microsoft.com/office/drawing/2016/5/10/chartex" xmlns:cx5="http://schemas.microsoft.com/office/drawing/2016/5/11/chartex" xmlns:cx6="http://schemas.microsoft.com/office/drawing/2016/5/12/chartex" xmlns:cx7="http://schemas.microsoft.com/office/drawing/2016/5/13/chartex" xmlns:cx8="http://schemas.microsoft.com/office/drawing/2016/5/14/chartex" xmlns:mc="http://schemas.openxmlformats.org/markup-compatibility/2006" xmlns:m="http://purl.oclc.org/ooxml/officeDocument/math" xmlns:aink="http://schemas.microsoft.com/office/drawing/2016/ink" xmlns:am3d="http://schemas.microsoft.com/office/drawing/2017/model3d" xmlns:oel="http://schemas.microsoft.com/office/2019/extlst" xmlns:r="http://purl.oclc.org/ooxml/officeDocument/relationships" xmlns:wp14="http://schemas.microsoft.com/office/word/2010/wordprocessingDrawing" xmlns:wp="http://purl.oclc.org/ooxml/drawingml/wordprocessingDrawing" xmlns:wpi="http://schemas.microsoft.com/office/word/2010/wordprocessingInk" xmlns:o="urn:schemas-microsoft-com:office:office" xmlns:v="urn:schemas-microsoft-com:vml" xmlns:w10="urn:schemas-microsoft-com:office:word" xmlns:w="http://purl.oclc.org/ooxml/wordprocessingml/main" xmlns:w14="http://schemas.microsoft.com/office/word/2010/wordml" xmlns:w15="http://schemas.microsoft.com/office/word/2012/wordml" xmlns:w16cex="http://schemas.microsoft.com/office/word/2018/wordml/cex" xmlns:w16cid="http://schemas.microsoft.com/office/word/2016/wordml/cid" xmlns:w16="http://schemas.microsoft.com/office/word/2018/wordml" xmlns:w16sdtdh="http://schemas.microsoft.com/office/word/2020/wordml/sdtdatahash" xmlns:w16sdtfl="http://schemas.microsoft.com/office/word/2024/wordml/sdtformatlock" xmlns:w16se="http://schemas.microsoft.com/office/word/2015/wordml/symex" xmlns:w16du="http://schemas.microsoft.com/office/word/2023/wordml/word16du" xmlns:wne="http://schemas.microsoft.com/office/word/2006/wordml" mc:Ignorable="w14 w15 w16se w16cid w16 w16cex w16sdtdh w16sdtfl w16du wne wp14">
   <w:abstractNum w:abstractNumId="0" w15:restartNumberingAfterBreak="0">
     <w:nsid w:val="FFFFFFFE"/>
     <w:multiLevelType w:val="singleLevel"/>
@@ -43173,25 +41837,25 @@
       </w:rPr>
     </w:lvl>
   </w:abstractNum>
-  <w:num w:numId="1">
+  <w:num w:numId="1" w16cid:durableId="180052794">
     <w:abstractNumId w:val="1"/>
   </w:num>
-  <w:num w:numId="2">
+  <w:num w:numId="2" w16cid:durableId="389311211">
     <w:abstractNumId w:val="2"/>
   </w:num>
-  <w:num w:numId="3">
+  <w:num w:numId="3" w16cid:durableId="1705640870">
     <w:abstractNumId w:val="3"/>
   </w:num>
-  <w:num w:numId="4">
+  <w:num w:numId="4" w16cid:durableId="1813592081">
     <w:abstractNumId w:val="4"/>
   </w:num>
-  <w:num w:numId="5">
+  <w:num w:numId="5" w16cid:durableId="1914198443">
     <w:abstractNumId w:val="5"/>
   </w:num>
-  <w:num w:numId="6">
+  <w:num w:numId="6" w16cid:durableId="1969507766">
     <w:abstractNumId w:val="9"/>
   </w:num>
-  <w:num w:numId="7">
+  <w:num w:numId="7" w16cid:durableId="1166359104">
     <w:abstractNumId w:val="0"/>
     <w:lvlOverride w:ilvl="0">
       <w:lvl w:ilvl="0">
@@ -43204,35 +41868,35 @@
       </w:lvl>
     </w:lvlOverride>
   </w:num>
-  <w:num w:numId="8">
+  <w:num w:numId="8" w16cid:durableId="458769030">
     <w:abstractNumId w:val="12"/>
   </w:num>
-  <w:num w:numId="9">
+  <w:num w:numId="9" w16cid:durableId="875696751">
     <w:abstractNumId w:val="8"/>
   </w:num>
-  <w:num w:numId="10">
+  <w:num w:numId="10" w16cid:durableId="1490051535">
     <w:abstractNumId w:val="11"/>
   </w:num>
-  <w:num w:numId="11">
+  <w:num w:numId="11" w16cid:durableId="810365522">
     <w:abstractNumId w:val="14"/>
   </w:num>
-  <w:num w:numId="12">
+  <w:num w:numId="12" w16cid:durableId="1025594215">
     <w:abstractNumId w:val="7"/>
   </w:num>
-  <w:num w:numId="13">
+  <w:num w:numId="13" w16cid:durableId="1299604060">
     <w:abstractNumId w:val="6"/>
   </w:num>
-  <w:num w:numId="14">
+  <w:num w:numId="14" w16cid:durableId="2099325252">
     <w:abstractNumId w:val="13"/>
   </w:num>
-  <w:num w:numId="15">
+  <w:num w:numId="15" w16cid:durableId="1187057157">
     <w:abstractNumId w:val="10"/>
   </w:num>
 </w:numbering>
 </file>
 
 <file path=word/styles.xml><?xml version="1.0" encoding="utf-8"?>
-<w:styles xmlns:mc="http://schemas.openxmlformats.org/markup-compatibility/2006" xmlns:r="http://purl.oclc.org/ooxml/officeDocument/relationships" xmlns:w="http://purl.oclc.org/ooxml/wordprocessingml/main" xmlns:w14="http://schemas.microsoft.com/office/word/2010/wordml" xmlns:w15="http://schemas.microsoft.com/office/word/2012/wordml" xmlns:w16cex="http://schemas.microsoft.com/office/word/2018/wordml/cex" xmlns:w16cid="http://schemas.microsoft.com/office/word/2016/wordml/cid" xmlns:w16="http://schemas.microsoft.com/office/word/2018/wordml" xmlns:w16sdtdh="http://schemas.microsoft.com/office/word/2020/wordml/sdtdatahash" xmlns:w16se="http://schemas.microsoft.com/office/word/2015/wordml/symex" mc:Ignorable="w14 w15 w16se w16cid w16 w16cex w16sdtdh">
+<w:styles xmlns:mc="http://schemas.openxmlformats.org/markup-compatibility/2006" xmlns:r="http://purl.oclc.org/ooxml/officeDocument/relationships" xmlns:w="http://purl.oclc.org/ooxml/wordprocessingml/main" xmlns:w14="http://schemas.microsoft.com/office/word/2010/wordml" xmlns:w15="http://schemas.microsoft.com/office/word/2012/wordml" xmlns:w16cex="http://schemas.microsoft.com/office/word/2018/wordml/cex" xmlns:w16cid="http://schemas.microsoft.com/office/word/2016/wordml/cid" xmlns:w16="http://schemas.microsoft.com/office/word/2018/wordml" xmlns:w16sdtdh="http://schemas.microsoft.com/office/word/2020/wordml/sdtdatahash" xmlns:w16sdtfl="http://schemas.microsoft.com/office/word/2024/wordml/sdtformatlock" xmlns:w16se="http://schemas.microsoft.com/office/word/2015/wordml/symex" xmlns:w16du="http://schemas.microsoft.com/office/word/2023/wordml/word16du" mc:Ignorable="w14 w15 w16se w16cid w16 w16cex w16sdtdh w16sdtfl w16du">
   <w:docDefaults>
     <w:rPrDefault>
       <w:rPr>
@@ -43643,11 +42307,11 @@
       <w:szCs w:val="24"/>
     </w:rPr>
   </w:style>
-  <w:style w:type="paragraph" w:styleId="Heading1">
+  <w:style w:type="paragraph" w:styleId="Overskrift1">
     <w:name w:val="heading 1"/>
     <w:basedOn w:val="Normal"/>
     <w:next w:val="Normal"/>
-    <w:link w:val="Heading1Char"/>
+    <w:link w:val="Overskrift1Tegn"/>
     <w:uiPriority w:val="99"/>
     <w:qFormat/>
     <w:rsid w:val="00E90A43"/>
@@ -43661,11 +42325,11 @@
       <w:sz w:val="28"/>
     </w:rPr>
   </w:style>
-  <w:style w:type="paragraph" w:styleId="Heading2">
+  <w:style w:type="paragraph" w:styleId="Overskrift2">
     <w:name w:val="heading 2"/>
     <w:basedOn w:val="Normal"/>
     <w:next w:val="Normal"/>
-    <w:link w:val="Heading2Char"/>
+    <w:link w:val="Overskrift2Tegn"/>
     <w:uiPriority w:val="99"/>
     <w:qFormat/>
     <w:rsid w:val="003B7628"/>
@@ -43679,11 +42343,11 @@
       <w:sz w:val="26"/>
     </w:rPr>
   </w:style>
-  <w:style w:type="paragraph" w:styleId="Heading3">
+  <w:style w:type="paragraph" w:styleId="Overskrift3">
     <w:name w:val="heading 3"/>
     <w:basedOn w:val="Normal"/>
     <w:next w:val="Normal"/>
-    <w:link w:val="Heading3Char"/>
+    <w:link w:val="Overskrift3Tegn"/>
     <w:uiPriority w:val="99"/>
     <w:qFormat/>
     <w:rsid w:val="003B7628"/>
@@ -43697,11 +42361,11 @@
       <w:sz w:val="22"/>
     </w:rPr>
   </w:style>
-  <w:style w:type="paragraph" w:styleId="Heading4">
+  <w:style w:type="paragraph" w:styleId="Overskrift4">
     <w:name w:val="heading 4"/>
     <w:basedOn w:val="Normal"/>
     <w:next w:val="Normal"/>
-    <w:link w:val="Heading4Char"/>
+    <w:link w:val="Overskrift4Tegn"/>
     <w:uiPriority w:val="9"/>
     <w:unhideWhenUsed/>
     <w:rsid w:val="006B6E79"/>
@@ -43718,11 +42382,11 @@
       <w:color w:val="2E74B5" w:themeColor="accent1" w:themeShade="BF"/>
     </w:rPr>
   </w:style>
-  <w:style w:type="paragraph" w:styleId="Heading5">
+  <w:style w:type="paragraph" w:styleId="Overskrift5">
     <w:name w:val="heading 5"/>
     <w:basedOn w:val="Normal"/>
     <w:next w:val="Normal"/>
-    <w:link w:val="Heading5Char"/>
+    <w:link w:val="Overskrift5Tegn"/>
     <w:uiPriority w:val="9"/>
     <w:unhideWhenUsed/>
     <w:rsid w:val="006B6E79"/>
@@ -43737,13 +42401,13 @@
       <w:color w:val="2E74B5" w:themeColor="accent1" w:themeShade="BF"/>
     </w:rPr>
   </w:style>
-  <w:style w:type="character" w:default="1" w:styleId="DefaultParagraphFont">
+  <w:style w:type="character" w:default="1" w:styleId="Standardskrifttypeiafsnit">
     <w:name w:val="Default Paragraph Font"/>
     <w:uiPriority w:val="1"/>
     <w:semiHidden/>
     <w:unhideWhenUsed/>
   </w:style>
-  <w:style w:type="table" w:default="1" w:styleId="TableNormal">
+  <w:style w:type="table" w:default="1" w:styleId="Tabel-Normal">
     <w:name w:val="Normal Table"/>
     <w:uiPriority w:val="99"/>
     <w:semiHidden/>
@@ -43758,16 +42422,16 @@
       </w:tblCellMar>
     </w:tblPr>
   </w:style>
-  <w:style w:type="numbering" w:default="1" w:styleId="NoList">
+  <w:style w:type="numbering" w:default="1" w:styleId="Ingenoversigt">
     <w:name w:val="No List"/>
     <w:uiPriority w:val="99"/>
     <w:semiHidden/>
     <w:unhideWhenUsed/>
   </w:style>
-  <w:style w:type="character" w:customStyle="1" w:styleId="Heading2Char">
-    <w:name w:val="Heading 2 Char"/>
-    <w:basedOn w:val="DefaultParagraphFont"/>
-    <w:link w:val="Heading2"/>
+  <w:style w:type="character" w:customStyle="1" w:styleId="Overskrift2Tegn">
+    <w:name w:val="Overskrift 2 Tegn"/>
+    <w:basedOn w:val="Standardskrifttypeiafsnit"/>
+    <w:link w:val="Overskrift2"/>
     <w:uiPriority w:val="99"/>
     <w:locked/>
     <w:rsid w:val="003B7628"/>
@@ -43779,10 +42443,10 @@
       <w:szCs w:val="24"/>
     </w:rPr>
   </w:style>
-  <w:style w:type="character" w:customStyle="1" w:styleId="Heading3Char">
-    <w:name w:val="Heading 3 Char"/>
-    <w:basedOn w:val="DefaultParagraphFont"/>
-    <w:link w:val="Heading3"/>
+  <w:style w:type="character" w:customStyle="1" w:styleId="Overskrift3Tegn">
+    <w:name w:val="Overskrift 3 Tegn"/>
+    <w:basedOn w:val="Standardskrifttypeiafsnit"/>
+    <w:link w:val="Overskrift3"/>
     <w:uiPriority w:val="99"/>
     <w:locked/>
     <w:rsid w:val="003B7628"/>
@@ -43793,10 +42457,10 @@
       <w:szCs w:val="24"/>
     </w:rPr>
   </w:style>
-  <w:style w:type="character" w:customStyle="1" w:styleId="Heading1Char">
-    <w:name w:val="Heading 1 Char"/>
-    <w:basedOn w:val="DefaultParagraphFont"/>
-    <w:link w:val="Heading1"/>
+  <w:style w:type="character" w:customStyle="1" w:styleId="Overskrift1Tegn">
+    <w:name w:val="Overskrift 1 Tegn"/>
+    <w:basedOn w:val="Standardskrifttypeiafsnit"/>
+    <w:link w:val="Overskrift1"/>
     <w:uiPriority w:val="99"/>
     <w:locked/>
     <w:rsid w:val="00E90A43"/>
@@ -43810,7 +42474,7 @@
   </w:style>
   <w:style w:type="character" w:styleId="Hyperlink">
     <w:name w:val="Hyperlink"/>
-    <w:basedOn w:val="DefaultParagraphFont"/>
+    <w:basedOn w:val="Standardskrifttypeiafsnit"/>
     <w:uiPriority w:val="99"/>
     <w:unhideWhenUsed/>
     <w:rsid w:val="00E56566"/>
@@ -43819,7 +42483,7 @@
       <w:u w:val="single"/>
     </w:rPr>
   </w:style>
-  <w:style w:type="paragraph" w:styleId="ListParagraph">
+  <w:style w:type="paragraph" w:styleId="Listeafsnit">
     <w:name w:val="List Paragraph"/>
     <w:basedOn w:val="Normal"/>
     <w:uiPriority w:val="34"/>
@@ -43830,10 +42494,10 @@
       <w:contextualSpacing/>
     </w:pPr>
   </w:style>
-  <w:style w:type="character" w:customStyle="1" w:styleId="Heading4Char">
-    <w:name w:val="Heading 4 Char"/>
-    <w:basedOn w:val="DefaultParagraphFont"/>
-    <w:link w:val="Heading4"/>
+  <w:style w:type="character" w:customStyle="1" w:styleId="Overskrift4Tegn">
+    <w:name w:val="Overskrift 4 Tegn"/>
+    <w:basedOn w:val="Standardskrifttypeiafsnit"/>
+    <w:link w:val="Overskrift4"/>
     <w:uiPriority w:val="9"/>
     <w:rsid w:val="006B6E79"/>
     <w:rPr>
@@ -43845,10 +42509,10 @@
       <w:szCs w:val="24"/>
     </w:rPr>
   </w:style>
-  <w:style w:type="character" w:customStyle="1" w:styleId="Heading5Char">
-    <w:name w:val="Heading 5 Char"/>
-    <w:basedOn w:val="DefaultParagraphFont"/>
-    <w:link w:val="Heading5"/>
+  <w:style w:type="character" w:customStyle="1" w:styleId="Overskrift5Tegn">
+    <w:name w:val="Overskrift 5 Tegn"/>
+    <w:basedOn w:val="Standardskrifttypeiafsnit"/>
+    <w:link w:val="Overskrift5"/>
     <w:uiPriority w:val="9"/>
     <w:rsid w:val="006B6E79"/>
     <w:rPr>
@@ -43860,7 +42524,7 @@
   </w:style>
   <w:style w:type="paragraph" w:customStyle="1" w:styleId="oiosamloverskrift1">
     <w:name w:val="oiosaml overskrift 1"/>
-    <w:basedOn w:val="Heading1"/>
+    <w:basedOn w:val="Overskrift1"/>
     <w:link w:val="oiosamloverskrift1Tegn"/>
     <w:rsid w:val="00E90A43"/>
     <w:pPr>
@@ -43877,9 +42541,9 @@
       <w:lang w:val="en-US"/>
     </w:rPr>
   </w:style>
-  <w:style w:type="paragraph" w:styleId="TOCHeading">
+  <w:style w:type="paragraph" w:styleId="Overskrift">
     <w:name w:val="TOC Heading"/>
-    <w:basedOn w:val="Heading1"/>
+    <w:basedOn w:val="Overskrift1"/>
     <w:next w:val="Normal"/>
     <w:uiPriority w:val="39"/>
     <w:unhideWhenUsed/>
@@ -43905,7 +42569,7 @@
   </w:style>
   <w:style w:type="character" w:customStyle="1" w:styleId="oiosamloverskrift1Tegn">
     <w:name w:val="oiosaml overskrift 1 Tegn"/>
-    <w:basedOn w:val="Heading1Char"/>
+    <w:basedOn w:val="Overskrift1Tegn"/>
     <w:link w:val="oiosamloverskrift1"/>
     <w:rsid w:val="00E90A43"/>
     <w:rPr>
@@ -43918,7 +42582,7 @@
       <w:lang w:val="en-US"/>
     </w:rPr>
   </w:style>
-  <w:style w:type="paragraph" w:styleId="TOC1">
+  <w:style w:type="paragraph" w:styleId="Indholdsfortegnelse1">
     <w:name w:val="toc 1"/>
     <w:basedOn w:val="Normal"/>
     <w:next w:val="Normal"/>
@@ -43930,7 +42594,7 @@
       <w:spacing w:after="5pt"/>
     </w:pPr>
   </w:style>
-  <w:style w:type="paragraph" w:styleId="TOC2">
+  <w:style w:type="paragraph" w:styleId="Indholdsfortegnelse2">
     <w:name w:val="toc 2"/>
     <w:basedOn w:val="Normal"/>
     <w:next w:val="Normal"/>
@@ -43943,7 +42607,7 @@
       <w:ind w:start="12pt"/>
     </w:pPr>
   </w:style>
-  <w:style w:type="paragraph" w:styleId="TOC3">
+  <w:style w:type="paragraph" w:styleId="Indholdsfortegnelse3">
     <w:name w:val="toc 3"/>
     <w:basedOn w:val="Normal"/>
     <w:next w:val="Normal"/>
@@ -43956,10 +42620,10 @@
       <w:ind w:start="24pt"/>
     </w:pPr>
   </w:style>
-  <w:style w:type="paragraph" w:styleId="Header">
+  <w:style w:type="paragraph" w:styleId="Sidehoved">
     <w:name w:val="header"/>
     <w:basedOn w:val="Normal"/>
-    <w:link w:val="HeaderChar"/>
+    <w:link w:val="SidehovedTegn"/>
     <w:uiPriority w:val="99"/>
     <w:unhideWhenUsed/>
     <w:rsid w:val="00D04092"/>
@@ -43970,10 +42634,10 @@
       </w:tabs>
     </w:pPr>
   </w:style>
-  <w:style w:type="character" w:customStyle="1" w:styleId="HeaderChar">
-    <w:name w:val="Header Char"/>
-    <w:basedOn w:val="DefaultParagraphFont"/>
-    <w:link w:val="Header"/>
+  <w:style w:type="character" w:customStyle="1" w:styleId="SidehovedTegn">
+    <w:name w:val="Sidehoved Tegn"/>
+    <w:basedOn w:val="Standardskrifttypeiafsnit"/>
+    <w:link w:val="Sidehoved"/>
     <w:uiPriority w:val="99"/>
     <w:rsid w:val="00D04092"/>
     <w:rPr>
@@ -43982,10 +42646,10 @@
       <w:szCs w:val="24"/>
     </w:rPr>
   </w:style>
-  <w:style w:type="paragraph" w:styleId="Footer">
+  <w:style w:type="paragraph" w:styleId="Sidefod">
     <w:name w:val="footer"/>
     <w:basedOn w:val="Normal"/>
-    <w:link w:val="FooterChar"/>
+    <w:link w:val="SidefodTegn"/>
     <w:uiPriority w:val="99"/>
     <w:unhideWhenUsed/>
     <w:rsid w:val="00D04092"/>
@@ -43996,16 +42660,40 @@
       </w:tabs>
     </w:pPr>
   </w:style>
-  <w:style w:type="character" w:customStyle="1" w:styleId="FooterChar">
-    <w:name w:val="Footer Char"/>
-    <w:basedOn w:val="DefaultParagraphFont"/>
-    <w:link w:val="Footer"/>
+  <w:style w:type="character" w:customStyle="1" w:styleId="SidefodTegn">
+    <w:name w:val="Sidefod Tegn"/>
+    <w:basedOn w:val="Standardskrifttypeiafsnit"/>
+    <w:link w:val="Sidefod"/>
     <w:uiPriority w:val="99"/>
     <w:rsid w:val="00D04092"/>
     <w:rPr>
       <w:rFonts w:ascii="Cambria" w:hAnsi="Cambria"/>
       <w:sz w:val="24"/>
       <w:szCs w:val="24"/>
+    </w:rPr>
+  </w:style>
+  <w:style w:type="character" w:styleId="BesgtLink">
+    <w:name w:val="FollowedHyperlink"/>
+    <w:basedOn w:val="Standardskrifttypeiafsnit"/>
+    <w:uiPriority w:val="99"/>
+    <w:semiHidden/>
+    <w:unhideWhenUsed/>
+    <w:rsid w:val="000C5046"/>
+    <w:rPr>
+      <w:color w:val="954F72" w:themeColor="followedHyperlink"/>
+      <w:u w:val="single"/>
+    </w:rPr>
+  </w:style>
+  <w:style w:type="character" w:styleId="Ulstomtale">
+    <w:name w:val="Unresolved Mention"/>
+    <w:basedOn w:val="Standardskrifttypeiafsnit"/>
+    <w:uiPriority w:val="99"/>
+    <w:semiHidden/>
+    <w:unhideWhenUsed/>
+    <w:rsid w:val="000C5046"/>
+    <w:rPr>
+      <w:color w:val="605E5C"/>
+      <w:shd w:val="clear" w:color="auto" w:fill="E1DFDD"/>
     </w:rPr>
   </w:style>
 </w:styles>
